--- a/SRS/测试管理平台软件用户手册.docx
+++ b/SRS/测试管理平台软件用户手册.docx
@@ -1486,7 +1486,7 @@
           <w:rFonts w:ascii="Times New Roman" w:hAnsi="Times New Roman" w:eastAsia="宋体"/>
           <w:sz w:val="24"/>
         </w:rPr>
-        <w:t xml:space="preserve">如需停止服务，执行 systemctl stop cdtestplant 与 systemctl stop nginx。卸载前必须先备份数据库与 media 目录，备份方式见 4.4.6 节。</w:t>
+        <w:t xml:space="preserve">如需停止服务，执行 systemctl stop cdtestplant 与 systemctl stop nginx。卸载前必须先备份数据库与 media 目录，备份方式见 4.3.7 节。</w:t>
       </w:r>
     </w:p>
     <w:p>
@@ -1570,6 +1570,15 @@
     <w:p>
       <w:pPr>
         <w:pStyle w:val="2"/>
+      </w:pPr>
+      <w:r>
+        <w:rPr/>
+        <w:t xml:space="preserve">软件的操作说明</w:t>
+      </w:r>
+    </w:p>
+    <w:p>
+      <w:pPr>
+        <w:pStyle w:val="30"/>
       </w:pPr>
       <w:r>
         <w:rPr/>
@@ -1615,7 +1624,7 @@
                     <pic:cNvPicPr/>
                   </pic:nvPicPr>
                   <pic:blipFill>
-                    <a:blip r:embed="R3e9ac100e454409c" cstate="print"/>
+                    <a:blip r:embed="Re4e92975ad494cfc" cstate="print"/>
                     <a:stretch>
                       <a:fillRect/>
                     </a:stretch>
@@ -1978,15 +1987,6 @@
     </w:p>
     <w:p>
       <w:pPr>
-        <w:pStyle w:val="2"/>
-      </w:pPr>
-      <w:r>
-        <w:rPr/>
-        <w:t xml:space="preserve">操作说明</w:t>
-      </w:r>
-    </w:p>
-    <w:p>
-      <w:pPr>
         <w:pStyle w:val="30"/>
       </w:pPr>
       <w:r>
@@ -2033,7 +2033,7 @@
                     <pic:cNvPicPr/>
                   </pic:nvPicPr>
                   <pic:blipFill>
-                    <a:blip r:embed="R22584dfd73774bb9" cstate="print"/>
+                    <a:blip r:embed="Rb3431e4575de4012" cstate="print"/>
                     <a:stretch>
                       <a:fillRect/>
                     </a:stretch>
@@ -2760,7 +2760,7 @@
                     <pic:cNvPicPr/>
                   </pic:nvPicPr>
                   <pic:blipFill>
-                    <a:blip r:embed="R16eac90eca4a464f" cstate="print"/>
+                    <a:blip r:embed="Rcabdc31dddac44f1" cstate="print"/>
                     <a:stretch>
                       <a:fillRect/>
                     </a:stretch>
@@ -3132,7 +3132,7 @@
           <w:rFonts w:ascii="Times New Roman" w:hAnsi="Times New Roman" w:eastAsia="宋体"/>
           <w:sz w:val="24"/>
         </w:rPr>
-        <w:t xml:space="preserve">删除项目为级联删除，会一并删除该项目下的轮次、被测件、需求、用例与问题单，操作前须二次确认，建议先做一次项目范围备份（见 4.4.6）。</w:t>
+        <w:t xml:space="preserve">删除项目为级联删除，会一并删除该项目下的轮次、被测件、需求、用例与问题单，操作前须二次确认，建议先做一次项目范围备份（见 4.3.7）。</w:t>
       </w:r>
     </w:p>
     <w:p>
@@ -3183,7 +3183,7 @@
                     <pic:cNvPicPr/>
                   </pic:nvPicPr>
                   <pic:blipFill>
-                    <a:blip r:embed="Rf787f0a868af4b32" cstate="print"/>
+                    <a:blip r:embed="R2f5cf4cd811d4067" cstate="print"/>
                     <a:stretch>
                       <a:fillRect/>
                     </a:stretch>
@@ -4098,7 +4098,7 @@
                     <pic:cNvPicPr/>
                   </pic:nvPicPr>
                   <pic:blipFill>
-                    <a:blip r:embed="R93613a24228b4a4f" cstate="print"/>
+                    <a:blip r:embed="R48ff5527697d44eb" cstate="print"/>
                     <a:stretch>
                       <a:fillRect/>
                     </a:stretch>
@@ -4507,7 +4507,7 @@
                     <pic:cNvPicPr/>
                   </pic:nvPicPr>
                   <pic:blipFill>
-                    <a:blip r:embed="R3f999b35e5ef4fc6" cstate="print"/>
+                    <a:blip r:embed="Rdfe93c67c9e046c3" cstate="print"/>
                     <a:stretch>
                       <a:fillRect/>
                     </a:stretch>
@@ -4893,7 +4893,7 @@
                     <pic:cNvPicPr/>
                   </pic:nvPicPr>
                   <pic:blipFill>
-                    <a:blip r:embed="Rce009865568b4b4a" cstate="print"/>
+                    <a:blip r:embed="Rb25c3a519bae4b74" cstate="print"/>
                     <a:stretch>
                       <a:fillRect/>
                     </a:stretch>
@@ -4974,7 +4974,7 @@
                     <pic:cNvPicPr/>
                   </pic:nvPicPr>
                   <pic:blipFill>
-                    <a:blip r:embed="R9173de8e23104695" cstate="print"/>
+                    <a:blip r:embed="R395b6b7512064915" cstate="print"/>
                     <a:stretch>
                       <a:fillRect/>
                     </a:stretch>
@@ -5360,7 +5360,7 @@
                     <pic:cNvPicPr/>
                   </pic:nvPicPr>
                   <pic:blipFill>
-                    <a:blip r:embed="R57854fd475ab494a" cstate="print"/>
+                    <a:blip r:embed="R2a6a44a758d5497e" cstate="print"/>
                     <a:stretch>
                       <a:fillRect/>
                     </a:stretch>

--- a/SRS/测试管理平台软件用户手册.docx
+++ b/SRS/测试管理平台软件用户手册.docx
@@ -375,7 +375,7 @@
           <w:rFonts w:ascii="Times New Roman" w:hAnsi="Times New Roman" w:eastAsia="宋体"/>
           <w:sz w:val="24"/>
         </w:rPr>
-        <w:t xml:space="preserve">本文档的读者为平台最终用户与运维人员。文档中的截图取自线上环境（https://47.108.230.220/cdtestplant/），实际界面以所使用版本为准。</w:t>
+        <w:t xml:space="preserve">本文档的读者为平台最终用户与运维人员。文档中的截图取自线上环境（https://XXX/cdtestplant/），实际界面以所使用版本为准。</w:t>
       </w:r>
     </w:p>
     <w:p>
@@ -398,7 +398,7 @@
           <w:rFonts w:ascii="Times New Roman" w:hAnsi="Times New Roman" w:eastAsia="宋体"/>
           <w:sz w:val="24"/>
         </w:rPr>
-        <w:t xml:space="preserve">· GJB 438B-2009　军用软件文档编制规范</w:t>
+        <w:t xml:space="preserve">· GJB 438B-2009 军用软件文档编制规范</w:t>
       </w:r>
     </w:p>
     <w:p>
@@ -412,7 +412,7 @@
           <w:rFonts w:ascii="Times New Roman" w:hAnsi="Times New Roman" w:eastAsia="宋体"/>
           <w:sz w:val="24"/>
         </w:rPr>
-        <w:t xml:space="preserve">· GB/T 8567-2006　计算机软件文档编制规范</w:t>
+        <w:t xml:space="preserve">· GB/T 8567-2006 计算机软件文档编制规范</w:t>
       </w:r>
     </w:p>
     <w:p>
@@ -485,7 +485,7 @@
           <w:rFonts w:ascii="Times New Roman" w:hAnsi="Times New Roman" w:eastAsia="黑体"/>
           <w:sz w:val="21"/>
         </w:rPr>
-        <w:t xml:space="preserve">表 3-1　功能一览</w:t>
+        <w:t xml:space="preserve">表 3-1 功能一览</w:t>
       </w:r>
     </w:p>
     <w:tbl>
@@ -494,12 +494,12 @@
         <w:tblW w:w="9598" w:type="dxa"/>
         <w:jc w:val="center"/>
         <w:tblBorders>
-          <w:top w:val="single" w:sz="4"/>
-          <w:left w:val="single" w:sz="4"/>
-          <w:bottom w:val="single" w:sz="4"/>
-          <w:right w:val="single" w:sz="4"/>
-          <w:insideH w:val="single" w:sz="4"/>
-          <w:insideV w:val="single" w:sz="4"/>
+          <w:top w:val="single" w:color="000000" w:sz="12"/>
+          <w:left w:val="single" w:color="000000" w:sz="12"/>
+          <w:bottom w:val="single" w:color="000000" w:sz="12"/>
+          <w:right w:val="single" w:color="000000" w:sz="12"/>
+          <w:insideH w:val="single" w:color="000000" w:sz="6"/>
+          <w:insideV w:val="single" w:color="000000" w:sz="6"/>
         </w:tblBorders>
         <w:tblLayout w:type="fixed"/>
         <w:tblLook w:val="04A0"/>
@@ -1057,7 +1057,7 @@
           <w:rFonts w:ascii="Times New Roman" w:hAnsi="Times New Roman" w:eastAsia="黑体"/>
           <w:sz w:val="21"/>
         </w:rPr>
-        <w:t xml:space="preserve">表 3-2　运行环境</w:t>
+        <w:t xml:space="preserve">表 3-2 运行环境</w:t>
       </w:r>
     </w:p>
     <w:tbl>
@@ -1066,12 +1066,12 @@
         <w:tblW w:w="9599" w:type="dxa"/>
         <w:jc w:val="center"/>
         <w:tblBorders>
-          <w:top w:val="single" w:sz="4"/>
-          <w:left w:val="single" w:sz="4"/>
-          <w:bottom w:val="single" w:sz="4"/>
-          <w:right w:val="single" w:sz="4"/>
-          <w:insideH w:val="single" w:sz="4"/>
-          <w:insideV w:val="single" w:sz="4"/>
+          <w:top w:val="single" w:color="000000" w:sz="12"/>
+          <w:left w:val="single" w:color="000000" w:sz="12"/>
+          <w:bottom w:val="single" w:color="000000" w:sz="12"/>
+          <w:right w:val="single" w:color="000000" w:sz="12"/>
+          <w:insideH w:val="single" w:color="000000" w:sz="6"/>
+          <w:insideV w:val="single" w:color="000000" w:sz="6"/>
         </w:tblBorders>
         <w:tblLayout w:type="fixed"/>
         <w:tblLook w:val="04A0"/>
@@ -1624,7 +1624,7 @@
                     <pic:cNvPicPr/>
                   </pic:nvPicPr>
                   <pic:blipFill>
-                    <a:blip r:embed="Re4e92975ad494cfc" cstate="print"/>
+                    <a:blip r:embed="R9ebfa674f8be449a" cstate="print"/>
                     <a:stretch>
                       <a:fillRect/>
                     </a:stretch>
@@ -1654,7 +1654,7 @@
           <w:rFonts w:ascii="Times New Roman" w:hAnsi="Times New Roman" w:eastAsia="黑体"/>
           <w:sz w:val="21"/>
         </w:rPr>
-        <w:t xml:space="preserve">图 4-1　审计员登录后的主界面：左侧菜单只显示其有权访问的功能</w:t>
+        <w:t xml:space="preserve">图 4-1 审计员登录后的主界面：左侧菜单只显示其有权访问的功能</w:t>
       </w:r>
     </w:p>
     <w:p>
@@ -1667,7 +1667,7 @@
           <w:rFonts w:ascii="Times New Roman" w:hAnsi="Times New Roman" w:eastAsia="黑体"/>
           <w:sz w:val="21"/>
         </w:rPr>
-        <w:t xml:space="preserve">表 4-1　菜单与角色</w:t>
+        <w:t xml:space="preserve">表 4-1 菜单与角色</w:t>
       </w:r>
     </w:p>
     <w:tbl>
@@ -1676,12 +1676,12 @@
         <w:tblW w:w="9598" w:type="dxa"/>
         <w:jc w:val="center"/>
         <w:tblBorders>
-          <w:top w:val="single" w:sz="4"/>
-          <w:left w:val="single" w:sz="4"/>
-          <w:bottom w:val="single" w:sz="4"/>
-          <w:right w:val="single" w:sz="4"/>
-          <w:insideH w:val="single" w:sz="4"/>
-          <w:insideV w:val="single" w:sz="4"/>
+          <w:top w:val="single" w:color="000000" w:sz="12"/>
+          <w:left w:val="single" w:color="000000" w:sz="12"/>
+          <w:bottom w:val="single" w:color="000000" w:sz="12"/>
+          <w:right w:val="single" w:color="000000" w:sz="12"/>
+          <w:insideH w:val="single" w:color="000000" w:sz="6"/>
+          <w:insideV w:val="single" w:color="000000" w:sz="6"/>
         </w:tblBorders>
         <w:tblLayout w:type="fixed"/>
         <w:tblLook w:val="04A0"/>
@@ -2033,7 +2033,7 @@
                     <pic:cNvPicPr/>
                   </pic:nvPicPr>
                   <pic:blipFill>
-                    <a:blip r:embed="Rb3431e4575de4012" cstate="print"/>
+                    <a:blip r:embed="Re0e73d7449af43f7" cstate="print"/>
                     <a:stretch>
                       <a:fillRect/>
                     </a:stretch>
@@ -2063,7 +2063,7 @@
           <w:rFonts w:ascii="Times New Roman" w:hAnsi="Times New Roman" w:eastAsia="黑体"/>
           <w:sz w:val="21"/>
         </w:rPr>
-        <w:t xml:space="preserve">图 4-2　登录页：口令掩码显示，特权账号需输入图形验证码</w:t>
+        <w:t xml:space="preserve">图 4-2 登录页：口令掩码显示，特权账号需输入图形验证码</w:t>
       </w:r>
     </w:p>
     <w:p>
@@ -2076,7 +2076,7 @@
           <w:rFonts w:ascii="Times New Roman" w:hAnsi="Times New Roman" w:eastAsia="黑体"/>
           <w:sz w:val="21"/>
         </w:rPr>
-        <w:t xml:space="preserve">表 4-2　登录操作步骤</w:t>
+        <w:t xml:space="preserve">表 4-2 登录操作步骤</w:t>
       </w:r>
     </w:p>
     <w:tbl>
@@ -2085,12 +2085,12 @@
         <w:tblW w:w="9599" w:type="dxa"/>
         <w:jc w:val="center"/>
         <w:tblBorders>
-          <w:top w:val="single" w:sz="4"/>
-          <w:left w:val="single" w:sz="4"/>
-          <w:bottom w:val="single" w:sz="4"/>
-          <w:right w:val="single" w:sz="4"/>
-          <w:insideH w:val="single" w:sz="4"/>
-          <w:insideV w:val="single" w:sz="4"/>
+          <w:top w:val="single" w:color="000000" w:sz="12"/>
+          <w:left w:val="single" w:color="000000" w:sz="12"/>
+          <w:bottom w:val="single" w:color="000000" w:sz="12"/>
+          <w:right w:val="single" w:color="000000" w:sz="12"/>
+          <w:insideH w:val="single" w:color="000000" w:sz="6"/>
+          <w:insideV w:val="single" w:color="000000" w:sz="6"/>
         </w:tblBorders>
         <w:tblLayout w:type="fixed"/>
         <w:tblLook w:val="04A0"/>
@@ -2441,7 +2441,7 @@
           <w:rFonts w:ascii="Times New Roman" w:hAnsi="Times New Roman" w:eastAsia="黑体"/>
           <w:sz w:val="21"/>
         </w:rPr>
-        <w:t xml:space="preserve">表 4-3　个人资料维护步骤</w:t>
+        <w:t xml:space="preserve">表 4-3 个人资料维护步骤</w:t>
       </w:r>
     </w:p>
     <w:tbl>
@@ -2450,12 +2450,12 @@
         <w:tblW w:w="9599" w:type="dxa"/>
         <w:jc w:val="center"/>
         <w:tblBorders>
-          <w:top w:val="single" w:sz="4"/>
-          <w:left w:val="single" w:sz="4"/>
-          <w:bottom w:val="single" w:sz="4"/>
-          <w:right w:val="single" w:sz="4"/>
-          <w:insideH w:val="single" w:sz="4"/>
-          <w:insideV w:val="single" w:sz="4"/>
+          <w:top w:val="single" w:color="000000" w:sz="12"/>
+          <w:left w:val="single" w:color="000000" w:sz="12"/>
+          <w:bottom w:val="single" w:color="000000" w:sz="12"/>
+          <w:right w:val="single" w:color="000000" w:sz="12"/>
+          <w:insideH w:val="single" w:color="000000" w:sz="6"/>
+          <w:insideV w:val="single" w:color="000000" w:sz="6"/>
         </w:tblBorders>
         <w:tblLayout w:type="fixed"/>
         <w:tblLook w:val="04A0"/>
@@ -2760,7 +2760,7 @@
                     <pic:cNvPicPr/>
                   </pic:nvPicPr>
                   <pic:blipFill>
-                    <a:blip r:embed="Rcabdc31dddac44f1" cstate="print"/>
+                    <a:blip r:embed="Rd9fa0a6acd9b4a9b" cstate="print"/>
                     <a:stretch>
                       <a:fillRect/>
                     </a:stretch>
@@ -2790,7 +2790,7 @@
           <w:rFonts w:ascii="Times New Roman" w:hAnsi="Times New Roman" w:eastAsia="黑体"/>
           <w:sz w:val="21"/>
         </w:rPr>
-        <w:t xml:space="preserve">图 4-3　项目管理列表：仅显示当前用户有权访问的项目</w:t>
+        <w:t xml:space="preserve">图 4-3 项目管理列表：仅显示当前用户有权访问的项目</w:t>
       </w:r>
     </w:p>
     <w:p>
@@ -2803,7 +2803,7 @@
           <w:rFonts w:ascii="Times New Roman" w:hAnsi="Times New Roman" w:eastAsia="黑体"/>
           <w:sz w:val="21"/>
         </w:rPr>
-        <w:t xml:space="preserve">表 4-4　新建项目步骤</w:t>
+        <w:t xml:space="preserve">表 4-4 新建项目步骤</w:t>
       </w:r>
     </w:p>
     <w:tbl>
@@ -2812,12 +2812,12 @@
         <w:tblW w:w="9599" w:type="dxa"/>
         <w:jc w:val="center"/>
         <w:tblBorders>
-          <w:top w:val="single" w:sz="4"/>
-          <w:left w:val="single" w:sz="4"/>
-          <w:bottom w:val="single" w:sz="4"/>
-          <w:right w:val="single" w:sz="4"/>
-          <w:insideH w:val="single" w:sz="4"/>
-          <w:insideV w:val="single" w:sz="4"/>
+          <w:top w:val="single" w:color="000000" w:sz="12"/>
+          <w:left w:val="single" w:color="000000" w:sz="12"/>
+          <w:bottom w:val="single" w:color="000000" w:sz="12"/>
+          <w:right w:val="single" w:color="000000" w:sz="12"/>
+          <w:insideH w:val="single" w:color="000000" w:sz="6"/>
+          <w:insideV w:val="single" w:color="000000" w:sz="6"/>
         </w:tblBorders>
         <w:tblLayout w:type="fixed"/>
         <w:tblLook w:val="04A0"/>
@@ -3183,7 +3183,7 @@
                     <pic:cNvPicPr/>
                   </pic:nvPicPr>
                   <pic:blipFill>
-                    <a:blip r:embed="R2f5cf4cd811d4067" cstate="print"/>
+                    <a:blip r:embed="Ra638a2d4ed9040b9" cstate="print"/>
                     <a:stretch>
                       <a:fillRect/>
                     </a:stretch>
@@ -3213,7 +3213,7 @@
           <w:rFonts w:ascii="Times New Roman" w:hAnsi="Times New Roman" w:eastAsia="黑体"/>
           <w:sz w:val="21"/>
         </w:rPr>
-        <w:t xml:space="preserve">图 4-4　项目工作区：左侧轮次树，右侧为选中节点的表单或表格</w:t>
+        <w:t xml:space="preserve">图 4-4 项目工作区：左侧轮次树，右侧为选中节点的表单或表格</w:t>
       </w:r>
     </w:p>
     <w:p>
@@ -3226,7 +3226,7 @@
           <w:rFonts w:ascii="Times New Roman" w:hAnsi="Times New Roman" w:eastAsia="黑体"/>
           <w:sz w:val="21"/>
         </w:rPr>
-        <w:t xml:space="preserve">表 4-5　工作区常用操作</w:t>
+        <w:t xml:space="preserve">表 4-5 工作区常用操作</w:t>
       </w:r>
     </w:p>
     <w:tbl>
@@ -3235,12 +3235,12 @@
         <w:tblW w:w="9599" w:type="dxa"/>
         <w:jc w:val="center"/>
         <w:tblBorders>
-          <w:top w:val="single" w:sz="4"/>
-          <w:left w:val="single" w:sz="4"/>
-          <w:bottom w:val="single" w:sz="4"/>
-          <w:right w:val="single" w:sz="4"/>
-          <w:insideH w:val="single" w:sz="4"/>
-          <w:insideV w:val="single" w:sz="4"/>
+          <w:top w:val="single" w:color="000000" w:sz="12"/>
+          <w:left w:val="single" w:color="000000" w:sz="12"/>
+          <w:bottom w:val="single" w:color="000000" w:sz="12"/>
+          <w:right w:val="single" w:color="000000" w:sz="12"/>
+          <w:insideH w:val="single" w:color="000000" w:sz="6"/>
+          <w:insideV w:val="single" w:color="000000" w:sz="6"/>
         </w:tblBorders>
         <w:tblLayout w:type="fixed"/>
         <w:tblLook w:val="04A0"/>
@@ -3718,7 +3718,7 @@
           <w:rFonts w:ascii="Times New Roman" w:hAnsi="Times New Roman" w:eastAsia="黑体"/>
           <w:sz w:val="21"/>
         </w:rPr>
-        <w:t xml:space="preserve">表 4-6　文档生成步骤</w:t>
+        <w:t xml:space="preserve">表 4-6 文档生成步骤</w:t>
       </w:r>
     </w:p>
     <w:tbl>
@@ -3727,12 +3727,12 @@
         <w:tblW w:w="9599" w:type="dxa"/>
         <w:jc w:val="center"/>
         <w:tblBorders>
-          <w:top w:val="single" w:sz="4"/>
-          <w:left w:val="single" w:sz="4"/>
-          <w:bottom w:val="single" w:sz="4"/>
-          <w:right w:val="single" w:sz="4"/>
-          <w:insideH w:val="single" w:sz="4"/>
-          <w:insideV w:val="single" w:sz="4"/>
+          <w:top w:val="single" w:color="000000" w:sz="12"/>
+          <w:left w:val="single" w:color="000000" w:sz="12"/>
+          <w:bottom w:val="single" w:color="000000" w:sz="12"/>
+          <w:right w:val="single" w:color="000000" w:sz="12"/>
+          <w:insideH w:val="single" w:color="000000" w:sz="6"/>
+          <w:insideV w:val="single" w:color="000000" w:sz="6"/>
         </w:tblBorders>
         <w:tblLayout w:type="fixed"/>
         <w:tblLook w:val="04A0"/>
@@ -4098,7 +4098,7 @@
                     <pic:cNvPicPr/>
                   </pic:nvPicPr>
                   <pic:blipFill>
-                    <a:blip r:embed="R48ff5527697d44eb" cstate="print"/>
+                    <a:blip r:embed="R33ccf14c677043e6" cstate="print"/>
                     <a:stretch>
                       <a:fillRect/>
                     </a:stretch>
@@ -4128,7 +4128,7 @@
           <w:rFonts w:ascii="Times New Roman" w:hAnsi="Times New Roman" w:eastAsia="黑体"/>
           <w:sz w:val="21"/>
         </w:rPr>
-        <w:t xml:space="preserve">图 4-5　数据备份与恢复页：备份记录含条数、大小与 SHA-256 摘要</w:t>
+        <w:t xml:space="preserve">图 4-5 数据备份与恢复页：备份记录含条数、大小与 SHA-256 摘要</w:t>
       </w:r>
     </w:p>
     <w:p>
@@ -4141,7 +4141,7 @@
           <w:rFonts w:ascii="Times New Roman" w:hAnsi="Times New Roman" w:eastAsia="黑体"/>
           <w:sz w:val="21"/>
         </w:rPr>
-        <w:t xml:space="preserve">表 4-7　备份与恢复操作</w:t>
+        <w:t xml:space="preserve">表 4-7 备份与恢复操作</w:t>
       </w:r>
     </w:p>
     <w:tbl>
@@ -4150,12 +4150,12 @@
         <w:tblW w:w="9598" w:type="dxa"/>
         <w:jc w:val="center"/>
         <w:tblBorders>
-          <w:top w:val="single" w:sz="4"/>
-          <w:left w:val="single" w:sz="4"/>
-          <w:bottom w:val="single" w:sz="4"/>
-          <w:right w:val="single" w:sz="4"/>
-          <w:insideH w:val="single" w:sz="4"/>
-          <w:insideV w:val="single" w:sz="4"/>
+          <w:top w:val="single" w:color="000000" w:sz="12"/>
+          <w:left w:val="single" w:color="000000" w:sz="12"/>
+          <w:bottom w:val="single" w:color="000000" w:sz="12"/>
+          <w:right w:val="single" w:color="000000" w:sz="12"/>
+          <w:insideH w:val="single" w:color="000000" w:sz="6"/>
+          <w:insideV w:val="single" w:color="000000" w:sz="6"/>
         </w:tblBorders>
         <w:tblLayout w:type="fixed"/>
         <w:tblLook w:val="04A0"/>
@@ -4507,7 +4507,7 @@
                     <pic:cNvPicPr/>
                   </pic:nvPicPr>
                   <pic:blipFill>
-                    <a:blip r:embed="Rdfe93c67c9e046c3" cstate="print"/>
+                    <a:blip r:embed="R1d8812111e4f433a" cstate="print"/>
                     <a:stretch>
                       <a:fillRect/>
                     </a:stretch>
@@ -4537,7 +4537,7 @@
           <w:rFonts w:ascii="Times New Roman" w:hAnsi="Times New Roman" w:eastAsia="黑体"/>
           <w:sz w:val="21"/>
         </w:rPr>
-        <w:t xml:space="preserve">图 4-6　统一安全审计：可按账号、事件类型、IP 与时间检索，告警红标</w:t>
+        <w:t xml:space="preserve">图 4-6 统一安全审计：可按账号、事件类型、IP 与时间检索，告警红标</w:t>
       </w:r>
     </w:p>
     <w:p>
@@ -4550,7 +4550,7 @@
           <w:rFonts w:ascii="Times New Roman" w:hAnsi="Times New Roman" w:eastAsia="黑体"/>
           <w:sz w:val="21"/>
         </w:rPr>
-        <w:t xml:space="preserve">表 4-8　审计检索步骤</w:t>
+        <w:t xml:space="preserve">表 4-8 审计检索步骤</w:t>
       </w:r>
     </w:p>
     <w:tbl>
@@ -4559,12 +4559,12 @@
         <w:tblW w:w="9599" w:type="dxa"/>
         <w:jc w:val="center"/>
         <w:tblBorders>
-          <w:top w:val="single" w:sz="4"/>
-          <w:left w:val="single" w:sz="4"/>
-          <w:bottom w:val="single" w:sz="4"/>
-          <w:right w:val="single" w:sz="4"/>
-          <w:insideH w:val="single" w:sz="4"/>
-          <w:insideV w:val="single" w:sz="4"/>
+          <w:top w:val="single" w:color="000000" w:sz="12"/>
+          <w:left w:val="single" w:color="000000" w:sz="12"/>
+          <w:bottom w:val="single" w:color="000000" w:sz="12"/>
+          <w:right w:val="single" w:color="000000" w:sz="12"/>
+          <w:insideH w:val="single" w:color="000000" w:sz="6"/>
+          <w:insideV w:val="single" w:color="000000" w:sz="6"/>
         </w:tblBorders>
         <w:tblLayout w:type="fixed"/>
         <w:tblLook w:val="04A0"/>
@@ -4893,7 +4893,7 @@
                     <pic:cNvPicPr/>
                   </pic:nvPicPr>
                   <pic:blipFill>
-                    <a:blip r:embed="Rb25c3a519bae4b74" cstate="print"/>
+                    <a:blip r:embed="Rb5b1b4afa09c4e11" cstate="print"/>
                     <a:stretch>
                       <a:fillRect/>
                     </a:stretch>
@@ -4923,7 +4923,7 @@
           <w:rFonts w:ascii="Times New Roman" w:hAnsi="Times New Roman" w:eastAsia="黑体"/>
           <w:sz w:val="21"/>
         </w:rPr>
-        <w:t xml:space="preserve">图 4-7　完整性核查：全库受保护数据逐条比对，结果实时显示</w:t>
+        <w:t xml:space="preserve">图 4-7 完整性核查：全库受保护数据逐条比对，结果实时显示</w:t>
       </w:r>
     </w:p>
     <w:p>
@@ -4974,7 +4974,7 @@
                     <pic:cNvPicPr/>
                   </pic:nvPicPr>
                   <pic:blipFill>
-                    <a:blip r:embed="R395b6b7512064915" cstate="print"/>
+                    <a:blip r:embed="R55dc4427a753476b" cstate="print"/>
                     <a:stretch>
                       <a:fillRect/>
                     </a:stretch>
@@ -5004,7 +5004,7 @@
           <w:rFonts w:ascii="Times New Roman" w:hAnsi="Times New Roman" w:eastAsia="黑体"/>
           <w:sz w:val="21"/>
         </w:rPr>
-        <w:t xml:space="preserve">图 4-8　数据保密性保护：已加密字段、传输加密、剩余信息措施与临时文件清理</w:t>
+        <w:t xml:space="preserve">图 4-8 数据保密性保护：已加密字段、传输加密、剩余信息措施与临时文件清理</w:t>
       </w:r>
     </w:p>
     <w:p>
@@ -5017,7 +5017,7 @@
           <w:rFonts w:ascii="Times New Roman" w:hAnsi="Times New Roman" w:eastAsia="黑体"/>
           <w:sz w:val="21"/>
         </w:rPr>
-        <w:t xml:space="preserve">表 4-9　安全策略操作</w:t>
+        <w:t xml:space="preserve">表 4-9 安全策略操作</w:t>
       </w:r>
     </w:p>
     <w:tbl>
@@ -5026,12 +5026,12 @@
         <w:tblW w:w="9598" w:type="dxa"/>
         <w:jc w:val="center"/>
         <w:tblBorders>
-          <w:top w:val="single" w:sz="4"/>
-          <w:left w:val="single" w:sz="4"/>
-          <w:bottom w:val="single" w:sz="4"/>
-          <w:right w:val="single" w:sz="4"/>
-          <w:insideH w:val="single" w:sz="4"/>
-          <w:insideV w:val="single" w:sz="4"/>
+          <w:top w:val="single" w:color="000000" w:sz="12"/>
+          <w:left w:val="single" w:color="000000" w:sz="12"/>
+          <w:bottom w:val="single" w:color="000000" w:sz="12"/>
+          <w:right w:val="single" w:color="000000" w:sz="12"/>
+          <w:insideH w:val="single" w:color="000000" w:sz="6"/>
+          <w:insideV w:val="single" w:color="000000" w:sz="6"/>
         </w:tblBorders>
         <w:tblLayout w:type="fixed"/>
         <w:tblLook w:val="04A0"/>
@@ -5360,7 +5360,7 @@
                     <pic:cNvPicPr/>
                   </pic:nvPicPr>
                   <pic:blipFill>
-                    <a:blip r:embed="R2a6a44a758d5497e" cstate="print"/>
+                    <a:blip r:embed="Rea76ca9280b04b02" cstate="print"/>
                     <a:stretch>
                       <a:fillRect/>
                     </a:stretch>
@@ -5390,7 +5390,7 @@
           <w:rFonts w:ascii="Times New Roman" w:hAnsi="Times New Roman" w:eastAsia="黑体"/>
           <w:sz w:val="21"/>
         </w:rPr>
-        <w:t xml:space="preserve">图 4-9　安全性检测分析：五类被测对象逐项结论与整改建议</w:t>
+        <w:t xml:space="preserve">图 4-9 安全性检测分析：五类被测对象逐项结论与整改建议</w:t>
       </w:r>
     </w:p>
     <w:p>
@@ -5435,7 +5435,7 @@
           <w:rFonts w:ascii="Times New Roman" w:hAnsi="Times New Roman" w:eastAsia="黑体"/>
           <w:sz w:val="21"/>
         </w:rPr>
-        <w:t xml:space="preserve">表 5-1　常见提示与处理</w:t>
+        <w:t xml:space="preserve">表 5-1 常见提示与处理</w:t>
       </w:r>
     </w:p>
     <w:tbl>
@@ -5444,12 +5444,12 @@
         <w:tblW w:w="9600" w:type="dxa"/>
         <w:jc w:val="center"/>
         <w:tblBorders>
-          <w:top w:val="single" w:sz="4"/>
-          <w:left w:val="single" w:sz="4"/>
-          <w:bottom w:val="single" w:sz="4"/>
-          <w:right w:val="single" w:sz="4"/>
-          <w:insideH w:val="single" w:sz="4"/>
-          <w:insideV w:val="single" w:sz="4"/>
+          <w:top w:val="single" w:color="000000" w:sz="12"/>
+          <w:left w:val="single" w:color="000000" w:sz="12"/>
+          <w:bottom w:val="single" w:color="000000" w:sz="12"/>
+          <w:right w:val="single" w:color="000000" w:sz="12"/>
+          <w:insideH w:val="single" w:color="000000" w:sz="6"/>
+          <w:insideV w:val="single" w:color="000000" w:sz="6"/>
         </w:tblBorders>
         <w:tblLayout w:type="fixed"/>
         <w:tblLook w:val="04A0"/>
@@ -6030,7 +6030,7 @@
           <w:rFonts w:ascii="Times New Roman" w:hAnsi="Times New Roman" w:eastAsia="黑体"/>
           <w:sz w:val="21"/>
         </w:rPr>
-        <w:t xml:space="preserve">表 6-1　缩略语</w:t>
+        <w:t xml:space="preserve">表 6-1 缩略语</w:t>
       </w:r>
     </w:p>
     <w:tbl>
@@ -6039,12 +6039,12 @@
         <w:tblW w:w="9599" w:type="dxa"/>
         <w:jc w:val="center"/>
         <w:tblBorders>
-          <w:top w:val="single" w:sz="4"/>
-          <w:left w:val="single" w:sz="4"/>
-          <w:bottom w:val="single" w:sz="4"/>
-          <w:right w:val="single" w:sz="4"/>
-          <w:insideH w:val="single" w:sz="4"/>
-          <w:insideV w:val="single" w:sz="4"/>
+          <w:top w:val="single" w:color="000000" w:sz="12"/>
+          <w:left w:val="single" w:color="000000" w:sz="12"/>
+          <w:bottom w:val="single" w:color="000000" w:sz="12"/>
+          <w:right w:val="single" w:color="000000" w:sz="12"/>
+          <w:insideH w:val="single" w:color="000000" w:sz="6"/>
+          <w:insideV w:val="single" w:color="000000" w:sz="6"/>
         </w:tblBorders>
         <w:tblLayout w:type="fixed"/>
         <w:tblLook w:val="04A0"/>
@@ -6461,7 +6461,7 @@
           <w:rFonts w:ascii="Times New Roman" w:hAnsi="Times New Roman" w:eastAsia="黑体"/>
           <w:sz w:val="21"/>
         </w:rPr>
-        <w:t xml:space="preserve">表 6-2　术语</w:t>
+        <w:t xml:space="preserve">表 6-2 术语</w:t>
       </w:r>
     </w:p>
     <w:tbl>
@@ -6470,12 +6470,12 @@
         <w:tblW w:w="9599" w:type="dxa"/>
         <w:jc w:val="center"/>
         <w:tblBorders>
-          <w:top w:val="single" w:sz="4"/>
-          <w:left w:val="single" w:sz="4"/>
-          <w:bottom w:val="single" w:sz="4"/>
-          <w:right w:val="single" w:sz="4"/>
-          <w:insideH w:val="single" w:sz="4"/>
-          <w:insideV w:val="single" w:sz="4"/>
+          <w:top w:val="single" w:color="000000" w:sz="12"/>
+          <w:left w:val="single" w:color="000000" w:sz="12"/>
+          <w:bottom w:val="single" w:color="000000" w:sz="12"/>
+          <w:right w:val="single" w:color="000000" w:sz="12"/>
+          <w:insideH w:val="single" w:color="000000" w:sz="6"/>
+          <w:insideV w:val="single" w:color="000000" w:sz="6"/>
         </w:tblBorders>
         <w:tblLayout w:type="fixed"/>
         <w:tblLook w:val="04A0"/>

--- a/SRS/测试管理平台软件用户手册.docx
+++ b/SRS/测试管理平台软件用户手册.docx
@@ -1624,7 +1624,7 @@
                     <pic:cNvPicPr/>
                   </pic:nvPicPr>
                   <pic:blipFill>
-                    <a:blip r:embed="R9ebfa674f8be449a" cstate="print"/>
+                    <a:blip r:embed="R2f723381d2434d52" cstate="print"/>
                     <a:stretch>
                       <a:fillRect/>
                     </a:stretch>
@@ -2033,7 +2033,7 @@
                     <pic:cNvPicPr/>
                   </pic:nvPicPr>
                   <pic:blipFill>
-                    <a:blip r:embed="Re0e73d7449af43f7" cstate="print"/>
+                    <a:blip r:embed="R6cb45da7047f46a4" cstate="print"/>
                     <a:stretch>
                       <a:fillRect/>
                     </a:stretch>
@@ -2760,7 +2760,7 @@
                     <pic:cNvPicPr/>
                   </pic:nvPicPr>
                   <pic:blipFill>
-                    <a:blip r:embed="Rd9fa0a6acd9b4a9b" cstate="print"/>
+                    <a:blip r:embed="Rfd488fdf97924f45" cstate="print"/>
                     <a:stretch>
                       <a:fillRect/>
                     </a:stretch>
@@ -3183,7 +3183,7 @@
                     <pic:cNvPicPr/>
                   </pic:nvPicPr>
                   <pic:blipFill>
-                    <a:blip r:embed="Ra638a2d4ed9040b9" cstate="print"/>
+                    <a:blip r:embed="R16e148436db6480a" cstate="print"/>
                     <a:stretch>
                       <a:fillRect/>
                     </a:stretch>
@@ -4098,7 +4098,7 @@
                     <pic:cNvPicPr/>
                   </pic:nvPicPr>
                   <pic:blipFill>
-                    <a:blip r:embed="R33ccf14c677043e6" cstate="print"/>
+                    <a:blip r:embed="R4043e3155161436a" cstate="print"/>
                     <a:stretch>
                       <a:fillRect/>
                     </a:stretch>
@@ -4507,7 +4507,7 @@
                     <pic:cNvPicPr/>
                   </pic:nvPicPr>
                   <pic:blipFill>
-                    <a:blip r:embed="R1d8812111e4f433a" cstate="print"/>
+                    <a:blip r:embed="Reb6996d531824835" cstate="print"/>
                     <a:stretch>
                       <a:fillRect/>
                     </a:stretch>
@@ -4893,7 +4893,7 @@
                     <pic:cNvPicPr/>
                   </pic:nvPicPr>
                   <pic:blipFill>
-                    <a:blip r:embed="Rb5b1b4afa09c4e11" cstate="print"/>
+                    <a:blip r:embed="Rf17e305e1f77494f" cstate="print"/>
                     <a:stretch>
                       <a:fillRect/>
                     </a:stretch>
@@ -4974,7 +4974,7 @@
                     <pic:cNvPicPr/>
                   </pic:nvPicPr>
                   <pic:blipFill>
-                    <a:blip r:embed="R55dc4427a753476b" cstate="print"/>
+                    <a:blip r:embed="R51a2fd808b394a2f" cstate="print"/>
                     <a:stretch>
                       <a:fillRect/>
                     </a:stretch>
@@ -5360,7 +5360,7 @@
                     <pic:cNvPicPr/>
                   </pic:nvPicPr>
                   <pic:blipFill>
-                    <a:blip r:embed="Rea76ca9280b04b02" cstate="print"/>
+                    <a:blip r:embed="Red2fe9f6be9748de" cstate="print"/>
                     <a:stretch>
                       <a:fillRect/>
                     </a:stretch>

--- a/SRS/测试管理平台软件用户手册.docx
+++ b/SRS/测试管理平台软件用户手册.docx
@@ -84,7 +84,7 @@
           <w:rFonts w:ascii="Times New Roman" w:hAnsi="Times New Roman" w:eastAsia="宋体"/>
           <w:sz w:val="32"/>
         </w:rPr>
-        <w:t xml:space="preserve">总页数：17</w:t>
+        <w:t xml:space="preserve">总页数：31</w:t>
       </w:r>
     </w:p>
     <w:p>
@@ -1624,7 +1624,7 @@
                     <pic:cNvPicPr/>
                   </pic:nvPicPr>
                   <pic:blipFill>
-                    <a:blip r:embed="R2f723381d2434d52" cstate="print"/>
+                    <a:blip r:embed="Rff77975e9b624f4a" cstate="print"/>
                     <a:stretch>
                       <a:fillRect/>
                     </a:stretch>
@@ -1987,6 +1987,338 @@
     </w:p>
     <w:p>
       <w:pPr>
+        <w:pStyle w:val="4"/>
+      </w:pPr>
+      <w:r>
+        <w:rPr/>
+        <w:t xml:space="preserve">界面区域说明</w:t>
+      </w:r>
+    </w:p>
+    <w:p>
+      <w:pPr>
+        <w:spacing w:before="120" w:after="60"/>
+        <w:jc w:val="center"/>
+      </w:pPr>
+      <w:r>
+        <w:rPr>
+          <w:rFonts w:ascii="Times New Roman" w:hAnsi="Times New Roman" w:eastAsia="黑体"/>
+          <w:sz w:val="21"/>
+        </w:rPr>
+        <w:t xml:space="preserve">表 4-12　界面区域与功能</w:t>
+      </w:r>
+    </w:p>
+    <w:tbl>
+      <w:tblPr>
+        <w:tblStyle w:val="afffffffff8"/>
+        <w:tblW w:w="9600" w:type="dxa"/>
+        <w:jc w:val="center"/>
+        <w:tblBorders>
+          <w:top w:val="single" w:color="000000" w:sz="12"/>
+          <w:left w:val="single" w:color="000000" w:sz="12"/>
+          <w:bottom w:val="single" w:color="000000" w:sz="12"/>
+          <w:right w:val="single" w:color="000000" w:sz="12"/>
+          <w:insideH w:val="single" w:color="000000" w:sz="6"/>
+          <w:insideV w:val="single" w:color="000000" w:sz="6"/>
+        </w:tblBorders>
+        <w:tblLayout w:type="fixed"/>
+        <w:tblLook w:val="04A0"/>
+      </w:tblPr>
+      <w:tblGrid>
+        <w:gridCol w:w="1400"/>
+        <w:gridCol w:w="3600"/>
+        <w:gridCol w:w="4600"/>
+      </w:tblGrid>
+      <w:tr>
+        <w:trPr>
+          <w:cantSplit/>
+          <w:tblHeader/>
+        </w:trPr>
+        <w:tc>
+          <w:p>
+            <w:pPr>
+              <w:jc w:val="center"/>
+            </w:pPr>
+            <w:r>
+              <w:rPr>
+                <w:rFonts w:ascii="Times New Roman" w:hAnsi="Times New Roman" w:eastAsia="黑体"/>
+                <w:b/>
+                <w:sz w:val="21"/>
+              </w:rPr>
+              <w:t xml:space="preserve">区域</w:t>
+            </w:r>
+          </w:p>
+        </w:tc>
+        <w:tc>
+          <w:p>
+            <w:pPr>
+              <w:jc w:val="center"/>
+            </w:pPr>
+            <w:r>
+              <w:rPr>
+                <w:rFonts w:ascii="Times New Roman" w:hAnsi="Times New Roman" w:eastAsia="黑体"/>
+                <w:b/>
+                <w:sz w:val="21"/>
+              </w:rPr>
+              <w:t xml:space="preserve">内容</w:t>
+            </w:r>
+          </w:p>
+        </w:tc>
+        <w:tc>
+          <w:p>
+            <w:pPr>
+              <w:jc w:val="center"/>
+            </w:pPr>
+            <w:r>
+              <w:rPr>
+                <w:rFonts w:ascii="Times New Roman" w:hAnsi="Times New Roman" w:eastAsia="黑体"/>
+                <w:b/>
+                <w:sz w:val="21"/>
+              </w:rPr>
+              <w:t xml:space="preserve">说明</w:t>
+            </w:r>
+          </w:p>
+        </w:tc>
+      </w:tr>
+      <w:tr>
+        <w:trPr>
+          <w:cantSplit/>
+        </w:trPr>
+        <w:tc>
+          <w:p>
+            <w:pPr>
+              <w:jc w:val="center"/>
+            </w:pPr>
+            <w:r>
+              <w:rPr>
+                <w:rFonts w:ascii="Times New Roman" w:hAnsi="Times New Roman" w:eastAsia="宋体"/>
+                <w:sz w:val="21"/>
+              </w:rPr>
+              <w:t xml:space="preserve">顶部栏</w:t>
+            </w:r>
+          </w:p>
+        </w:tc>
+        <w:tc>
+          <w:p>
+            <w:pPr>
+              <w:jc w:val="center"/>
+            </w:pPr>
+            <w:r>
+              <w:rPr>
+                <w:rFonts w:ascii="Times New Roman" w:hAnsi="Times New Roman" w:eastAsia="宋体"/>
+                <w:sz w:val="21"/>
+              </w:rPr>
+              <w:t xml:space="preserve">全局搜索、主题切换、全屏、用户菜单</w:t>
+            </w:r>
+          </w:p>
+        </w:tc>
+        <w:tc>
+          <w:p>
+            <w:pPr>
+              <w:jc w:val="left"/>
+            </w:pPr>
+            <w:r>
+              <w:rPr>
+                <w:rFonts w:ascii="Times New Roman" w:hAnsi="Times New Roman" w:eastAsia="宋体"/>
+                <w:sz w:val="21"/>
+              </w:rPr>
+              <w:t xml:space="preserve">右侧头像菜单可进入用户中心或退出登录</w:t>
+            </w:r>
+          </w:p>
+        </w:tc>
+      </w:tr>
+      <w:tr>
+        <w:trPr>
+          <w:cantSplit/>
+        </w:trPr>
+        <w:tc>
+          <w:p>
+            <w:pPr>
+              <w:jc w:val="center"/>
+            </w:pPr>
+            <w:r>
+              <w:rPr>
+                <w:rFonts w:ascii="Times New Roman" w:hAnsi="Times New Roman" w:eastAsia="宋体"/>
+                <w:sz w:val="21"/>
+              </w:rPr>
+              <w:t xml:space="preserve">左侧菜单</w:t>
+            </w:r>
+          </w:p>
+        </w:tc>
+        <w:tc>
+          <w:p>
+            <w:pPr>
+              <w:jc w:val="center"/>
+            </w:pPr>
+            <w:r>
+              <w:rPr>
+                <w:rFonts w:ascii="Times New Roman" w:hAnsi="Times New Roman" w:eastAsia="宋体"/>
+                <w:sz w:val="21"/>
+              </w:rPr>
+              <w:t xml:space="preserve">首页 / 测试管理 / 数据管理 / 日志监控 / 安全策略</w:t>
+            </w:r>
+          </w:p>
+        </w:tc>
+        <w:tc>
+          <w:p>
+            <w:pPr>
+              <w:jc w:val="left"/>
+            </w:pPr>
+            <w:r>
+              <w:rPr>
+                <w:rFonts w:ascii="Times New Roman" w:hAnsi="Times New Roman" w:eastAsia="宋体"/>
+                <w:sz w:val="21"/>
+              </w:rPr>
+              <w:t xml:space="preserve">按角色动态生成，无权限的菜单不显示</w:t>
+            </w:r>
+          </w:p>
+        </w:tc>
+      </w:tr>
+      <w:tr>
+        <w:trPr>
+          <w:cantSplit/>
+        </w:trPr>
+        <w:tc>
+          <w:p>
+            <w:pPr>
+              <w:jc w:val="center"/>
+            </w:pPr>
+            <w:r>
+              <w:rPr>
+                <w:rFonts w:ascii="Times New Roman" w:hAnsi="Times New Roman" w:eastAsia="宋体"/>
+                <w:sz w:val="21"/>
+              </w:rPr>
+              <w:t xml:space="preserve">主内容区</w:t>
+            </w:r>
+          </w:p>
+        </w:tc>
+        <w:tc>
+          <w:p>
+            <w:pPr>
+              <w:jc w:val="center"/>
+            </w:pPr>
+            <w:r>
+              <w:rPr>
+                <w:rFonts w:ascii="Times New Roman" w:hAnsi="Times New Roman" w:eastAsia="宋体"/>
+                <w:sz w:val="21"/>
+              </w:rPr>
+              <w:t xml:space="preserve">列表页、表单页或项目工作区</w:t>
+            </w:r>
+          </w:p>
+        </w:tc>
+        <w:tc>
+          <w:p>
+            <w:pPr>
+              <w:jc w:val="left"/>
+            </w:pPr>
+            <w:r>
+              <w:rPr>
+                <w:rFonts w:ascii="Times New Roman" w:hAnsi="Times New Roman" w:eastAsia="宋体"/>
+                <w:sz w:val="21"/>
+              </w:rPr>
+              <w:t xml:space="preserve">随左侧菜单或工作区树的选择切换</w:t>
+            </w:r>
+          </w:p>
+        </w:tc>
+      </w:tr>
+      <w:tr>
+        <w:trPr>
+          <w:cantSplit/>
+        </w:trPr>
+        <w:tc>
+          <w:p>
+            <w:pPr>
+              <w:jc w:val="center"/>
+            </w:pPr>
+            <w:r>
+              <w:rPr>
+                <w:rFonts w:ascii="Times New Roman" w:hAnsi="Times New Roman" w:eastAsia="宋体"/>
+                <w:sz w:val="21"/>
+              </w:rPr>
+              <w:t xml:space="preserve">页签栏</w:t>
+            </w:r>
+          </w:p>
+        </w:tc>
+        <w:tc>
+          <w:p>
+            <w:pPr>
+              <w:jc w:val="center"/>
+            </w:pPr>
+            <w:r>
+              <w:rPr>
+                <w:rFonts w:ascii="Times New Roman" w:hAnsi="Times New Roman" w:eastAsia="宋体"/>
+                <w:sz w:val="21"/>
+              </w:rPr>
+              <w:t xml:space="preserve">工作台、项目管理等已打开页面</w:t>
+            </w:r>
+          </w:p>
+        </w:tc>
+        <w:tc>
+          <w:p>
+            <w:pPr>
+              <w:jc w:val="left"/>
+            </w:pPr>
+            <w:r>
+              <w:rPr>
+                <w:rFonts w:ascii="Times New Roman" w:hAnsi="Times New Roman" w:eastAsia="宋体"/>
+                <w:sz w:val="21"/>
+              </w:rPr>
+              <w:t xml:space="preserve">可关闭、可切换，关闭后再次打开会重新加载</w:t>
+            </w:r>
+          </w:p>
+        </w:tc>
+      </w:tr>
+    </w:tbl>
+    <w:p>
+      <w:pPr/>
+      <w:r>
+        <w:rPr/>
+        <w:t xml:space="preserve"/>
+      </w:r>
+    </w:p>
+    <w:p>
+      <w:pPr>
+        <w:spacing w:line="360" w:lineRule="auto"/>
+        <w:ind w:left="480"/>
+        <w:jc w:val="both"/>
+      </w:pPr>
+      <w:r>
+        <w:rPr>
+          <w:rFonts w:ascii="Times New Roman" w:hAnsi="Times New Roman" w:eastAsia="宋体"/>
+          <w:sz w:val="24"/>
+        </w:rPr>
+        <w:t xml:space="preserve">· 菜单与页面均按角色渲染：系统管理员看不到日志监控与安全策略，审计员看不到用户管理与安全策略。</w:t>
+      </w:r>
+    </w:p>
+    <w:p>
+      <w:pPr>
+        <w:spacing w:line="360" w:lineRule="auto"/>
+        <w:ind w:left="480"/>
+        <w:jc w:val="both"/>
+      </w:pPr>
+      <w:r>
+        <w:rPr>
+          <w:rFonts w:ascii="Times New Roman" w:hAnsi="Times New Roman" w:eastAsia="宋体"/>
+          <w:sz w:val="24"/>
+        </w:rPr>
+        <w:t xml:space="preserve">· 列表页统一提供检索区、工具栏、表格与分页；表单页必填项以红色星号标注。</w:t>
+      </w:r>
+    </w:p>
+    <w:p>
+      <w:pPr>
+        <w:spacing w:line="360" w:lineRule="auto"/>
+        <w:ind w:left="480"/>
+        <w:jc w:val="both"/>
+      </w:pPr>
+      <w:r>
+        <w:rPr>
+          <w:rFonts w:ascii="Times New Roman" w:hAnsi="Times New Roman" w:eastAsia="宋体"/>
+          <w:sz w:val="24"/>
+        </w:rPr>
+        <w:t xml:space="preserve">· 破坏性操作（删除、恢复、清空）均需二次确认。</w:t>
+      </w:r>
+    </w:p>
+    <w:p>
+      <w:pPr>
         <w:pStyle w:val="30"/>
       </w:pPr>
       <w:r>
@@ -2033,7 +2365,7 @@
                     <pic:cNvPicPr/>
                   </pic:nvPicPr>
                   <pic:blipFill>
-                    <a:blip r:embed="R6cb45da7047f46a4" cstate="print"/>
+                    <a:blip r:embed="Rfa5c8228dd8f4bdd" cstate="print"/>
                     <a:stretch>
                       <a:fillRect/>
                     </a:stretch>
@@ -2076,7 +2408,7 @@
           <w:rFonts w:ascii="Times New Roman" w:hAnsi="Times New Roman" w:eastAsia="黑体"/>
           <w:sz w:val="21"/>
         </w:rPr>
-        <w:t xml:space="preserve">表 4-2 登录操作步骤</w:t>
+        <w:t xml:space="preserve">表 4-12 登录操作步骤</w:t>
       </w:r>
     </w:p>
     <w:tbl>
@@ -2410,6 +2742,408 @@
     </w:p>
     <w:p>
       <w:pPr>
+        <w:pStyle w:val="4"/>
+      </w:pPr>
+      <w:r>
+        <w:rPr/>
+        <w:t xml:space="preserve">界面元素</w:t>
+      </w:r>
+    </w:p>
+    <w:p>
+      <w:pPr>
+        <w:spacing w:before="120" w:after="60"/>
+        <w:jc w:val="center"/>
+      </w:pPr>
+      <w:r>
+        <w:rPr>
+          <w:rFonts w:ascii="Times New Roman" w:hAnsi="Times New Roman" w:eastAsia="黑体"/>
+          <w:sz w:val="21"/>
+        </w:rPr>
+        <w:t xml:space="preserve">表 4-19　登录页元素</w:t>
+      </w:r>
+    </w:p>
+    <w:tbl>
+      <w:tblPr>
+        <w:tblStyle w:val="afffffffff8"/>
+        <w:tblW w:w="9600" w:type="dxa"/>
+        <w:jc w:val="center"/>
+        <w:tblBorders>
+          <w:top w:val="single" w:color="000000" w:sz="12"/>
+          <w:left w:val="single" w:color="000000" w:sz="12"/>
+          <w:bottom w:val="single" w:color="000000" w:sz="12"/>
+          <w:right w:val="single" w:color="000000" w:sz="12"/>
+          <w:insideH w:val="single" w:color="000000" w:sz="6"/>
+          <w:insideV w:val="single" w:color="000000" w:sz="6"/>
+        </w:tblBorders>
+        <w:tblLayout w:type="fixed"/>
+        <w:tblLook w:val="04A0"/>
+      </w:tblPr>
+      <w:tblGrid>
+        <w:gridCol w:w="1800"/>
+        <w:gridCol w:w="4600"/>
+        <w:gridCol w:w="3200"/>
+      </w:tblGrid>
+      <w:tr>
+        <w:trPr>
+          <w:cantSplit/>
+          <w:tblHeader/>
+        </w:trPr>
+        <w:tc>
+          <w:p>
+            <w:pPr>
+              <w:jc w:val="center"/>
+            </w:pPr>
+            <w:r>
+              <w:rPr>
+                <w:rFonts w:ascii="Times New Roman" w:hAnsi="Times New Roman" w:eastAsia="黑体"/>
+                <w:b/>
+                <w:sz w:val="21"/>
+              </w:rPr>
+              <w:t xml:space="preserve">元素</w:t>
+            </w:r>
+          </w:p>
+        </w:tc>
+        <w:tc>
+          <w:p>
+            <w:pPr>
+              <w:jc w:val="center"/>
+            </w:pPr>
+            <w:r>
+              <w:rPr>
+                <w:rFonts w:ascii="Times New Roman" w:hAnsi="Times New Roman" w:eastAsia="黑体"/>
+                <w:b/>
+                <w:sz w:val="21"/>
+              </w:rPr>
+              <w:t xml:space="preserve">说明</w:t>
+            </w:r>
+          </w:p>
+        </w:tc>
+        <w:tc>
+          <w:p>
+            <w:pPr>
+              <w:jc w:val="center"/>
+            </w:pPr>
+            <w:r>
+              <w:rPr>
+                <w:rFonts w:ascii="Times New Roman" w:hAnsi="Times New Roman" w:eastAsia="黑体"/>
+                <w:b/>
+                <w:sz w:val="21"/>
+              </w:rPr>
+              <w:t xml:space="preserve">校验规则</w:t>
+            </w:r>
+          </w:p>
+        </w:tc>
+      </w:tr>
+      <w:tr>
+        <w:trPr>
+          <w:cantSplit/>
+        </w:trPr>
+        <w:tc>
+          <w:p>
+            <w:pPr>
+              <w:jc w:val="center"/>
+            </w:pPr>
+            <w:r>
+              <w:rPr>
+                <w:rFonts w:ascii="Times New Roman" w:hAnsi="Times New Roman" w:eastAsia="宋体"/>
+                <w:sz w:val="21"/>
+              </w:rPr>
+              <w:t xml:space="preserve">用户名</w:t>
+            </w:r>
+          </w:p>
+        </w:tc>
+        <w:tc>
+          <w:p>
+            <w:pPr>
+              <w:jc w:val="center"/>
+            </w:pPr>
+            <w:r>
+              <w:rPr>
+                <w:rFonts w:ascii="Times New Roman" w:hAnsi="Times New Roman" w:eastAsia="宋体"/>
+                <w:sz w:val="21"/>
+              </w:rPr>
+              <w:t xml:space="preserve">平台账号，由管理员分配</w:t>
+            </w:r>
+          </w:p>
+        </w:tc>
+        <w:tc>
+          <w:p>
+            <w:pPr>
+              <w:jc w:val="left"/>
+            </w:pPr>
+            <w:r>
+              <w:rPr>
+                <w:rFonts w:ascii="Times New Roman" w:hAnsi="Times New Roman" w:eastAsia="宋体"/>
+                <w:sz w:val="21"/>
+              </w:rPr>
+              <w:t xml:space="preserve">必填</w:t>
+            </w:r>
+          </w:p>
+        </w:tc>
+      </w:tr>
+      <w:tr>
+        <w:trPr>
+          <w:cantSplit/>
+        </w:trPr>
+        <w:tc>
+          <w:p>
+            <w:pPr>
+              <w:jc w:val="center"/>
+            </w:pPr>
+            <w:r>
+              <w:rPr>
+                <w:rFonts w:ascii="Times New Roman" w:hAnsi="Times New Roman" w:eastAsia="宋体"/>
+                <w:sz w:val="21"/>
+              </w:rPr>
+              <w:t xml:space="preserve">密码</w:t>
+            </w:r>
+          </w:p>
+        </w:tc>
+        <w:tc>
+          <w:p>
+            <w:pPr>
+              <w:jc w:val="center"/>
+            </w:pPr>
+            <w:r>
+              <w:rPr>
+                <w:rFonts w:ascii="Times New Roman" w:hAnsi="Times New Roman" w:eastAsia="宋体"/>
+                <w:sz w:val="21"/>
+              </w:rPr>
+              <w:t xml:space="preserve">口令，输入时掩码显示</w:t>
+            </w:r>
+          </w:p>
+        </w:tc>
+        <w:tc>
+          <w:p>
+            <w:pPr>
+              <w:jc w:val="left"/>
+            </w:pPr>
+            <w:r>
+              <w:rPr>
+                <w:rFonts w:ascii="Times New Roman" w:hAnsi="Times New Roman" w:eastAsia="宋体"/>
+                <w:sz w:val="21"/>
+              </w:rPr>
+              <w:t xml:space="preserve">必填；特权角色需口令 + 验证码</w:t>
+            </w:r>
+          </w:p>
+        </w:tc>
+      </w:tr>
+      <w:tr>
+        <w:trPr>
+          <w:cantSplit/>
+        </w:trPr>
+        <w:tc>
+          <w:p>
+            <w:pPr>
+              <w:jc w:val="center"/>
+            </w:pPr>
+            <w:r>
+              <w:rPr>
+                <w:rFonts w:ascii="Times New Roman" w:hAnsi="Times New Roman" w:eastAsia="宋体"/>
+                <w:sz w:val="21"/>
+              </w:rPr>
+              <w:t xml:space="preserve">验证码</w:t>
+            </w:r>
+          </w:p>
+        </w:tc>
+        <w:tc>
+          <w:p>
+            <w:pPr>
+              <w:jc w:val="center"/>
+            </w:pPr>
+            <w:r>
+              <w:rPr>
+                <w:rFonts w:ascii="Times New Roman" w:hAnsi="Times New Roman" w:eastAsia="宋体"/>
+                <w:sz w:val="21"/>
+              </w:rPr>
+              <w:t xml:space="preserve">图形验证码，特权角色首次提交后出现</w:t>
+            </w:r>
+          </w:p>
+        </w:tc>
+        <w:tc>
+          <w:p>
+            <w:pPr>
+              <w:jc w:val="left"/>
+            </w:pPr>
+            <w:r>
+              <w:rPr>
+                <w:rFonts w:ascii="Times New Roman" w:hAnsi="Times New Roman" w:eastAsia="宋体"/>
+                <w:sz w:val="21"/>
+              </w:rPr>
+              <w:t xml:space="preserve">5 分钟内有效，一次性使用，不区分大小写</w:t>
+            </w:r>
+          </w:p>
+        </w:tc>
+      </w:tr>
+      <w:tr>
+        <w:trPr>
+          <w:cantSplit/>
+        </w:trPr>
+        <w:tc>
+          <w:p>
+            <w:pPr>
+              <w:jc w:val="center"/>
+            </w:pPr>
+            <w:r>
+              <w:rPr>
+                <w:rFonts w:ascii="Times New Roman" w:hAnsi="Times New Roman" w:eastAsia="宋体"/>
+                <w:sz w:val="21"/>
+              </w:rPr>
+              <w:t xml:space="preserve">登录按钮</w:t>
+            </w:r>
+          </w:p>
+        </w:tc>
+        <w:tc>
+          <w:p>
+            <w:pPr>
+              <w:jc w:val="center"/>
+            </w:pPr>
+            <w:r>
+              <w:rPr>
+                <w:rFonts w:ascii="Times New Roman" w:hAnsi="Times New Roman" w:eastAsia="宋体"/>
+                <w:sz w:val="21"/>
+              </w:rPr>
+              <w:t xml:space="preserve">提交登录</w:t>
+            </w:r>
+          </w:p>
+        </w:tc>
+        <w:tc>
+          <w:p>
+            <w:pPr>
+              <w:jc w:val="left"/>
+            </w:pPr>
+            <w:r>
+              <w:rPr>
+                <w:rFonts w:ascii="Times New Roman" w:hAnsi="Times New Roman" w:eastAsia="宋体"/>
+                <w:sz w:val="21"/>
+              </w:rPr>
+              <w:t xml:space="preserve">点击后按钮进入加载状态，失败给出原因</w:t>
+            </w:r>
+          </w:p>
+        </w:tc>
+      </w:tr>
+      <w:tr>
+        <w:trPr>
+          <w:cantSplit/>
+        </w:trPr>
+        <w:tc>
+          <w:p>
+            <w:pPr>
+              <w:jc w:val="center"/>
+            </w:pPr>
+            <w:r>
+              <w:rPr>
+                <w:rFonts w:ascii="Times New Roman" w:hAnsi="Times New Roman" w:eastAsia="宋体"/>
+                <w:sz w:val="21"/>
+              </w:rPr>
+              <w:t xml:space="preserve">提示文字</w:t>
+            </w:r>
+          </w:p>
+        </w:tc>
+        <w:tc>
+          <w:p>
+            <w:pPr>
+              <w:jc w:val="center"/>
+            </w:pPr>
+            <w:r>
+              <w:rPr>
+                <w:rFonts w:ascii="Times New Roman" w:hAnsi="Times New Roman" w:eastAsia="宋体"/>
+                <w:sz w:val="21"/>
+              </w:rPr>
+              <w:t xml:space="preserve">“仅限授权用户访问，登录行为将被记录”</w:t>
+            </w:r>
+          </w:p>
+        </w:tc>
+        <w:tc>
+          <w:p>
+            <w:pPr>
+              <w:jc w:val="left"/>
+            </w:pPr>
+            <w:r>
+              <w:rPr>
+                <w:rFonts w:ascii="Times New Roman" w:hAnsi="Times New Roman" w:eastAsia="宋体"/>
+                <w:sz w:val="21"/>
+              </w:rPr>
+              <w:t xml:space="preserve">—</w:t>
+            </w:r>
+          </w:p>
+        </w:tc>
+      </w:tr>
+    </w:tbl>
+    <w:p>
+      <w:pPr/>
+      <w:r>
+        <w:rPr/>
+        <w:t xml:space="preserve"/>
+      </w:r>
+    </w:p>
+    <w:p>
+      <w:pPr>
+        <w:pStyle w:val="4"/>
+      </w:pPr>
+      <w:r>
+        <w:rPr/>
+        <w:t xml:space="preserve">操作要点</w:t>
+      </w:r>
+    </w:p>
+    <w:p>
+      <w:pPr>
+        <w:spacing w:line="360" w:lineRule="auto"/>
+        <w:ind w:left="480"/>
+        <w:jc w:val="both"/>
+      </w:pPr>
+      <w:r>
+        <w:rPr>
+          <w:rFonts w:ascii="Times New Roman" w:hAnsi="Times New Roman" w:eastAsia="宋体"/>
+          <w:sz w:val="24"/>
+        </w:rPr>
+        <w:t xml:space="preserve">· 连续输错口令达到策略阈值（默认 5 次）后账号锁定 30 分钟，锁定期内即使口令正确也会被拒绝。</w:t>
+      </w:r>
+    </w:p>
+    <w:p>
+      <w:pPr>
+        <w:spacing w:line="360" w:lineRule="auto"/>
+        <w:ind w:left="480"/>
+        <w:jc w:val="both"/>
+      </w:pPr>
+      <w:r>
+        <w:rPr>
+          <w:rFonts w:ascii="Times New Roman" w:hAnsi="Times New Roman" w:eastAsia="宋体"/>
+          <w:sz w:val="24"/>
+        </w:rPr>
+        <w:t xml:space="preserve">· 验证码看不清可点击图片刷新；刷新后旧验证码立即失效。</w:t>
+      </w:r>
+    </w:p>
+    <w:p>
+      <w:pPr>
+        <w:spacing w:line="360" w:lineRule="auto"/>
+        <w:ind w:left="480"/>
+        <w:jc w:val="both"/>
+      </w:pPr>
+      <w:r>
+        <w:rPr>
+          <w:rFonts w:ascii="Times New Roman" w:hAnsi="Times New Roman" w:eastAsia="宋体"/>
+          <w:sz w:val="24"/>
+        </w:rPr>
+        <w:t xml:space="preserve">· 公共计算机使用后请点击头像 → 退出登录，直接关闭浏览器不会主动注销。</w:t>
+      </w:r>
+    </w:p>
+    <w:p>
+      <w:pPr>
+        <w:spacing w:line="360" w:lineRule="auto"/>
+        <w:ind w:left="480"/>
+        <w:jc w:val="both"/>
+      </w:pPr>
+      <w:r>
+        <w:rPr>
+          <w:rFonts w:ascii="Times New Roman" w:hAnsi="Times New Roman" w:eastAsia="宋体"/>
+          <w:sz w:val="24"/>
+        </w:rPr>
+        <w:t xml:space="preserve">· 忘记口令请联系系统管理员重置；修改口令在用户中心完成。</w:t>
+      </w:r>
+    </w:p>
+    <w:p>
+      <w:pPr>
         <w:pStyle w:val="30"/>
       </w:pPr>
       <w:r>
@@ -2441,7 +3175,7 @@
           <w:rFonts w:ascii="Times New Roman" w:hAnsi="Times New Roman" w:eastAsia="黑体"/>
           <w:sz w:val="21"/>
         </w:rPr>
-        <w:t xml:space="preserve">表 4-3 个人资料维护步骤</w:t>
+        <w:t xml:space="preserve">表 4-12 个人资料维护步骤</w:t>
       </w:r>
     </w:p>
     <w:tbl>
@@ -2714,11 +3448,253 @@
     </w:p>
     <w:p>
       <w:pPr>
-        <w:pStyle w:val="30"/>
+        <w:pStyle w:val="4"/>
       </w:pPr>
       <w:r>
         <w:rPr/>
-        <w:t xml:space="preserve">项目管理</w:t>
+        <w:t xml:space="preserve">界面元素</w:t>
+      </w:r>
+    </w:p>
+    <w:p>
+      <w:pPr>
+        <w:spacing w:before="120" w:after="60"/>
+        <w:jc w:val="center"/>
+      </w:pPr>
+      <w:r>
+        <w:rPr>
+          <w:rFonts w:ascii="Times New Roman" w:hAnsi="Times New Roman" w:eastAsia="黑体"/>
+          <w:sz w:val="21"/>
+        </w:rPr>
+        <w:t xml:space="preserve">表 4-12　工作台与用户中心元素</w:t>
+      </w:r>
+    </w:p>
+    <w:tbl>
+      <w:tblPr>
+        <w:tblStyle w:val="afffffffff8"/>
+        <w:tblW w:w="9600" w:type="dxa"/>
+        <w:jc w:val="center"/>
+        <w:tblBorders>
+          <w:top w:val="single" w:color="000000" w:sz="12"/>
+          <w:left w:val="single" w:color="000000" w:sz="12"/>
+          <w:bottom w:val="single" w:color="000000" w:sz="12"/>
+          <w:right w:val="single" w:color="000000" w:sz="12"/>
+          <w:insideH w:val="single" w:color="000000" w:sz="6"/>
+          <w:insideV w:val="single" w:color="000000" w:sz="6"/>
+        </w:tblBorders>
+        <w:tblLayout w:type="fixed"/>
+        <w:tblLook w:val="04A0"/>
+      </w:tblPr>
+      <w:tblGrid>
+        <w:gridCol w:w="2600"/>
+        <w:gridCol w:w="7000"/>
+      </w:tblGrid>
+      <w:tr>
+        <w:trPr>
+          <w:cantSplit/>
+          <w:tblHeader/>
+        </w:trPr>
+        <w:tc>
+          <w:p>
+            <w:pPr>
+              <w:jc w:val="center"/>
+            </w:pPr>
+            <w:r>
+              <w:rPr>
+                <w:rFonts w:ascii="Times New Roman" w:hAnsi="Times New Roman" w:eastAsia="黑体"/>
+                <w:b/>
+                <w:sz w:val="21"/>
+              </w:rPr>
+              <w:t xml:space="preserve">元素</w:t>
+            </w:r>
+          </w:p>
+        </w:tc>
+        <w:tc>
+          <w:p>
+            <w:pPr>
+              <w:jc w:val="center"/>
+            </w:pPr>
+            <w:r>
+              <w:rPr>
+                <w:rFonts w:ascii="Times New Roman" w:hAnsi="Times New Roman" w:eastAsia="黑体"/>
+                <w:b/>
+                <w:sz w:val="21"/>
+              </w:rPr>
+              <w:t xml:space="preserve">说明</w:t>
+            </w:r>
+          </w:p>
+        </w:tc>
+      </w:tr>
+      <w:tr>
+        <w:trPr>
+          <w:cantSplit/>
+        </w:trPr>
+        <w:tc>
+          <w:p>
+            <w:pPr>
+              <w:jc w:val="center"/>
+            </w:pPr>
+            <w:r>
+              <w:rPr>
+                <w:rFonts w:ascii="Times New Roman" w:hAnsi="Times New Roman" w:eastAsia="宋体"/>
+                <w:sz w:val="21"/>
+              </w:rPr>
+              <w:t xml:space="preserve">统计卡</w:t>
+            </w:r>
+          </w:p>
+        </w:tc>
+        <w:tc>
+          <w:p>
+            <w:pPr>
+              <w:jc w:val="left"/>
+            </w:pPr>
+            <w:r>
+              <w:rPr>
+                <w:rFonts w:ascii="Times New Roman" w:hAnsi="Times New Roman" w:eastAsia="宋体"/>
+                <w:sz w:val="21"/>
+              </w:rPr>
+              <w:t xml:space="preserve">用户总数、进行中项目数、项目总数、完成项目数</w:t>
+            </w:r>
+          </w:p>
+        </w:tc>
+      </w:tr>
+      <w:tr>
+        <w:trPr>
+          <w:cantSplit/>
+        </w:trPr>
+        <w:tc>
+          <w:p>
+            <w:pPr>
+              <w:jc w:val="center"/>
+            </w:pPr>
+            <w:r>
+              <w:rPr>
+                <w:rFonts w:ascii="Times New Roman" w:hAnsi="Times New Roman" w:eastAsia="宋体"/>
+                <w:sz w:val="21"/>
+              </w:rPr>
+              <w:t xml:space="preserve">项目每月统计</w:t>
+            </w:r>
+          </w:p>
+        </w:tc>
+        <w:tc>
+          <w:p>
+            <w:pPr>
+              <w:jc w:val="left"/>
+            </w:pPr>
+            <w:r>
+              <w:rPr>
+                <w:rFonts w:ascii="Times New Roman" w:hAnsi="Times New Roman" w:eastAsia="宋体"/>
+                <w:sz w:val="21"/>
+              </w:rPr>
+              <w:t xml:space="preserve">按月统计项目创建数量，鼠标悬停查看具体数值</w:t>
+            </w:r>
+          </w:p>
+        </w:tc>
+      </w:tr>
+      <w:tr>
+        <w:trPr>
+          <w:cantSplit/>
+        </w:trPr>
+        <w:tc>
+          <w:p>
+            <w:pPr>
+              <w:jc w:val="center"/>
+            </w:pPr>
+            <w:r>
+              <w:rPr>
+                <w:rFonts w:ascii="Times New Roman" w:hAnsi="Times New Roman" w:eastAsia="宋体"/>
+                <w:sz w:val="21"/>
+              </w:rPr>
+              <w:t xml:space="preserve">系统公告</w:t>
+            </w:r>
+          </w:p>
+        </w:tc>
+        <w:tc>
+          <w:p>
+            <w:pPr>
+              <w:jc w:val="left"/>
+            </w:pPr>
+            <w:r>
+              <w:rPr>
+                <w:rFonts w:ascii="Times New Roman" w:hAnsi="Times New Roman" w:eastAsia="宋体"/>
+                <w:sz w:val="21"/>
+              </w:rPr>
+              <w:t xml:space="preserve">平台版本发布等公告，点击“更多”查看全部</w:t>
+            </w:r>
+          </w:p>
+        </w:tc>
+      </w:tr>
+      <w:tr>
+        <w:trPr>
+          <w:cantSplit/>
+        </w:trPr>
+        <w:tc>
+          <w:p>
+            <w:pPr>
+              <w:jc w:val="center"/>
+            </w:pPr>
+            <w:r>
+              <w:rPr>
+                <w:rFonts w:ascii="Times New Roman" w:hAnsi="Times New Roman" w:eastAsia="宋体"/>
+                <w:sz w:val="21"/>
+              </w:rPr>
+              <w:t xml:space="preserve">个人资料</w:t>
+            </w:r>
+          </w:p>
+        </w:tc>
+        <w:tc>
+          <w:p>
+            <w:pPr>
+              <w:jc w:val="left"/>
+            </w:pPr>
+            <w:r>
+              <w:rPr>
+                <w:rFonts w:ascii="Times New Roman" w:hAnsi="Times New Roman" w:eastAsia="宋体"/>
+                <w:sz w:val="21"/>
+              </w:rPr>
+              <w:t xml:space="preserve">姓名、电话、邮箱、组织、住地、自我介绍等</w:t>
+            </w:r>
+          </w:p>
+        </w:tc>
+      </w:tr>
+      <w:tr>
+        <w:trPr>
+          <w:cantSplit/>
+        </w:trPr>
+        <w:tc>
+          <w:p>
+            <w:pPr>
+              <w:jc w:val="center"/>
+            </w:pPr>
+            <w:r>
+              <w:rPr>
+                <w:rFonts w:ascii="Times New Roman" w:hAnsi="Times New Roman" w:eastAsia="宋体"/>
+                <w:sz w:val="21"/>
+              </w:rPr>
+              <w:t xml:space="preserve">修改口令</w:t>
+            </w:r>
+          </w:p>
+        </w:tc>
+        <w:tc>
+          <w:p>
+            <w:pPr>
+              <w:jc w:val="left"/>
+            </w:pPr>
+            <w:r>
+              <w:rPr>
+                <w:rFonts w:ascii="Times New Roman" w:hAnsi="Times New Roman" w:eastAsia="宋体"/>
+                <w:sz w:val="21"/>
+              </w:rPr>
+              <w:t xml:space="preserve">输入旧口令、新口令与确认口令</w:t>
+            </w:r>
+          </w:p>
+        </w:tc>
+      </w:tr>
+    </w:tbl>
+    <w:p>
+      <w:pPr/>
+      <w:r>
+        <w:rPr/>
+        <w:t xml:space="preserve"/>
       </w:r>
     </w:p>
     <w:p>
@@ -2732,7 +3708,58 @@
           <w:rFonts w:ascii="Times New Roman" w:hAnsi="Times New Roman" w:eastAsia="宋体"/>
           <w:sz w:val="24"/>
         </w:rPr>
-        <w:t xml:space="preserve">“测试管理 → 项目管理”为测评工作的起点。列表支持按项目标识、名称、起止时间、责任人、成员、状态、关键等级、报告类型与密级检索；每行提供文档生成、工作区、复制、历史、参数、编辑、看板与删除操作。</w:t>
+        <w:t xml:space="preserve">· 统计卡数据随业务变化实时更新，无需手动刷新页面。</w:t>
+      </w:r>
+    </w:p>
+    <w:p>
+      <w:pPr>
+        <w:spacing w:line="360" w:lineRule="auto"/>
+        <w:ind w:left="480"/>
+        <w:jc w:val="both"/>
+      </w:pPr>
+      <w:r>
+        <w:rPr>
+          <w:rFonts w:ascii="Times New Roman" w:hAnsi="Times New Roman" w:eastAsia="宋体"/>
+          <w:sz w:val="24"/>
+        </w:rPr>
+        <w:t xml:space="preserve">· 电话与邮箱在库中加密存储，页面显示为明文；修改后立即生效。</w:t>
+      </w:r>
+    </w:p>
+    <w:p>
+      <w:pPr>
+        <w:spacing w:line="360" w:lineRule="auto"/>
+        <w:ind w:left="480"/>
+        <w:jc w:val="both"/>
+      </w:pPr>
+      <w:r>
+        <w:rPr>
+          <w:rFonts w:ascii="Times New Roman" w:hAnsi="Times New Roman" w:eastAsia="宋体"/>
+          <w:sz w:val="24"/>
+        </w:rPr>
+        <w:t xml:space="preserve">· 修改口令需通过旧口令校验，成功后需要重新登录。</w:t>
+      </w:r>
+    </w:p>
+    <w:p>
+      <w:pPr>
+        <w:pStyle w:val="30"/>
+      </w:pPr>
+      <w:r>
+        <w:rPr/>
+        <w:t xml:space="preserve">用户管理（系统管理员）</w:t>
+      </w:r>
+    </w:p>
+    <w:p>
+      <w:pPr>
+        <w:spacing w:line="360" w:lineRule="auto"/>
+        <w:ind w:left="480"/>
+        <w:jc w:val="both"/>
+      </w:pPr>
+      <w:r>
+        <w:rPr>
+          <w:rFonts w:ascii="Times New Roman" w:hAnsi="Times New Roman" w:eastAsia="宋体"/>
+          <w:sz w:val="24"/>
+        </w:rPr>
+        <w:t xml:space="preserve">系统管理员在「首页 → 用户管理」维护平台账号：新建账号、分配角色、启用停用与重置口令。</w:t>
       </w:r>
     </w:p>
     <w:p>
@@ -2748,7 +3775,7 @@
           <wp:inline distT="0" distB="0" distL="0" distR="0">
             <wp:extent cx="5400000" cy="3375000"/>
             <wp:effectExtent l="0" t="0" r="0" b="0"/>
-            <wp:docPr id="3" name="713a.png" descr=""/>
+            <wp:docPr id="3" name="usermanage.png" descr=""/>
             <wp:cNvGraphicFramePr>
               <a:graphicFrameLocks xmlns:a="http://schemas.openxmlformats.org/drawingml/2006/main" noChangeAspect="1"/>
             </wp:cNvGraphicFramePr>
@@ -2756,11 +3783,11 @@
               <a:graphicData uri="http://schemas.openxmlformats.org/drawingml/2006/picture">
                 <pic:pic xmlns:pic="http://schemas.openxmlformats.org/drawingml/2006/picture">
                   <pic:nvPicPr>
-                    <pic:cNvPr id="3" name="713a.png"/>
+                    <pic:cNvPr id="3" name="usermanage.png"/>
                     <pic:cNvPicPr/>
                   </pic:nvPicPr>
                   <pic:blipFill>
-                    <a:blip r:embed="Rfd488fdf97924f45" cstate="print"/>
+                    <a:blip r:embed="R7fd0e360457040ee" cstate="print"/>
                     <a:stretch>
                       <a:fillRect/>
                     </a:stretch>
@@ -2790,7 +3817,7 @@
           <w:rFonts w:ascii="Times New Roman" w:hAnsi="Times New Roman" w:eastAsia="黑体"/>
           <w:sz w:val="21"/>
         </w:rPr>
-        <w:t xml:space="preserve">图 4-3 项目管理列表：仅显示当前用户有权访问的项目</w:t>
+        <w:t xml:space="preserve">图 4-10 用户管理页：账号、角色、密级许可、电话与状态一览</w:t>
       </w:r>
     </w:p>
     <w:p>
@@ -2803,7 +3830,396 @@
           <w:rFonts w:ascii="Times New Roman" w:hAnsi="Times New Roman" w:eastAsia="黑体"/>
           <w:sz w:val="21"/>
         </w:rPr>
-        <w:t xml:space="preserve">表 4-4 新建项目步骤</w:t>
+        <w:t xml:space="preserve">表 4-16 用户管理字段与操作</w:t>
+      </w:r>
+    </w:p>
+    <w:tbl>
+      <w:tblPr>
+        <w:tblStyle w:val="afffffffff8"/>
+        <w:tblW w:w="9599" w:type="dxa"/>
+        <w:jc w:val="center"/>
+        <w:tblBorders>
+          <w:top w:val="single" w:color="000000" w:sz="12"/>
+          <w:left w:val="single" w:color="000000" w:sz="12"/>
+          <w:bottom w:val="single" w:color="000000" w:sz="12"/>
+          <w:right w:val="single" w:color="000000" w:sz="12"/>
+          <w:insideH w:val="single" w:color="000000" w:sz="6"/>
+          <w:insideV w:val="single" w:color="000000" w:sz="6"/>
+        </w:tblBorders>
+        <w:tblLayout w:type="fixed"/>
+        <w:tblLook w:val="04A0"/>
+      </w:tblPr>
+      <w:tblGrid>
+        <w:gridCol w:w="1794"/>
+        <w:gridCol w:w="7805"/>
+      </w:tblGrid>
+      <w:tr>
+        <w:trPr>
+          <w:cantSplit/>
+          <w:tblHeader/>
+        </w:trPr>
+        <w:tc>
+          <w:p>
+            <w:pPr>
+              <w:jc w:val="center"/>
+            </w:pPr>
+            <w:r>
+              <w:rPr>
+                <w:rFonts w:ascii="Times New Roman" w:hAnsi="Times New Roman" w:eastAsia="黑体"/>
+                <w:b/>
+                <w:sz w:val="21"/>
+              </w:rPr>
+              <w:t xml:space="preserve">项</w:t>
+            </w:r>
+          </w:p>
+        </w:tc>
+        <w:tc>
+          <w:p>
+            <w:pPr>
+              <w:jc w:val="center"/>
+            </w:pPr>
+            <w:r>
+              <w:rPr>
+                <w:rFonts w:ascii="Times New Roman" w:hAnsi="Times New Roman" w:eastAsia="黑体"/>
+                <w:b/>
+                <w:sz w:val="21"/>
+              </w:rPr>
+              <w:t xml:space="preserve">说明</w:t>
+            </w:r>
+          </w:p>
+        </w:tc>
+      </w:tr>
+      <w:tr>
+        <w:trPr>
+          <w:cantSplit/>
+        </w:trPr>
+        <w:tc>
+          <w:p>
+            <w:pPr>
+              <w:jc w:val="center"/>
+            </w:pPr>
+            <w:r>
+              <w:rPr>
+                <w:rFonts w:ascii="Times New Roman" w:hAnsi="Times New Roman" w:eastAsia="宋体"/>
+                <w:sz w:val="21"/>
+              </w:rPr>
+              <w:t xml:space="preserve">名称</w:t>
+            </w:r>
+          </w:p>
+        </w:tc>
+        <w:tc>
+          <w:p>
+            <w:pPr>
+              <w:jc w:val="left"/>
+            </w:pPr>
+            <w:r>
+              <w:rPr>
+                <w:rFonts w:ascii="Times New Roman" w:hAnsi="Times New Roman" w:eastAsia="宋体"/>
+                <w:sz w:val="21"/>
+              </w:rPr>
+              <w:t xml:space="preserve">用户姓名，显示在项目负责人、成员等选择器中</w:t>
+            </w:r>
+          </w:p>
+        </w:tc>
+      </w:tr>
+      <w:tr>
+        <w:trPr>
+          <w:cantSplit/>
+        </w:trPr>
+        <w:tc>
+          <w:p>
+            <w:pPr>
+              <w:jc w:val="center"/>
+            </w:pPr>
+            <w:r>
+              <w:rPr>
+                <w:rFonts w:ascii="Times New Roman" w:hAnsi="Times New Roman" w:eastAsia="宋体"/>
+                <w:sz w:val="21"/>
+              </w:rPr>
+              <w:t xml:space="preserve">用户名</w:t>
+            </w:r>
+          </w:p>
+        </w:tc>
+        <w:tc>
+          <w:p>
+            <w:pPr>
+              <w:jc w:val="left"/>
+            </w:pPr>
+            <w:r>
+              <w:rPr>
+                <w:rFonts w:ascii="Times New Roman" w:hAnsi="Times New Roman" w:eastAsia="宋体"/>
+                <w:sz w:val="21"/>
+              </w:rPr>
+              <w:t xml:space="preserve">登录账号，全局唯一，创建后不可修改</w:t>
+            </w:r>
+          </w:p>
+        </w:tc>
+      </w:tr>
+      <w:tr>
+        <w:trPr>
+          <w:cantSplit/>
+        </w:trPr>
+        <w:tc>
+          <w:p>
+            <w:pPr>
+              <w:jc w:val="center"/>
+            </w:pPr>
+            <w:r>
+              <w:rPr>
+                <w:rFonts w:ascii="Times New Roman" w:hAnsi="Times New Roman" w:eastAsia="宋体"/>
+                <w:sz w:val="21"/>
+              </w:rPr>
+              <w:t xml:space="preserve">角色</w:t>
+            </w:r>
+          </w:p>
+        </w:tc>
+        <w:tc>
+          <w:p>
+            <w:pPr>
+              <w:jc w:val="left"/>
+            </w:pPr>
+            <w:r>
+              <w:rPr>
+                <w:rFonts w:ascii="Times New Roman" w:hAnsi="Times New Roman" w:eastAsia="宋体"/>
+                <w:sz w:val="21"/>
+              </w:rPr>
+              <w:t xml:space="preserve">系统管理员 / 系统安全员 / 系统审计员 / 普通用户</w:t>
+            </w:r>
+          </w:p>
+        </w:tc>
+      </w:tr>
+      <w:tr>
+        <w:trPr>
+          <w:cantSplit/>
+        </w:trPr>
+        <w:tc>
+          <w:p>
+            <w:pPr>
+              <w:jc w:val="center"/>
+            </w:pPr>
+            <w:r>
+              <w:rPr>
+                <w:rFonts w:ascii="Times New Roman" w:hAnsi="Times New Roman" w:eastAsia="宋体"/>
+                <w:sz w:val="21"/>
+              </w:rPr>
+              <w:t xml:space="preserve">密级许可</w:t>
+            </w:r>
+          </w:p>
+        </w:tc>
+        <w:tc>
+          <w:p>
+            <w:pPr>
+              <w:jc w:val="left"/>
+            </w:pPr>
+            <w:r>
+              <w:rPr>
+                <w:rFonts w:ascii="Times New Roman" w:hAnsi="Times New Roman" w:eastAsia="宋体"/>
+                <w:sz w:val="21"/>
+              </w:rPr>
+              <w:t xml:space="preserve">由安全员单独配置，此处只读展示</w:t>
+            </w:r>
+          </w:p>
+        </w:tc>
+      </w:tr>
+      <w:tr>
+        <w:trPr>
+          <w:cantSplit/>
+        </w:trPr>
+        <w:tc>
+          <w:p>
+            <w:pPr>
+              <w:jc w:val="center"/>
+            </w:pPr>
+            <w:r>
+              <w:rPr>
+                <w:rFonts w:ascii="Times New Roman" w:hAnsi="Times New Roman" w:eastAsia="宋体"/>
+                <w:sz w:val="21"/>
+              </w:rPr>
+              <w:t xml:space="preserve">电话 / 邮箱</w:t>
+            </w:r>
+          </w:p>
+        </w:tc>
+        <w:tc>
+          <w:p>
+            <w:pPr>
+              <w:jc w:val="left"/>
+            </w:pPr>
+            <w:r>
+              <w:rPr>
+                <w:rFonts w:ascii="Times New Roman" w:hAnsi="Times New Roman" w:eastAsia="宋体"/>
+                <w:sz w:val="21"/>
+              </w:rPr>
+              <w:t xml:space="preserve">落库加密存储，列表显示为掩码或明文</w:t>
+            </w:r>
+          </w:p>
+        </w:tc>
+      </w:tr>
+      <w:tr>
+        <w:trPr>
+          <w:cantSplit/>
+        </w:trPr>
+        <w:tc>
+          <w:p>
+            <w:pPr>
+              <w:jc w:val="center"/>
+            </w:pPr>
+            <w:r>
+              <w:rPr>
+                <w:rFonts w:ascii="Times New Roman" w:hAnsi="Times New Roman" w:eastAsia="宋体"/>
+                <w:sz w:val="21"/>
+              </w:rPr>
+              <w:t xml:space="preserve">状态</w:t>
+            </w:r>
+          </w:p>
+        </w:tc>
+        <w:tc>
+          <w:p>
+            <w:pPr>
+              <w:jc w:val="left"/>
+            </w:pPr>
+            <w:r>
+              <w:rPr>
+                <w:rFonts w:ascii="Times New Roman" w:hAnsi="Times New Roman" w:eastAsia="宋体"/>
+                <w:sz w:val="21"/>
+              </w:rPr>
+              <w:t xml:space="preserve">启用 / 停用，停用后无法登录</w:t>
+            </w:r>
+          </w:p>
+        </w:tc>
+      </w:tr>
+      <w:tr>
+        <w:trPr>
+          <w:cantSplit/>
+        </w:trPr>
+        <w:tc>
+          <w:p>
+            <w:pPr>
+              <w:jc w:val="center"/>
+            </w:pPr>
+            <w:r>
+              <w:rPr>
+                <w:rFonts w:ascii="Times New Roman" w:hAnsi="Times New Roman" w:eastAsia="宋体"/>
+                <w:sz w:val="21"/>
+              </w:rPr>
+              <w:t xml:space="preserve">操作</w:t>
+            </w:r>
+          </w:p>
+        </w:tc>
+        <w:tc>
+          <w:p>
+            <w:pPr>
+              <w:jc w:val="left"/>
+            </w:pPr>
+            <w:r>
+              <w:rPr>
+                <w:rFonts w:ascii="Times New Roman" w:hAnsi="Times New Roman" w:eastAsia="宋体"/>
+                <w:sz w:val="21"/>
+              </w:rPr>
+              <w:t xml:space="preserve">编辑资料与角色、删除账号（保留历史日志）</w:t>
+            </w:r>
+          </w:p>
+        </w:tc>
+      </w:tr>
+    </w:tbl>
+    <w:p>
+      <w:pPr/>
+      <w:r>
+        <w:rPr/>
+        <w:t xml:space="preserve"/>
+      </w:r>
+    </w:p>
+    <w:p>
+      <w:pPr>
+        <w:pStyle w:val="30"/>
+      </w:pPr>
+      <w:r>
+        <w:rPr/>
+        <w:t xml:space="preserve">项目管理</w:t>
+      </w:r>
+    </w:p>
+    <w:p>
+      <w:pPr>
+        <w:spacing w:line="360" w:lineRule="auto"/>
+        <w:ind w:left="480"/>
+        <w:jc w:val="both"/>
+      </w:pPr>
+      <w:r>
+        <w:rPr>
+          <w:rFonts w:ascii="Times New Roman" w:hAnsi="Times New Roman" w:eastAsia="宋体"/>
+          <w:sz w:val="24"/>
+        </w:rPr>
+        <w:t xml:space="preserve">“测试管理 → 项目管理”为测评工作的起点。列表支持按项目标识、名称、起止时间、责任人、成员、状态、关键等级、报告类型与密级检索；每行提供文档生成、工作区、复制、历史、参数、编辑、看板与删除操作。</w:t>
+      </w:r>
+    </w:p>
+    <w:p>
+      <w:pPr>
+        <w:jc w:val="center"/>
+      </w:pPr>
+      <w:r>
+        <w:rPr/>
+        <w:t xml:space="preserve"/>
+      </w:r>
+      <w:r>
+        <w:drawing>
+          <wp:inline distT="0" distB="0" distL="0" distR="0">
+            <wp:extent cx="5400000" cy="3375000"/>
+            <wp:effectExtent l="0" t="0" r="0" b="0"/>
+            <wp:docPr id="4" name="713a.png" descr=""/>
+            <wp:cNvGraphicFramePr>
+              <a:graphicFrameLocks xmlns:a="http://schemas.openxmlformats.org/drawingml/2006/main" noChangeAspect="1"/>
+            </wp:cNvGraphicFramePr>
+            <a:graphic xmlns:a="http://schemas.openxmlformats.org/drawingml/2006/main">
+              <a:graphicData uri="http://schemas.openxmlformats.org/drawingml/2006/picture">
+                <pic:pic xmlns:pic="http://schemas.openxmlformats.org/drawingml/2006/picture">
+                  <pic:nvPicPr>
+                    <pic:cNvPr id="4" name="713a.png"/>
+                    <pic:cNvPicPr/>
+                  </pic:nvPicPr>
+                  <pic:blipFill>
+                    <a:blip r:embed="Rdf6de97bee7e4f6f" cstate="print"/>
+                    <a:stretch>
+                      <a:fillRect/>
+                    </a:stretch>
+                  </pic:blipFill>
+                  <pic:spPr>
+                    <a:xfrm>
+                      <a:off x="0" y="0"/>
+                      <a:ext cx="5400000" cy="3375000"/>
+                    </a:xfrm>
+                    <a:prstGeom prst="rect">
+                      <a:avLst/>
+                    </a:prstGeom>
+                  </pic:spPr>
+                </pic:pic>
+              </a:graphicData>
+            </a:graphic>
+          </wp:inline>
+        </w:drawing>
+      </w:r>
+    </w:p>
+    <w:p>
+      <w:pPr>
+        <w:jc w:val="center"/>
+      </w:pPr>
+      <w:r>
+        <w:rPr>
+          <w:rFonts w:ascii="Times New Roman" w:hAnsi="Times New Roman" w:eastAsia="黑体"/>
+          <w:sz w:val="21"/>
+        </w:rPr>
+        <w:t xml:space="preserve">图 4-3 项目管理列表：仅显示当前用户有权访问的项目</w:t>
+      </w:r>
+    </w:p>
+    <w:p>
+      <w:pPr>
+        <w:spacing w:before="120" w:after="60"/>
+        <w:jc w:val="center"/>
+      </w:pPr>
+      <w:r>
+        <w:rPr>
+          <w:rFonts w:ascii="Times New Roman" w:hAnsi="Times New Roman" w:eastAsia="黑体"/>
+          <w:sz w:val="21"/>
+        </w:rPr>
+        <w:t xml:space="preserve">表 4-19 新建项目步骤</w:t>
       </w:r>
     </w:p>
     <w:tbl>
@@ -3137,11 +4553,513 @@
     </w:p>
     <w:p>
       <w:pPr>
-        <w:pStyle w:val="30"/>
+        <w:pStyle w:val="4"/>
       </w:pPr>
       <w:r>
         <w:rPr/>
-        <w:t xml:space="preserve">项目工作区</w:t>
+        <w:t xml:space="preserve">检索条件</w:t>
+      </w:r>
+    </w:p>
+    <w:p>
+      <w:pPr>
+        <w:spacing w:before="120" w:after="60"/>
+        <w:jc w:val="center"/>
+      </w:pPr>
+      <w:r>
+        <w:rPr>
+          <w:rFonts w:ascii="Times New Roman" w:hAnsi="Times New Roman" w:eastAsia="黑体"/>
+          <w:sz w:val="21"/>
+        </w:rPr>
+        <w:t xml:space="preserve">表 4-14　项目检索条件</w:t>
+      </w:r>
+    </w:p>
+    <w:tbl>
+      <w:tblPr>
+        <w:tblStyle w:val="afffffffff8"/>
+        <w:tblW w:w="9600" w:type="dxa"/>
+        <w:jc w:val="center"/>
+        <w:tblBorders>
+          <w:top w:val="single" w:color="000000" w:sz="12"/>
+          <w:left w:val="single" w:color="000000" w:sz="12"/>
+          <w:bottom w:val="single" w:color="000000" w:sz="12"/>
+          <w:right w:val="single" w:color="000000" w:sz="12"/>
+          <w:insideH w:val="single" w:color="000000" w:sz="6"/>
+          <w:insideV w:val="single" w:color="000000" w:sz="6"/>
+        </w:tblBorders>
+        <w:tblLayout w:type="fixed"/>
+        <w:tblLook w:val="04A0"/>
+      </w:tblPr>
+      <w:tblGrid>
+        <w:gridCol w:w="2600"/>
+        <w:gridCol w:w="7000"/>
+      </w:tblGrid>
+      <w:tr>
+        <w:trPr>
+          <w:cantSplit/>
+          <w:tblHeader/>
+        </w:trPr>
+        <w:tc>
+          <w:p>
+            <w:pPr>
+              <w:jc w:val="center"/>
+            </w:pPr>
+            <w:r>
+              <w:rPr>
+                <w:rFonts w:ascii="Times New Roman" w:hAnsi="Times New Roman" w:eastAsia="黑体"/>
+                <w:b/>
+                <w:sz w:val="21"/>
+              </w:rPr>
+              <w:t xml:space="preserve">条件</w:t>
+            </w:r>
+          </w:p>
+        </w:tc>
+        <w:tc>
+          <w:p>
+            <w:pPr>
+              <w:jc w:val="center"/>
+            </w:pPr>
+            <w:r>
+              <w:rPr>
+                <w:rFonts w:ascii="Times New Roman" w:hAnsi="Times New Roman" w:eastAsia="黑体"/>
+                <w:b/>
+                <w:sz w:val="21"/>
+              </w:rPr>
+              <w:t xml:space="preserve">说明</w:t>
+            </w:r>
+          </w:p>
+        </w:tc>
+      </w:tr>
+      <w:tr>
+        <w:trPr>
+          <w:cantSplit/>
+        </w:trPr>
+        <w:tc>
+          <w:p>
+            <w:pPr>
+              <w:jc w:val="center"/>
+            </w:pPr>
+            <w:r>
+              <w:rPr>
+                <w:rFonts w:ascii="Times New Roman" w:hAnsi="Times New Roman" w:eastAsia="宋体"/>
+                <w:sz w:val="21"/>
+              </w:rPr>
+              <w:t xml:space="preserve">项目标识 / 项目名称</w:t>
+            </w:r>
+          </w:p>
+        </w:tc>
+        <w:tc>
+          <w:p>
+            <w:pPr>
+              <w:jc w:val="left"/>
+            </w:pPr>
+            <w:r>
+              <w:rPr>
+                <w:rFonts w:ascii="Times New Roman" w:hAnsi="Times New Roman" w:eastAsia="宋体"/>
+                <w:sz w:val="21"/>
+              </w:rPr>
+              <w:t xml:space="preserve">支持模糊匹配</w:t>
+            </w:r>
+          </w:p>
+        </w:tc>
+      </w:tr>
+      <w:tr>
+        <w:trPr>
+          <w:cantSplit/>
+        </w:trPr>
+        <w:tc>
+          <w:p>
+            <w:pPr>
+              <w:jc w:val="center"/>
+            </w:pPr>
+            <w:r>
+              <w:rPr>
+                <w:rFonts w:ascii="Times New Roman" w:hAnsi="Times New Roman" w:eastAsia="宋体"/>
+                <w:sz w:val="21"/>
+              </w:rPr>
+              <w:t xml:space="preserve">时间范围</w:t>
+            </w:r>
+          </w:p>
+        </w:tc>
+        <w:tc>
+          <w:p>
+            <w:pPr>
+              <w:jc w:val="left"/>
+            </w:pPr>
+            <w:r>
+              <w:rPr>
+                <w:rFonts w:ascii="Times New Roman" w:hAnsi="Times New Roman" w:eastAsia="宋体"/>
+                <w:sz w:val="21"/>
+              </w:rPr>
+              <w:t xml:space="preserve">按项目开始时间过滤，未填开始时间的项目只在区间为空时显示</w:t>
+            </w:r>
+          </w:p>
+        </w:tc>
+      </w:tr>
+      <w:tr>
+        <w:trPr>
+          <w:cantSplit/>
+        </w:trPr>
+        <w:tc>
+          <w:p>
+            <w:pPr>
+              <w:jc w:val="center"/>
+            </w:pPr>
+            <w:r>
+              <w:rPr>
+                <w:rFonts w:ascii="Times New Roman" w:hAnsi="Times New Roman" w:eastAsia="宋体"/>
+                <w:sz w:val="21"/>
+              </w:rPr>
+              <w:t xml:space="preserve">责任人 / 成员</w:t>
+            </w:r>
+          </w:p>
+        </w:tc>
+        <w:tc>
+          <w:p>
+            <w:pPr>
+              <w:jc w:val="left"/>
+            </w:pPr>
+            <w:r>
+              <w:rPr>
+                <w:rFonts w:ascii="Times New Roman" w:hAnsi="Times New Roman" w:eastAsia="宋体"/>
+                <w:sz w:val="21"/>
+              </w:rPr>
+              <w:t xml:space="preserve">从用户列表中选择</w:t>
+            </w:r>
+          </w:p>
+        </w:tc>
+      </w:tr>
+      <w:tr>
+        <w:trPr>
+          <w:cantSplit/>
+        </w:trPr>
+        <w:tc>
+          <w:p>
+            <w:pPr>
+              <w:jc w:val="center"/>
+            </w:pPr>
+            <w:r>
+              <w:rPr>
+                <w:rFonts w:ascii="Times New Roman" w:hAnsi="Times New Roman" w:eastAsia="宋体"/>
+                <w:sz w:val="21"/>
+              </w:rPr>
+              <w:t xml:space="preserve">状态 / 关键等级 / 报告类型 / 密级</w:t>
+            </w:r>
+          </w:p>
+        </w:tc>
+        <w:tc>
+          <w:p>
+            <w:pPr>
+              <w:jc w:val="left"/>
+            </w:pPr>
+            <w:r>
+              <w:rPr>
+                <w:rFonts w:ascii="Times New Roman" w:hAnsi="Times New Roman" w:eastAsia="宋体"/>
+                <w:sz w:val="21"/>
+              </w:rPr>
+              <w:t xml:space="preserve">取自对应数据字典，可多选</w:t>
+            </w:r>
+          </w:p>
+        </w:tc>
+      </w:tr>
+    </w:tbl>
+    <w:p>
+      <w:pPr/>
+      <w:r>
+        <w:rPr/>
+        <w:t xml:space="preserve"/>
+      </w:r>
+    </w:p>
+    <w:p>
+      <w:pPr>
+        <w:pStyle w:val="4"/>
+      </w:pPr>
+      <w:r>
+        <w:rPr/>
+        <w:t xml:space="preserve">项目表单字段</w:t>
+      </w:r>
+    </w:p>
+    <w:p>
+      <w:pPr>
+        <w:spacing w:before="120" w:after="60"/>
+        <w:jc w:val="center"/>
+      </w:pPr>
+      <w:r>
+        <w:rPr>
+          <w:rFonts w:ascii="Times New Roman" w:hAnsi="Times New Roman" w:eastAsia="黑体"/>
+          <w:sz w:val="21"/>
+        </w:rPr>
+        <w:t xml:space="preserve">表 4-16　项目表单字段分组</w:t>
+      </w:r>
+    </w:p>
+    <w:tbl>
+      <w:tblPr>
+        <w:tblStyle w:val="afffffffff8"/>
+        <w:tblW w:w="9599" w:type="dxa"/>
+        <w:jc w:val="center"/>
+        <w:tblBorders>
+          <w:top w:val="single" w:color="000000" w:sz="12"/>
+          <w:left w:val="single" w:color="000000" w:sz="12"/>
+          <w:bottom w:val="single" w:color="000000" w:sz="12"/>
+          <w:right w:val="single" w:color="000000" w:sz="12"/>
+          <w:insideH w:val="single" w:color="000000" w:sz="6"/>
+          <w:insideV w:val="single" w:color="000000" w:sz="6"/>
+        </w:tblBorders>
+        <w:tblLayout w:type="fixed"/>
+        <w:tblLook w:val="04A0"/>
+      </w:tblPr>
+      <w:tblGrid>
+        <w:gridCol w:w="1794"/>
+        <w:gridCol w:w="7805"/>
+      </w:tblGrid>
+      <w:tr>
+        <w:trPr>
+          <w:cantSplit/>
+          <w:tblHeader/>
+        </w:trPr>
+        <w:tc>
+          <w:p>
+            <w:pPr>
+              <w:jc w:val="center"/>
+            </w:pPr>
+            <w:r>
+              <w:rPr>
+                <w:rFonts w:ascii="Times New Roman" w:hAnsi="Times New Roman" w:eastAsia="黑体"/>
+                <w:b/>
+                <w:sz w:val="21"/>
+              </w:rPr>
+              <w:t xml:space="preserve">分组</w:t>
+            </w:r>
+          </w:p>
+        </w:tc>
+        <w:tc>
+          <w:p>
+            <w:pPr>
+              <w:jc w:val="center"/>
+            </w:pPr>
+            <w:r>
+              <w:rPr>
+                <w:rFonts w:ascii="Times New Roman" w:hAnsi="Times New Roman" w:eastAsia="黑体"/>
+                <w:b/>
+                <w:sz w:val="21"/>
+              </w:rPr>
+              <w:t xml:space="preserve">字段</w:t>
+            </w:r>
+          </w:p>
+        </w:tc>
+      </w:tr>
+      <w:tr>
+        <w:trPr>
+          <w:cantSplit/>
+        </w:trPr>
+        <w:tc>
+          <w:p>
+            <w:pPr>
+              <w:jc w:val="center"/>
+            </w:pPr>
+            <w:r>
+              <w:rPr>
+                <w:rFonts w:ascii="Times New Roman" w:hAnsi="Times New Roman" w:eastAsia="宋体"/>
+                <w:sz w:val="21"/>
+              </w:rPr>
+              <w:t xml:space="preserve">基本信息</w:t>
+            </w:r>
+          </w:p>
+        </w:tc>
+        <w:tc>
+          <w:p>
+            <w:pPr>
+              <w:jc w:val="left"/>
+            </w:pPr>
+            <w:r>
+              <w:rPr>
+                <w:rFonts w:ascii="Times New Roman" w:hAnsi="Times New Roman" w:eastAsia="宋体"/>
+                <w:sz w:val="21"/>
+              </w:rPr>
+              <w:t xml:space="preserve">项目标识、项目名称、开始/结束时间、负责人、项目成员、质量保证员、质量监督员、配置管理员</w:t>
+            </w:r>
+          </w:p>
+        </w:tc>
+      </w:tr>
+      <w:tr>
+        <w:trPr>
+          <w:cantSplit/>
+        </w:trPr>
+        <w:tc>
+          <w:p>
+            <w:pPr>
+              <w:jc w:val="center"/>
+            </w:pPr>
+            <w:r>
+              <w:rPr>
+                <w:rFonts w:ascii="Times New Roman" w:hAnsi="Times New Roman" w:eastAsia="宋体"/>
+                <w:sz w:val="21"/>
+              </w:rPr>
+              <w:t xml:space="preserve">级别与类型</w:t>
+            </w:r>
+          </w:p>
+        </w:tc>
+        <w:tc>
+          <w:p>
+            <w:pPr>
+              <w:jc w:val="left"/>
+            </w:pPr>
+            <w:r>
+              <w:rPr>
+                <w:rFonts w:ascii="Times New Roman" w:hAnsi="Times New Roman" w:eastAsia="宋体"/>
+                <w:sz w:val="21"/>
+              </w:rPr>
+              <w:t xml:space="preserve">安全等级、测试级别、平台类型、报告类型、被测语言、依据标准、密级、软件类型</w:t>
+            </w:r>
+          </w:p>
+        </w:tc>
+      </w:tr>
+      <w:tr>
+        <w:trPr>
+          <w:cantSplit/>
+        </w:trPr>
+        <w:tc>
+          <w:p>
+            <w:pPr>
+              <w:jc w:val="center"/>
+            </w:pPr>
+            <w:r>
+              <w:rPr>
+                <w:rFonts w:ascii="Times New Roman" w:hAnsi="Times New Roman" w:eastAsia="宋体"/>
+                <w:sz w:val="21"/>
+              </w:rPr>
+              <w:t xml:space="preserve">三方信息</w:t>
+            </w:r>
+          </w:p>
+        </w:tc>
+        <w:tc>
+          <w:p>
+            <w:pPr>
+              <w:jc w:val="left"/>
+            </w:pPr>
+            <w:r>
+              <w:rPr>
+                <w:rFonts w:ascii="Times New Roman" w:hAnsi="Times New Roman" w:eastAsia="宋体"/>
+                <w:sz w:val="21"/>
+              </w:rPr>
+              <w:t xml:space="preserve">委托方 / 研制方 / 测试方的单位、联系人、联系电话、邮箱</w:t>
+            </w:r>
+          </w:p>
+        </w:tc>
+      </w:tr>
+      <w:tr>
+        <w:trPr>
+          <w:cantSplit/>
+        </w:trPr>
+        <w:tc>
+          <w:p>
+            <w:pPr>
+              <w:jc w:val="center"/>
+            </w:pPr>
+            <w:r>
+              <w:rPr>
+                <w:rFonts w:ascii="Times New Roman" w:hAnsi="Times New Roman" w:eastAsia="宋体"/>
+                <w:sz w:val="21"/>
+              </w:rPr>
+              <w:t xml:space="preserve">环境</w:t>
+            </w:r>
+          </w:p>
+        </w:tc>
+        <w:tc>
+          <w:p>
+            <w:pPr>
+              <w:jc w:val="left"/>
+            </w:pPr>
+            <w:r>
+              <w:rPr>
+                <w:rFonts w:ascii="Times New Roman" w:hAnsi="Times New Roman" w:eastAsia="宋体"/>
+                <w:sz w:val="21"/>
+              </w:rPr>
+              <w:t xml:space="preserve">运行环境、开发环境</w:t>
+            </w:r>
+          </w:p>
+        </w:tc>
+      </w:tr>
+      <w:tr>
+        <w:trPr>
+          <w:cantSplit/>
+        </w:trPr>
+        <w:tc>
+          <w:p>
+            <w:pPr>
+              <w:jc w:val="center"/>
+            </w:pPr>
+            <w:r>
+              <w:rPr>
+                <w:rFonts w:ascii="Times New Roman" w:hAnsi="Times New Roman" w:eastAsia="宋体"/>
+                <w:sz w:val="21"/>
+              </w:rPr>
+              <w:t xml:space="preserve">阶段</w:t>
+            </w:r>
+          </w:p>
+        </w:tc>
+        <w:tc>
+          <w:p>
+            <w:pPr>
+              <w:jc w:val="left"/>
+            </w:pPr>
+            <w:r>
+              <w:rPr>
+                <w:rFonts w:ascii="Times New Roman" w:hAnsi="Times New Roman" w:eastAsia="宋体"/>
+                <w:sz w:val="21"/>
+              </w:rPr>
+              <w:t xml:space="preserve">项目阶段：进行中 / 已完成 / 已废弃</w:t>
+            </w:r>
+          </w:p>
+        </w:tc>
+      </w:tr>
+      <w:tr>
+        <w:trPr>
+          <w:cantSplit/>
+        </w:trPr>
+        <w:tc>
+          <w:p>
+            <w:pPr>
+              <w:jc w:val="center"/>
+            </w:pPr>
+            <w:r>
+              <w:rPr>
+                <w:rFonts w:ascii="Times New Roman" w:hAnsi="Times New Roman" w:eastAsia="宋体"/>
+                <w:sz w:val="21"/>
+              </w:rPr>
+              <w:t xml:space="preserve">其他</w:t>
+            </w:r>
+          </w:p>
+        </w:tc>
+        <w:tc>
+          <w:p>
+            <w:pPr>
+              <w:jc w:val="left"/>
+            </w:pPr>
+            <w:r>
+              <w:rPr>
+                <w:rFonts w:ascii="Times New Roman" w:hAnsi="Times New Roman" w:eastAsia="宋体"/>
+                <w:sz w:val="21"/>
+              </w:rPr>
+              <w:t xml:space="preserve">缩略语、备注</w:t>
+            </w:r>
+          </w:p>
+        </w:tc>
+      </w:tr>
+    </w:tbl>
+    <w:p>
+      <w:pPr/>
+      <w:r>
+        <w:rPr/>
+        <w:t xml:space="preserve"/>
+      </w:r>
+    </w:p>
+    <w:p>
+      <w:pPr>
+        <w:pStyle w:val="4"/>
+      </w:pPr>
+      <w:r>
+        <w:rPr/>
+        <w:t xml:space="preserve">操作要点</w:t>
       </w:r>
     </w:p>
     <w:p>
@@ -3155,7 +5073,49 @@
           <w:rFonts w:ascii="Times New Roman" w:hAnsi="Times New Roman" w:eastAsia="宋体"/>
           <w:sz w:val="24"/>
         </w:rPr>
-        <w:t xml:space="preserve">点击项目行的“工作区”进入工作区。左侧为轮次树，层级依次为轮次 → 被测件 → 设计需求 → 测试项 → 测试用例；右键节点可新建子级、复制、重命名或删除；顶部提供搜索、全部展开与“点击复制创建轮次”。</w:t>
+        <w:t xml:space="preserve">· 项目标识（R 编号）一旦保存不可重复；重复提交会被服务端拒绝。</w:t>
+      </w:r>
+    </w:p>
+    <w:p>
+      <w:pPr>
+        <w:spacing w:line="360" w:lineRule="auto"/>
+        <w:ind w:left="480"/>
+        <w:jc w:val="both"/>
+      </w:pPr>
+      <w:r>
+        <w:rPr>
+          <w:rFonts w:ascii="Times New Roman" w:hAnsi="Times New Roman" w:eastAsia="宋体"/>
+          <w:sz w:val="24"/>
+        </w:rPr>
+        <w:t xml:space="preserve">· 结束时间不得早于最后一个轮次的结束时间，否则保存失败并提示。</w:t>
+      </w:r>
+    </w:p>
+    <w:p>
+      <w:pPr>
+        <w:spacing w:line="360" w:lineRule="auto"/>
+        <w:ind w:left="480"/>
+        <w:jc w:val="both"/>
+      </w:pPr>
+      <w:r>
+        <w:rPr>
+          <w:rFonts w:ascii="Times New Roman" w:hAnsi="Times New Roman" w:eastAsia="宋体"/>
+          <w:sz w:val="24"/>
+        </w:rPr>
+        <w:t xml:space="preserve">· “复制”会连同轮次、需求、用例与问题单一起复制为新项目，复制后请修改标识与名称。</w:t>
+      </w:r>
+    </w:p>
+    <w:p>
+      <w:pPr>
+        <w:spacing w:line="360" w:lineRule="auto"/>
+        <w:ind w:left="480"/>
+        <w:jc w:val="both"/>
+      </w:pPr>
+      <w:r>
+        <w:rPr>
+          <w:rFonts w:ascii="Times New Roman" w:hAnsi="Times New Roman" w:eastAsia="宋体"/>
+          <w:sz w:val="24"/>
+        </w:rPr>
+        <w:t xml:space="preserve">· “文档生成”入口在项目行右侧，详见 4.3.6。</w:t>
       </w:r>
     </w:p>
     <w:p>
@@ -3171,7 +5131,7 @@
           <wp:inline distT="0" distB="0" distL="0" distR="0">
             <wp:extent cx="5400000" cy="3375000"/>
             <wp:effectExtent l="0" t="0" r="0" b="0"/>
-            <wp:docPr id="4" name="713b.png" descr=""/>
+            <wp:docPr id="5" name="board.png" descr=""/>
             <wp:cNvGraphicFramePr>
               <a:graphicFrameLocks xmlns:a="http://schemas.openxmlformats.org/drawingml/2006/main" noChangeAspect="1"/>
             </wp:cNvGraphicFramePr>
@@ -3179,11 +5139,11 @@
               <a:graphicData uri="http://schemas.openxmlformats.org/drawingml/2006/picture">
                 <pic:pic xmlns:pic="http://schemas.openxmlformats.org/drawingml/2006/picture">
                   <pic:nvPicPr>
-                    <pic:cNvPr id="4" name="713b.png"/>
+                    <pic:cNvPr id="5" name="board.png"/>
                     <pic:cNvPicPr/>
                   </pic:nvPicPr>
                   <pic:blipFill>
-                    <a:blip r:embed="R16e148436db6480a" cstate="print"/>
+                    <a:blip r:embed="Radfc8a4c2f7a402f" cstate="print"/>
                     <a:stretch>
                       <a:fillRect/>
                     </a:stretch>
@@ -3213,7 +5173,7 @@
           <w:rFonts w:ascii="Times New Roman" w:hAnsi="Times New Roman" w:eastAsia="黑体"/>
           <w:sz w:val="21"/>
         </w:rPr>
-        <w:t xml:space="preserve">图 4-4 项目工作区：左侧轮次树，右侧为选中节点的表单或表格</w:t>
+        <w:t xml:space="preserve">图 4-11 项目看板：用例执行与问题闭环统计、项目时间轴、各轮次汇总</w:t>
       </w:r>
     </w:p>
     <w:p>
@@ -3226,7 +5186,528 @@
           <w:rFonts w:ascii="Times New Roman" w:hAnsi="Times New Roman" w:eastAsia="黑体"/>
           <w:sz w:val="21"/>
         </w:rPr>
-        <w:t xml:space="preserve">表 4-5 工作区常用操作</w:t>
+        <w:t xml:space="preserve">表 4-120 新建项目字段填写指引</w:t>
+      </w:r>
+    </w:p>
+    <w:tbl>
+      <w:tblPr>
+        <w:tblStyle w:val="afffffffff8"/>
+        <w:tblW w:w="9600" w:type="dxa"/>
+        <w:jc w:val="center"/>
+        <w:tblBorders>
+          <w:top w:val="single" w:color="000000" w:sz="12"/>
+          <w:left w:val="single" w:color="000000" w:sz="12"/>
+          <w:bottom w:val="single" w:color="000000" w:sz="12"/>
+          <w:right w:val="single" w:color="000000" w:sz="12"/>
+          <w:insideH w:val="single" w:color="000000" w:sz="6"/>
+          <w:insideV w:val="single" w:color="000000" w:sz="6"/>
+        </w:tblBorders>
+        <w:tblLayout w:type="fixed"/>
+        <w:tblLook w:val="04A0"/>
+      </w:tblPr>
+      <w:tblGrid>
+        <w:gridCol w:w="3000"/>
+        <w:gridCol w:w="6600"/>
+      </w:tblGrid>
+      <w:tr>
+        <w:trPr>
+          <w:cantSplit/>
+          <w:tblHeader/>
+        </w:trPr>
+        <w:tc>
+          <w:p>
+            <w:pPr>
+              <w:jc w:val="center"/>
+            </w:pPr>
+            <w:r>
+              <w:rPr>
+                <w:rFonts w:ascii="Times New Roman" w:hAnsi="Times New Roman" w:eastAsia="黑体"/>
+                <w:b/>
+                <w:sz w:val="21"/>
+              </w:rPr>
+              <w:t xml:space="preserve">字段</w:t>
+            </w:r>
+          </w:p>
+        </w:tc>
+        <w:tc>
+          <w:p>
+            <w:pPr>
+              <w:jc w:val="center"/>
+            </w:pPr>
+            <w:r>
+              <w:rPr>
+                <w:rFonts w:ascii="Times New Roman" w:hAnsi="Times New Roman" w:eastAsia="黑体"/>
+                <w:b/>
+                <w:sz w:val="21"/>
+              </w:rPr>
+              <w:t xml:space="preserve">填写要求</w:t>
+            </w:r>
+          </w:p>
+        </w:tc>
+      </w:tr>
+      <w:tr>
+        <w:trPr>
+          <w:cantSplit/>
+        </w:trPr>
+        <w:tc>
+          <w:p>
+            <w:pPr>
+              <w:jc w:val="center"/>
+            </w:pPr>
+            <w:r>
+              <w:rPr>
+                <w:rFonts w:ascii="Times New Roman" w:hAnsi="Times New Roman" w:eastAsia="宋体"/>
+                <w:sz w:val="21"/>
+              </w:rPr>
+              <w:t xml:space="preserve">项目标识</w:t>
+            </w:r>
+          </w:p>
+        </w:tc>
+        <w:tc>
+          <w:p>
+            <w:pPr>
+              <w:jc w:val="left"/>
+            </w:pPr>
+            <w:r>
+              <w:rPr>
+                <w:rFonts w:ascii="Times New Roman" w:hAnsi="Times New Roman" w:eastAsia="宋体"/>
+                <w:sz w:val="21"/>
+              </w:rPr>
+              <w:t xml:space="preserve">R 开头编号，全局唯一，如 R2601</w:t>
+            </w:r>
+          </w:p>
+        </w:tc>
+      </w:tr>
+      <w:tr>
+        <w:trPr>
+          <w:cantSplit/>
+        </w:trPr>
+        <w:tc>
+          <w:p>
+            <w:pPr>
+              <w:jc w:val="center"/>
+            </w:pPr>
+            <w:r>
+              <w:rPr>
+                <w:rFonts w:ascii="Times New Roman" w:hAnsi="Times New Roman" w:eastAsia="宋体"/>
+                <w:sz w:val="21"/>
+              </w:rPr>
+              <w:t xml:space="preserve">项目名称</w:t>
+            </w:r>
+          </w:p>
+        </w:tc>
+        <w:tc>
+          <w:p>
+            <w:pPr>
+              <w:jc w:val="left"/>
+            </w:pPr>
+            <w:r>
+              <w:rPr>
+                <w:rFonts w:ascii="Times New Roman" w:hAnsi="Times New Roman" w:eastAsia="宋体"/>
+                <w:sz w:val="21"/>
+              </w:rPr>
+              <w:t xml:space="preserve">被测软件或任务的名称</w:t>
+            </w:r>
+          </w:p>
+        </w:tc>
+      </w:tr>
+      <w:tr>
+        <w:trPr>
+          <w:cantSplit/>
+        </w:trPr>
+        <w:tc>
+          <w:p>
+            <w:pPr>
+              <w:jc w:val="center"/>
+            </w:pPr>
+            <w:r>
+              <w:rPr>
+                <w:rFonts w:ascii="Times New Roman" w:hAnsi="Times New Roman" w:eastAsia="宋体"/>
+                <w:sz w:val="21"/>
+              </w:rPr>
+              <w:t xml:space="preserve">开始/结束时间</w:t>
+            </w:r>
+          </w:p>
+        </w:tc>
+        <w:tc>
+          <w:p>
+            <w:pPr>
+              <w:jc w:val="left"/>
+            </w:pPr>
+            <w:r>
+              <w:rPr>
+                <w:rFonts w:ascii="Times New Roman" w:hAnsi="Times New Roman" w:eastAsia="宋体"/>
+                <w:sz w:val="21"/>
+              </w:rPr>
+              <w:t xml:space="preserve">结束时间须晚于最后一个轮次的结束时间</w:t>
+            </w:r>
+          </w:p>
+        </w:tc>
+      </w:tr>
+      <w:tr>
+        <w:trPr>
+          <w:cantSplit/>
+        </w:trPr>
+        <w:tc>
+          <w:p>
+            <w:pPr>
+              <w:jc w:val="center"/>
+            </w:pPr>
+            <w:r>
+              <w:rPr>
+                <w:rFonts w:ascii="Times New Roman" w:hAnsi="Times New Roman" w:eastAsia="宋体"/>
+                <w:sz w:val="21"/>
+              </w:rPr>
+              <w:t xml:space="preserve">负责人</w:t>
+            </w:r>
+          </w:p>
+        </w:tc>
+        <w:tc>
+          <w:p>
+            <w:pPr>
+              <w:jc w:val="left"/>
+            </w:pPr>
+            <w:r>
+              <w:rPr>
+                <w:rFonts w:ascii="Times New Roman" w:hAnsi="Times New Roman" w:eastAsia="宋体"/>
+                <w:sz w:val="21"/>
+              </w:rPr>
+              <w:t xml:space="preserve">默认拥有该项目的全部管理权，可从用户列表选择</w:t>
+            </w:r>
+          </w:p>
+        </w:tc>
+      </w:tr>
+      <w:tr>
+        <w:trPr>
+          <w:cantSplit/>
+        </w:trPr>
+        <w:tc>
+          <w:p>
+            <w:pPr>
+              <w:jc w:val="center"/>
+            </w:pPr>
+            <w:r>
+              <w:rPr>
+                <w:rFonts w:ascii="Times New Roman" w:hAnsi="Times New Roman" w:eastAsia="宋体"/>
+                <w:sz w:val="21"/>
+              </w:rPr>
+              <w:t xml:space="preserve">项目成员</w:t>
+            </w:r>
+          </w:p>
+        </w:tc>
+        <w:tc>
+          <w:p>
+            <w:pPr>
+              <w:jc w:val="left"/>
+            </w:pPr>
+            <w:r>
+              <w:rPr>
+                <w:rFonts w:ascii="Times New Roman" w:hAnsi="Times New Roman" w:eastAsia="宋体"/>
+                <w:sz w:val="21"/>
+              </w:rPr>
+              <w:t xml:space="preserve">可多选，成员拥有项目及其下游数据的读写权限</w:t>
+            </w:r>
+          </w:p>
+        </w:tc>
+      </w:tr>
+      <w:tr>
+        <w:trPr>
+          <w:cantSplit/>
+        </w:trPr>
+        <w:tc>
+          <w:p>
+            <w:pPr>
+              <w:jc w:val="center"/>
+            </w:pPr>
+            <w:r>
+              <w:rPr>
+                <w:rFonts w:ascii="Times New Roman" w:hAnsi="Times New Roman" w:eastAsia="宋体"/>
+                <w:sz w:val="21"/>
+              </w:rPr>
+              <w:t xml:space="preserve">质量保证员/监督员/配置管理员</w:t>
+            </w:r>
+          </w:p>
+        </w:tc>
+        <w:tc>
+          <w:p>
+            <w:pPr>
+              <w:jc w:val="left"/>
+            </w:pPr>
+            <w:r>
+              <w:rPr>
+                <w:rFonts w:ascii="Times New Roman" w:hAnsi="Times New Roman" w:eastAsia="宋体"/>
+                <w:sz w:val="21"/>
+              </w:rPr>
+              <w:t xml:space="preserve">按项目质量要求填写</w:t>
+            </w:r>
+          </w:p>
+        </w:tc>
+      </w:tr>
+      <w:tr>
+        <w:trPr>
+          <w:cantSplit/>
+        </w:trPr>
+        <w:tc>
+          <w:p>
+            <w:pPr>
+              <w:jc w:val="center"/>
+            </w:pPr>
+            <w:r>
+              <w:rPr>
+                <w:rFonts w:ascii="Times New Roman" w:hAnsi="Times New Roman" w:eastAsia="宋体"/>
+                <w:sz w:val="21"/>
+              </w:rPr>
+              <w:t xml:space="preserve">安全等级/测试级别/平台类型</w:t>
+            </w:r>
+          </w:p>
+        </w:tc>
+        <w:tc>
+          <w:p>
+            <w:pPr>
+              <w:jc w:val="left"/>
+            </w:pPr>
+            <w:r>
+              <w:rPr>
+                <w:rFonts w:ascii="Times New Roman" w:hAnsi="Times New Roman" w:eastAsia="宋体"/>
+                <w:sz w:val="21"/>
+              </w:rPr>
+              <w:t xml:space="preserve">取自数据字典，可多选</w:t>
+            </w:r>
+          </w:p>
+        </w:tc>
+      </w:tr>
+      <w:tr>
+        <w:trPr>
+          <w:cantSplit/>
+        </w:trPr>
+        <w:tc>
+          <w:p>
+            <w:pPr>
+              <w:jc w:val="center"/>
+            </w:pPr>
+            <w:r>
+              <w:rPr>
+                <w:rFonts w:ascii="Times New Roman" w:hAnsi="Times New Roman" w:eastAsia="宋体"/>
+                <w:sz w:val="21"/>
+              </w:rPr>
+              <w:t xml:space="preserve">报告类型</w:t>
+            </w:r>
+          </w:p>
+        </w:tc>
+        <w:tc>
+          <w:p>
+            <w:pPr>
+              <w:jc w:val="left"/>
+            </w:pPr>
+            <w:r>
+              <w:rPr>
+                <w:rFonts w:ascii="Times New Roman" w:hAnsi="Times New Roman" w:eastAsia="宋体"/>
+                <w:sz w:val="21"/>
+              </w:rPr>
+              <w:t xml:space="preserve">鉴定测试或第三方测试，影响文档文案</w:t>
+            </w:r>
+          </w:p>
+        </w:tc>
+      </w:tr>
+      <w:tr>
+        <w:trPr>
+          <w:cantSplit/>
+        </w:trPr>
+        <w:tc>
+          <w:p>
+            <w:pPr>
+              <w:jc w:val="center"/>
+            </w:pPr>
+            <w:r>
+              <w:rPr>
+                <w:rFonts w:ascii="Times New Roman" w:hAnsi="Times New Roman" w:eastAsia="宋体"/>
+                <w:sz w:val="21"/>
+              </w:rPr>
+              <w:t xml:space="preserve">密级</w:t>
+            </w:r>
+          </w:p>
+        </w:tc>
+        <w:tc>
+          <w:p>
+            <w:pPr>
+              <w:jc w:val="left"/>
+            </w:pPr>
+            <w:r>
+              <w:rPr>
+                <w:rFonts w:ascii="Times New Roman" w:hAnsi="Times New Roman" w:eastAsia="宋体"/>
+                <w:sz w:val="21"/>
+              </w:rPr>
+              <w:t xml:space="preserve">决定哪些用户能访问该项目，须与用户密级许可匹配</w:t>
+            </w:r>
+          </w:p>
+        </w:tc>
+      </w:tr>
+      <w:tr>
+        <w:trPr>
+          <w:cantSplit/>
+        </w:trPr>
+        <w:tc>
+          <w:p>
+            <w:pPr>
+              <w:jc w:val="center"/>
+            </w:pPr>
+            <w:r>
+              <w:rPr>
+                <w:rFonts w:ascii="Times New Roman" w:hAnsi="Times New Roman" w:eastAsia="宋体"/>
+                <w:sz w:val="21"/>
+              </w:rPr>
+              <w:t xml:space="preserve">三方单位与联系人</w:t>
+            </w:r>
+          </w:p>
+        </w:tc>
+        <w:tc>
+          <w:p>
+            <w:pPr>
+              <w:jc w:val="left"/>
+            </w:pPr>
+            <w:r>
+              <w:rPr>
+                <w:rFonts w:ascii="Times New Roman" w:hAnsi="Times New Roman" w:eastAsia="宋体"/>
+                <w:sz w:val="21"/>
+              </w:rPr>
+              <w:t xml:space="preserve">委托方、研制方、测试方的单位与联系信息，可快速新增</w:t>
+            </w:r>
+          </w:p>
+        </w:tc>
+      </w:tr>
+      <w:tr>
+        <w:trPr>
+          <w:cantSplit/>
+        </w:trPr>
+        <w:tc>
+          <w:p>
+            <w:pPr>
+              <w:jc w:val="center"/>
+            </w:pPr>
+            <w:r>
+              <w:rPr>
+                <w:rFonts w:ascii="Times New Roman" w:hAnsi="Times New Roman" w:eastAsia="宋体"/>
+                <w:sz w:val="21"/>
+              </w:rPr>
+              <w:t xml:space="preserve">运行/开发环境</w:t>
+            </w:r>
+          </w:p>
+        </w:tc>
+        <w:tc>
+          <w:p>
+            <w:pPr>
+              <w:jc w:val="left"/>
+            </w:pPr>
+            <w:r>
+              <w:rPr>
+                <w:rFonts w:ascii="Times New Roman" w:hAnsi="Times New Roman" w:eastAsia="宋体"/>
+                <w:sz w:val="21"/>
+              </w:rPr>
+              <w:t xml:space="preserve">取自字典，可多选</w:t>
+            </w:r>
+          </w:p>
+        </w:tc>
+      </w:tr>
+    </w:tbl>
+    <w:p>
+      <w:pPr/>
+      <w:r>
+        <w:rPr/>
+        <w:t xml:space="preserve"/>
+      </w:r>
+    </w:p>
+    <w:p>
+      <w:pPr>
+        <w:pStyle w:val="30"/>
+      </w:pPr>
+      <w:r>
+        <w:rPr/>
+        <w:t xml:space="preserve">项目工作区</w:t>
+      </w:r>
+    </w:p>
+    <w:p>
+      <w:pPr>
+        <w:spacing w:line="360" w:lineRule="auto"/>
+        <w:ind w:left="480"/>
+        <w:jc w:val="both"/>
+      </w:pPr>
+      <w:r>
+        <w:rPr>
+          <w:rFonts w:ascii="Times New Roman" w:hAnsi="Times New Roman" w:eastAsia="宋体"/>
+          <w:sz w:val="24"/>
+        </w:rPr>
+        <w:t xml:space="preserve">点击项目行的“工作区”进入工作区。左侧为轮次树，层级依次为轮次 → 被测件 → 设计需求 → 测试项 → 测试用例；右键节点可新建子级、复制、重命名或删除；顶部提供搜索、全部展开与“点击复制创建轮次”。</w:t>
+      </w:r>
+    </w:p>
+    <w:p>
+      <w:pPr>
+        <w:jc w:val="center"/>
+      </w:pPr>
+      <w:r>
+        <w:rPr/>
+        <w:t xml:space="preserve"/>
+      </w:r>
+      <w:r>
+        <w:drawing>
+          <wp:inline distT="0" distB="0" distL="0" distR="0">
+            <wp:extent cx="5400000" cy="3375000"/>
+            <wp:effectExtent l="0" t="0" r="0" b="0"/>
+            <wp:docPr id="6" name="713b.png" descr=""/>
+            <wp:cNvGraphicFramePr>
+              <a:graphicFrameLocks xmlns:a="http://schemas.openxmlformats.org/drawingml/2006/main" noChangeAspect="1"/>
+            </wp:cNvGraphicFramePr>
+            <a:graphic xmlns:a="http://schemas.openxmlformats.org/drawingml/2006/main">
+              <a:graphicData uri="http://schemas.openxmlformats.org/drawingml/2006/picture">
+                <pic:pic xmlns:pic="http://schemas.openxmlformats.org/drawingml/2006/picture">
+                  <pic:nvPicPr>
+                    <pic:cNvPr id="6" name="713b.png"/>
+                    <pic:cNvPicPr/>
+                  </pic:nvPicPr>
+                  <pic:blipFill>
+                    <a:blip r:embed="R0a96160c81ca455a" cstate="print"/>
+                    <a:stretch>
+                      <a:fillRect/>
+                    </a:stretch>
+                  </pic:blipFill>
+                  <pic:spPr>
+                    <a:xfrm>
+                      <a:off x="0" y="0"/>
+                      <a:ext cx="5400000" cy="3375000"/>
+                    </a:xfrm>
+                    <a:prstGeom prst="rect">
+                      <a:avLst/>
+                    </a:prstGeom>
+                  </pic:spPr>
+                </pic:pic>
+              </a:graphicData>
+            </a:graphic>
+          </wp:inline>
+        </w:drawing>
+      </w:r>
+    </w:p>
+    <w:p>
+      <w:pPr>
+        <w:jc w:val="center"/>
+      </w:pPr>
+      <w:r>
+        <w:rPr>
+          <w:rFonts w:ascii="Times New Roman" w:hAnsi="Times New Roman" w:eastAsia="黑体"/>
+          <w:sz w:val="21"/>
+        </w:rPr>
+        <w:t xml:space="preserve">图 4-4 项目工作区：左侧轮次树，右侧为选中节点的表单或表格</w:t>
+      </w:r>
+    </w:p>
+    <w:p>
+      <w:pPr>
+        <w:spacing w:before="120" w:after="60"/>
+        <w:jc w:val="center"/>
+      </w:pPr>
+      <w:r>
+        <w:rPr>
+          <w:rFonts w:ascii="Times New Roman" w:hAnsi="Times New Roman" w:eastAsia="黑体"/>
+          <w:sz w:val="21"/>
+        </w:rPr>
+        <w:t xml:space="preserve">表 4-12 工作区常用操作</w:t>
       </w:r>
     </w:p>
     <w:tbl>
@@ -3687,6 +6168,369 @@
     </w:p>
     <w:p>
       <w:pPr>
+        <w:pStyle w:val="4"/>
+      </w:pPr>
+      <w:r>
+        <w:rPr/>
+        <w:t xml:space="preserve">树节点字段</w:t>
+      </w:r>
+    </w:p>
+    <w:p>
+      <w:pPr>
+        <w:spacing w:before="120" w:after="60"/>
+        <w:jc w:val="center"/>
+      </w:pPr>
+      <w:r>
+        <w:rPr>
+          <w:rFonts w:ascii="Times New Roman" w:hAnsi="Times New Roman" w:eastAsia="黑体"/>
+          <w:sz w:val="21"/>
+        </w:rPr>
+        <w:t xml:space="preserve">表 4-19　树节点与主要字段</w:t>
+      </w:r>
+    </w:p>
+    <w:tbl>
+      <w:tblPr>
+        <w:tblStyle w:val="afffffffff8"/>
+        <w:tblW w:w="9599" w:type="dxa"/>
+        <w:jc w:val="center"/>
+        <w:tblBorders>
+          <w:top w:val="single" w:color="000000" w:sz="12"/>
+          <w:left w:val="single" w:color="000000" w:sz="12"/>
+          <w:bottom w:val="single" w:color="000000" w:sz="12"/>
+          <w:right w:val="single" w:color="000000" w:sz="12"/>
+          <w:insideH w:val="single" w:color="000000" w:sz="6"/>
+          <w:insideV w:val="single" w:color="000000" w:sz="6"/>
+        </w:tblBorders>
+        <w:tblLayout w:type="fixed"/>
+        <w:tblLook w:val="04A0"/>
+      </w:tblPr>
+      <w:tblGrid>
+        <w:gridCol w:w="1595"/>
+        <w:gridCol w:w="8004"/>
+      </w:tblGrid>
+      <w:tr>
+        <w:trPr>
+          <w:cantSplit/>
+          <w:tblHeader/>
+        </w:trPr>
+        <w:tc>
+          <w:p>
+            <w:pPr>
+              <w:jc w:val="center"/>
+            </w:pPr>
+            <w:r>
+              <w:rPr>
+                <w:rFonts w:ascii="Times New Roman" w:hAnsi="Times New Roman" w:eastAsia="黑体"/>
+                <w:b/>
+                <w:sz w:val="21"/>
+              </w:rPr>
+              <w:t xml:space="preserve">节点</w:t>
+            </w:r>
+          </w:p>
+        </w:tc>
+        <w:tc>
+          <w:p>
+            <w:pPr>
+              <w:jc w:val="center"/>
+            </w:pPr>
+            <w:r>
+              <w:rPr>
+                <w:rFonts w:ascii="Times New Roman" w:hAnsi="Times New Roman" w:eastAsia="黑体"/>
+                <w:b/>
+                <w:sz w:val="21"/>
+              </w:rPr>
+              <w:t xml:space="preserve">主要字段</w:t>
+            </w:r>
+          </w:p>
+        </w:tc>
+      </w:tr>
+      <w:tr>
+        <w:trPr>
+          <w:cantSplit/>
+        </w:trPr>
+        <w:tc>
+          <w:p>
+            <w:pPr>
+              <w:jc w:val="center"/>
+            </w:pPr>
+            <w:r>
+              <w:rPr>
+                <w:rFonts w:ascii="Times New Roman" w:hAnsi="Times New Roman" w:eastAsia="宋体"/>
+                <w:sz w:val="21"/>
+              </w:rPr>
+              <w:t xml:space="preserve">轮次</w:t>
+            </w:r>
+          </w:p>
+        </w:tc>
+        <w:tc>
+          <w:p>
+            <w:pPr>
+              <w:jc w:val="left"/>
+            </w:pPr>
+            <w:r>
+              <w:rPr>
+                <w:rFonts w:ascii="Times New Roman" w:hAnsi="Times New Roman" w:eastAsia="宋体"/>
+                <w:sz w:val="21"/>
+              </w:rPr>
+              <w:t xml:space="preserve">轮次标识、名称、等级、执行地点、最优/典型/最低工况的电压与温度、起止时间</w:t>
+            </w:r>
+          </w:p>
+        </w:tc>
+      </w:tr>
+      <w:tr>
+        <w:trPr>
+          <w:cantSplit/>
+        </w:trPr>
+        <w:tc>
+          <w:p>
+            <w:pPr>
+              <w:jc w:val="center"/>
+            </w:pPr>
+            <w:r>
+              <w:rPr>
+                <w:rFonts w:ascii="Times New Roman" w:hAnsi="Times New Roman" w:eastAsia="宋体"/>
+                <w:sz w:val="21"/>
+              </w:rPr>
+              <w:t xml:space="preserve">被测件</w:t>
+            </w:r>
+          </w:p>
+        </w:tc>
+        <w:tc>
+          <w:p>
+            <w:pPr>
+              <w:jc w:val="left"/>
+            </w:pPr>
+            <w:r>
+              <w:rPr>
+                <w:rFonts w:ascii="Times New Roman" w:hAnsi="Times New Roman" w:eastAsia="宋体"/>
+                <w:sz w:val="21"/>
+              </w:rPr>
+              <w:t xml:space="preserve">标识、类型、名称、版本、发布单位、发布时间、文档编号、代码规模（总行数/有效行/注释行）</w:t>
+            </w:r>
+          </w:p>
+        </w:tc>
+      </w:tr>
+      <w:tr>
+        <w:trPr>
+          <w:cantSplit/>
+        </w:trPr>
+        <w:tc>
+          <w:p>
+            <w:pPr>
+              <w:jc w:val="center"/>
+            </w:pPr>
+            <w:r>
+              <w:rPr>
+                <w:rFonts w:ascii="Times New Roman" w:hAnsi="Times New Roman" w:eastAsia="宋体"/>
+                <w:sz w:val="21"/>
+              </w:rPr>
+              <w:t xml:space="preserve">设计需求</w:t>
+            </w:r>
+          </w:p>
+        </w:tc>
+        <w:tc>
+          <w:p>
+            <w:pPr>
+              <w:jc w:val="left"/>
+            </w:pPr>
+            <w:r>
+              <w:rPr>
+                <w:rFonts w:ascii="Times New Roman" w:hAnsi="Times New Roman" w:eastAsia="宋体"/>
+                <w:sz w:val="21"/>
+              </w:rPr>
+              <w:t xml:space="preserve">标识、名称、类型（功能/性能/接口/可靠性/安全性/静态）、章节号、需求描述；接口类另有接口类型、是否双向与方向信息</w:t>
+            </w:r>
+          </w:p>
+        </w:tc>
+      </w:tr>
+      <w:tr>
+        <w:trPr>
+          <w:cantSplit/>
+        </w:trPr>
+        <w:tc>
+          <w:p>
+            <w:pPr>
+              <w:jc w:val="center"/>
+            </w:pPr>
+            <w:r>
+              <w:rPr>
+                <w:rFonts w:ascii="Times New Roman" w:hAnsi="Times New Roman" w:eastAsia="宋体"/>
+                <w:sz w:val="21"/>
+              </w:rPr>
+              <w:t xml:space="preserve">测试项</w:t>
+            </w:r>
+          </w:p>
+        </w:tc>
+        <w:tc>
+          <w:p>
+            <w:pPr>
+              <w:jc w:val="left"/>
+            </w:pPr>
+            <w:r>
+              <w:rPr>
+                <w:rFonts w:ascii="Times New Roman" w:hAnsi="Times New Roman" w:eastAsia="宋体"/>
+                <w:sz w:val="21"/>
+              </w:rPr>
+              <w:t xml:space="preserve">标识、名称、充分条件、优先级、测试类型、测试方法、测试项描述；下含子项与子项步骤</w:t>
+            </w:r>
+          </w:p>
+        </w:tc>
+      </w:tr>
+      <w:tr>
+        <w:trPr>
+          <w:cantSplit/>
+        </w:trPr>
+        <w:tc>
+          <w:p>
+            <w:pPr>
+              <w:jc w:val="center"/>
+            </w:pPr>
+            <w:r>
+              <w:rPr>
+                <w:rFonts w:ascii="Times New Roman" w:hAnsi="Times New Roman" w:eastAsia="宋体"/>
+                <w:sz w:val="21"/>
+              </w:rPr>
+              <w:t xml:space="preserve">测试用例</w:t>
+            </w:r>
+          </w:p>
+        </w:tc>
+        <w:tc>
+          <w:p>
+            <w:pPr>
+              <w:jc w:val="left"/>
+            </w:pPr>
+            <w:r>
+              <w:rPr>
+                <w:rFonts w:ascii="Times New Roman" w:hAnsi="Times New Roman" w:eastAsia="宋体"/>
+                <w:sz w:val="21"/>
+              </w:rPr>
+              <w:t xml:space="preserve">标识、名称、初始条件、前提和约束、用例综述、设计/测试/审核人员、执行时间；下含用例步骤</w:t>
+            </w:r>
+          </w:p>
+        </w:tc>
+      </w:tr>
+      <w:tr>
+        <w:trPr>
+          <w:cantSplit/>
+        </w:trPr>
+        <w:tc>
+          <w:p>
+            <w:pPr>
+              <w:jc w:val="center"/>
+            </w:pPr>
+            <w:r>
+              <w:rPr>
+                <w:rFonts w:ascii="Times New Roman" w:hAnsi="Times New Roman" w:eastAsia="宋体"/>
+                <w:sz w:val="21"/>
+              </w:rPr>
+              <w:t xml:space="preserve">问题单</w:t>
+            </w:r>
+          </w:p>
+        </w:tc>
+        <w:tc>
+          <w:p>
+            <w:pPr>
+              <w:jc w:val="left"/>
+            </w:pPr>
+            <w:r>
+              <w:rPr>
+                <w:rFonts w:ascii="Times New Roman" w:hAnsi="Times New Roman" w:eastAsia="宋体"/>
+                <w:sz w:val="21"/>
+              </w:rPr>
+              <w:t xml:space="preserve">标识、名称、状态、等级、类型、闭环方式、问题描述、结果/影响、提出/开发/验证人员与日期、改正措施、原因分析、影响域分析、回归结果</w:t>
+            </w:r>
+          </w:p>
+        </w:tc>
+      </w:tr>
+    </w:tbl>
+    <w:p>
+      <w:pPr/>
+      <w:r>
+        <w:rPr/>
+        <w:t xml:space="preserve"/>
+      </w:r>
+    </w:p>
+    <w:p>
+      <w:pPr>
+        <w:pStyle w:val="4"/>
+      </w:pPr>
+      <w:r>
+        <w:rPr/>
+        <w:t xml:space="preserve">操作要点</w:t>
+      </w:r>
+    </w:p>
+    <w:p>
+      <w:pPr>
+        <w:spacing w:line="360" w:lineRule="auto"/>
+        <w:ind w:left="480"/>
+        <w:jc w:val="both"/>
+      </w:pPr>
+      <w:r>
+        <w:rPr>
+          <w:rFonts w:ascii="Times New Roman" w:hAnsi="Times New Roman" w:eastAsia="宋体"/>
+          <w:sz w:val="24"/>
+        </w:rPr>
+        <w:t xml:space="preserve">· 新建数据必须自上级向下：先有轮次，才能建被测件，再依次建需求、测试项、用例。</w:t>
+      </w:r>
+    </w:p>
+    <w:p>
+      <w:pPr>
+        <w:spacing w:line="360" w:lineRule="auto"/>
+        <w:ind w:left="480"/>
+        <w:jc w:val="both"/>
+      </w:pPr>
+      <w:r>
+        <w:rPr>
+          <w:rFonts w:ascii="Times New Roman" w:hAnsi="Times New Roman" w:eastAsia="宋体"/>
+          <w:sz w:val="24"/>
+        </w:rPr>
+        <w:t xml:space="preserve">· 树上右键可新建子级、复制、重命名、删除；“点击复制创建轮次”可整轮复制用于回归测试。</w:t>
+      </w:r>
+    </w:p>
+    <w:p>
+      <w:pPr>
+        <w:spacing w:line="360" w:lineRule="auto"/>
+        <w:ind w:left="480"/>
+        <w:jc w:val="both"/>
+      </w:pPr>
+      <w:r>
+        <w:rPr>
+          <w:rFonts w:ascii="Times New Roman" w:hAnsi="Times New Roman" w:eastAsia="宋体"/>
+          <w:sz w:val="24"/>
+        </w:rPr>
+        <w:t xml:space="preserve">· 测试项下存在用例时不能删除，需先处理用例。</w:t>
+      </w:r>
+    </w:p>
+    <w:p>
+      <w:pPr>
+        <w:spacing w:line="360" w:lineRule="auto"/>
+        <w:ind w:left="480"/>
+        <w:jc w:val="both"/>
+      </w:pPr>
+      <w:r>
+        <w:rPr>
+          <w:rFonts w:ascii="Times New Roman" w:hAnsi="Times New Roman" w:eastAsia="宋体"/>
+          <w:sz w:val="24"/>
+        </w:rPr>
+        <w:t xml:space="preserve">· 用例步骤的“是否通过”决定看板中的已执行/未执行统计。</w:t>
+      </w:r>
+    </w:p>
+    <w:p>
+      <w:pPr>
+        <w:spacing w:line="360" w:lineRule="auto"/>
+        <w:ind w:left="480"/>
+        <w:jc w:val="both"/>
+      </w:pPr>
+      <w:r>
+        <w:rPr>
+          <w:rFonts w:ascii="Times New Roman" w:hAnsi="Times New Roman" w:eastAsia="宋体"/>
+          <w:sz w:val="24"/>
+        </w:rPr>
+        <w:t xml:space="preserve">· 操作集合页可对需求、测试项、用例、问题单四张表做批量替换（文本、人员、执行时间、优先级）。</w:t>
+      </w:r>
+    </w:p>
+    <w:p>
+      <w:pPr>
         <w:pStyle w:val="30"/>
       </w:pPr>
       <w:r>
@@ -3718,7 +6562,7 @@
           <w:rFonts w:ascii="Times New Roman" w:hAnsi="Times New Roman" w:eastAsia="黑体"/>
           <w:sz w:val="21"/>
         </w:rPr>
-        <w:t xml:space="preserve">表 4-6 文档生成步骤</w:t>
+        <w:t xml:space="preserve">表 4-14 文档生成步骤</w:t>
       </w:r>
     </w:p>
     <w:tbl>
@@ -4052,6 +6896,516 @@
     </w:p>
     <w:p>
       <w:pPr>
+        <w:pStyle w:val="4"/>
+      </w:pPr>
+      <w:r>
+        <w:rPr/>
+        <w:t xml:space="preserve">文档类型与模板</w:t>
+      </w:r>
+    </w:p>
+    <w:p>
+      <w:pPr>
+        <w:spacing w:before="120" w:after="60"/>
+        <w:jc w:val="center"/>
+      </w:pPr>
+      <w:r>
+        <w:rPr>
+          <w:rFonts w:ascii="Times New Roman" w:hAnsi="Times New Roman" w:eastAsia="黑体"/>
+          <w:sz w:val="21"/>
+        </w:rPr>
+        <w:t xml:space="preserve">表 4-22　七类文档与模板要求</w:t>
+      </w:r>
+    </w:p>
+    <w:tbl>
+      <w:tblPr>
+        <w:tblStyle w:val="afffffffff8"/>
+        <w:tblW w:w="9600" w:type="dxa"/>
+        <w:jc w:val="center"/>
+        <w:tblBorders>
+          <w:top w:val="single" w:color="000000" w:sz="12"/>
+          <w:left w:val="single" w:color="000000" w:sz="12"/>
+          <w:bottom w:val="single" w:color="000000" w:sz="12"/>
+          <w:right w:val="single" w:color="000000" w:sz="12"/>
+          <w:insideH w:val="single" w:color="000000" w:sz="6"/>
+          <w:insideV w:val="single" w:color="000000" w:sz="6"/>
+        </w:tblBorders>
+        <w:tblLayout w:type="fixed"/>
+        <w:tblLook w:val="04A0"/>
+      </w:tblPr>
+      <w:tblGrid>
+        <w:gridCol w:w="2400"/>
+        <w:gridCol w:w="3200"/>
+        <w:gridCol w:w="4000"/>
+      </w:tblGrid>
+      <w:tr>
+        <w:trPr>
+          <w:cantSplit/>
+          <w:tblHeader/>
+        </w:trPr>
+        <w:tc>
+          <w:p>
+            <w:pPr>
+              <w:jc w:val="center"/>
+            </w:pPr>
+            <w:r>
+              <w:rPr>
+                <w:rFonts w:ascii="Times New Roman" w:hAnsi="Times New Roman" w:eastAsia="黑体"/>
+                <w:b/>
+                <w:sz w:val="21"/>
+              </w:rPr>
+              <w:t xml:space="preserve">文档</w:t>
+            </w:r>
+          </w:p>
+        </w:tc>
+        <w:tc>
+          <w:p>
+            <w:pPr>
+              <w:jc w:val="center"/>
+            </w:pPr>
+            <w:r>
+              <w:rPr>
+                <w:rFonts w:ascii="Times New Roman" w:hAnsi="Times New Roman" w:eastAsia="黑体"/>
+                <w:b/>
+                <w:sz w:val="21"/>
+              </w:rPr>
+              <w:t xml:space="preserve">模板要求</w:t>
+            </w:r>
+          </w:p>
+        </w:tc>
+        <w:tc>
+          <w:p>
+            <w:pPr>
+              <w:jc w:val="center"/>
+            </w:pPr>
+            <w:r>
+              <w:rPr>
+                <w:rFonts w:ascii="Times New Roman" w:hAnsi="Times New Roman" w:eastAsia="黑体"/>
+                <w:b/>
+                <w:sz w:val="21"/>
+              </w:rPr>
+              <w:t xml:space="preserve">说明</w:t>
+            </w:r>
+          </w:p>
+        </w:tc>
+      </w:tr>
+      <w:tr>
+        <w:trPr>
+          <w:cantSplit/>
+        </w:trPr>
+        <w:tc>
+          <w:p>
+            <w:pPr>
+              <w:jc w:val="center"/>
+            </w:pPr>
+            <w:r>
+              <w:rPr>
+                <w:rFonts w:ascii="Times New Roman" w:hAnsi="Times New Roman" w:eastAsia="宋体"/>
+                <w:sz w:val="21"/>
+              </w:rPr>
+              <w:t xml:space="preserve">测评大纲</w:t>
+            </w:r>
+          </w:p>
+        </w:tc>
+        <w:tc>
+          <w:p>
+            <w:pPr>
+              <w:jc w:val="center"/>
+            </w:pPr>
+            <w:r>
+              <w:rPr>
+                <w:rFonts w:ascii="Times New Roman" w:hAnsi="Times New Roman" w:eastAsia="宋体"/>
+                <w:sz w:val="21"/>
+              </w:rPr>
+              <w:t xml:space="preserve">docx 模板，含章节标题</w:t>
+            </w:r>
+          </w:p>
+        </w:tc>
+        <w:tc>
+          <w:p>
+            <w:pPr>
+              <w:jc w:val="left"/>
+            </w:pPr>
+            <w:r>
+              <w:rPr>
+                <w:rFonts w:ascii="Times New Roman" w:hAnsi="Times New Roman" w:eastAsia="宋体"/>
+                <w:sz w:val="21"/>
+              </w:rPr>
+              <w:t xml:space="preserve">30+ 章节，按项目数据渲染</w:t>
+            </w:r>
+          </w:p>
+        </w:tc>
+      </w:tr>
+      <w:tr>
+        <w:trPr>
+          <w:cantSplit/>
+        </w:trPr>
+        <w:tc>
+          <w:p>
+            <w:pPr>
+              <w:jc w:val="center"/>
+            </w:pPr>
+            <w:r>
+              <w:rPr>
+                <w:rFonts w:ascii="Times New Roman" w:hAnsi="Times New Roman" w:eastAsia="宋体"/>
+                <w:sz w:val="21"/>
+              </w:rPr>
+              <w:t xml:space="preserve">测试说明</w:t>
+            </w:r>
+          </w:p>
+        </w:tc>
+        <w:tc>
+          <w:p>
+            <w:pPr>
+              <w:jc w:val="center"/>
+            </w:pPr>
+            <w:r>
+              <w:rPr>
+                <w:rFonts w:ascii="Times New Roman" w:hAnsi="Times New Roman" w:eastAsia="宋体"/>
+                <w:sz w:val="21"/>
+              </w:rPr>
+              <w:t xml:space="preserve">docx 模板</w:t>
+            </w:r>
+          </w:p>
+        </w:tc>
+        <w:tc>
+          <w:p>
+            <w:pPr>
+              <w:jc w:val="left"/>
+            </w:pPr>
+            <w:r>
+              <w:rPr>
+                <w:rFonts w:ascii="Times New Roman" w:hAnsi="Times New Roman" w:eastAsia="宋体"/>
+                <w:sz w:val="21"/>
+              </w:rPr>
+              <w:t xml:space="preserve">用例清单与需求追踪</w:t>
+            </w:r>
+          </w:p>
+        </w:tc>
+      </w:tr>
+      <w:tr>
+        <w:trPr>
+          <w:cantSplit/>
+        </w:trPr>
+        <w:tc>
+          <w:p>
+            <w:pPr>
+              <w:jc w:val="center"/>
+            </w:pPr>
+            <w:r>
+              <w:rPr>
+                <w:rFonts w:ascii="Times New Roman" w:hAnsi="Times New Roman" w:eastAsia="宋体"/>
+                <w:sz w:val="21"/>
+              </w:rPr>
+              <w:t xml:space="preserve">测试记录</w:t>
+            </w:r>
+          </w:p>
+        </w:tc>
+        <w:tc>
+          <w:p>
+            <w:pPr>
+              <w:jc w:val="center"/>
+            </w:pPr>
+            <w:r>
+              <w:rPr>
+                <w:rFonts w:ascii="Times New Roman" w:hAnsi="Times New Roman" w:eastAsia="宋体"/>
+                <w:sz w:val="21"/>
+              </w:rPr>
+              <w:t xml:space="preserve">docx 模板</w:t>
+            </w:r>
+          </w:p>
+        </w:tc>
+        <w:tc>
+          <w:p>
+            <w:pPr>
+              <w:jc w:val="left"/>
+            </w:pPr>
+            <w:r>
+              <w:rPr>
+                <w:rFonts w:ascii="Times New Roman" w:hAnsi="Times New Roman" w:eastAsia="宋体"/>
+                <w:sz w:val="21"/>
+              </w:rPr>
+              <w:t xml:space="preserve">用例执行记录</w:t>
+            </w:r>
+          </w:p>
+        </w:tc>
+      </w:tr>
+      <w:tr>
+        <w:trPr>
+          <w:cantSplit/>
+        </w:trPr>
+        <w:tc>
+          <w:p>
+            <w:pPr>
+              <w:jc w:val="center"/>
+            </w:pPr>
+            <w:r>
+              <w:rPr>
+                <w:rFonts w:ascii="Times New Roman" w:hAnsi="Times New Roman" w:eastAsia="宋体"/>
+                <w:sz w:val="21"/>
+              </w:rPr>
+              <w:t xml:space="preserve">测评报告</w:t>
+            </w:r>
+          </w:p>
+        </w:tc>
+        <w:tc>
+          <w:p>
+            <w:pPr>
+              <w:jc w:val="center"/>
+            </w:pPr>
+            <w:r>
+              <w:rPr>
+                <w:rFonts w:ascii="Times New Roman" w:hAnsi="Times New Roman" w:eastAsia="宋体"/>
+                <w:sz w:val="21"/>
+              </w:rPr>
+              <w:t xml:space="preserve">docx 模板</w:t>
+            </w:r>
+          </w:p>
+        </w:tc>
+        <w:tc>
+          <w:p>
+            <w:pPr>
+              <w:jc w:val="left"/>
+            </w:pPr>
+            <w:r>
+              <w:rPr>
+                <w:rFonts w:ascii="Times New Roman" w:hAnsi="Times New Roman" w:eastAsia="宋体"/>
+                <w:sz w:val="21"/>
+              </w:rPr>
+              <w:t xml:space="preserve">15+ 章节，含质量评价与遗留问题</w:t>
+            </w:r>
+          </w:p>
+        </w:tc>
+      </w:tr>
+      <w:tr>
+        <w:trPr>
+          <w:cantSplit/>
+        </w:trPr>
+        <w:tc>
+          <w:p>
+            <w:pPr>
+              <w:jc w:val="center"/>
+            </w:pPr>
+            <w:r>
+              <w:rPr>
+                <w:rFonts w:ascii="Times New Roman" w:hAnsi="Times New Roman" w:eastAsia="宋体"/>
+                <w:sz w:val="21"/>
+              </w:rPr>
+              <w:t xml:space="preserve">第N轮回归测试说明</w:t>
+            </w:r>
+          </w:p>
+        </w:tc>
+        <w:tc>
+          <w:p>
+            <w:pPr>
+              <w:jc w:val="center"/>
+            </w:pPr>
+            <w:r>
+              <w:rPr>
+                <w:rFonts w:ascii="Times New Roman" w:hAnsi="Times New Roman" w:eastAsia="宋体"/>
+                <w:sz w:val="21"/>
+              </w:rPr>
+              <w:t xml:space="preserve">按轮次命名模板</w:t>
+            </w:r>
+          </w:p>
+        </w:tc>
+        <w:tc>
+          <w:p>
+            <w:pPr>
+              <w:jc w:val="left"/>
+            </w:pPr>
+            <w:r>
+              <w:rPr>
+                <w:rFonts w:ascii="Times New Roman" w:hAnsi="Times New Roman" w:eastAsia="宋体"/>
+                <w:sz w:val="21"/>
+              </w:rPr>
+              <w:t xml:space="preserve">需指定轮次号</w:t>
+            </w:r>
+          </w:p>
+        </w:tc>
+      </w:tr>
+      <w:tr>
+        <w:trPr>
+          <w:cantSplit/>
+        </w:trPr>
+        <w:tc>
+          <w:p>
+            <w:pPr>
+              <w:jc w:val="center"/>
+            </w:pPr>
+            <w:r>
+              <w:rPr>
+                <w:rFonts w:ascii="Times New Roman" w:hAnsi="Times New Roman" w:eastAsia="宋体"/>
+                <w:sz w:val="21"/>
+              </w:rPr>
+              <w:t xml:space="preserve">第N轮回归测试记录</w:t>
+            </w:r>
+          </w:p>
+        </w:tc>
+        <w:tc>
+          <w:p>
+            <w:pPr>
+              <w:jc w:val="center"/>
+            </w:pPr>
+            <w:r>
+              <w:rPr>
+                <w:rFonts w:ascii="Times New Roman" w:hAnsi="Times New Roman" w:eastAsia="宋体"/>
+                <w:sz w:val="21"/>
+              </w:rPr>
+              <w:t xml:space="preserve">按轮次命名模板</w:t>
+            </w:r>
+          </w:p>
+        </w:tc>
+        <w:tc>
+          <w:p>
+            <w:pPr>
+              <w:jc w:val="left"/>
+            </w:pPr>
+            <w:r>
+              <w:rPr>
+                <w:rFonts w:ascii="Times New Roman" w:hAnsi="Times New Roman" w:eastAsia="宋体"/>
+                <w:sz w:val="21"/>
+              </w:rPr>
+              <w:t xml:space="preserve">需指定轮次号</w:t>
+            </w:r>
+          </w:p>
+        </w:tc>
+      </w:tr>
+      <w:tr>
+        <w:trPr>
+          <w:cantSplit/>
+        </w:trPr>
+        <w:tc>
+          <w:p>
+            <w:pPr>
+              <w:jc w:val="center"/>
+            </w:pPr>
+            <w:r>
+              <w:rPr>
+                <w:rFonts w:ascii="Times New Roman" w:hAnsi="Times New Roman" w:eastAsia="宋体"/>
+                <w:sz w:val="21"/>
+              </w:rPr>
+              <w:t xml:space="preserve">问题单</w:t>
+            </w:r>
+          </w:p>
+        </w:tc>
+        <w:tc>
+          <w:p>
+            <w:pPr>
+              <w:jc w:val="center"/>
+            </w:pPr>
+            <w:r>
+              <w:rPr>
+                <w:rFonts w:ascii="Times New Roman" w:hAnsi="Times New Roman" w:eastAsia="宋体"/>
+                <w:sz w:val="21"/>
+              </w:rPr>
+              <w:t xml:space="preserve">docx 模板</w:t>
+            </w:r>
+          </w:p>
+        </w:tc>
+        <w:tc>
+          <w:p>
+            <w:pPr>
+              <w:jc w:val="left"/>
+            </w:pPr>
+            <w:r>
+              <w:rPr>
+                <w:rFonts w:ascii="Times New Roman" w:hAnsi="Times New Roman" w:eastAsia="宋体"/>
+                <w:sz w:val="21"/>
+              </w:rPr>
+              <w:t xml:space="preserve">单条问题的完整描述</w:t>
+            </w:r>
+          </w:p>
+        </w:tc>
+      </w:tr>
+    </w:tbl>
+    <w:p>
+      <w:pPr/>
+      <w:r>
+        <w:rPr/>
+        <w:t xml:space="preserve"/>
+      </w:r>
+    </w:p>
+    <w:p>
+      <w:pPr>
+        <w:pStyle w:val="4"/>
+      </w:pPr>
+      <w:r>
+        <w:rPr/>
+        <w:t xml:space="preserve">操作要点</w:t>
+      </w:r>
+    </w:p>
+    <w:p>
+      <w:pPr>
+        <w:spacing w:line="360" w:lineRule="auto"/>
+        <w:ind w:left="480"/>
+        <w:jc w:val="both"/>
+      </w:pPr>
+      <w:r>
+        <w:rPr>
+          <w:rFonts w:ascii="Times New Roman" w:hAnsi="Times New Roman" w:eastAsia="宋体"/>
+          <w:sz w:val="24"/>
+        </w:rPr>
+        <w:t xml:space="preserve">· 首次生成必须上传对应模板；模板可随时替换，替换后需重新生成。</w:t>
+      </w:r>
+    </w:p>
+    <w:p>
+      <w:pPr>
+        <w:spacing w:line="360" w:lineRule="auto"/>
+        <w:ind w:left="480"/>
+        <w:jc w:val="both"/>
+      </w:pPr>
+      <w:r>
+        <w:rPr>
+          <w:rFonts w:ascii="Times New Roman" w:hAnsi="Times New Roman" w:eastAsia="宋体"/>
+          <w:sz w:val="24"/>
+        </w:rPr>
+        <w:t xml:space="preserve">· 片段勾选决定哪些章节用最新数据覆盖：首次建议全选，之后可只勾选修改过的章节。</w:t>
+      </w:r>
+    </w:p>
+    <w:p>
+      <w:pPr>
+        <w:spacing w:line="360" w:lineRule="auto"/>
+        <w:ind w:left="480"/>
+        <w:jc w:val="both"/>
+      </w:pPr>
+      <w:r>
+        <w:rPr>
+          <w:rFonts w:ascii="Times New Roman" w:hAnsi="Times New Roman" w:eastAsia="宋体"/>
+          <w:sz w:val="24"/>
+        </w:rPr>
+        <w:t xml:space="preserve">· 生成的文档保存在服务器上，通过一次性令牌下载，令牌 10 分钟有效。</w:t>
+      </w:r>
+    </w:p>
+    <w:p>
+      <w:pPr>
+        <w:spacing w:line="360" w:lineRule="auto"/>
+        <w:ind w:left="480"/>
+        <w:jc w:val="both"/>
+      </w:pPr>
+      <w:r>
+        <w:rPr>
+          <w:rFonts w:ascii="Times New Roman" w:hAnsi="Times New Roman" w:eastAsia="宋体"/>
+          <w:sz w:val="24"/>
+        </w:rPr>
+        <w:t xml:space="preserve">· 提示“模版文件已打开，请关闭后再试”时，关闭 Word 中打开的模板重试。</w:t>
+      </w:r>
+    </w:p>
+    <w:p>
+      <w:pPr>
+        <w:spacing w:line="360" w:lineRule="auto"/>
+        <w:ind w:left="480"/>
+        <w:jc w:val="both"/>
+      </w:pPr>
+      <w:r>
+        <w:rPr>
+          <w:rFonts w:ascii="Times New Roman" w:hAnsi="Times New Roman" w:eastAsia="宋体"/>
+          <w:sz w:val="24"/>
+        </w:rPr>
+        <w:t xml:space="preserve">· 鉴定测试与第三方测试的报告文案不同，由项目“报告类型”决定。</w:t>
+      </w:r>
+    </w:p>
+    <w:p>
+      <w:pPr>
         <w:pStyle w:val="30"/>
       </w:pPr>
       <w:r>
@@ -4086,7 +7440,7 @@
           <wp:inline distT="0" distB="0" distL="0" distR="0">
             <wp:extent cx="5400000" cy="3375000"/>
             <wp:effectExtent l="0" t="0" r="0" b="0"/>
-            <wp:docPr id="5" name="719.png" descr=""/>
+            <wp:docPr id="7" name="719.png" descr=""/>
             <wp:cNvGraphicFramePr>
               <a:graphicFrameLocks xmlns:a="http://schemas.openxmlformats.org/drawingml/2006/main" noChangeAspect="1"/>
             </wp:cNvGraphicFramePr>
@@ -4094,11 +7448,11 @@
               <a:graphicData uri="http://schemas.openxmlformats.org/drawingml/2006/picture">
                 <pic:pic xmlns:pic="http://schemas.openxmlformats.org/drawingml/2006/picture">
                   <pic:nvPicPr>
-                    <pic:cNvPr id="5" name="719.png"/>
+                    <pic:cNvPr id="7" name="719.png"/>
                     <pic:cNvPicPr/>
                   </pic:nvPicPr>
                   <pic:blipFill>
-                    <a:blip r:embed="R4043e3155161436a" cstate="print"/>
+                    <a:blip r:embed="Rdb7c71bcd29345c7" cstate="print"/>
                     <a:stretch>
                       <a:fillRect/>
                     </a:stretch>
@@ -4141,7 +7495,7 @@
           <w:rFonts w:ascii="Times New Roman" w:hAnsi="Times New Roman" w:eastAsia="黑体"/>
           <w:sz w:val="21"/>
         </w:rPr>
-        <w:t xml:space="preserve">表 4-7 备份与恢复操作</w:t>
+        <w:t xml:space="preserve">表 4-16 备份与恢复操作</w:t>
       </w:r>
     </w:p>
     <w:tbl>
@@ -4461,11 +7815,262 @@
     </w:p>
     <w:p>
       <w:pPr>
-        <w:pStyle w:val="30"/>
+        <w:pStyle w:val="4"/>
       </w:pPr>
       <w:r>
         <w:rPr/>
-        <w:t xml:space="preserve">日志监控</w:t>
+        <w:t xml:space="preserve">字典与单位字段</w:t>
+      </w:r>
+    </w:p>
+    <w:p>
+      <w:pPr>
+        <w:spacing w:before="120" w:after="60"/>
+        <w:jc w:val="center"/>
+      </w:pPr>
+      <w:r>
+        <w:rPr>
+          <w:rFonts w:ascii="Times New Roman" w:hAnsi="Times New Roman" w:eastAsia="黑体"/>
+          <w:sz w:val="21"/>
+        </w:rPr>
+        <w:t xml:space="preserve">表 4-127　数据管理字段</w:t>
+      </w:r>
+    </w:p>
+    <w:tbl>
+      <w:tblPr>
+        <w:tblStyle w:val="afffffffff8"/>
+        <w:tblW w:w="9599" w:type="dxa"/>
+        <w:jc w:val="center"/>
+        <w:tblBorders>
+          <w:top w:val="single" w:color="000000" w:sz="12"/>
+          <w:left w:val="single" w:color="000000" w:sz="12"/>
+          <w:bottom w:val="single" w:color="000000" w:sz="12"/>
+          <w:right w:val="single" w:color="000000" w:sz="12"/>
+          <w:insideH w:val="single" w:color="000000" w:sz="6"/>
+          <w:insideV w:val="single" w:color="000000" w:sz="6"/>
+        </w:tblBorders>
+        <w:tblLayout w:type="fixed"/>
+        <w:tblLook w:val="04A0"/>
+      </w:tblPr>
+      <w:tblGrid>
+        <w:gridCol w:w="1794"/>
+        <w:gridCol w:w="7805"/>
+      </w:tblGrid>
+      <w:tr>
+        <w:trPr>
+          <w:cantSplit/>
+          <w:tblHeader/>
+        </w:trPr>
+        <w:tc>
+          <w:p>
+            <w:pPr>
+              <w:jc w:val="center"/>
+            </w:pPr>
+            <w:r>
+              <w:rPr>
+                <w:rFonts w:ascii="Times New Roman" w:hAnsi="Times New Roman" w:eastAsia="黑体"/>
+                <w:b/>
+                <w:sz w:val="21"/>
+              </w:rPr>
+              <w:t xml:space="preserve">对象</w:t>
+            </w:r>
+          </w:p>
+        </w:tc>
+        <w:tc>
+          <w:p>
+            <w:pPr>
+              <w:jc w:val="center"/>
+            </w:pPr>
+            <w:r>
+              <w:rPr>
+                <w:rFonts w:ascii="Times New Roman" w:hAnsi="Times New Roman" w:eastAsia="黑体"/>
+                <w:b/>
+                <w:sz w:val="21"/>
+              </w:rPr>
+              <w:t xml:space="preserve">字段</w:t>
+            </w:r>
+          </w:p>
+        </w:tc>
+      </w:tr>
+      <w:tr>
+        <w:trPr>
+          <w:cantSplit/>
+        </w:trPr>
+        <w:tc>
+          <w:p>
+            <w:pPr>
+              <w:jc w:val="center"/>
+            </w:pPr>
+            <w:r>
+              <w:rPr>
+                <w:rFonts w:ascii="Times New Roman" w:hAnsi="Times New Roman" w:eastAsia="宋体"/>
+                <w:sz w:val="21"/>
+              </w:rPr>
+              <w:t xml:space="preserve">字典类</w:t>
+            </w:r>
+          </w:p>
+        </w:tc>
+        <w:tc>
+          <w:p>
+            <w:pPr>
+              <w:jc w:val="left"/>
+            </w:pPr>
+            <w:r>
+              <w:rPr>
+                <w:rFonts w:ascii="Times New Roman" w:hAnsi="Times New Roman" w:eastAsia="宋体"/>
+                <w:sz w:val="21"/>
+              </w:rPr>
+              <w:t xml:space="preserve">字典名称、编码、状态</w:t>
+            </w:r>
+          </w:p>
+        </w:tc>
+      </w:tr>
+      <w:tr>
+        <w:trPr>
+          <w:cantSplit/>
+        </w:trPr>
+        <w:tc>
+          <w:p>
+            <w:pPr>
+              <w:jc w:val="center"/>
+            </w:pPr>
+            <w:r>
+              <w:rPr>
+                <w:rFonts w:ascii="Times New Roman" w:hAnsi="Times New Roman" w:eastAsia="宋体"/>
+                <w:sz w:val="21"/>
+              </w:rPr>
+              <w:t xml:space="preserve">字典项</w:t>
+            </w:r>
+          </w:p>
+        </w:tc>
+        <w:tc>
+          <w:p>
+            <w:pPr>
+              <w:jc w:val="left"/>
+            </w:pPr>
+            <w:r>
+              <w:rPr>
+                <w:rFonts w:ascii="Times New Roman" w:hAnsi="Times New Roman" w:eastAsia="宋体"/>
+                <w:sz w:val="21"/>
+              </w:rPr>
+              <w:t xml:space="preserve">显示名称、实际值、状态、排序、备注；依据标准类另有文档名称与发布日期</w:t>
+            </w:r>
+          </w:p>
+        </w:tc>
+      </w:tr>
+      <w:tr>
+        <w:trPr>
+          <w:cantSplit/>
+        </w:trPr>
+        <w:tc>
+          <w:p>
+            <w:pPr>
+              <w:jc w:val="center"/>
+            </w:pPr>
+            <w:r>
+              <w:rPr>
+                <w:rFonts w:ascii="Times New Roman" w:hAnsi="Times New Roman" w:eastAsia="宋体"/>
+                <w:sz w:val="21"/>
+              </w:rPr>
+              <w:t xml:space="preserve">单位信息</w:t>
+            </w:r>
+          </w:p>
+        </w:tc>
+        <w:tc>
+          <w:p>
+            <w:pPr>
+              <w:jc w:val="left"/>
+            </w:pPr>
+            <w:r>
+              <w:rPr>
+                <w:rFonts w:ascii="Times New Roman" w:hAnsi="Times New Roman" w:eastAsia="宋体"/>
+                <w:sz w:val="21"/>
+              </w:rPr>
+              <w:t xml:space="preserve">单位名称、简称、法人、单位编号、地址</w:t>
+            </w:r>
+          </w:p>
+        </w:tc>
+      </w:tr>
+      <w:tr>
+        <w:trPr>
+          <w:cantSplit/>
+        </w:trPr>
+        <w:tc>
+          <w:p>
+            <w:pPr>
+              <w:jc w:val="center"/>
+            </w:pPr>
+            <w:r>
+              <w:rPr>
+                <w:rFonts w:ascii="Times New Roman" w:hAnsi="Times New Roman" w:eastAsia="宋体"/>
+                <w:sz w:val="21"/>
+              </w:rPr>
+              <w:t xml:space="preserve">缩略语</w:t>
+            </w:r>
+          </w:p>
+        </w:tc>
+        <w:tc>
+          <w:p>
+            <w:pPr>
+              <w:jc w:val="left"/>
+            </w:pPr>
+            <w:r>
+              <w:rPr>
+                <w:rFonts w:ascii="Times New Roman" w:hAnsi="Times New Roman" w:eastAsia="宋体"/>
+                <w:sz w:val="21"/>
+              </w:rPr>
+              <w:t xml:space="preserve">缩略语、描述</w:t>
+            </w:r>
+          </w:p>
+        </w:tc>
+      </w:tr>
+      <w:tr>
+        <w:trPr>
+          <w:cantSplit/>
+        </w:trPr>
+        <w:tc>
+          <w:p>
+            <w:pPr>
+              <w:jc w:val="center"/>
+            </w:pPr>
+            <w:r>
+              <w:rPr>
+                <w:rFonts w:ascii="Times New Roman" w:hAnsi="Times New Roman" w:eastAsia="宋体"/>
+                <w:sz w:val="21"/>
+              </w:rPr>
+              <w:t xml:space="preserve">备份记录</w:t>
+            </w:r>
+          </w:p>
+        </w:tc>
+        <w:tc>
+          <w:p>
+            <w:pPr>
+              <w:jc w:val="left"/>
+            </w:pPr>
+            <w:r>
+              <w:rPr>
+                <w:rFonts w:ascii="Times New Roman" w:hAnsi="Times New Roman" w:eastAsia="宋体"/>
+                <w:sz w:val="21"/>
+              </w:rPr>
+              <w:t xml:space="preserve">名称、类型（全量/增量）、范围、条数、大小、SHA-256 摘要、状态、创建人、创建时间</w:t>
+            </w:r>
+          </w:p>
+        </w:tc>
+      </w:tr>
+    </w:tbl>
+    <w:p>
+      <w:pPr/>
+      <w:r>
+        <w:rPr/>
+        <w:t xml:space="preserve"/>
+      </w:r>
+    </w:p>
+    <w:p>
+      <w:pPr>
+        <w:pStyle w:val="4"/>
+      </w:pPr>
+      <w:r>
+        <w:rPr/>
+        <w:t xml:space="preserve">操作要点</w:t>
       </w:r>
     </w:p>
     <w:p>
@@ -4479,7 +8084,63 @@
           <w:rFonts w:ascii="Times New Roman" w:hAnsi="Times New Roman" w:eastAsia="宋体"/>
           <w:sz w:val="24"/>
         </w:rPr>
-        <w:t xml:space="preserve">“日志监控”菜单仅审计员可见，包含数据操作日志、接口操作日志、登录日志、抗抵赖证据与统一安全审计。统一安全审计覆盖登录、账号变更、标记与策略变更、越权访问、日志清理与完整性破损等事件。</w:t>
+        <w:t xml:space="preserve">· 字典值被项目表单、需求/用例/问题类型与文档渲染共同引用，修改前请确认影响范围。</w:t>
+      </w:r>
+    </w:p>
+    <w:p>
+      <w:pPr>
+        <w:spacing w:line="360" w:lineRule="auto"/>
+        <w:ind w:left="480"/>
+        <w:jc w:val="both"/>
+      </w:pPr>
+      <w:r>
+        <w:rPr>
+          <w:rFonts w:ascii="Times New Roman" w:hAnsi="Times New Roman" w:eastAsia="宋体"/>
+          <w:sz w:val="24"/>
+        </w:rPr>
+        <w:t xml:space="preserve">· 字典修改后相关下拉列表需刷新页面才会更新（缓存自动失效）。</w:t>
+      </w:r>
+    </w:p>
+    <w:p>
+      <w:pPr>
+        <w:spacing w:line="360" w:lineRule="auto"/>
+        <w:ind w:left="480"/>
+        <w:jc w:val="both"/>
+      </w:pPr>
+      <w:r>
+        <w:rPr>
+          <w:rFonts w:ascii="Times New Roman" w:hAnsi="Times New Roman" w:eastAsia="宋体"/>
+          <w:sz w:val="24"/>
+        </w:rPr>
+        <w:t xml:space="preserve">· 全量备份仅系统管理员可执行；按项目备份会一并带上该项目下的下游数据。</w:t>
+      </w:r>
+    </w:p>
+    <w:p>
+      <w:pPr>
+        <w:spacing w:line="360" w:lineRule="auto"/>
+        <w:ind w:left="480"/>
+        <w:jc w:val="both"/>
+      </w:pPr>
+      <w:r>
+        <w:rPr>
+          <w:rFonts w:ascii="Times New Roman" w:hAnsi="Times New Roman" w:eastAsia="宋体"/>
+          <w:sz w:val="24"/>
+        </w:rPr>
+        <w:t xml:space="preserve">· 恢复前系统自动校验摘要，摘要不符会拒绝恢复，避免用被篡改的备份覆盖数据。</w:t>
+      </w:r>
+    </w:p>
+    <w:p>
+      <w:pPr>
+        <w:spacing w:line="360" w:lineRule="auto"/>
+        <w:ind w:left="480"/>
+        <w:jc w:val="both"/>
+      </w:pPr>
+      <w:r>
+        <w:rPr>
+          <w:rFonts w:ascii="Times New Roman" w:hAnsi="Times New Roman" w:eastAsia="宋体"/>
+          <w:sz w:val="24"/>
+        </w:rPr>
+        <w:t xml:space="preserve">· 备份文件可下载保存到本地，作为异地留存。</w:t>
       </w:r>
     </w:p>
     <w:p>
@@ -4495,7 +8156,7 @@
           <wp:inline distT="0" distB="0" distL="0" distR="0">
             <wp:extent cx="5400000" cy="3375000"/>
             <wp:effectExtent l="0" t="0" r="0" b="0"/>
-            <wp:docPr id="6" name="716.png" descr=""/>
+            <wp:docPr id="8" name="dict.png" descr=""/>
             <wp:cNvGraphicFramePr>
               <a:graphicFrameLocks xmlns:a="http://schemas.openxmlformats.org/drawingml/2006/main" noChangeAspect="1"/>
             </wp:cNvGraphicFramePr>
@@ -4503,11 +8164,11 @@
               <a:graphicData uri="http://schemas.openxmlformats.org/drawingml/2006/picture">
                 <pic:pic xmlns:pic="http://schemas.openxmlformats.org/drawingml/2006/picture">
                   <pic:nvPicPr>
-                    <pic:cNvPr id="6" name="716.png"/>
+                    <pic:cNvPr id="8" name="dict.png"/>
                     <pic:cNvPicPr/>
                   </pic:nvPicPr>
                   <pic:blipFill>
-                    <a:blip r:embed="Reb6996d531824835" cstate="print"/>
+                    <a:blip r:embed="Rcbc6143f144d413a" cstate="print"/>
                     <a:stretch>
                       <a:fillRect/>
                     </a:stretch>
@@ -4537,12 +8198,57 @@
           <w:rFonts w:ascii="Times New Roman" w:hAnsi="Times New Roman" w:eastAsia="黑体"/>
           <w:sz w:val="21"/>
         </w:rPr>
-        <w:t xml:space="preserve">图 4-6 统一安全审计：可按账号、事件类型、IP 与时间检索，告警红标</w:t>
+        <w:t xml:space="preserve">图 4-12 数据字典：左侧字典类，右侧字典项维护</w:t>
       </w:r>
     </w:p>
     <w:p>
       <w:pPr>
-        <w:spacing w:before="120" w:after="60"/>
+        <w:jc w:val="center"/>
+      </w:pPr>
+      <w:r>
+        <w:rPr/>
+        <w:t xml:space="preserve"/>
+      </w:r>
+      <w:r>
+        <w:drawing>
+          <wp:inline distT="0" distB="0" distL="0" distR="0">
+            <wp:extent cx="5400000" cy="3375000"/>
+            <wp:effectExtent l="0" t="0" r="0" b="0"/>
+            <wp:docPr id="9" name="contact.png" descr=""/>
+            <wp:cNvGraphicFramePr>
+              <a:graphicFrameLocks xmlns:a="http://schemas.openxmlformats.org/drawingml/2006/main" noChangeAspect="1"/>
+            </wp:cNvGraphicFramePr>
+            <a:graphic xmlns:a="http://schemas.openxmlformats.org/drawingml/2006/main">
+              <a:graphicData uri="http://schemas.openxmlformats.org/drawingml/2006/picture">
+                <pic:pic xmlns:pic="http://schemas.openxmlformats.org/drawingml/2006/picture">
+                  <pic:nvPicPr>
+                    <pic:cNvPr id="9" name="contact.png"/>
+                    <pic:cNvPicPr/>
+                  </pic:nvPicPr>
+                  <pic:blipFill>
+                    <a:blip r:embed="Rea298a06c9f14b02" cstate="print"/>
+                    <a:stretch>
+                      <a:fillRect/>
+                    </a:stretch>
+                  </pic:blipFill>
+                  <pic:spPr>
+                    <a:xfrm>
+                      <a:off x="0" y="0"/>
+                      <a:ext cx="5400000" cy="3375000"/>
+                    </a:xfrm>
+                    <a:prstGeom prst="rect">
+                      <a:avLst/>
+                    </a:prstGeom>
+                  </pic:spPr>
+                </pic:pic>
+              </a:graphicData>
+            </a:graphic>
+          </wp:inline>
+        </w:drawing>
+      </w:r>
+    </w:p>
+    <w:p>
+      <w:pPr>
         <w:jc w:val="center"/>
       </w:pPr>
       <w:r>
@@ -4550,7 +8256,20 @@
           <w:rFonts w:ascii="Times New Roman" w:hAnsi="Times New Roman" w:eastAsia="黑体"/>
           <w:sz w:val="21"/>
         </w:rPr>
-        <w:t xml:space="preserve">表 4-8 审计检索步骤</w:t>
+        <w:t xml:space="preserve">图 4-13 项目联系信息：单位信息库，供建项目时快速选择</w:t>
+      </w:r>
+    </w:p>
+    <w:p>
+      <w:pPr>
+        <w:spacing w:before="120" w:after="60"/>
+        <w:jc w:val="center"/>
+      </w:pPr>
+      <w:r>
+        <w:rPr>
+          <w:rFonts w:ascii="Times New Roman" w:hAnsi="Times New Roman" w:eastAsia="黑体"/>
+          <w:sz w:val="21"/>
+        </w:rPr>
+        <w:t xml:space="preserve">表 4-18 字典维护步骤</w:t>
       </w:r>
     </w:p>
     <w:tbl>
@@ -4653,7 +8372,7 @@
                 <w:rFonts w:ascii="Times New Roman" w:hAnsi="Times New Roman" w:eastAsia="宋体"/>
                 <w:sz w:val="21"/>
               </w:rPr>
-              <w:t xml:space="preserve">进入“日志监控 → 统一安全审计”</w:t>
+              <w:t xml:space="preserve">数据管理 → 字典管理</w:t>
             </w:r>
           </w:p>
         </w:tc>
@@ -4667,7 +8386,7 @@
                 <w:rFonts w:ascii="Times New Roman" w:hAnsi="Times New Roman" w:eastAsia="宋体"/>
                 <w:sz w:val="21"/>
               </w:rPr>
-              <w:t xml:space="preserve">默认按时间倒序显示</w:t>
+              <w:t xml:space="preserve">左侧列出全部字典类</w:t>
             </w:r>
           </w:p>
         </w:tc>
@@ -4700,7 +8419,7 @@
                 <w:rFonts w:ascii="Times New Roman" w:hAnsi="Times New Roman" w:eastAsia="宋体"/>
                 <w:sz w:val="21"/>
               </w:rPr>
-              <w:t xml:space="preserve">按主体账号 / 事件类型 / IP / 时间区间筛选</w:t>
+              <w:t xml:space="preserve">选择字典类</w:t>
             </w:r>
           </w:p>
         </w:tc>
@@ -4714,7 +8433,7 @@
                 <w:rFonts w:ascii="Times New Roman" w:hAnsi="Times New Roman" w:eastAsia="宋体"/>
                 <w:sz w:val="21"/>
               </w:rPr>
-              <w:t xml:space="preserve">可组合条件</w:t>
+              <w:t xml:space="preserve">右侧显示该类下的字典项</w:t>
             </w:r>
           </w:p>
         </w:tc>
@@ -4747,7 +8466,7 @@
                 <w:rFonts w:ascii="Times New Roman" w:hAnsi="Times New Roman" w:eastAsia="宋体"/>
                 <w:sz w:val="21"/>
               </w:rPr>
-              <w:t xml:space="preserve">勾选“只看告警”</w:t>
+              <w:t xml:space="preserve">新增/编辑字典项</w:t>
             </w:r>
           </w:p>
         </w:tc>
@@ -4761,7 +8480,7 @@
                 <w:rFonts w:ascii="Times New Roman" w:hAnsi="Times New Roman" w:eastAsia="宋体"/>
                 <w:sz w:val="21"/>
               </w:rPr>
-              <w:t xml:space="preserve">仅显示越权、锁定、篡改、日志清理等告警事件</w:t>
+              <w:t xml:space="preserve">填写显示名称、实际值、排序与备注</w:t>
             </w:r>
           </w:p>
         </w:tc>
@@ -4794,7 +8513,7 @@
                 <w:rFonts w:ascii="Times New Roman" w:hAnsi="Times New Roman" w:eastAsia="宋体"/>
                 <w:sz w:val="21"/>
               </w:rPr>
-              <w:t xml:space="preserve">查看详情</w:t>
+              <w:t xml:space="preserve">启用/禁用</w:t>
             </w:r>
           </w:p>
         </w:tc>
@@ -4808,7 +8527,7 @@
                 <w:rFonts w:ascii="Times New Roman" w:hAnsi="Times New Roman" w:eastAsia="宋体"/>
                 <w:sz w:val="21"/>
               </w:rPr>
-              <w:t xml:space="preserve">记录含主体、角色、事件内容、来源 IP 与时间</w:t>
+              <w:t xml:space="preserve">禁用的字典项不再出现在下拉框中</w:t>
             </w:r>
           </w:p>
         </w:tc>
@@ -4841,7 +8560,7 @@
                 <w:rFonts w:ascii="Times New Roman" w:hAnsi="Times New Roman" w:eastAsia="宋体"/>
                 <w:sz w:val="21"/>
               </w:rPr>
-              <w:t xml:space="preserve">（审计员）点击“立即核查”</w:t>
+              <w:t xml:space="preserve">上移/下移</w:t>
             </w:r>
           </w:p>
         </w:tc>
@@ -4855,7 +8574,7 @@
                 <w:rFonts w:ascii="Times New Roman" w:hAnsi="Times New Roman" w:eastAsia="宋体"/>
                 <w:sz w:val="21"/>
               </w:rPr>
-              <w:t xml:space="preserve">重算完整性标签，发现篡改会告警</w:t>
+              <w:t xml:space="preserve">调整字典项在表单中的显示顺序</w:t>
             </w:r>
           </w:p>
         </w:tc>
@@ -4870,6 +8589,29 @@
     </w:p>
     <w:p>
       <w:pPr>
+        <w:pStyle w:val="30"/>
+      </w:pPr>
+      <w:r>
+        <w:rPr/>
+        <w:t xml:space="preserve">日志监控</w:t>
+      </w:r>
+    </w:p>
+    <w:p>
+      <w:pPr>
+        <w:spacing w:line="360" w:lineRule="auto"/>
+        <w:ind w:left="480"/>
+        <w:jc w:val="both"/>
+      </w:pPr>
+      <w:r>
+        <w:rPr>
+          <w:rFonts w:ascii="Times New Roman" w:hAnsi="Times New Roman" w:eastAsia="宋体"/>
+          <w:sz w:val="24"/>
+        </w:rPr>
+        <w:t xml:space="preserve">“日志监控”菜单仅审计员可见，包含数据操作日志、接口操作日志、登录日志、抗抵赖证据与统一安全审计。统一安全审计覆盖登录、账号变更、标记与策略变更、越权访问、日志清理与完整性破损等事件。</w:t>
+      </w:r>
+    </w:p>
+    <w:p>
+      <w:pPr>
         <w:jc w:val="center"/>
       </w:pPr>
       <w:r>
@@ -4881,7 +8623,7 @@
           <wp:inline distT="0" distB="0" distL="0" distR="0">
             <wp:extent cx="5400000" cy="3375000"/>
             <wp:effectExtent l="0" t="0" r="0" b="0"/>
-            <wp:docPr id="7" name="717.png" descr=""/>
+            <wp:docPr id="10" name="716.png" descr=""/>
             <wp:cNvGraphicFramePr>
               <a:graphicFrameLocks xmlns:a="http://schemas.openxmlformats.org/drawingml/2006/main" noChangeAspect="1"/>
             </wp:cNvGraphicFramePr>
@@ -4889,11 +8631,11 @@
               <a:graphicData uri="http://schemas.openxmlformats.org/drawingml/2006/picture">
                 <pic:pic xmlns:pic="http://schemas.openxmlformats.org/drawingml/2006/picture">
                   <pic:nvPicPr>
-                    <pic:cNvPr id="7" name="717.png"/>
+                    <pic:cNvPr id="10" name="716.png"/>
                     <pic:cNvPicPr/>
                   </pic:nvPicPr>
                   <pic:blipFill>
-                    <a:blip r:embed="Rf17e305e1f77494f" cstate="print"/>
+                    <a:blip r:embed="Ra7a717985e6d4e85" cstate="print"/>
                     <a:stretch>
                       <a:fillRect/>
                     </a:stretch>
@@ -4923,30 +8665,335 @@
           <w:rFonts w:ascii="Times New Roman" w:hAnsi="Times New Roman" w:eastAsia="黑体"/>
           <w:sz w:val="21"/>
         </w:rPr>
-        <w:t xml:space="preserve">图 4-7 完整性核查：全库受保护数据逐条比对，结果实时显示</w:t>
+        <w:t xml:space="preserve">图 4-6 统一安全审计：可按账号、事件类型、IP 与时间检索，告警红标</w:t>
       </w:r>
     </w:p>
     <w:p>
       <w:pPr>
-        <w:pStyle w:val="30"/>
-      </w:pPr>
+        <w:spacing w:before="120" w:after="60"/>
+        <w:jc w:val="center"/>
+      </w:pPr>
+      <w:r>
+        <w:rPr>
+          <w:rFonts w:ascii="Times New Roman" w:hAnsi="Times New Roman" w:eastAsia="黑体"/>
+          <w:sz w:val="21"/>
+        </w:rPr>
+        <w:t xml:space="preserve">表 4-19 审计检索步骤</w:t>
+      </w:r>
+    </w:p>
+    <w:tbl>
+      <w:tblPr>
+        <w:tblStyle w:val="afffffffff8"/>
+        <w:tblW w:w="9599" w:type="dxa"/>
+        <w:jc w:val="center"/>
+        <w:tblBorders>
+          <w:top w:val="single" w:color="000000" w:sz="12"/>
+          <w:left w:val="single" w:color="000000" w:sz="12"/>
+          <w:bottom w:val="single" w:color="000000" w:sz="12"/>
+          <w:right w:val="single" w:color="000000" w:sz="12"/>
+          <w:insideH w:val="single" w:color="000000" w:sz="6"/>
+          <w:insideV w:val="single" w:color="000000" w:sz="6"/>
+        </w:tblBorders>
+        <w:tblLayout w:type="fixed"/>
+        <w:tblLook w:val="04A0"/>
+      </w:tblPr>
+      <w:tblGrid>
+        <w:gridCol w:w="997"/>
+        <w:gridCol w:w="3589"/>
+        <w:gridCol w:w="5013"/>
+      </w:tblGrid>
+      <w:tr>
+        <w:trPr>
+          <w:cantSplit/>
+          <w:tblHeader/>
+        </w:trPr>
+        <w:tc>
+          <w:p>
+            <w:pPr>
+              <w:jc w:val="center"/>
+            </w:pPr>
+            <w:r>
+              <w:rPr>
+                <w:rFonts w:ascii="Times New Roman" w:hAnsi="Times New Roman" w:eastAsia="黑体"/>
+                <w:b/>
+                <w:sz w:val="21"/>
+              </w:rPr>
+              <w:t xml:space="preserve">步骤</w:t>
+            </w:r>
+          </w:p>
+        </w:tc>
+        <w:tc>
+          <w:p>
+            <w:pPr>
+              <w:jc w:val="center"/>
+            </w:pPr>
+            <w:r>
+              <w:rPr>
+                <w:rFonts w:ascii="Times New Roman" w:hAnsi="Times New Roman" w:eastAsia="黑体"/>
+                <w:b/>
+                <w:sz w:val="21"/>
+              </w:rPr>
+              <w:t xml:space="preserve">操作</w:t>
+            </w:r>
+          </w:p>
+        </w:tc>
+        <w:tc>
+          <w:p>
+            <w:pPr>
+              <w:jc w:val="center"/>
+            </w:pPr>
+            <w:r>
+              <w:rPr>
+                <w:rFonts w:ascii="Times New Roman" w:hAnsi="Times New Roman" w:eastAsia="黑体"/>
+                <w:b/>
+                <w:sz w:val="21"/>
+              </w:rPr>
+              <w:t xml:space="preserve">说明</w:t>
+            </w:r>
+          </w:p>
+        </w:tc>
+      </w:tr>
+      <w:tr>
+        <w:trPr>
+          <w:cantSplit/>
+        </w:trPr>
+        <w:tc>
+          <w:p>
+            <w:pPr>
+              <w:jc w:val="center"/>
+            </w:pPr>
+            <w:r>
+              <w:rPr>
+                <w:rFonts w:ascii="Times New Roman" w:hAnsi="Times New Roman" w:eastAsia="宋体"/>
+                <w:sz w:val="21"/>
+              </w:rPr>
+              <w:t xml:space="preserve">1</w:t>
+            </w:r>
+          </w:p>
+        </w:tc>
+        <w:tc>
+          <w:p>
+            <w:pPr>
+              <w:jc w:val="center"/>
+            </w:pPr>
+            <w:r>
+              <w:rPr>
+                <w:rFonts w:ascii="Times New Roman" w:hAnsi="Times New Roman" w:eastAsia="宋体"/>
+                <w:sz w:val="21"/>
+              </w:rPr>
+              <w:t xml:space="preserve">进入“日志监控 → 统一安全审计”</w:t>
+            </w:r>
+          </w:p>
+        </w:tc>
+        <w:tc>
+          <w:p>
+            <w:pPr>
+              <w:jc w:val="left"/>
+            </w:pPr>
+            <w:r>
+              <w:rPr>
+                <w:rFonts w:ascii="Times New Roman" w:hAnsi="Times New Roman" w:eastAsia="宋体"/>
+                <w:sz w:val="21"/>
+              </w:rPr>
+              <w:t xml:space="preserve">默认按时间倒序显示</w:t>
+            </w:r>
+          </w:p>
+        </w:tc>
+      </w:tr>
+      <w:tr>
+        <w:trPr>
+          <w:cantSplit/>
+        </w:trPr>
+        <w:tc>
+          <w:p>
+            <w:pPr>
+              <w:jc w:val="center"/>
+            </w:pPr>
+            <w:r>
+              <w:rPr>
+                <w:rFonts w:ascii="Times New Roman" w:hAnsi="Times New Roman" w:eastAsia="宋体"/>
+                <w:sz w:val="21"/>
+              </w:rPr>
+              <w:t xml:space="preserve">2</w:t>
+            </w:r>
+          </w:p>
+        </w:tc>
+        <w:tc>
+          <w:p>
+            <w:pPr>
+              <w:jc w:val="center"/>
+            </w:pPr>
+            <w:r>
+              <w:rPr>
+                <w:rFonts w:ascii="Times New Roman" w:hAnsi="Times New Roman" w:eastAsia="宋体"/>
+                <w:sz w:val="21"/>
+              </w:rPr>
+              <w:t xml:space="preserve">按主体账号 / 事件类型 / IP / 时间区间筛选</w:t>
+            </w:r>
+          </w:p>
+        </w:tc>
+        <w:tc>
+          <w:p>
+            <w:pPr>
+              <w:jc w:val="left"/>
+            </w:pPr>
+            <w:r>
+              <w:rPr>
+                <w:rFonts w:ascii="Times New Roman" w:hAnsi="Times New Roman" w:eastAsia="宋体"/>
+                <w:sz w:val="21"/>
+              </w:rPr>
+              <w:t xml:space="preserve">可组合条件</w:t>
+            </w:r>
+          </w:p>
+        </w:tc>
+      </w:tr>
+      <w:tr>
+        <w:trPr>
+          <w:cantSplit/>
+        </w:trPr>
+        <w:tc>
+          <w:p>
+            <w:pPr>
+              <w:jc w:val="center"/>
+            </w:pPr>
+            <w:r>
+              <w:rPr>
+                <w:rFonts w:ascii="Times New Roman" w:hAnsi="Times New Roman" w:eastAsia="宋体"/>
+                <w:sz w:val="21"/>
+              </w:rPr>
+              <w:t xml:space="preserve">3</w:t>
+            </w:r>
+          </w:p>
+        </w:tc>
+        <w:tc>
+          <w:p>
+            <w:pPr>
+              <w:jc w:val="center"/>
+            </w:pPr>
+            <w:r>
+              <w:rPr>
+                <w:rFonts w:ascii="Times New Roman" w:hAnsi="Times New Roman" w:eastAsia="宋体"/>
+                <w:sz w:val="21"/>
+              </w:rPr>
+              <w:t xml:space="preserve">勾选“只看告警”</w:t>
+            </w:r>
+          </w:p>
+        </w:tc>
+        <w:tc>
+          <w:p>
+            <w:pPr>
+              <w:jc w:val="left"/>
+            </w:pPr>
+            <w:r>
+              <w:rPr>
+                <w:rFonts w:ascii="Times New Roman" w:hAnsi="Times New Roman" w:eastAsia="宋体"/>
+                <w:sz w:val="21"/>
+              </w:rPr>
+              <w:t xml:space="preserve">仅显示越权、锁定、篡改、日志清理等告警事件</w:t>
+            </w:r>
+          </w:p>
+        </w:tc>
+      </w:tr>
+      <w:tr>
+        <w:trPr>
+          <w:cantSplit/>
+        </w:trPr>
+        <w:tc>
+          <w:p>
+            <w:pPr>
+              <w:jc w:val="center"/>
+            </w:pPr>
+            <w:r>
+              <w:rPr>
+                <w:rFonts w:ascii="Times New Roman" w:hAnsi="Times New Roman" w:eastAsia="宋体"/>
+                <w:sz w:val="21"/>
+              </w:rPr>
+              <w:t xml:space="preserve">4</w:t>
+            </w:r>
+          </w:p>
+        </w:tc>
+        <w:tc>
+          <w:p>
+            <w:pPr>
+              <w:jc w:val="center"/>
+            </w:pPr>
+            <w:r>
+              <w:rPr>
+                <w:rFonts w:ascii="Times New Roman" w:hAnsi="Times New Roman" w:eastAsia="宋体"/>
+                <w:sz w:val="21"/>
+              </w:rPr>
+              <w:t xml:space="preserve">查看详情</w:t>
+            </w:r>
+          </w:p>
+        </w:tc>
+        <w:tc>
+          <w:p>
+            <w:pPr>
+              <w:jc w:val="left"/>
+            </w:pPr>
+            <w:r>
+              <w:rPr>
+                <w:rFonts w:ascii="Times New Roman" w:hAnsi="Times New Roman" w:eastAsia="宋体"/>
+                <w:sz w:val="21"/>
+              </w:rPr>
+              <w:t xml:space="preserve">记录含主体、角色、事件内容、来源 IP 与时间</w:t>
+            </w:r>
+          </w:p>
+        </w:tc>
+      </w:tr>
+      <w:tr>
+        <w:trPr>
+          <w:cantSplit/>
+        </w:trPr>
+        <w:tc>
+          <w:p>
+            <w:pPr>
+              <w:jc w:val="center"/>
+            </w:pPr>
+            <w:r>
+              <w:rPr>
+                <w:rFonts w:ascii="Times New Roman" w:hAnsi="Times New Roman" w:eastAsia="宋体"/>
+                <w:sz w:val="21"/>
+              </w:rPr>
+              <w:t xml:space="preserve">5</w:t>
+            </w:r>
+          </w:p>
+        </w:tc>
+        <w:tc>
+          <w:p>
+            <w:pPr>
+              <w:jc w:val="center"/>
+            </w:pPr>
+            <w:r>
+              <w:rPr>
+                <w:rFonts w:ascii="Times New Roman" w:hAnsi="Times New Roman" w:eastAsia="宋体"/>
+                <w:sz w:val="21"/>
+              </w:rPr>
+              <w:t xml:space="preserve">（审计员）点击“立即核查”</w:t>
+            </w:r>
+          </w:p>
+        </w:tc>
+        <w:tc>
+          <w:p>
+            <w:pPr>
+              <w:jc w:val="left"/>
+            </w:pPr>
+            <w:r>
+              <w:rPr>
+                <w:rFonts w:ascii="Times New Roman" w:hAnsi="Times New Roman" w:eastAsia="宋体"/>
+                <w:sz w:val="21"/>
+              </w:rPr>
+              <w:t xml:space="preserve">重算完整性标签，发现篡改会告警</w:t>
+            </w:r>
+          </w:p>
+        </w:tc>
+      </w:tr>
+    </w:tbl>
+    <w:p>
+      <w:pPr/>
       <w:r>
         <w:rPr/>
-        <w:t xml:space="preserve">安全策略</w:t>
-      </w:r>
-    </w:p>
-    <w:p>
-      <w:pPr>
-        <w:spacing w:line="360" w:lineRule="auto"/>
-        <w:ind w:left="480"/>
-        <w:jc w:val="both"/>
-      </w:pPr>
-      <w:r>
-        <w:rPr>
-          <w:rFonts w:ascii="Times New Roman" w:hAnsi="Times New Roman" w:eastAsia="宋体"/>
-          <w:sz w:val="24"/>
-        </w:rPr>
-        <w:t xml:space="preserve">“安全策略”菜单仅安全员可见。登录失败锁定策略配置三项参数：失败最大尝试次数、失败统计窗口、锁定时长；保存后立即生效并记录审计。敏感标记页可调整各用户的密级许可。</w:t>
+        <w:t xml:space="preserve"/>
       </w:r>
     </w:p>
     <w:p>
@@ -4962,7 +9009,7 @@
           <wp:inline distT="0" distB="0" distL="0" distR="0">
             <wp:extent cx="5400000" cy="3375000"/>
             <wp:effectExtent l="0" t="0" r="0" b="0"/>
-            <wp:docPr id="8" name="718.png" descr=""/>
+            <wp:docPr id="11" name="717.png" descr=""/>
             <wp:cNvGraphicFramePr>
               <a:graphicFrameLocks xmlns:a="http://schemas.openxmlformats.org/drawingml/2006/main" noChangeAspect="1"/>
             </wp:cNvGraphicFramePr>
@@ -4970,11 +9017,11 @@
               <a:graphicData uri="http://schemas.openxmlformats.org/drawingml/2006/picture">
                 <pic:pic xmlns:pic="http://schemas.openxmlformats.org/drawingml/2006/picture">
                   <pic:nvPicPr>
-                    <pic:cNvPr id="8" name="718.png"/>
+                    <pic:cNvPr id="11" name="717.png"/>
                     <pic:cNvPicPr/>
                   </pic:nvPicPr>
                   <pic:blipFill>
-                    <a:blip r:embed="R51a2fd808b394a2f" cstate="print"/>
+                    <a:blip r:embed="Rfa3f6fe513164153" cstate="print"/>
                     <a:stretch>
                       <a:fillRect/>
                     </a:stretch>
@@ -5004,7 +9051,16 @@
           <w:rFonts w:ascii="Times New Roman" w:hAnsi="Times New Roman" w:eastAsia="黑体"/>
           <w:sz w:val="21"/>
         </w:rPr>
-        <w:t xml:space="preserve">图 4-8 数据保密性保护：已加密字段、传输加密、剩余信息措施与临时文件清理</w:t>
+        <w:t xml:space="preserve">图 4-7 完整性核查：全库受保护数据逐条比对，结果实时显示</w:t>
+      </w:r>
+    </w:p>
+    <w:p>
+      <w:pPr>
+        <w:pStyle w:val="4"/>
+      </w:pPr>
+      <w:r>
+        <w:rPr/>
+        <w:t xml:space="preserve">检索条件与字段</w:t>
       </w:r>
     </w:p>
     <w:p>
@@ -5017,7 +9073,850 @@
           <w:rFonts w:ascii="Times New Roman" w:hAnsi="Times New Roman" w:eastAsia="黑体"/>
           <w:sz w:val="21"/>
         </w:rPr>
-        <w:t xml:space="preserve">表 4-9 安全策略操作</w:t>
+        <w:t xml:space="preserve">表 4-120　审计检索条件与记录字段</w:t>
+      </w:r>
+    </w:p>
+    <w:tbl>
+      <w:tblPr>
+        <w:tblStyle w:val="afffffffff8"/>
+        <w:tblW w:w="9600" w:type="dxa"/>
+        <w:jc w:val="center"/>
+        <w:tblBorders>
+          <w:top w:val="single" w:color="000000" w:sz="12"/>
+          <w:left w:val="single" w:color="000000" w:sz="12"/>
+          <w:bottom w:val="single" w:color="000000" w:sz="12"/>
+          <w:right w:val="single" w:color="000000" w:sz="12"/>
+          <w:insideH w:val="single" w:color="000000" w:sz="6"/>
+          <w:insideV w:val="single" w:color="000000" w:sz="6"/>
+        </w:tblBorders>
+        <w:tblLayout w:type="fixed"/>
+        <w:tblLook w:val="04A0"/>
+      </w:tblPr>
+      <w:tblGrid>
+        <w:gridCol w:w="2600"/>
+        <w:gridCol w:w="7000"/>
+      </w:tblGrid>
+      <w:tr>
+        <w:trPr>
+          <w:cantSplit/>
+          <w:tblHeader/>
+        </w:trPr>
+        <w:tc>
+          <w:p>
+            <w:pPr>
+              <w:jc w:val="center"/>
+            </w:pPr>
+            <w:r>
+              <w:rPr>
+                <w:rFonts w:ascii="Times New Roman" w:hAnsi="Times New Roman" w:eastAsia="黑体"/>
+                <w:b/>
+                <w:sz w:val="21"/>
+              </w:rPr>
+              <w:t xml:space="preserve">项</w:t>
+            </w:r>
+          </w:p>
+        </w:tc>
+        <w:tc>
+          <w:p>
+            <w:pPr>
+              <w:jc w:val="center"/>
+            </w:pPr>
+            <w:r>
+              <w:rPr>
+                <w:rFonts w:ascii="Times New Roman" w:hAnsi="Times New Roman" w:eastAsia="黑体"/>
+                <w:b/>
+                <w:sz w:val="21"/>
+              </w:rPr>
+              <w:t xml:space="preserve">说明</w:t>
+            </w:r>
+          </w:p>
+        </w:tc>
+      </w:tr>
+      <w:tr>
+        <w:trPr>
+          <w:cantSplit/>
+        </w:trPr>
+        <w:tc>
+          <w:p>
+            <w:pPr>
+              <w:jc w:val="center"/>
+            </w:pPr>
+            <w:r>
+              <w:rPr>
+                <w:rFonts w:ascii="Times New Roman" w:hAnsi="Times New Roman" w:eastAsia="宋体"/>
+                <w:sz w:val="21"/>
+              </w:rPr>
+              <w:t xml:space="preserve">主体账号</w:t>
+            </w:r>
+          </w:p>
+        </w:tc>
+        <w:tc>
+          <w:p>
+            <w:pPr>
+              <w:jc w:val="left"/>
+            </w:pPr>
+            <w:r>
+              <w:rPr>
+                <w:rFonts w:ascii="Times New Roman" w:hAnsi="Times New Roman" w:eastAsia="宋体"/>
+                <w:sz w:val="21"/>
+              </w:rPr>
+              <w:t xml:space="preserve">按账号精确或模糊检索</w:t>
+            </w:r>
+          </w:p>
+        </w:tc>
+      </w:tr>
+      <w:tr>
+        <w:trPr>
+          <w:cantSplit/>
+        </w:trPr>
+        <w:tc>
+          <w:p>
+            <w:pPr>
+              <w:jc w:val="center"/>
+            </w:pPr>
+            <w:r>
+              <w:rPr>
+                <w:rFonts w:ascii="Times New Roman" w:hAnsi="Times New Roman" w:eastAsia="宋体"/>
+                <w:sz w:val="21"/>
+              </w:rPr>
+              <w:t xml:space="preserve">事件类型</w:t>
+            </w:r>
+          </w:p>
+        </w:tc>
+        <w:tc>
+          <w:p>
+            <w:pPr>
+              <w:jc w:val="left"/>
+            </w:pPr>
+            <w:r>
+              <w:rPr>
+                <w:rFonts w:ascii="Times New Roman" w:hAnsi="Times New Roman" w:eastAsia="宋体"/>
+                <w:sz w:val="21"/>
+              </w:rPr>
+              <w:t xml:space="preserve">下拉选择，取值由后端统一提供</w:t>
+            </w:r>
+          </w:p>
+        </w:tc>
+      </w:tr>
+      <w:tr>
+        <w:trPr>
+          <w:cantSplit/>
+        </w:trPr>
+        <w:tc>
+          <w:p>
+            <w:pPr>
+              <w:jc w:val="center"/>
+            </w:pPr>
+            <w:r>
+              <w:rPr>
+                <w:rFonts w:ascii="Times New Roman" w:hAnsi="Times New Roman" w:eastAsia="宋体"/>
+                <w:sz w:val="21"/>
+              </w:rPr>
+              <w:t xml:space="preserve">操作 IP</w:t>
+            </w:r>
+          </w:p>
+        </w:tc>
+        <w:tc>
+          <w:p>
+            <w:pPr>
+              <w:jc w:val="left"/>
+            </w:pPr>
+            <w:r>
+              <w:rPr>
+                <w:rFonts w:ascii="Times New Roman" w:hAnsi="Times New Roman" w:eastAsia="宋体"/>
+                <w:sz w:val="21"/>
+              </w:rPr>
+              <w:t xml:space="preserve">按来源 IP 检索</w:t>
+            </w:r>
+          </w:p>
+        </w:tc>
+      </w:tr>
+      <w:tr>
+        <w:trPr>
+          <w:cantSplit/>
+        </w:trPr>
+        <w:tc>
+          <w:p>
+            <w:pPr>
+              <w:jc w:val="center"/>
+            </w:pPr>
+            <w:r>
+              <w:rPr>
+                <w:rFonts w:ascii="Times New Roman" w:hAnsi="Times New Roman" w:eastAsia="宋体"/>
+                <w:sz w:val="21"/>
+              </w:rPr>
+              <w:t xml:space="preserve">时间区间</w:t>
+            </w:r>
+          </w:p>
+        </w:tc>
+        <w:tc>
+          <w:p>
+            <w:pPr>
+              <w:jc w:val="left"/>
+            </w:pPr>
+            <w:r>
+              <w:rPr>
+                <w:rFonts w:ascii="Times New Roman" w:hAnsi="Times New Roman" w:eastAsia="宋体"/>
+                <w:sz w:val="21"/>
+              </w:rPr>
+              <w:t xml:space="preserve">按起止日期过滤</w:t>
+            </w:r>
+          </w:p>
+        </w:tc>
+      </w:tr>
+      <w:tr>
+        <w:trPr>
+          <w:cantSplit/>
+        </w:trPr>
+        <w:tc>
+          <w:p>
+            <w:pPr>
+              <w:jc w:val="center"/>
+            </w:pPr>
+            <w:r>
+              <w:rPr>
+                <w:rFonts w:ascii="Times New Roman" w:hAnsi="Times New Roman" w:eastAsia="宋体"/>
+                <w:sz w:val="21"/>
+              </w:rPr>
+              <w:t xml:space="preserve">只看告警</w:t>
+            </w:r>
+          </w:p>
+        </w:tc>
+        <w:tc>
+          <w:p>
+            <w:pPr>
+              <w:jc w:val="left"/>
+            </w:pPr>
+            <w:r>
+              <w:rPr>
+                <w:rFonts w:ascii="Times New Roman" w:hAnsi="Times New Roman" w:eastAsia="宋体"/>
+                <w:sz w:val="21"/>
+              </w:rPr>
+              <w:t xml:space="preserve">仅显示越权、锁定、篡改、日志清理等告警事件</w:t>
+            </w:r>
+          </w:p>
+        </w:tc>
+      </w:tr>
+      <w:tr>
+        <w:trPr>
+          <w:cantSplit/>
+        </w:trPr>
+        <w:tc>
+          <w:p>
+            <w:pPr>
+              <w:jc w:val="center"/>
+            </w:pPr>
+            <w:r>
+              <w:rPr>
+                <w:rFonts w:ascii="Times New Roman" w:hAnsi="Times New Roman" w:eastAsia="宋体"/>
+                <w:sz w:val="21"/>
+              </w:rPr>
+              <w:t xml:space="preserve">记录字段</w:t>
+            </w:r>
+          </w:p>
+        </w:tc>
+        <w:tc>
+          <w:p>
+            <w:pPr>
+              <w:jc w:val="left"/>
+            </w:pPr>
+            <w:r>
+              <w:rPr>
+                <w:rFonts w:ascii="Times New Roman" w:hAnsi="Times New Roman" w:eastAsia="宋体"/>
+                <w:sz w:val="21"/>
+              </w:rPr>
+              <w:t xml:space="preserve">ID、时间、主体账号、角色、事件类型、事件内容、IP、结果</w:t>
+            </w:r>
+          </w:p>
+        </w:tc>
+      </w:tr>
+    </w:tbl>
+    <w:p>
+      <w:pPr/>
+      <w:r>
+        <w:rPr/>
+        <w:t xml:space="preserve"/>
+      </w:r>
+    </w:p>
+    <w:p>
+      <w:pPr>
+        <w:pStyle w:val="4"/>
+      </w:pPr>
+      <w:r>
+        <w:rPr/>
+        <w:t xml:space="preserve">操作要点</w:t>
+      </w:r>
+    </w:p>
+    <w:p>
+      <w:pPr>
+        <w:spacing w:line="360" w:lineRule="auto"/>
+        <w:ind w:left="480"/>
+        <w:jc w:val="both"/>
+      </w:pPr>
+      <w:r>
+        <w:rPr>
+          <w:rFonts w:ascii="Times New Roman" w:hAnsi="Times New Roman" w:eastAsia="宋体"/>
+          <w:sz w:val="24"/>
+        </w:rPr>
+        <w:t xml:space="preserve">· 日志监控菜单仅系统审计员可见；其他角色访问相关接口会返回 403 并产生越权告警。</w:t>
+      </w:r>
+    </w:p>
+    <w:p>
+      <w:pPr>
+        <w:spacing w:line="360" w:lineRule="auto"/>
+        <w:ind w:left="480"/>
+        <w:jc w:val="both"/>
+      </w:pPr>
+      <w:r>
+        <w:rPr>
+          <w:rFonts w:ascii="Times New Roman" w:hAnsi="Times New Roman" w:eastAsia="宋体"/>
+          <w:sz w:val="24"/>
+        </w:rPr>
+        <w:t xml:space="preserve">· 统一审计日志只增不改不删，页面不提供修改或删除入口。</w:t>
+      </w:r>
+    </w:p>
+    <w:p>
+      <w:pPr>
+        <w:spacing w:line="360" w:lineRule="auto"/>
+        <w:ind w:left="480"/>
+        <w:jc w:val="both"/>
+      </w:pPr>
+      <w:r>
+        <w:rPr>
+          <w:rFonts w:ascii="Times New Roman" w:hAnsi="Times New Roman" w:eastAsia="宋体"/>
+          <w:sz w:val="24"/>
+        </w:rPr>
+        <w:t xml:space="preserve">· 三类旧日志的清理仅限审计员、且只能清理 30 天前的数据。</w:t>
+      </w:r>
+    </w:p>
+    <w:p>
+      <w:pPr>
+        <w:spacing w:line="360" w:lineRule="auto"/>
+        <w:ind w:left="480"/>
+        <w:jc w:val="both"/>
+      </w:pPr>
+      <w:r>
+        <w:rPr>
+          <w:rFonts w:ascii="Times New Roman" w:hAnsi="Times New Roman" w:eastAsia="宋体"/>
+          <w:sz w:val="24"/>
+        </w:rPr>
+        <w:t xml:space="preserve">· “立即核查”会重算全部受保护数据的完整性标签，发现篡改立即红色告警。</w:t>
+      </w:r>
+    </w:p>
+    <w:p>
+      <w:pPr>
+        <w:spacing w:line="360" w:lineRule="auto"/>
+        <w:ind w:left="480"/>
+        <w:jc w:val="both"/>
+      </w:pPr>
+      <w:r>
+        <w:rPr>
+          <w:rFonts w:ascii="Times New Roman" w:hAnsi="Times New Roman" w:eastAsia="宋体"/>
+          <w:sz w:val="24"/>
+        </w:rPr>
+        <w:t xml:space="preserve">· 抗抵赖证据页可按业务标识（问题单/用例）还原原发与接收的完整证据链。</w:t>
+      </w:r>
+    </w:p>
+    <w:p>
+      <w:pPr>
+        <w:jc w:val="center"/>
+      </w:pPr>
+      <w:r>
+        <w:rPr/>
+        <w:t xml:space="preserve"/>
+      </w:r>
+      <w:r>
+        <w:drawing>
+          <wp:inline distT="0" distB="0" distL="0" distR="0">
+            <wp:extent cx="5400000" cy="3375000"/>
+            <wp:effectExtent l="0" t="0" r="0" b="0"/>
+            <wp:docPr id="12" name="oplog.png" descr=""/>
+            <wp:cNvGraphicFramePr>
+              <a:graphicFrameLocks xmlns:a="http://schemas.openxmlformats.org/drawingml/2006/main" noChangeAspect="1"/>
+            </wp:cNvGraphicFramePr>
+            <a:graphic xmlns:a="http://schemas.openxmlformats.org/drawingml/2006/main">
+              <a:graphicData uri="http://schemas.openxmlformats.org/drawingml/2006/picture">
+                <pic:pic xmlns:pic="http://schemas.openxmlformats.org/drawingml/2006/picture">
+                  <pic:nvPicPr>
+                    <pic:cNvPr id="12" name="oplog.png"/>
+                    <pic:cNvPicPr/>
+                  </pic:nvPicPr>
+                  <pic:blipFill>
+                    <a:blip r:embed="R867d0ea666614337" cstate="print"/>
+                    <a:stretch>
+                      <a:fillRect/>
+                    </a:stretch>
+                  </pic:blipFill>
+                  <pic:spPr>
+                    <a:xfrm>
+                      <a:off x="0" y="0"/>
+                      <a:ext cx="5400000" cy="3375000"/>
+                    </a:xfrm>
+                    <a:prstGeom prst="rect">
+                      <a:avLst/>
+                    </a:prstGeom>
+                  </pic:spPr>
+                </pic:pic>
+              </a:graphicData>
+            </a:graphic>
+          </wp:inline>
+        </w:drawing>
+      </w:r>
+    </w:p>
+    <w:p>
+      <w:pPr>
+        <w:jc w:val="center"/>
+      </w:pPr>
+      <w:r>
+        <w:rPr>
+          <w:rFonts w:ascii="Times New Roman" w:hAnsi="Times New Roman" w:eastAsia="黑体"/>
+          <w:sz w:val="21"/>
+        </w:rPr>
+        <w:t xml:space="preserve">图 4-14 接口操作日志：方法、路径、参数、来源与响应码</w:t>
+      </w:r>
+    </w:p>
+    <w:p>
+      <w:pPr>
+        <w:jc w:val="center"/>
+      </w:pPr>
+      <w:r>
+        <w:rPr/>
+        <w:t xml:space="preserve"/>
+      </w:r>
+      <w:r>
+        <w:drawing>
+          <wp:inline distT="0" distB="0" distL="0" distR="0">
+            <wp:extent cx="5400000" cy="3375000"/>
+            <wp:effectExtent l="0" t="0" r="0" b="0"/>
+            <wp:docPr id="13" name="loginlog.png" descr=""/>
+            <wp:cNvGraphicFramePr>
+              <a:graphicFrameLocks xmlns:a="http://schemas.openxmlformats.org/drawingml/2006/main" noChangeAspect="1"/>
+            </wp:cNvGraphicFramePr>
+            <a:graphic xmlns:a="http://schemas.openxmlformats.org/drawingml/2006/main">
+              <a:graphicData uri="http://schemas.openxmlformats.org/drawingml/2006/picture">
+                <pic:pic xmlns:pic="http://schemas.openxmlformats.org/drawingml/2006/picture">
+                  <pic:nvPicPr>
+                    <pic:cNvPr id="13" name="loginlog.png"/>
+                    <pic:cNvPicPr/>
+                  </pic:nvPicPr>
+                  <pic:blipFill>
+                    <a:blip r:embed="R9a5c5b6a107c48ac" cstate="print"/>
+                    <a:stretch>
+                      <a:fillRect/>
+                    </a:stretch>
+                  </pic:blipFill>
+                  <pic:spPr>
+                    <a:xfrm>
+                      <a:off x="0" y="0"/>
+                      <a:ext cx="5400000" cy="3375000"/>
+                    </a:xfrm>
+                    <a:prstGeom prst="rect">
+                      <a:avLst/>
+                    </a:prstGeom>
+                  </pic:spPr>
+                </pic:pic>
+              </a:graphicData>
+            </a:graphic>
+          </wp:inline>
+        </w:drawing>
+      </w:r>
+    </w:p>
+    <w:p>
+      <w:pPr>
+        <w:jc w:val="center"/>
+      </w:pPr>
+      <w:r>
+        <w:rPr>
+          <w:rFonts w:ascii="Times New Roman" w:hAnsi="Times New Roman" w:eastAsia="黑体"/>
+          <w:sz w:val="21"/>
+        </w:rPr>
+        <w:t xml:space="preserve">图 4-15 登录日志：账号、IP、浏览器、操作系统与登录结果</w:t>
+      </w:r>
+    </w:p>
+    <w:p>
+      <w:pPr>
+        <w:jc w:val="center"/>
+      </w:pPr>
+      <w:r>
+        <w:rPr/>
+        <w:t xml:space="preserve"/>
+      </w:r>
+      <w:r>
+        <w:drawing>
+          <wp:inline distT="0" distB="0" distL="0" distR="0">
+            <wp:extent cx="5400000" cy="3375000"/>
+            <wp:effectExtent l="0" t="0" r="0" b="0"/>
+            <wp:docPr id="14" name="evidence.png" descr=""/>
+            <wp:cNvGraphicFramePr>
+              <a:graphicFrameLocks xmlns:a="http://schemas.openxmlformats.org/drawingml/2006/main" noChangeAspect="1"/>
+            </wp:cNvGraphicFramePr>
+            <a:graphic xmlns:a="http://schemas.openxmlformats.org/drawingml/2006/main">
+              <a:graphicData uri="http://schemas.openxmlformats.org/drawingml/2006/picture">
+                <pic:pic xmlns:pic="http://schemas.openxmlformats.org/drawingml/2006/picture">
+                  <pic:nvPicPr>
+                    <pic:cNvPr id="14" name="evidence.png"/>
+                    <pic:cNvPicPr/>
+                  </pic:nvPicPr>
+                  <pic:blipFill>
+                    <a:blip r:embed="R496e859deb024c3c" cstate="print"/>
+                    <a:stretch>
+                      <a:fillRect/>
+                    </a:stretch>
+                  </pic:blipFill>
+                  <pic:spPr>
+                    <a:xfrm>
+                      <a:off x="0" y="0"/>
+                      <a:ext cx="5400000" cy="3375000"/>
+                    </a:xfrm>
+                    <a:prstGeom prst="rect">
+                      <a:avLst/>
+                    </a:prstGeom>
+                  </pic:spPr>
+                </pic:pic>
+              </a:graphicData>
+            </a:graphic>
+          </wp:inline>
+        </w:drawing>
+      </w:r>
+    </w:p>
+    <w:p>
+      <w:pPr>
+        <w:jc w:val="center"/>
+      </w:pPr>
+      <w:r>
+        <w:rPr>
+          <w:rFonts w:ascii="Times New Roman" w:hAnsi="Times New Roman" w:eastAsia="黑体"/>
+          <w:sz w:val="21"/>
+        </w:rPr>
+        <w:t xml:space="preserve">图 4-16 抗抵赖证据：按业务标识还原原发/接收证据链</w:t>
+      </w:r>
+    </w:p>
+    <w:p>
+      <w:pPr>
+        <w:spacing w:before="120" w:after="60"/>
+        <w:jc w:val="center"/>
+      </w:pPr>
+      <w:r>
+        <w:rPr>
+          <w:rFonts w:ascii="Times New Roman" w:hAnsi="Times New Roman" w:eastAsia="黑体"/>
+          <w:sz w:val="21"/>
+        </w:rPr>
+        <w:t xml:space="preserve">表 4-121 三类日志的检索方式</w:t>
+      </w:r>
+    </w:p>
+    <w:tbl>
+      <w:tblPr>
+        <w:tblStyle w:val="afffffffff8"/>
+        <w:tblW w:w="9600" w:type="dxa"/>
+        <w:jc w:val="center"/>
+        <w:tblBorders>
+          <w:top w:val="single" w:color="000000" w:sz="12"/>
+          <w:left w:val="single" w:color="000000" w:sz="12"/>
+          <w:bottom w:val="single" w:color="000000" w:sz="12"/>
+          <w:right w:val="single" w:color="000000" w:sz="12"/>
+          <w:insideH w:val="single" w:color="000000" w:sz="6"/>
+          <w:insideV w:val="single" w:color="000000" w:sz="6"/>
+        </w:tblBorders>
+        <w:tblLayout w:type="fixed"/>
+        <w:tblLook w:val="04A0"/>
+      </w:tblPr>
+      <w:tblGrid>
+        <w:gridCol w:w="2200"/>
+        <w:gridCol w:w="3600"/>
+        <w:gridCol w:w="3800"/>
+      </w:tblGrid>
+      <w:tr>
+        <w:trPr>
+          <w:cantSplit/>
+          <w:tblHeader/>
+        </w:trPr>
+        <w:tc>
+          <w:p>
+            <w:pPr>
+              <w:jc w:val="center"/>
+            </w:pPr>
+            <w:r>
+              <w:rPr>
+                <w:rFonts w:ascii="Times New Roman" w:hAnsi="Times New Roman" w:eastAsia="黑体"/>
+                <w:b/>
+                <w:sz w:val="21"/>
+              </w:rPr>
+              <w:t xml:space="preserve">日志</w:t>
+            </w:r>
+          </w:p>
+        </w:tc>
+        <w:tc>
+          <w:p>
+            <w:pPr>
+              <w:jc w:val="center"/>
+            </w:pPr>
+            <w:r>
+              <w:rPr>
+                <w:rFonts w:ascii="Times New Roman" w:hAnsi="Times New Roman" w:eastAsia="黑体"/>
+                <w:b/>
+                <w:sz w:val="21"/>
+              </w:rPr>
+              <w:t xml:space="preserve">可筛选条件</w:t>
+            </w:r>
+          </w:p>
+        </w:tc>
+        <w:tc>
+          <w:p>
+            <w:pPr>
+              <w:jc w:val="center"/>
+            </w:pPr>
+            <w:r>
+              <w:rPr>
+                <w:rFonts w:ascii="Times New Roman" w:hAnsi="Times New Roman" w:eastAsia="黑体"/>
+                <w:b/>
+                <w:sz w:val="21"/>
+              </w:rPr>
+              <w:t xml:space="preserve">典型用途</w:t>
+            </w:r>
+          </w:p>
+        </w:tc>
+      </w:tr>
+      <w:tr>
+        <w:trPr>
+          <w:cantSplit/>
+        </w:trPr>
+        <w:tc>
+          <w:p>
+            <w:pPr>
+              <w:jc w:val="center"/>
+            </w:pPr>
+            <w:r>
+              <w:rPr>
+                <w:rFonts w:ascii="Times New Roman" w:hAnsi="Times New Roman" w:eastAsia="宋体"/>
+                <w:sz w:val="21"/>
+              </w:rPr>
+              <w:t xml:space="preserve">数据操作日志</w:t>
+            </w:r>
+          </w:p>
+        </w:tc>
+        <w:tc>
+          <w:p>
+            <w:pPr>
+              <w:jc w:val="center"/>
+            </w:pPr>
+            <w:r>
+              <w:rPr>
+                <w:rFonts w:ascii="Times New Roman" w:hAnsi="Times New Roman" w:eastAsia="宋体"/>
+                <w:sz w:val="21"/>
+              </w:rPr>
+              <w:t xml:space="preserve">操作人、操作对象、时间</w:t>
+            </w:r>
+          </w:p>
+        </w:tc>
+        <w:tc>
+          <w:p>
+            <w:pPr>
+              <w:jc w:val="left"/>
+            </w:pPr>
+            <w:r>
+              <w:rPr>
+                <w:rFonts w:ascii="Times New Roman" w:hAnsi="Times New Roman" w:eastAsia="宋体"/>
+                <w:sz w:val="21"/>
+              </w:rPr>
+              <w:t xml:space="preserve">追溯某条业务数据由谁改动</w:t>
+            </w:r>
+          </w:p>
+        </w:tc>
+      </w:tr>
+      <w:tr>
+        <w:trPr>
+          <w:cantSplit/>
+        </w:trPr>
+        <w:tc>
+          <w:p>
+            <w:pPr>
+              <w:jc w:val="center"/>
+            </w:pPr>
+            <w:r>
+              <w:rPr>
+                <w:rFonts w:ascii="Times New Roman" w:hAnsi="Times New Roman" w:eastAsia="宋体"/>
+                <w:sz w:val="21"/>
+              </w:rPr>
+              <w:t xml:space="preserve">接口操作日志</w:t>
+            </w:r>
+          </w:p>
+        </w:tc>
+        <w:tc>
+          <w:p>
+            <w:pPr>
+              <w:jc w:val="center"/>
+            </w:pPr>
+            <w:r>
+              <w:rPr>
+                <w:rFonts w:ascii="Times New Roman" w:hAnsi="Times New Roman" w:eastAsia="宋体"/>
+                <w:sz w:val="21"/>
+              </w:rPr>
+              <w:t xml:space="preserve">模块、用户、时间、关键字</w:t>
+            </w:r>
+          </w:p>
+        </w:tc>
+        <w:tc>
+          <w:p>
+            <w:pPr>
+              <w:jc w:val="left"/>
+            </w:pPr>
+            <w:r>
+              <w:rPr>
+                <w:rFonts w:ascii="Times New Roman" w:hAnsi="Times New Roman" w:eastAsia="宋体"/>
+                <w:sz w:val="21"/>
+              </w:rPr>
+              <w:t xml:space="preserve">排查接口调用与参数问题</w:t>
+            </w:r>
+          </w:p>
+        </w:tc>
+      </w:tr>
+      <w:tr>
+        <w:trPr>
+          <w:cantSplit/>
+        </w:trPr>
+        <w:tc>
+          <w:p>
+            <w:pPr>
+              <w:jc w:val="center"/>
+            </w:pPr>
+            <w:r>
+              <w:rPr>
+                <w:rFonts w:ascii="Times New Roman" w:hAnsi="Times New Roman" w:eastAsia="宋体"/>
+                <w:sz w:val="21"/>
+              </w:rPr>
+              <w:t xml:space="preserve">登录日志</w:t>
+            </w:r>
+          </w:p>
+        </w:tc>
+        <w:tc>
+          <w:p>
+            <w:pPr>
+              <w:jc w:val="center"/>
+            </w:pPr>
+            <w:r>
+              <w:rPr>
+                <w:rFonts w:ascii="Times New Roman" w:hAnsi="Times New Roman" w:eastAsia="宋体"/>
+                <w:sz w:val="21"/>
+              </w:rPr>
+              <w:t xml:space="preserve">账号、时间、结果</w:t>
+            </w:r>
+          </w:p>
+        </w:tc>
+        <w:tc>
+          <w:p>
+            <w:pPr>
+              <w:jc w:val="left"/>
+            </w:pPr>
+            <w:r>
+              <w:rPr>
+                <w:rFonts w:ascii="Times New Roman" w:hAnsi="Times New Roman" w:eastAsia="宋体"/>
+                <w:sz w:val="21"/>
+              </w:rPr>
+              <w:t xml:space="preserve">核查登录行为与锁定告警</w:t>
+            </w:r>
+          </w:p>
+        </w:tc>
+      </w:tr>
+    </w:tbl>
+    <w:p>
+      <w:pPr/>
+      <w:r>
+        <w:rPr/>
+        <w:t xml:space="preserve"/>
+      </w:r>
+    </w:p>
+    <w:p>
+      <w:pPr>
+        <w:pStyle w:val="30"/>
+      </w:pPr>
+      <w:r>
+        <w:rPr/>
+        <w:t xml:space="preserve">安全策略</w:t>
+      </w:r>
+    </w:p>
+    <w:p>
+      <w:pPr>
+        <w:spacing w:line="360" w:lineRule="auto"/>
+        <w:ind w:left="480"/>
+        <w:jc w:val="both"/>
+      </w:pPr>
+      <w:r>
+        <w:rPr>
+          <w:rFonts w:ascii="Times New Roman" w:hAnsi="Times New Roman" w:eastAsia="宋体"/>
+          <w:sz w:val="24"/>
+        </w:rPr>
+        <w:t xml:space="preserve">“安全策略”菜单仅安全员可见。登录失败锁定策略配置三项参数：失败最大尝试次数、失败统计窗口、锁定时长；保存后立即生效并记录审计。敏感标记页可调整各用户的密级许可。</w:t>
+      </w:r>
+    </w:p>
+    <w:p>
+      <w:pPr>
+        <w:jc w:val="center"/>
+      </w:pPr>
+      <w:r>
+        <w:rPr/>
+        <w:t xml:space="preserve"/>
+      </w:r>
+      <w:r>
+        <w:drawing>
+          <wp:inline distT="0" distB="0" distL="0" distR="0">
+            <wp:extent cx="5400000" cy="3375000"/>
+            <wp:effectExtent l="0" t="0" r="0" b="0"/>
+            <wp:docPr id="15" name="718.png" descr=""/>
+            <wp:cNvGraphicFramePr>
+              <a:graphicFrameLocks xmlns:a="http://schemas.openxmlformats.org/drawingml/2006/main" noChangeAspect="1"/>
+            </wp:cNvGraphicFramePr>
+            <a:graphic xmlns:a="http://schemas.openxmlformats.org/drawingml/2006/main">
+              <a:graphicData uri="http://schemas.openxmlformats.org/drawingml/2006/picture">
+                <pic:pic xmlns:pic="http://schemas.openxmlformats.org/drawingml/2006/picture">
+                  <pic:nvPicPr>
+                    <pic:cNvPr id="15" name="718.png"/>
+                    <pic:cNvPicPr/>
+                  </pic:nvPicPr>
+                  <pic:blipFill>
+                    <a:blip r:embed="R57c40908479a4646" cstate="print"/>
+                    <a:stretch>
+                      <a:fillRect/>
+                    </a:stretch>
+                  </pic:blipFill>
+                  <pic:spPr>
+                    <a:xfrm>
+                      <a:off x="0" y="0"/>
+                      <a:ext cx="5400000" cy="3375000"/>
+                    </a:xfrm>
+                    <a:prstGeom prst="rect">
+                      <a:avLst/>
+                    </a:prstGeom>
+                  </pic:spPr>
+                </pic:pic>
+              </a:graphicData>
+            </a:graphic>
+          </wp:inline>
+        </w:drawing>
+      </w:r>
+    </w:p>
+    <w:p>
+      <w:pPr>
+        <w:jc w:val="center"/>
+      </w:pPr>
+      <w:r>
+        <w:rPr>
+          <w:rFonts w:ascii="Times New Roman" w:hAnsi="Times New Roman" w:eastAsia="黑体"/>
+          <w:sz w:val="21"/>
+        </w:rPr>
+        <w:t xml:space="preserve">图 4-8 数据保密性保护：已加密字段、传输加密、剩余信息措施与临时文件清理</w:t>
+      </w:r>
+    </w:p>
+    <w:p>
+      <w:pPr>
+        <w:spacing w:before="120" w:after="60"/>
+        <w:jc w:val="center"/>
+      </w:pPr>
+      <w:r>
+        <w:rPr>
+          <w:rFonts w:ascii="Times New Roman" w:hAnsi="Times New Roman" w:eastAsia="黑体"/>
+          <w:sz w:val="21"/>
+        </w:rPr>
+        <w:t xml:space="preserve">表 4-22 安全策略操作</w:t>
       </w:r>
     </w:p>
     <w:tbl>
@@ -5348,7 +10247,7 @@
           <wp:inline distT="0" distB="0" distL="0" distR="0">
             <wp:extent cx="5400000" cy="3375000"/>
             <wp:effectExtent l="0" t="0" r="0" b="0"/>
-            <wp:docPr id="9" name="7110.png" descr=""/>
+            <wp:docPr id="16" name="7110.png" descr=""/>
             <wp:cNvGraphicFramePr>
               <a:graphicFrameLocks xmlns:a="http://schemas.openxmlformats.org/drawingml/2006/main" noChangeAspect="1"/>
             </wp:cNvGraphicFramePr>
@@ -5356,11 +10255,11 @@
               <a:graphicData uri="http://schemas.openxmlformats.org/drawingml/2006/picture">
                 <pic:pic xmlns:pic="http://schemas.openxmlformats.org/drawingml/2006/picture">
                   <pic:nvPicPr>
-                    <pic:cNvPr id="9" name="7110.png"/>
+                    <pic:cNvPr id="16" name="7110.png"/>
                     <pic:cNvPicPr/>
                   </pic:nvPicPr>
                   <pic:blipFill>
-                    <a:blip r:embed="Red2fe9f6be9748de" cstate="print"/>
+                    <a:blip r:embed="R3904e0a25b6649f1" cstate="print"/>
                     <a:stretch>
                       <a:fillRect/>
                     </a:stretch>
@@ -5395,6 +10294,700 @@
     </w:p>
     <w:p>
       <w:pPr>
+        <w:pStyle w:val="4"/>
+      </w:pPr>
+      <w:r>
+        <w:rPr/>
+        <w:t xml:space="preserve">策略参数与密级</w:t>
+      </w:r>
+    </w:p>
+    <w:p>
+      <w:pPr>
+        <w:spacing w:before="120" w:after="60"/>
+        <w:jc w:val="center"/>
+      </w:pPr>
+      <w:r>
+        <w:rPr>
+          <w:rFonts w:ascii="Times New Roman" w:hAnsi="Times New Roman" w:eastAsia="黑体"/>
+          <w:sz w:val="21"/>
+        </w:rPr>
+        <w:t xml:space="preserve">表 4-123　安全策略参数</w:t>
+      </w:r>
+    </w:p>
+    <w:tbl>
+      <w:tblPr>
+        <w:tblStyle w:val="afffffffff8"/>
+        <w:tblW w:w="9600" w:type="dxa"/>
+        <w:jc w:val="center"/>
+        <w:tblBorders>
+          <w:top w:val="single" w:color="000000" w:sz="12"/>
+          <w:left w:val="single" w:color="000000" w:sz="12"/>
+          <w:bottom w:val="single" w:color="000000" w:sz="12"/>
+          <w:right w:val="single" w:color="000000" w:sz="12"/>
+          <w:insideH w:val="single" w:color="000000" w:sz="6"/>
+          <w:insideV w:val="single" w:color="000000" w:sz="6"/>
+        </w:tblBorders>
+        <w:tblLayout w:type="fixed"/>
+        <w:tblLook w:val="04A0"/>
+      </w:tblPr>
+      <w:tblGrid>
+        <w:gridCol w:w="3000"/>
+        <w:gridCol w:w="4600"/>
+        <w:gridCol w:w="2000"/>
+      </w:tblGrid>
+      <w:tr>
+        <w:trPr>
+          <w:cantSplit/>
+          <w:tblHeader/>
+        </w:trPr>
+        <w:tc>
+          <w:p>
+            <w:pPr>
+              <w:jc w:val="center"/>
+            </w:pPr>
+            <w:r>
+              <w:rPr>
+                <w:rFonts w:ascii="Times New Roman" w:hAnsi="Times New Roman" w:eastAsia="黑体"/>
+                <w:b/>
+                <w:sz w:val="21"/>
+              </w:rPr>
+              <w:t xml:space="preserve">参数</w:t>
+            </w:r>
+          </w:p>
+        </w:tc>
+        <w:tc>
+          <w:p>
+            <w:pPr>
+              <w:jc w:val="center"/>
+            </w:pPr>
+            <w:r>
+              <w:rPr>
+                <w:rFonts w:ascii="Times New Roman" w:hAnsi="Times New Roman" w:eastAsia="黑体"/>
+                <w:b/>
+                <w:sz w:val="21"/>
+              </w:rPr>
+              <w:t xml:space="preserve">说明</w:t>
+            </w:r>
+          </w:p>
+        </w:tc>
+        <w:tc>
+          <w:p>
+            <w:pPr>
+              <w:jc w:val="center"/>
+            </w:pPr>
+            <w:r>
+              <w:rPr>
+                <w:rFonts w:ascii="Times New Roman" w:hAnsi="Times New Roman" w:eastAsia="黑体"/>
+                <w:b/>
+                <w:sz w:val="21"/>
+              </w:rPr>
+              <w:t xml:space="preserve">默认值</w:t>
+            </w:r>
+          </w:p>
+        </w:tc>
+      </w:tr>
+      <w:tr>
+        <w:trPr>
+          <w:cantSplit/>
+        </w:trPr>
+        <w:tc>
+          <w:p>
+            <w:pPr>
+              <w:jc w:val="center"/>
+            </w:pPr>
+            <w:r>
+              <w:rPr>
+                <w:rFonts w:ascii="Times New Roman" w:hAnsi="Times New Roman" w:eastAsia="宋体"/>
+                <w:sz w:val="21"/>
+              </w:rPr>
+              <w:t xml:space="preserve">登录失败最大尝试次数</w:t>
+            </w:r>
+          </w:p>
+        </w:tc>
+        <w:tc>
+          <w:p>
+            <w:pPr>
+              <w:jc w:val="center"/>
+            </w:pPr>
+            <w:r>
+              <w:rPr>
+                <w:rFonts w:ascii="Times New Roman" w:hAnsi="Times New Roman" w:eastAsia="宋体"/>
+                <w:sz w:val="21"/>
+              </w:rPr>
+              <w:t xml:space="preserve">窗口内累计达到该值即锁定账号</w:t>
+            </w:r>
+          </w:p>
+        </w:tc>
+        <w:tc>
+          <w:p>
+            <w:pPr>
+              <w:jc w:val="left"/>
+            </w:pPr>
+            <w:r>
+              <w:rPr>
+                <w:rFonts w:ascii="Times New Roman" w:hAnsi="Times New Roman" w:eastAsia="宋体"/>
+                <w:sz w:val="21"/>
+              </w:rPr>
+              <w:t xml:space="preserve">5</w:t>
+            </w:r>
+          </w:p>
+        </w:tc>
+      </w:tr>
+      <w:tr>
+        <w:trPr>
+          <w:cantSplit/>
+        </w:trPr>
+        <w:tc>
+          <w:p>
+            <w:pPr>
+              <w:jc w:val="center"/>
+            </w:pPr>
+            <w:r>
+              <w:rPr>
+                <w:rFonts w:ascii="Times New Roman" w:hAnsi="Times New Roman" w:eastAsia="宋体"/>
+                <w:sz w:val="21"/>
+              </w:rPr>
+              <w:t xml:space="preserve">失败统计时间窗口</w:t>
+            </w:r>
+          </w:p>
+        </w:tc>
+        <w:tc>
+          <w:p>
+            <w:pPr>
+              <w:jc w:val="center"/>
+            </w:pPr>
+            <w:r>
+              <w:rPr>
+                <w:rFonts w:ascii="Times New Roman" w:hAnsi="Times New Roman" w:eastAsia="宋体"/>
+                <w:sz w:val="21"/>
+              </w:rPr>
+              <w:t xml:space="preserve">失败次数的累计窗口（分钟）</w:t>
+            </w:r>
+          </w:p>
+        </w:tc>
+        <w:tc>
+          <w:p>
+            <w:pPr>
+              <w:jc w:val="left"/>
+            </w:pPr>
+            <w:r>
+              <w:rPr>
+                <w:rFonts w:ascii="Times New Roman" w:hAnsi="Times New Roman" w:eastAsia="宋体"/>
+                <w:sz w:val="21"/>
+              </w:rPr>
+              <w:t xml:space="preserve">15</w:t>
+            </w:r>
+          </w:p>
+        </w:tc>
+      </w:tr>
+      <w:tr>
+        <w:trPr>
+          <w:cantSplit/>
+        </w:trPr>
+        <w:tc>
+          <w:p>
+            <w:pPr>
+              <w:jc w:val="center"/>
+            </w:pPr>
+            <w:r>
+              <w:rPr>
+                <w:rFonts w:ascii="Times New Roman" w:hAnsi="Times New Roman" w:eastAsia="宋体"/>
+                <w:sz w:val="21"/>
+              </w:rPr>
+              <w:t xml:space="preserve">账号锁定时长</w:t>
+            </w:r>
+          </w:p>
+        </w:tc>
+        <w:tc>
+          <w:p>
+            <w:pPr>
+              <w:jc w:val="center"/>
+            </w:pPr>
+            <w:r>
+              <w:rPr>
+                <w:rFonts w:ascii="Times New Roman" w:hAnsi="Times New Roman" w:eastAsia="宋体"/>
+                <w:sz w:val="21"/>
+              </w:rPr>
+              <w:t xml:space="preserve">触发锁定后禁止登录的时长（分钟）</w:t>
+            </w:r>
+          </w:p>
+        </w:tc>
+        <w:tc>
+          <w:p>
+            <w:pPr>
+              <w:jc w:val="left"/>
+            </w:pPr>
+            <w:r>
+              <w:rPr>
+                <w:rFonts w:ascii="Times New Roman" w:hAnsi="Times New Roman" w:eastAsia="宋体"/>
+                <w:sz w:val="21"/>
+              </w:rPr>
+              <w:t xml:space="preserve">30</w:t>
+            </w:r>
+          </w:p>
+        </w:tc>
+      </w:tr>
+    </w:tbl>
+    <w:p>
+      <w:pPr/>
+      <w:r>
+        <w:rPr/>
+        <w:t xml:space="preserve"/>
+      </w:r>
+    </w:p>
+    <w:p>
+      <w:pPr>
+        <w:spacing w:before="120" w:after="60"/>
+        <w:jc w:val="center"/>
+      </w:pPr>
+      <w:r>
+        <w:rPr>
+          <w:rFonts w:ascii="Times New Roman" w:hAnsi="Times New Roman" w:eastAsia="黑体"/>
+          <w:sz w:val="21"/>
+        </w:rPr>
+        <w:t xml:space="preserve">表 4-124　密级档位</w:t>
+      </w:r>
+    </w:p>
+    <w:tbl>
+      <w:tblPr>
+        <w:tblStyle w:val="afffffffff8"/>
+        <w:tblW w:w="9600" w:type="dxa"/>
+        <w:jc w:val="center"/>
+        <w:tblBorders>
+          <w:top w:val="single" w:color="000000" w:sz="12"/>
+          <w:left w:val="single" w:color="000000" w:sz="12"/>
+          <w:bottom w:val="single" w:color="000000" w:sz="12"/>
+          <w:right w:val="single" w:color="000000" w:sz="12"/>
+          <w:insideH w:val="single" w:color="000000" w:sz="6"/>
+          <w:insideV w:val="single" w:color="000000" w:sz="6"/>
+        </w:tblBorders>
+        <w:tblLayout w:type="fixed"/>
+        <w:tblLook w:val="04A0"/>
+      </w:tblPr>
+      <w:tblGrid>
+        <w:gridCol w:w="1400"/>
+        <w:gridCol w:w="2600"/>
+        <w:gridCol w:w="5600"/>
+      </w:tblGrid>
+      <w:tr>
+        <w:trPr>
+          <w:cantSplit/>
+          <w:tblHeader/>
+        </w:trPr>
+        <w:tc>
+          <w:p>
+            <w:pPr>
+              <w:jc w:val="center"/>
+            </w:pPr>
+            <w:r>
+              <w:rPr>
+                <w:rFonts w:ascii="Times New Roman" w:hAnsi="Times New Roman" w:eastAsia="黑体"/>
+                <w:b/>
+                <w:sz w:val="21"/>
+              </w:rPr>
+              <w:t xml:space="preserve">取值</w:t>
+            </w:r>
+          </w:p>
+        </w:tc>
+        <w:tc>
+          <w:p>
+            <w:pPr>
+              <w:jc w:val="center"/>
+            </w:pPr>
+            <w:r>
+              <w:rPr>
+                <w:rFonts w:ascii="Times New Roman" w:hAnsi="Times New Roman" w:eastAsia="黑体"/>
+                <w:b/>
+                <w:sz w:val="21"/>
+              </w:rPr>
+              <w:t xml:space="preserve">名称</w:t>
+            </w:r>
+          </w:p>
+        </w:tc>
+        <w:tc>
+          <w:p>
+            <w:pPr>
+              <w:jc w:val="center"/>
+            </w:pPr>
+            <w:r>
+              <w:rPr>
+                <w:rFonts w:ascii="Times New Roman" w:hAnsi="Times New Roman" w:eastAsia="黑体"/>
+                <w:b/>
+                <w:sz w:val="21"/>
+              </w:rPr>
+              <w:t xml:space="preserve">说明</w:t>
+            </w:r>
+          </w:p>
+        </w:tc>
+      </w:tr>
+      <w:tr>
+        <w:trPr>
+          <w:cantSplit/>
+        </w:trPr>
+        <w:tc>
+          <w:p>
+            <w:pPr>
+              <w:jc w:val="center"/>
+            </w:pPr>
+            <w:r>
+              <w:rPr>
+                <w:rFonts w:ascii="Times New Roman" w:hAnsi="Times New Roman" w:eastAsia="宋体"/>
+                <w:sz w:val="21"/>
+              </w:rPr>
+              <w:t xml:space="preserve">1</w:t>
+            </w:r>
+          </w:p>
+        </w:tc>
+        <w:tc>
+          <w:p>
+            <w:pPr>
+              <w:jc w:val="center"/>
+            </w:pPr>
+            <w:r>
+              <w:rPr>
+                <w:rFonts w:ascii="Times New Roman" w:hAnsi="Times New Roman" w:eastAsia="宋体"/>
+                <w:sz w:val="21"/>
+              </w:rPr>
+              <w:t xml:space="preserve">公开</w:t>
+            </w:r>
+          </w:p>
+        </w:tc>
+        <w:tc>
+          <w:p>
+            <w:pPr>
+              <w:jc w:val="left"/>
+            </w:pPr>
+            <w:r>
+              <w:rPr>
+                <w:rFonts w:ascii="Times New Roman" w:hAnsi="Times New Roman" w:eastAsia="宋体"/>
+                <w:sz w:val="21"/>
+              </w:rPr>
+              <w:t xml:space="preserve">任何用户均可访问</w:t>
+            </w:r>
+          </w:p>
+        </w:tc>
+      </w:tr>
+      <w:tr>
+        <w:trPr>
+          <w:cantSplit/>
+        </w:trPr>
+        <w:tc>
+          <w:p>
+            <w:pPr>
+              <w:jc w:val="center"/>
+            </w:pPr>
+            <w:r>
+              <w:rPr>
+                <w:rFonts w:ascii="Times New Roman" w:hAnsi="Times New Roman" w:eastAsia="宋体"/>
+                <w:sz w:val="21"/>
+              </w:rPr>
+              <w:t xml:space="preserve">2</w:t>
+            </w:r>
+          </w:p>
+        </w:tc>
+        <w:tc>
+          <w:p>
+            <w:pPr>
+              <w:jc w:val="center"/>
+            </w:pPr>
+            <w:r>
+              <w:rPr>
+                <w:rFonts w:ascii="Times New Roman" w:hAnsi="Times New Roman" w:eastAsia="宋体"/>
+                <w:sz w:val="21"/>
+              </w:rPr>
+              <w:t xml:space="preserve">内部</w:t>
+            </w:r>
+          </w:p>
+        </w:tc>
+        <w:tc>
+          <w:p>
+            <w:pPr>
+              <w:jc w:val="left"/>
+            </w:pPr>
+            <w:r>
+              <w:rPr>
+                <w:rFonts w:ascii="Times New Roman" w:hAnsi="Times New Roman" w:eastAsia="宋体"/>
+                <w:sz w:val="21"/>
+              </w:rPr>
+              <w:t xml:space="preserve">内部使用</w:t>
+            </w:r>
+          </w:p>
+        </w:tc>
+      </w:tr>
+      <w:tr>
+        <w:trPr>
+          <w:cantSplit/>
+        </w:trPr>
+        <w:tc>
+          <w:p>
+            <w:pPr>
+              <w:jc w:val="center"/>
+            </w:pPr>
+            <w:r>
+              <w:rPr>
+                <w:rFonts w:ascii="Times New Roman" w:hAnsi="Times New Roman" w:eastAsia="宋体"/>
+                <w:sz w:val="21"/>
+              </w:rPr>
+              <w:t xml:space="preserve">3</w:t>
+            </w:r>
+          </w:p>
+        </w:tc>
+        <w:tc>
+          <w:p>
+            <w:pPr>
+              <w:jc w:val="center"/>
+            </w:pPr>
+            <w:r>
+              <w:rPr>
+                <w:rFonts w:ascii="Times New Roman" w:hAnsi="Times New Roman" w:eastAsia="宋体"/>
+                <w:sz w:val="21"/>
+              </w:rPr>
+              <w:t xml:space="preserve">秘密★5年</w:t>
+            </w:r>
+          </w:p>
+        </w:tc>
+        <w:tc>
+          <w:p>
+            <w:pPr>
+              <w:jc w:val="left"/>
+            </w:pPr>
+            <w:r>
+              <w:rPr>
+                <w:rFonts w:ascii="Times New Roman" w:hAnsi="Times New Roman" w:eastAsia="宋体"/>
+                <w:sz w:val="21"/>
+              </w:rPr>
+              <w:t xml:space="preserve">秘密级</w:t>
+            </w:r>
+          </w:p>
+        </w:tc>
+      </w:tr>
+      <w:tr>
+        <w:trPr>
+          <w:cantSplit/>
+        </w:trPr>
+        <w:tc>
+          <w:p>
+            <w:pPr>
+              <w:jc w:val="center"/>
+            </w:pPr>
+            <w:r>
+              <w:rPr>
+                <w:rFonts w:ascii="Times New Roman" w:hAnsi="Times New Roman" w:eastAsia="宋体"/>
+                <w:sz w:val="21"/>
+              </w:rPr>
+              <w:t xml:space="preserve">4</w:t>
+            </w:r>
+          </w:p>
+        </w:tc>
+        <w:tc>
+          <w:p>
+            <w:pPr>
+              <w:jc w:val="center"/>
+            </w:pPr>
+            <w:r>
+              <w:rPr>
+                <w:rFonts w:ascii="Times New Roman" w:hAnsi="Times New Roman" w:eastAsia="宋体"/>
+                <w:sz w:val="21"/>
+              </w:rPr>
+              <w:t xml:space="preserve">机密★10年</w:t>
+            </w:r>
+          </w:p>
+        </w:tc>
+        <w:tc>
+          <w:p>
+            <w:pPr>
+              <w:jc w:val="left"/>
+            </w:pPr>
+            <w:r>
+              <w:rPr>
+                <w:rFonts w:ascii="Times New Roman" w:hAnsi="Times New Roman" w:eastAsia="宋体"/>
+                <w:sz w:val="21"/>
+              </w:rPr>
+              <w:t xml:space="preserve">机密级</w:t>
+            </w:r>
+          </w:p>
+        </w:tc>
+      </w:tr>
+      <w:tr>
+        <w:trPr>
+          <w:cantSplit/>
+        </w:trPr>
+        <w:tc>
+          <w:p>
+            <w:pPr>
+              <w:jc w:val="center"/>
+            </w:pPr>
+            <w:r>
+              <w:rPr>
+                <w:rFonts w:ascii="Times New Roman" w:hAnsi="Times New Roman" w:eastAsia="宋体"/>
+                <w:sz w:val="21"/>
+              </w:rPr>
+              <w:t xml:space="preserve">5</w:t>
+            </w:r>
+          </w:p>
+        </w:tc>
+        <w:tc>
+          <w:p>
+            <w:pPr>
+              <w:jc w:val="center"/>
+            </w:pPr>
+            <w:r>
+              <w:rPr>
+                <w:rFonts w:ascii="Times New Roman" w:hAnsi="Times New Roman" w:eastAsia="宋体"/>
+                <w:sz w:val="21"/>
+              </w:rPr>
+              <w:t xml:space="preserve">绝密★20年</w:t>
+            </w:r>
+          </w:p>
+        </w:tc>
+        <w:tc>
+          <w:p>
+            <w:pPr>
+              <w:jc w:val="left"/>
+            </w:pPr>
+            <w:r>
+              <w:rPr>
+                <w:rFonts w:ascii="Times New Roman" w:hAnsi="Times New Roman" w:eastAsia="宋体"/>
+                <w:sz w:val="21"/>
+              </w:rPr>
+              <w:t xml:space="preserve">绝密级</w:t>
+            </w:r>
+          </w:p>
+        </w:tc>
+      </w:tr>
+    </w:tbl>
+    <w:p>
+      <w:pPr/>
+      <w:r>
+        <w:rPr/>
+        <w:t xml:space="preserve"/>
+      </w:r>
+    </w:p>
+    <w:p>
+      <w:pPr>
+        <w:pStyle w:val="4"/>
+      </w:pPr>
+      <w:r>
+        <w:rPr/>
+        <w:t xml:space="preserve">操作要点</w:t>
+      </w:r>
+    </w:p>
+    <w:p>
+      <w:pPr>
+        <w:spacing w:line="360" w:lineRule="auto"/>
+        <w:ind w:left="480"/>
+        <w:jc w:val="both"/>
+      </w:pPr>
+      <w:r>
+        <w:rPr>
+          <w:rFonts w:ascii="Times New Roman" w:hAnsi="Times New Roman" w:eastAsia="宋体"/>
+          <w:sz w:val="24"/>
+        </w:rPr>
+        <w:t xml:space="preserve">· 策略保存后立即对登录接口生效，无需重启服务。</w:t>
+      </w:r>
+    </w:p>
+    <w:p>
+      <w:pPr>
+        <w:spacing w:line="360" w:lineRule="auto"/>
+        <w:ind w:left="480"/>
+        <w:jc w:val="both"/>
+      </w:pPr>
+      <w:r>
+        <w:rPr>
+          <w:rFonts w:ascii="Times New Roman" w:hAnsi="Times New Roman" w:eastAsia="宋体"/>
+          <w:sz w:val="24"/>
+        </w:rPr>
+        <w:t xml:space="preserve">· 密级许可只能由安全员配置；用户只能访问密级不高于本人许可的项目。</w:t>
+      </w:r>
+    </w:p>
+    <w:p>
+      <w:pPr>
+        <w:spacing w:line="360" w:lineRule="auto"/>
+        <w:ind w:left="480"/>
+        <w:jc w:val="both"/>
+      </w:pPr>
+      <w:r>
+        <w:rPr>
+          <w:rFonts w:ascii="Times New Roman" w:hAnsi="Times New Roman" w:eastAsia="宋体"/>
+          <w:sz w:val="24"/>
+        </w:rPr>
+        <w:t xml:space="preserve">· 安全性检测分析覆盖操作系统、数据库、网络、应用系统、硬件五类对象，应用层不可及的项会标注承担方。</w:t>
+      </w:r>
+    </w:p>
+    <w:p>
+      <w:pPr>
+        <w:spacing w:line="360" w:lineRule="auto"/>
+        <w:ind w:left="480"/>
+        <w:jc w:val="both"/>
+      </w:pPr>
+      <w:r>
+        <w:rPr>
+          <w:rFonts w:ascii="Times New Roman" w:hAnsi="Times New Roman" w:eastAsia="宋体"/>
+          <w:sz w:val="24"/>
+        </w:rPr>
+        <w:t xml:space="preserve">· 临时文件清理只清理文档生成的中间产物，输入模板与已交付文档不受影响。</w:t>
+      </w:r>
+    </w:p>
+    <w:p>
+      <w:pPr>
+        <w:jc w:val="center"/>
+      </w:pPr>
+      <w:r>
+        <w:rPr/>
+        <w:t xml:space="preserve"/>
+      </w:r>
+      <w:r>
+        <w:drawing>
+          <wp:inline distT="0" distB="0" distL="0" distR="0">
+            <wp:extent cx="5400000" cy="3375000"/>
+            <wp:effectExtent l="0" t="0" r="0" b="0"/>
+            <wp:docPr id="17" name="policy_top.png" descr=""/>
+            <wp:cNvGraphicFramePr>
+              <a:graphicFrameLocks xmlns:a="http://schemas.openxmlformats.org/drawingml/2006/main" noChangeAspect="1"/>
+            </wp:cNvGraphicFramePr>
+            <a:graphic xmlns:a="http://schemas.openxmlformats.org/drawingml/2006/main">
+              <a:graphicData uri="http://schemas.openxmlformats.org/drawingml/2006/picture">
+                <pic:pic xmlns:pic="http://schemas.openxmlformats.org/drawingml/2006/picture">
+                  <pic:nvPicPr>
+                    <pic:cNvPr id="17" name="policy_top.png"/>
+                    <pic:cNvPicPr/>
+                  </pic:nvPicPr>
+                  <pic:blipFill>
+                    <a:blip r:embed="Rd6c31fc8405843a7" cstate="print"/>
+                    <a:stretch>
+                      <a:fillRect/>
+                    </a:stretch>
+                  </pic:blipFill>
+                  <pic:spPr>
+                    <a:xfrm>
+                      <a:off x="0" y="0"/>
+                      <a:ext cx="5400000" cy="3375000"/>
+                    </a:xfrm>
+                    <a:prstGeom prst="rect">
+                      <a:avLst/>
+                    </a:prstGeom>
+                  </pic:spPr>
+                </pic:pic>
+              </a:graphicData>
+            </a:graphic>
+          </wp:inline>
+        </w:drawing>
+      </w:r>
+    </w:p>
+    <w:p>
+      <w:pPr>
+        <w:jc w:val="center"/>
+      </w:pPr>
+      <w:r>
+        <w:rPr>
+          <w:rFonts w:ascii="Times New Roman" w:hAnsi="Times New Roman" w:eastAsia="黑体"/>
+          <w:sz w:val="21"/>
+        </w:rPr>
+        <w:t xml:space="preserve">图 4-17 登录失败锁定策略：失败阈值、统计窗口与锁定时长</w:t>
+      </w:r>
+    </w:p>
+    <w:p>
+      <w:pPr>
         <w:pStyle w:val="30"/>
       </w:pPr>
       <w:r>
@@ -5414,6 +11007,1383 @@
           <w:sz w:val="24"/>
         </w:rPr>
         <w:t xml:space="preserve">在设计需求页点击“AI”按钮，输入需求描述并选择项目类型（CPU/FPGA），系统调用内网大模型生成测试项草稿。生成结果为草稿，需人工确认后导入，不会直接写入数据库。该功能依赖内网模型服务，公网环境不可用。</w:t>
+      </w:r>
+    </w:p>
+    <w:p>
+      <w:pPr>
+        <w:pStyle w:val="2"/>
+      </w:pPr>
+      <w:r>
+        <w:rPr/>
+        <w:t xml:space="preserve">典型业务场景</w:t>
+      </w:r>
+    </w:p>
+    <w:p>
+      <w:pPr>
+        <w:spacing w:line="360" w:lineRule="auto"/>
+        <w:ind w:left="480"/>
+        <w:jc w:val="both"/>
+      </w:pPr>
+      <w:r>
+        <w:rPr>
+          <w:rFonts w:ascii="Times New Roman" w:hAnsi="Times New Roman" w:eastAsia="宋体"/>
+          <w:sz w:val="24"/>
+        </w:rPr>
+        <w:t xml:space="preserve">本节按测评工作的常见流程给出端到端操作序列，可对照 4.3 各模块的细节说明执行。</w:t>
+      </w:r>
+    </w:p>
+    <w:p>
+      <w:pPr>
+        <w:pStyle w:val="30"/>
+      </w:pPr>
+      <w:r>
+        <w:rPr/>
+        <w:t xml:space="preserve">场景一：新建项目并完成第一轮测评</w:t>
+      </w:r>
+    </w:p>
+    <w:p>
+      <w:pPr>
+        <w:spacing w:before="120" w:after="60"/>
+        <w:jc w:val="center"/>
+      </w:pPr>
+      <w:r>
+        <w:rPr>
+          <w:rFonts w:ascii="Times New Roman" w:hAnsi="Times New Roman" w:eastAsia="黑体"/>
+          <w:sz w:val="21"/>
+        </w:rPr>
+        <w:t xml:space="preserve">表 4-125 场景一操作序列</w:t>
+      </w:r>
+    </w:p>
+    <w:tbl>
+      <w:tblPr>
+        <w:tblStyle w:val="afffffffff8"/>
+        <w:tblW w:w="9600" w:type="dxa"/>
+        <w:jc w:val="center"/>
+        <w:tblBorders>
+          <w:top w:val="single" w:color="000000" w:sz="12"/>
+          <w:left w:val="single" w:color="000000" w:sz="12"/>
+          <w:bottom w:val="single" w:color="000000" w:sz="12"/>
+          <w:right w:val="single" w:color="000000" w:sz="12"/>
+          <w:insideH w:val="single" w:color="000000" w:sz="6"/>
+          <w:insideV w:val="single" w:color="000000" w:sz="6"/>
+        </w:tblBorders>
+        <w:tblLayout w:type="fixed"/>
+        <w:tblLook w:val="04A0"/>
+      </w:tblPr>
+      <w:tblGrid>
+        <w:gridCol w:w="800"/>
+        <w:gridCol w:w="3000"/>
+        <w:gridCol w:w="5800"/>
+      </w:tblGrid>
+      <w:tr>
+        <w:trPr>
+          <w:cantSplit/>
+          <w:tblHeader/>
+        </w:trPr>
+        <w:tc>
+          <w:p>
+            <w:pPr>
+              <w:jc w:val="center"/>
+            </w:pPr>
+            <w:r>
+              <w:rPr>
+                <w:rFonts w:ascii="Times New Roman" w:hAnsi="Times New Roman" w:eastAsia="黑体"/>
+                <w:b/>
+                <w:sz w:val="21"/>
+              </w:rPr>
+              <w:t xml:space="preserve">步骤</w:t>
+            </w:r>
+          </w:p>
+        </w:tc>
+        <w:tc>
+          <w:p>
+            <w:pPr>
+              <w:jc w:val="center"/>
+            </w:pPr>
+            <w:r>
+              <w:rPr>
+                <w:rFonts w:ascii="Times New Roman" w:hAnsi="Times New Roman" w:eastAsia="黑体"/>
+                <w:b/>
+                <w:sz w:val="21"/>
+              </w:rPr>
+              <w:t xml:space="preserve">操作位置</w:t>
+            </w:r>
+          </w:p>
+        </w:tc>
+        <w:tc>
+          <w:p>
+            <w:pPr>
+              <w:jc w:val="center"/>
+            </w:pPr>
+            <w:r>
+              <w:rPr>
+                <w:rFonts w:ascii="Times New Roman" w:hAnsi="Times New Roman" w:eastAsia="黑体"/>
+                <w:b/>
+                <w:sz w:val="21"/>
+              </w:rPr>
+              <w:t xml:space="preserve">操作内容</w:t>
+            </w:r>
+          </w:p>
+        </w:tc>
+      </w:tr>
+      <w:tr>
+        <w:trPr>
+          <w:cantSplit/>
+        </w:trPr>
+        <w:tc>
+          <w:p>
+            <w:pPr>
+              <w:jc w:val="center"/>
+            </w:pPr>
+            <w:r>
+              <w:rPr>
+                <w:rFonts w:ascii="Times New Roman" w:hAnsi="Times New Roman" w:eastAsia="宋体"/>
+                <w:sz w:val="21"/>
+              </w:rPr>
+              <w:t xml:space="preserve">1</w:t>
+            </w:r>
+          </w:p>
+        </w:tc>
+        <w:tc>
+          <w:p>
+            <w:pPr>
+              <w:jc w:val="center"/>
+            </w:pPr>
+            <w:r>
+              <w:rPr>
+                <w:rFonts w:ascii="Times New Roman" w:hAnsi="Times New Roman" w:eastAsia="宋体"/>
+                <w:sz w:val="21"/>
+              </w:rPr>
+              <w:t xml:space="preserve">测试管理 → 项目管理</w:t>
+            </w:r>
+          </w:p>
+        </w:tc>
+        <w:tc>
+          <w:p>
+            <w:pPr>
+              <w:jc w:val="left"/>
+            </w:pPr>
+            <w:r>
+              <w:rPr>
+                <w:rFonts w:ascii="Times New Roman" w:hAnsi="Times New Roman" w:eastAsia="宋体"/>
+                <w:sz w:val="21"/>
+              </w:rPr>
+              <w:t xml:space="preserve">点击“新增项目”，填写项目标识（R 编号）、名称、起止时间、负责人与成员</w:t>
+            </w:r>
+          </w:p>
+        </w:tc>
+      </w:tr>
+      <w:tr>
+        <w:trPr>
+          <w:cantSplit/>
+        </w:trPr>
+        <w:tc>
+          <w:p>
+            <w:pPr>
+              <w:jc w:val="center"/>
+            </w:pPr>
+            <w:r>
+              <w:rPr>
+                <w:rFonts w:ascii="Times New Roman" w:hAnsi="Times New Roman" w:eastAsia="宋体"/>
+                <w:sz w:val="21"/>
+              </w:rPr>
+              <w:t xml:space="preserve">2</w:t>
+            </w:r>
+          </w:p>
+        </w:tc>
+        <w:tc>
+          <w:p>
+            <w:pPr>
+              <w:jc w:val="center"/>
+            </w:pPr>
+            <w:r>
+              <w:rPr>
+                <w:rFonts w:ascii="Times New Roman" w:hAnsi="Times New Roman" w:eastAsia="宋体"/>
+                <w:sz w:val="21"/>
+              </w:rPr>
+              <w:t xml:space="preserve">同上</w:t>
+            </w:r>
+          </w:p>
+        </w:tc>
+        <w:tc>
+          <w:p>
+            <w:pPr>
+              <w:jc w:val="left"/>
+            </w:pPr>
+            <w:r>
+              <w:rPr>
+                <w:rFonts w:ascii="Times New Roman" w:hAnsi="Times New Roman" w:eastAsia="宋体"/>
+                <w:sz w:val="21"/>
+              </w:rPr>
+              <w:t xml:space="preserve">填写级别与类型、三方单位与联系人、运行与开发环境，选择密级后保存</w:t>
+            </w:r>
+          </w:p>
+        </w:tc>
+      </w:tr>
+      <w:tr>
+        <w:trPr>
+          <w:cantSplit/>
+        </w:trPr>
+        <w:tc>
+          <w:p>
+            <w:pPr>
+              <w:jc w:val="center"/>
+            </w:pPr>
+            <w:r>
+              <w:rPr>
+                <w:rFonts w:ascii="Times New Roman" w:hAnsi="Times New Roman" w:eastAsia="宋体"/>
+                <w:sz w:val="21"/>
+              </w:rPr>
+              <w:t xml:space="preserve">3</w:t>
+            </w:r>
+          </w:p>
+        </w:tc>
+        <w:tc>
+          <w:p>
+            <w:pPr>
+              <w:jc w:val="center"/>
+            </w:pPr>
+            <w:r>
+              <w:rPr>
+                <w:rFonts w:ascii="Times New Roman" w:hAnsi="Times New Roman" w:eastAsia="宋体"/>
+                <w:sz w:val="21"/>
+              </w:rPr>
+              <w:t xml:space="preserve">项目行 → 工作区</w:t>
+            </w:r>
+          </w:p>
+        </w:tc>
+        <w:tc>
+          <w:p>
+            <w:pPr>
+              <w:jc w:val="left"/>
+            </w:pPr>
+            <w:r>
+              <w:rPr>
+                <w:rFonts w:ascii="Times New Roman" w:hAnsi="Times New Roman" w:eastAsia="宋体"/>
+                <w:sz w:val="21"/>
+              </w:rPr>
+              <w:t xml:space="preserve">进入工作区，点击“点击复制创建轮次”或右键根节点新建第 1 轮测试</w:t>
+            </w:r>
+          </w:p>
+        </w:tc>
+      </w:tr>
+      <w:tr>
+        <w:trPr>
+          <w:cantSplit/>
+        </w:trPr>
+        <w:tc>
+          <w:p>
+            <w:pPr>
+              <w:jc w:val="center"/>
+            </w:pPr>
+            <w:r>
+              <w:rPr>
+                <w:rFonts w:ascii="Times New Roman" w:hAnsi="Times New Roman" w:eastAsia="宋体"/>
+                <w:sz w:val="21"/>
+              </w:rPr>
+              <w:t xml:space="preserve">4</w:t>
+            </w:r>
+          </w:p>
+        </w:tc>
+        <w:tc>
+          <w:p>
+            <w:pPr>
+              <w:jc w:val="center"/>
+            </w:pPr>
+            <w:r>
+              <w:rPr>
+                <w:rFonts w:ascii="Times New Roman" w:hAnsi="Times New Roman" w:eastAsia="宋体"/>
+                <w:sz w:val="21"/>
+              </w:rPr>
+              <w:t xml:space="preserve">轮次节点 → 右键</w:t>
+            </w:r>
+          </w:p>
+        </w:tc>
+        <w:tc>
+          <w:p>
+            <w:pPr>
+              <w:jc w:val="left"/>
+            </w:pPr>
+            <w:r>
+              <w:rPr>
+                <w:rFonts w:ascii="Times New Roman" w:hAnsi="Times New Roman" w:eastAsia="宋体"/>
+                <w:sz w:val="21"/>
+              </w:rPr>
+              <w:t xml:space="preserve">新建被测件，填写标识、类型、名称、版本与发布单位；源代码类可上传代码生成度量</w:t>
+            </w:r>
+          </w:p>
+        </w:tc>
+      </w:tr>
+      <w:tr>
+        <w:trPr>
+          <w:cantSplit/>
+        </w:trPr>
+        <w:tc>
+          <w:p>
+            <w:pPr>
+              <w:jc w:val="center"/>
+            </w:pPr>
+            <w:r>
+              <w:rPr>
+                <w:rFonts w:ascii="Times New Roman" w:hAnsi="Times New Roman" w:eastAsia="宋体"/>
+                <w:sz w:val="21"/>
+              </w:rPr>
+              <w:t xml:space="preserve">5</w:t>
+            </w:r>
+          </w:p>
+        </w:tc>
+        <w:tc>
+          <w:p>
+            <w:pPr>
+              <w:jc w:val="center"/>
+            </w:pPr>
+            <w:r>
+              <w:rPr>
+                <w:rFonts w:ascii="Times New Roman" w:hAnsi="Times New Roman" w:eastAsia="宋体"/>
+                <w:sz w:val="21"/>
+              </w:rPr>
+              <w:t xml:space="preserve">被测件节点 → 右键</w:t>
+            </w:r>
+          </w:p>
+        </w:tc>
+        <w:tc>
+          <w:p>
+            <w:pPr>
+              <w:jc w:val="left"/>
+            </w:pPr>
+            <w:r>
+              <w:rPr>
+                <w:rFonts w:ascii="Times New Roman" w:hAnsi="Times New Roman" w:eastAsia="宋体"/>
+                <w:sz w:val="21"/>
+              </w:rPr>
+              <w:t xml:space="preserve">逐条新建设计需求，选择需求类型；接口类需求补充接口类型与方向信息</w:t>
+            </w:r>
+          </w:p>
+        </w:tc>
+      </w:tr>
+      <w:tr>
+        <w:trPr>
+          <w:cantSplit/>
+        </w:trPr>
+        <w:tc>
+          <w:p>
+            <w:pPr>
+              <w:jc w:val="center"/>
+            </w:pPr>
+            <w:r>
+              <w:rPr>
+                <w:rFonts w:ascii="Times New Roman" w:hAnsi="Times New Roman" w:eastAsia="宋体"/>
+                <w:sz w:val="21"/>
+              </w:rPr>
+              <w:t xml:space="preserve">6</w:t>
+            </w:r>
+          </w:p>
+        </w:tc>
+        <w:tc>
+          <w:p>
+            <w:pPr>
+              <w:jc w:val="center"/>
+            </w:pPr>
+            <w:r>
+              <w:rPr>
+                <w:rFonts w:ascii="Times New Roman" w:hAnsi="Times New Roman" w:eastAsia="宋体"/>
+                <w:sz w:val="21"/>
+              </w:rPr>
+              <w:t xml:space="preserve">设计需求节点 → 右键</w:t>
+            </w:r>
+          </w:p>
+        </w:tc>
+        <w:tc>
+          <w:p>
+            <w:pPr>
+              <w:jc w:val="left"/>
+            </w:pPr>
+            <w:r>
+              <w:rPr>
+                <w:rFonts w:ascii="Times New Roman" w:hAnsi="Times New Roman" w:eastAsia="宋体"/>
+                <w:sz w:val="21"/>
+              </w:rPr>
+              <w:t xml:space="preserve">新建测试项，填写充分条件、优先级、测试类型与测试方法；可用 AI 生成草稿</w:t>
+            </w:r>
+          </w:p>
+        </w:tc>
+      </w:tr>
+      <w:tr>
+        <w:trPr>
+          <w:cantSplit/>
+        </w:trPr>
+        <w:tc>
+          <w:p>
+            <w:pPr>
+              <w:jc w:val="center"/>
+            </w:pPr>
+            <w:r>
+              <w:rPr>
+                <w:rFonts w:ascii="Times New Roman" w:hAnsi="Times New Roman" w:eastAsia="宋体"/>
+                <w:sz w:val="21"/>
+              </w:rPr>
+              <w:t xml:space="preserve">7</w:t>
+            </w:r>
+          </w:p>
+        </w:tc>
+        <w:tc>
+          <w:p>
+            <w:pPr>
+              <w:jc w:val="center"/>
+            </w:pPr>
+            <w:r>
+              <w:rPr>
+                <w:rFonts w:ascii="Times New Roman" w:hAnsi="Times New Roman" w:eastAsia="宋体"/>
+                <w:sz w:val="21"/>
+              </w:rPr>
+              <w:t xml:space="preserve">测试项节点 → 右键</w:t>
+            </w:r>
+          </w:p>
+        </w:tc>
+        <w:tc>
+          <w:p>
+            <w:pPr>
+              <w:jc w:val="left"/>
+            </w:pPr>
+            <w:r>
+              <w:rPr>
+                <w:rFonts w:ascii="Times New Roman" w:hAnsi="Times New Roman" w:eastAsia="宋体"/>
+                <w:sz w:val="21"/>
+              </w:rPr>
+              <w:t xml:space="preserve">新建测试用例，或使用“由测试项生成用例”批量创建</w:t>
+            </w:r>
+          </w:p>
+        </w:tc>
+      </w:tr>
+      <w:tr>
+        <w:trPr>
+          <w:cantSplit/>
+        </w:trPr>
+        <w:tc>
+          <w:p>
+            <w:pPr>
+              <w:jc w:val="center"/>
+            </w:pPr>
+            <w:r>
+              <w:rPr>
+                <w:rFonts w:ascii="Times New Roman" w:hAnsi="Times New Roman" w:eastAsia="宋体"/>
+                <w:sz w:val="21"/>
+              </w:rPr>
+              <w:t xml:space="preserve">8</w:t>
+            </w:r>
+          </w:p>
+        </w:tc>
+        <w:tc>
+          <w:p>
+            <w:pPr>
+              <w:jc w:val="center"/>
+            </w:pPr>
+            <w:r>
+              <w:rPr>
+                <w:rFonts w:ascii="Times New Roman" w:hAnsi="Times New Roman" w:eastAsia="宋体"/>
+                <w:sz w:val="21"/>
+              </w:rPr>
+              <w:t xml:space="preserve">用例详情 → 步骤表</w:t>
+            </w:r>
+          </w:p>
+        </w:tc>
+        <w:tc>
+          <w:p>
+            <w:pPr>
+              <w:jc w:val="left"/>
+            </w:pPr>
+            <w:r>
+              <w:rPr>
+                <w:rFonts w:ascii="Times New Roman" w:hAnsi="Times New Roman" w:eastAsia="宋体"/>
+                <w:sz w:val="21"/>
+              </w:rPr>
+              <w:t xml:space="preserve">逐条填写执行结果与通过状态（通过/未通过/未执行）</w:t>
+            </w:r>
+          </w:p>
+        </w:tc>
+      </w:tr>
+      <w:tr>
+        <w:trPr>
+          <w:cantSplit/>
+        </w:trPr>
+        <w:tc>
+          <w:p>
+            <w:pPr>
+              <w:jc w:val="center"/>
+            </w:pPr>
+            <w:r>
+              <w:rPr>
+                <w:rFonts w:ascii="Times New Roman" w:hAnsi="Times New Roman" w:eastAsia="宋体"/>
+                <w:sz w:val="21"/>
+              </w:rPr>
+              <w:t xml:space="preserve">9</w:t>
+            </w:r>
+          </w:p>
+        </w:tc>
+        <w:tc>
+          <w:p>
+            <w:pPr>
+              <w:jc w:val="center"/>
+            </w:pPr>
+            <w:r>
+              <w:rPr>
+                <w:rFonts w:ascii="Times New Roman" w:hAnsi="Times New Roman" w:eastAsia="宋体"/>
+                <w:sz w:val="21"/>
+              </w:rPr>
+              <w:t xml:space="preserve">工作区 → 问题单</w:t>
+            </w:r>
+          </w:p>
+        </w:tc>
+        <w:tc>
+          <w:p>
+            <w:pPr>
+              <w:jc w:val="left"/>
+            </w:pPr>
+            <w:r>
+              <w:rPr>
+                <w:rFonts w:ascii="Times New Roman" w:hAnsi="Times New Roman" w:eastAsia="宋体"/>
+                <w:sz w:val="21"/>
+              </w:rPr>
+              <w:t xml:space="preserve">登记测试中发现的问题，选择关联用例，填写问题描述与等级</w:t>
+            </w:r>
+          </w:p>
+        </w:tc>
+      </w:tr>
+      <w:tr>
+        <w:trPr>
+          <w:cantSplit/>
+        </w:trPr>
+        <w:tc>
+          <w:p>
+            <w:pPr>
+              <w:jc w:val="center"/>
+            </w:pPr>
+            <w:r>
+              <w:rPr>
+                <w:rFonts w:ascii="Times New Roman" w:hAnsi="Times New Roman" w:eastAsia="宋体"/>
+                <w:sz w:val="21"/>
+              </w:rPr>
+              <w:t xml:space="preserve">10</w:t>
+            </w:r>
+          </w:p>
+        </w:tc>
+        <w:tc>
+          <w:p>
+            <w:pPr>
+              <w:jc w:val="center"/>
+            </w:pPr>
+            <w:r>
+              <w:rPr>
+                <w:rFonts w:ascii="Times New Roman" w:hAnsi="Times New Roman" w:eastAsia="宋体"/>
+                <w:sz w:val="21"/>
+              </w:rPr>
+              <w:t xml:space="preserve">项目行 → 文档生成</w:t>
+            </w:r>
+          </w:p>
+        </w:tc>
+        <w:tc>
+          <w:p>
+            <w:pPr>
+              <w:jc w:val="left"/>
+            </w:pPr>
+            <w:r>
+              <w:rPr>
+                <w:rFonts w:ascii="Times New Roman" w:hAnsi="Times New Roman" w:eastAsia="宋体"/>
+                <w:sz w:val="21"/>
+              </w:rPr>
+              <w:t xml:space="preserve">上传模板、勾选片段、生成并下载测试记录与测评报告</w:t>
+            </w:r>
+          </w:p>
+        </w:tc>
+      </w:tr>
+    </w:tbl>
+    <w:p>
+      <w:pPr/>
+      <w:r>
+        <w:rPr/>
+        <w:t xml:space="preserve"/>
+      </w:r>
+    </w:p>
+    <w:p>
+      <w:pPr>
+        <w:pStyle w:val="30"/>
+      </w:pPr>
+      <w:r>
+        <w:rPr/>
+        <w:t xml:space="preserve">场景二：回归轮次与问题闭环</w:t>
+      </w:r>
+    </w:p>
+    <w:p>
+      <w:pPr>
+        <w:spacing w:before="120" w:after="60"/>
+        <w:jc w:val="center"/>
+      </w:pPr>
+      <w:r>
+        <w:rPr>
+          <w:rFonts w:ascii="Times New Roman" w:hAnsi="Times New Roman" w:eastAsia="黑体"/>
+          <w:sz w:val="21"/>
+        </w:rPr>
+        <w:t xml:space="preserve">表 4-126 场景二操作序列</w:t>
+      </w:r>
+    </w:p>
+    <w:tbl>
+      <w:tblPr>
+        <w:tblStyle w:val="afffffffff8"/>
+        <w:tblW w:w="9600" w:type="dxa"/>
+        <w:jc w:val="center"/>
+        <w:tblBorders>
+          <w:top w:val="single" w:color="000000" w:sz="12"/>
+          <w:left w:val="single" w:color="000000" w:sz="12"/>
+          <w:bottom w:val="single" w:color="000000" w:sz="12"/>
+          <w:right w:val="single" w:color="000000" w:sz="12"/>
+          <w:insideH w:val="single" w:color="000000" w:sz="6"/>
+          <w:insideV w:val="single" w:color="000000" w:sz="6"/>
+        </w:tblBorders>
+        <w:tblLayout w:type="fixed"/>
+        <w:tblLook w:val="04A0"/>
+      </w:tblPr>
+      <w:tblGrid>
+        <w:gridCol w:w="800"/>
+        <w:gridCol w:w="3200"/>
+        <w:gridCol w:w="5600"/>
+      </w:tblGrid>
+      <w:tr>
+        <w:trPr>
+          <w:cantSplit/>
+          <w:tblHeader/>
+        </w:trPr>
+        <w:tc>
+          <w:p>
+            <w:pPr>
+              <w:jc w:val="center"/>
+            </w:pPr>
+            <w:r>
+              <w:rPr>
+                <w:rFonts w:ascii="Times New Roman" w:hAnsi="Times New Roman" w:eastAsia="黑体"/>
+                <w:b/>
+                <w:sz w:val="21"/>
+              </w:rPr>
+              <w:t xml:space="preserve">步骤</w:t>
+            </w:r>
+          </w:p>
+        </w:tc>
+        <w:tc>
+          <w:p>
+            <w:pPr>
+              <w:jc w:val="center"/>
+            </w:pPr>
+            <w:r>
+              <w:rPr>
+                <w:rFonts w:ascii="Times New Roman" w:hAnsi="Times New Roman" w:eastAsia="黑体"/>
+                <w:b/>
+                <w:sz w:val="21"/>
+              </w:rPr>
+              <w:t xml:space="preserve">操作位置</w:t>
+            </w:r>
+          </w:p>
+        </w:tc>
+        <w:tc>
+          <w:p>
+            <w:pPr>
+              <w:jc w:val="center"/>
+            </w:pPr>
+            <w:r>
+              <w:rPr>
+                <w:rFonts w:ascii="Times New Roman" w:hAnsi="Times New Roman" w:eastAsia="黑体"/>
+                <w:b/>
+                <w:sz w:val="21"/>
+              </w:rPr>
+              <w:t xml:space="preserve">操作内容</w:t>
+            </w:r>
+          </w:p>
+        </w:tc>
+      </w:tr>
+      <w:tr>
+        <w:trPr>
+          <w:cantSplit/>
+        </w:trPr>
+        <w:tc>
+          <w:p>
+            <w:pPr>
+              <w:jc w:val="center"/>
+            </w:pPr>
+            <w:r>
+              <w:rPr>
+                <w:rFonts w:ascii="Times New Roman" w:hAnsi="Times New Roman" w:eastAsia="宋体"/>
+                <w:sz w:val="21"/>
+              </w:rPr>
+              <w:t xml:space="preserve">1</w:t>
+            </w:r>
+          </w:p>
+        </w:tc>
+        <w:tc>
+          <w:p>
+            <w:pPr>
+              <w:jc w:val="center"/>
+            </w:pPr>
+            <w:r>
+              <w:rPr>
+                <w:rFonts w:ascii="Times New Roman" w:hAnsi="Times New Roman" w:eastAsia="宋体"/>
+                <w:sz w:val="21"/>
+              </w:rPr>
+              <w:t xml:space="preserve">工作区 → 点击复制创建轮次</w:t>
+            </w:r>
+          </w:p>
+        </w:tc>
+        <w:tc>
+          <w:p>
+            <w:pPr>
+              <w:jc w:val="left"/>
+            </w:pPr>
+            <w:r>
+              <w:rPr>
+                <w:rFonts w:ascii="Times New Roman" w:hAnsi="Times New Roman" w:eastAsia="宋体"/>
+                <w:sz w:val="21"/>
+              </w:rPr>
+              <w:t xml:space="preserve">复制第 1 轮数据生成第 2 轮（回归轮次）</w:t>
+            </w:r>
+          </w:p>
+        </w:tc>
+      </w:tr>
+      <w:tr>
+        <w:trPr>
+          <w:cantSplit/>
+        </w:trPr>
+        <w:tc>
+          <w:p>
+            <w:pPr>
+              <w:jc w:val="center"/>
+            </w:pPr>
+            <w:r>
+              <w:rPr>
+                <w:rFonts w:ascii="Times New Roman" w:hAnsi="Times New Roman" w:eastAsia="宋体"/>
+                <w:sz w:val="21"/>
+              </w:rPr>
+              <w:t xml:space="preserve">2</w:t>
+            </w:r>
+          </w:p>
+        </w:tc>
+        <w:tc>
+          <w:p>
+            <w:pPr>
+              <w:jc w:val="center"/>
+            </w:pPr>
+            <w:r>
+              <w:rPr>
+                <w:rFonts w:ascii="Times New Roman" w:hAnsi="Times New Roman" w:eastAsia="宋体"/>
+                <w:sz w:val="21"/>
+              </w:rPr>
+              <w:t xml:space="preserve">轮次节点 → 编辑</w:t>
+            </w:r>
+          </w:p>
+        </w:tc>
+        <w:tc>
+          <w:p>
+            <w:pPr>
+              <w:jc w:val="left"/>
+            </w:pPr>
+            <w:r>
+              <w:rPr>
+                <w:rFonts w:ascii="Times New Roman" w:hAnsi="Times New Roman" w:eastAsia="宋体"/>
+                <w:sz w:val="21"/>
+              </w:rPr>
+              <w:t xml:space="preserve">填写轮次信息与影响域分析（更改类型、更改内容、影响域描述、受影响用例）</w:t>
+            </w:r>
+          </w:p>
+        </w:tc>
+      </w:tr>
+      <w:tr>
+        <w:trPr>
+          <w:cantSplit/>
+        </w:trPr>
+        <w:tc>
+          <w:p>
+            <w:pPr>
+              <w:jc w:val="center"/>
+            </w:pPr>
+            <w:r>
+              <w:rPr>
+                <w:rFonts w:ascii="Times New Roman" w:hAnsi="Times New Roman" w:eastAsia="宋体"/>
+                <w:sz w:val="21"/>
+              </w:rPr>
+              <w:t xml:space="preserve">3</w:t>
+            </w:r>
+          </w:p>
+        </w:tc>
+        <w:tc>
+          <w:p>
+            <w:pPr>
+              <w:jc w:val="center"/>
+            </w:pPr>
+            <w:r>
+              <w:rPr>
+                <w:rFonts w:ascii="Times New Roman" w:hAnsi="Times New Roman" w:eastAsia="宋体"/>
+                <w:sz w:val="21"/>
+              </w:rPr>
+              <w:t xml:space="preserve">问题单 → 编辑</w:t>
+            </w:r>
+          </w:p>
+        </w:tc>
+        <w:tc>
+          <w:p>
+            <w:pPr>
+              <w:jc w:val="left"/>
+            </w:pPr>
+            <w:r>
+              <w:rPr>
+                <w:rFonts w:ascii="Times New Roman" w:hAnsi="Times New Roman" w:eastAsia="宋体"/>
+                <w:sz w:val="21"/>
+              </w:rPr>
+              <w:t xml:space="preserve">开发方填写改正措施、原因分析、影响域分析与回归结果</w:t>
+            </w:r>
+          </w:p>
+        </w:tc>
+      </w:tr>
+      <w:tr>
+        <w:trPr>
+          <w:cantSplit/>
+        </w:trPr>
+        <w:tc>
+          <w:p>
+            <w:pPr>
+              <w:jc w:val="center"/>
+            </w:pPr>
+            <w:r>
+              <w:rPr>
+                <w:rFonts w:ascii="Times New Roman" w:hAnsi="Times New Roman" w:eastAsia="宋体"/>
+                <w:sz w:val="21"/>
+              </w:rPr>
+              <w:t xml:space="preserve">4</w:t>
+            </w:r>
+          </w:p>
+        </w:tc>
+        <w:tc>
+          <w:p>
+            <w:pPr>
+              <w:jc w:val="center"/>
+            </w:pPr>
+            <w:r>
+              <w:rPr>
+                <w:rFonts w:ascii="Times New Roman" w:hAnsi="Times New Roman" w:eastAsia="宋体"/>
+                <w:sz w:val="21"/>
+              </w:rPr>
+              <w:t xml:space="preserve">问题单 → 状态</w:t>
+            </w:r>
+          </w:p>
+        </w:tc>
+        <w:tc>
+          <w:p>
+            <w:pPr>
+              <w:jc w:val="left"/>
+            </w:pPr>
+            <w:r>
+              <w:rPr>
+                <w:rFonts w:ascii="Times New Roman" w:hAnsi="Times New Roman" w:eastAsia="宋体"/>
+                <w:sz w:val="21"/>
+              </w:rPr>
+              <w:t xml:space="preserve">回归通过后将状态置为“关闭”；不整改的选择“推迟”或“撤销”并说明原因</w:t>
+            </w:r>
+          </w:p>
+        </w:tc>
+      </w:tr>
+      <w:tr>
+        <w:trPr>
+          <w:cantSplit/>
+        </w:trPr>
+        <w:tc>
+          <w:p>
+            <w:pPr>
+              <w:jc w:val="center"/>
+            </w:pPr>
+            <w:r>
+              <w:rPr>
+                <w:rFonts w:ascii="Times New Roman" w:hAnsi="Times New Roman" w:eastAsia="宋体"/>
+                <w:sz w:val="21"/>
+              </w:rPr>
+              <w:t xml:space="preserve">5</w:t>
+            </w:r>
+          </w:p>
+        </w:tc>
+        <w:tc>
+          <w:p>
+            <w:pPr>
+              <w:jc w:val="center"/>
+            </w:pPr>
+            <w:r>
+              <w:rPr>
+                <w:rFonts w:ascii="Times New Roman" w:hAnsi="Times New Roman" w:eastAsia="宋体"/>
+                <w:sz w:val="21"/>
+              </w:rPr>
+              <w:t xml:space="preserve">用例详情 → 步骤表</w:t>
+            </w:r>
+          </w:p>
+        </w:tc>
+        <w:tc>
+          <w:p>
+            <w:pPr>
+              <w:jc w:val="left"/>
+            </w:pPr>
+            <w:r>
+              <w:rPr>
+                <w:rFonts w:ascii="Times New Roman" w:hAnsi="Times New Roman" w:eastAsia="宋体"/>
+                <w:sz w:val="21"/>
+              </w:rPr>
+              <w:t xml:space="preserve">更新回归执行的用例结果与通过状态</w:t>
+            </w:r>
+          </w:p>
+        </w:tc>
+      </w:tr>
+      <w:tr>
+        <w:trPr>
+          <w:cantSplit/>
+        </w:trPr>
+        <w:tc>
+          <w:p>
+            <w:pPr>
+              <w:jc w:val="center"/>
+            </w:pPr>
+            <w:r>
+              <w:rPr>
+                <w:rFonts w:ascii="Times New Roman" w:hAnsi="Times New Roman" w:eastAsia="宋体"/>
+                <w:sz w:val="21"/>
+              </w:rPr>
+              <w:t xml:space="preserve">6</w:t>
+            </w:r>
+          </w:p>
+        </w:tc>
+        <w:tc>
+          <w:p>
+            <w:pPr>
+              <w:jc w:val="center"/>
+            </w:pPr>
+            <w:r>
+              <w:rPr>
+                <w:rFonts w:ascii="Times New Roman" w:hAnsi="Times New Roman" w:eastAsia="宋体"/>
+                <w:sz w:val="21"/>
+              </w:rPr>
+              <w:t xml:space="preserve">项目行 → 文档生成</w:t>
+            </w:r>
+          </w:p>
+        </w:tc>
+        <w:tc>
+          <w:p>
+            <w:pPr>
+              <w:jc w:val="left"/>
+            </w:pPr>
+            <w:r>
+              <w:rPr>
+                <w:rFonts w:ascii="Times New Roman" w:hAnsi="Times New Roman" w:eastAsia="宋体"/>
+                <w:sz w:val="21"/>
+              </w:rPr>
+              <w:t xml:space="preserve">选择“第 N 轮回归测试说明/记录”，指定轮次号后生成</w:t>
+            </w:r>
+          </w:p>
+        </w:tc>
+      </w:tr>
+    </w:tbl>
+    <w:p>
+      <w:pPr/>
+      <w:r>
+        <w:rPr/>
+        <w:t xml:space="preserve"/>
+      </w:r>
+    </w:p>
+    <w:p>
+      <w:pPr>
+        <w:pStyle w:val="30"/>
+      </w:pPr>
+      <w:r>
+        <w:rPr/>
+        <w:t xml:space="preserve">场景三：文档生成与交付</w:t>
+      </w:r>
+    </w:p>
+    <w:p>
+      <w:pPr>
+        <w:spacing w:before="120" w:after="60"/>
+        <w:jc w:val="center"/>
+      </w:pPr>
+      <w:r>
+        <w:rPr>
+          <w:rFonts w:ascii="Times New Roman" w:hAnsi="Times New Roman" w:eastAsia="黑体"/>
+          <w:sz w:val="21"/>
+        </w:rPr>
+        <w:t xml:space="preserve">表 4-127 场景三操作序列</w:t>
+      </w:r>
+    </w:p>
+    <w:tbl>
+      <w:tblPr>
+        <w:tblStyle w:val="afffffffff8"/>
+        <w:tblW w:w="9600" w:type="dxa"/>
+        <w:jc w:val="center"/>
+        <w:tblBorders>
+          <w:top w:val="single" w:color="000000" w:sz="12"/>
+          <w:left w:val="single" w:color="000000" w:sz="12"/>
+          <w:bottom w:val="single" w:color="000000" w:sz="12"/>
+          <w:right w:val="single" w:color="000000" w:sz="12"/>
+          <w:insideH w:val="single" w:color="000000" w:sz="6"/>
+          <w:insideV w:val="single" w:color="000000" w:sz="6"/>
+        </w:tblBorders>
+        <w:tblLayout w:type="fixed"/>
+        <w:tblLook w:val="04A0"/>
+      </w:tblPr>
+      <w:tblGrid>
+        <w:gridCol w:w="800"/>
+        <w:gridCol w:w="3200"/>
+        <w:gridCol w:w="5600"/>
+      </w:tblGrid>
+      <w:tr>
+        <w:trPr>
+          <w:cantSplit/>
+          <w:tblHeader/>
+        </w:trPr>
+        <w:tc>
+          <w:p>
+            <w:pPr>
+              <w:jc w:val="center"/>
+            </w:pPr>
+            <w:r>
+              <w:rPr>
+                <w:rFonts w:ascii="Times New Roman" w:hAnsi="Times New Roman" w:eastAsia="黑体"/>
+                <w:b/>
+                <w:sz w:val="21"/>
+              </w:rPr>
+              <w:t xml:space="preserve">步骤</w:t>
+            </w:r>
+          </w:p>
+        </w:tc>
+        <w:tc>
+          <w:p>
+            <w:pPr>
+              <w:jc w:val="center"/>
+            </w:pPr>
+            <w:r>
+              <w:rPr>
+                <w:rFonts w:ascii="Times New Roman" w:hAnsi="Times New Roman" w:eastAsia="黑体"/>
+                <w:b/>
+                <w:sz w:val="21"/>
+              </w:rPr>
+              <w:t xml:space="preserve">操作位置</w:t>
+            </w:r>
+          </w:p>
+        </w:tc>
+        <w:tc>
+          <w:p>
+            <w:pPr>
+              <w:jc w:val="center"/>
+            </w:pPr>
+            <w:r>
+              <w:rPr>
+                <w:rFonts w:ascii="Times New Roman" w:hAnsi="Times New Roman" w:eastAsia="黑体"/>
+                <w:b/>
+                <w:sz w:val="21"/>
+              </w:rPr>
+              <w:t xml:space="preserve">操作内容</w:t>
+            </w:r>
+          </w:p>
+        </w:tc>
+      </w:tr>
+      <w:tr>
+        <w:trPr>
+          <w:cantSplit/>
+        </w:trPr>
+        <w:tc>
+          <w:p>
+            <w:pPr>
+              <w:jc w:val="center"/>
+            </w:pPr>
+            <w:r>
+              <w:rPr>
+                <w:rFonts w:ascii="Times New Roman" w:hAnsi="Times New Roman" w:eastAsia="宋体"/>
+                <w:sz w:val="21"/>
+              </w:rPr>
+              <w:t xml:space="preserve">1</w:t>
+            </w:r>
+          </w:p>
+        </w:tc>
+        <w:tc>
+          <w:p>
+            <w:pPr>
+              <w:jc w:val="center"/>
+            </w:pPr>
+            <w:r>
+              <w:rPr>
+                <w:rFonts w:ascii="Times New Roman" w:hAnsi="Times New Roman" w:eastAsia="宋体"/>
+                <w:sz w:val="21"/>
+              </w:rPr>
+              <w:t xml:space="preserve">项目行 → 文档生成</w:t>
+            </w:r>
+          </w:p>
+        </w:tc>
+        <w:tc>
+          <w:p>
+            <w:pPr>
+              <w:jc w:val="left"/>
+            </w:pPr>
+            <w:r>
+              <w:rPr>
+                <w:rFonts w:ascii="Times New Roman" w:hAnsi="Times New Roman" w:eastAsia="宋体"/>
+                <w:sz w:val="21"/>
+              </w:rPr>
+              <w:t xml:space="preserve">选择需要的文档类型（大纲/说明/记录/报告/回归/问题单）</w:t>
+            </w:r>
+          </w:p>
+        </w:tc>
+      </w:tr>
+      <w:tr>
+        <w:trPr>
+          <w:cantSplit/>
+        </w:trPr>
+        <w:tc>
+          <w:p>
+            <w:pPr>
+              <w:jc w:val="center"/>
+            </w:pPr>
+            <w:r>
+              <w:rPr>
+                <w:rFonts w:ascii="Times New Roman" w:hAnsi="Times New Roman" w:eastAsia="宋体"/>
+                <w:sz w:val="21"/>
+              </w:rPr>
+              <w:t xml:space="preserve">2</w:t>
+            </w:r>
+          </w:p>
+        </w:tc>
+        <w:tc>
+          <w:p>
+            <w:pPr>
+              <w:jc w:val="center"/>
+            </w:pPr>
+            <w:r>
+              <w:rPr>
+                <w:rFonts w:ascii="Times New Roman" w:hAnsi="Times New Roman" w:eastAsia="宋体"/>
+                <w:sz w:val="21"/>
+              </w:rPr>
+              <w:t xml:space="preserve">生成弹窗 → 上传模板</w:t>
+            </w:r>
+          </w:p>
+        </w:tc>
+        <w:tc>
+          <w:p>
+            <w:pPr>
+              <w:jc w:val="left"/>
+            </w:pPr>
+            <w:r>
+              <w:rPr>
+                <w:rFonts w:ascii="Times New Roman" w:hAnsi="Times New Roman" w:eastAsia="宋体"/>
+                <w:sz w:val="21"/>
+              </w:rPr>
+              <w:t xml:space="preserve">首次生成上传对应 docx 模板；模板可替换</w:t>
+            </w:r>
+          </w:p>
+        </w:tc>
+      </w:tr>
+      <w:tr>
+        <w:trPr>
+          <w:cantSplit/>
+        </w:trPr>
+        <w:tc>
+          <w:p>
+            <w:pPr>
+              <w:jc w:val="center"/>
+            </w:pPr>
+            <w:r>
+              <w:rPr>
+                <w:rFonts w:ascii="Times New Roman" w:hAnsi="Times New Roman" w:eastAsia="宋体"/>
+                <w:sz w:val="21"/>
+              </w:rPr>
+              <w:t xml:space="preserve">3</w:t>
+            </w:r>
+          </w:p>
+        </w:tc>
+        <w:tc>
+          <w:p>
+            <w:pPr>
+              <w:jc w:val="center"/>
+            </w:pPr>
+            <w:r>
+              <w:rPr>
+                <w:rFonts w:ascii="Times New Roman" w:hAnsi="Times New Roman" w:eastAsia="宋体"/>
+                <w:sz w:val="21"/>
+              </w:rPr>
+              <w:t xml:space="preserve">生成弹窗 → 片段勾选</w:t>
+            </w:r>
+          </w:p>
+        </w:tc>
+        <w:tc>
+          <w:p>
+            <w:pPr>
+              <w:jc w:val="left"/>
+            </w:pPr>
+            <w:r>
+              <w:rPr>
+                <w:rFonts w:ascii="Times New Roman" w:hAnsi="Times New Roman" w:eastAsia="宋体"/>
+                <w:sz w:val="21"/>
+              </w:rPr>
+              <w:t xml:space="preserve">首次全选；之后按需勾选要覆盖的章节，保留人工编辑内容</w:t>
+            </w:r>
+          </w:p>
+        </w:tc>
+      </w:tr>
+      <w:tr>
+        <w:trPr>
+          <w:cantSplit/>
+        </w:trPr>
+        <w:tc>
+          <w:p>
+            <w:pPr>
+              <w:jc w:val="center"/>
+            </w:pPr>
+            <w:r>
+              <w:rPr>
+                <w:rFonts w:ascii="Times New Roman" w:hAnsi="Times New Roman" w:eastAsia="宋体"/>
+                <w:sz w:val="21"/>
+              </w:rPr>
+              <w:t xml:space="preserve">4</w:t>
+            </w:r>
+          </w:p>
+        </w:tc>
+        <w:tc>
+          <w:p>
+            <w:pPr>
+              <w:jc w:val="center"/>
+            </w:pPr>
+            <w:r>
+              <w:rPr>
+                <w:rFonts w:ascii="Times New Roman" w:hAnsi="Times New Roman" w:eastAsia="宋体"/>
+                <w:sz w:val="21"/>
+              </w:rPr>
+              <w:t xml:space="preserve">点击生成</w:t>
+            </w:r>
+          </w:p>
+        </w:tc>
+        <w:tc>
+          <w:p>
+            <w:pPr>
+              <w:jc w:val="left"/>
+            </w:pPr>
+            <w:r>
+              <w:rPr>
+                <w:rFonts w:ascii="Times New Roman" w:hAnsi="Times New Roman" w:eastAsia="宋体"/>
+                <w:sz w:val="21"/>
+              </w:rPr>
+              <w:t xml:space="preserve">等待后端渲染章节片段并组装文档</w:t>
+            </w:r>
+          </w:p>
+        </w:tc>
+      </w:tr>
+      <w:tr>
+        <w:trPr>
+          <w:cantSplit/>
+        </w:trPr>
+        <w:tc>
+          <w:p>
+            <w:pPr>
+              <w:jc w:val="center"/>
+            </w:pPr>
+            <w:r>
+              <w:rPr>
+                <w:rFonts w:ascii="Times New Roman" w:hAnsi="Times New Roman" w:eastAsia="宋体"/>
+                <w:sz w:val="21"/>
+              </w:rPr>
+              <w:t xml:space="preserve">5</w:t>
+            </w:r>
+          </w:p>
+        </w:tc>
+        <w:tc>
+          <w:p>
+            <w:pPr>
+              <w:jc w:val="center"/>
+            </w:pPr>
+            <w:r>
+              <w:rPr>
+                <w:rFonts w:ascii="Times New Roman" w:hAnsi="Times New Roman" w:eastAsia="宋体"/>
+                <w:sz w:val="21"/>
+              </w:rPr>
+              <w:t xml:space="preserve">点击下载</w:t>
+            </w:r>
+          </w:p>
+        </w:tc>
+        <w:tc>
+          <w:p>
+            <w:pPr>
+              <w:jc w:val="left"/>
+            </w:pPr>
+            <w:r>
+              <w:rPr>
+                <w:rFonts w:ascii="Times New Roman" w:hAnsi="Times New Roman" w:eastAsia="宋体"/>
+                <w:sz w:val="21"/>
+              </w:rPr>
+              <w:t xml:space="preserve">凭一次性令牌下载最终文档（令牌 10 分钟有效）</w:t>
+            </w:r>
+          </w:p>
+        </w:tc>
+      </w:tr>
+      <w:tr>
+        <w:trPr>
+          <w:cantSplit/>
+        </w:trPr>
+        <w:tc>
+          <w:p>
+            <w:pPr>
+              <w:jc w:val="center"/>
+            </w:pPr>
+            <w:r>
+              <w:rPr>
+                <w:rFonts w:ascii="Times New Roman" w:hAnsi="Times New Roman" w:eastAsia="宋体"/>
+                <w:sz w:val="21"/>
+              </w:rPr>
+              <w:t xml:space="preserve">6</w:t>
+            </w:r>
+          </w:p>
+        </w:tc>
+        <w:tc>
+          <w:p>
+            <w:pPr>
+              <w:jc w:val="center"/>
+            </w:pPr>
+            <w:r>
+              <w:rPr>
+                <w:rFonts w:ascii="Times New Roman" w:hAnsi="Times New Roman" w:eastAsia="宋体"/>
+                <w:sz w:val="21"/>
+              </w:rPr>
+              <w:t xml:space="preserve">项目文档片段页</w:t>
+            </w:r>
+          </w:p>
+        </w:tc>
+        <w:tc>
+          <w:p>
+            <w:pPr>
+              <w:jc w:val="left"/>
+            </w:pPr>
+            <w:r>
+              <w:rPr>
+                <w:rFonts w:ascii="Times New Roman" w:hAnsi="Times New Roman" w:eastAsia="宋体"/>
+                <w:sz w:val="21"/>
+              </w:rPr>
+              <w:t xml:space="preserve">如需调整某章节措辞，可在富文本编辑器中修改，下次生成按勾选覆盖</w:t>
+            </w:r>
+          </w:p>
+        </w:tc>
+      </w:tr>
+    </w:tbl>
+    <w:p>
+      <w:pPr/>
+      <w:r>
+        <w:rPr/>
+        <w:t xml:space="preserve"/>
+      </w:r>
+    </w:p>
+    <w:p>
+      <w:pPr>
+        <w:spacing w:line="360" w:lineRule="auto"/>
+        <w:ind w:left="480"/>
+        <w:jc w:val="both"/>
+      </w:pPr>
+      <w:r>
+        <w:rPr>
+          <w:rFonts w:ascii="Times New Roman" w:hAnsi="Times New Roman" w:eastAsia="宋体"/>
+          <w:sz w:val="24"/>
+        </w:rPr>
+        <w:t xml:space="preserve">三个场景覆盖了平台的主流程；具体字段含义见 4.3 对应模块，出错处理见第 5 章。</w:t>
       </w:r>
     </w:p>
     <w:p>
@@ -6009,6 +12979,200 @@
       <w:r>
         <w:rPr/>
         <w:t xml:space="preserve">注解</w:t>
+      </w:r>
+    </w:p>
+    <w:p>
+      <w:pPr>
+        <w:pStyle w:val="4"/>
+      </w:pPr>
+      <w:r>
+        <w:rPr/>
+        <w:t xml:space="preserve">输入项</w:t>
+      </w:r>
+    </w:p>
+    <w:p>
+      <w:pPr>
+        <w:spacing w:before="120" w:after="60"/>
+        <w:jc w:val="center"/>
+      </w:pPr>
+      <w:r>
+        <w:rPr>
+          <w:rFonts w:ascii="Times New Roman" w:hAnsi="Times New Roman" w:eastAsia="黑体"/>
+          <w:sz w:val="21"/>
+        </w:rPr>
+        <w:t xml:space="preserve">表 4-128　AI 生成测试项的输入</w:t>
+      </w:r>
+    </w:p>
+    <w:tbl>
+      <w:tblPr>
+        <w:tblStyle w:val="afffffffff8"/>
+        <w:tblW w:w="9600" w:type="dxa"/>
+        <w:jc w:val="center"/>
+        <w:tblBorders>
+          <w:top w:val="single" w:color="000000" w:sz="12"/>
+          <w:left w:val="single" w:color="000000" w:sz="12"/>
+          <w:bottom w:val="single" w:color="000000" w:sz="12"/>
+          <w:right w:val="single" w:color="000000" w:sz="12"/>
+          <w:insideH w:val="single" w:color="000000" w:sz="6"/>
+          <w:insideV w:val="single" w:color="000000" w:sz="6"/>
+        </w:tblBorders>
+        <w:tblLayout w:type="fixed"/>
+        <w:tblLook w:val="04A0"/>
+      </w:tblPr>
+      <w:tblGrid>
+        <w:gridCol w:w="2600"/>
+        <w:gridCol w:w="7000"/>
+      </w:tblGrid>
+      <w:tr>
+        <w:trPr>
+          <w:cantSplit/>
+          <w:tblHeader/>
+        </w:trPr>
+        <w:tc>
+          <w:p>
+            <w:pPr>
+              <w:jc w:val="center"/>
+            </w:pPr>
+            <w:r>
+              <w:rPr>
+                <w:rFonts w:ascii="Times New Roman" w:hAnsi="Times New Roman" w:eastAsia="黑体"/>
+                <w:b/>
+                <w:sz w:val="21"/>
+              </w:rPr>
+              <w:t xml:space="preserve">输入项</w:t>
+            </w:r>
+          </w:p>
+        </w:tc>
+        <w:tc>
+          <w:p>
+            <w:pPr>
+              <w:jc w:val="center"/>
+            </w:pPr>
+            <w:r>
+              <w:rPr>
+                <w:rFonts w:ascii="Times New Roman" w:hAnsi="Times New Roman" w:eastAsia="黑体"/>
+                <w:b/>
+                <w:sz w:val="21"/>
+              </w:rPr>
+              <w:t xml:space="preserve">说明</w:t>
+            </w:r>
+          </w:p>
+        </w:tc>
+      </w:tr>
+      <w:tr>
+        <w:trPr>
+          <w:cantSplit/>
+        </w:trPr>
+        <w:tc>
+          <w:p>
+            <w:pPr>
+              <w:jc w:val="center"/>
+            </w:pPr>
+            <w:r>
+              <w:rPr>
+                <w:rFonts w:ascii="Times New Roman" w:hAnsi="Times New Roman" w:eastAsia="宋体"/>
+                <w:sz w:val="21"/>
+              </w:rPr>
+              <w:t xml:space="preserve">需求描述</w:t>
+            </w:r>
+          </w:p>
+        </w:tc>
+        <w:tc>
+          <w:p>
+            <w:pPr>
+              <w:jc w:val="left"/>
+            </w:pPr>
+            <w:r>
+              <w:rPr>
+                <w:rFonts w:ascii="Times New Roman" w:hAnsi="Times New Roman" w:eastAsia="宋体"/>
+                <w:sz w:val="21"/>
+              </w:rPr>
+              <w:t xml:space="preserve">要生成测试项的设计需求原文或要点</w:t>
+            </w:r>
+          </w:p>
+        </w:tc>
+      </w:tr>
+      <w:tr>
+        <w:trPr>
+          <w:cantSplit/>
+        </w:trPr>
+        <w:tc>
+          <w:p>
+            <w:pPr>
+              <w:jc w:val="center"/>
+            </w:pPr>
+            <w:r>
+              <w:rPr>
+                <w:rFonts w:ascii="Times New Roman" w:hAnsi="Times New Roman" w:eastAsia="宋体"/>
+                <w:sz w:val="21"/>
+              </w:rPr>
+              <w:t xml:space="preserve">项目类型</w:t>
+            </w:r>
+          </w:p>
+        </w:tc>
+        <w:tc>
+          <w:p>
+            <w:pPr>
+              <w:jc w:val="left"/>
+            </w:pPr>
+            <w:r>
+              <w:rPr>
+                <w:rFonts w:ascii="Times New Roman" w:hAnsi="Times New Roman" w:eastAsia="宋体"/>
+                <w:sz w:val="21"/>
+              </w:rPr>
+              <w:t xml:space="preserve">CPU 或 FPGA，影响提示词与生成结构</w:t>
+            </w:r>
+          </w:p>
+        </w:tc>
+      </w:tr>
+    </w:tbl>
+    <w:p>
+      <w:pPr/>
+      <w:r>
+        <w:rPr/>
+        <w:t xml:space="preserve"/>
+      </w:r>
+    </w:p>
+    <w:p>
+      <w:pPr>
+        <w:spacing w:line="360" w:lineRule="auto"/>
+        <w:ind w:left="480"/>
+        <w:jc w:val="both"/>
+      </w:pPr>
+      <w:r>
+        <w:rPr>
+          <w:rFonts w:ascii="Times New Roman" w:hAnsi="Times New Roman" w:eastAsia="宋体"/>
+          <w:sz w:val="24"/>
+        </w:rPr>
+        <w:t xml:space="preserve">· 生成结果为草稿，需人工审核后通过测试项表单保存，不会自动入库。</w:t>
+      </w:r>
+    </w:p>
+    <w:p>
+      <w:pPr>
+        <w:spacing w:line="360" w:lineRule="auto"/>
+        <w:ind w:left="480"/>
+        <w:jc w:val="both"/>
+      </w:pPr>
+      <w:r>
+        <w:rPr>
+          <w:rFonts w:ascii="Times New Roman" w:hAnsi="Times New Roman" w:eastAsia="宋体"/>
+          <w:sz w:val="24"/>
+        </w:rPr>
+        <w:t xml:space="preserve">· 该功能依赖内网大模型服务，公网或隔离环境不可用，调用失败时提示“调用大模型接口失败，请联系管理员”。</w:t>
+      </w:r>
+    </w:p>
+    <w:p>
+      <w:pPr>
+        <w:spacing w:line="360" w:lineRule="auto"/>
+        <w:ind w:left="480"/>
+        <w:jc w:val="both"/>
+      </w:pPr>
+      <w:r>
+        <w:rPr>
+          <w:rFonts w:ascii="Times New Roman" w:hAnsi="Times New Roman" w:eastAsia="宋体"/>
+          <w:sz w:val="24"/>
+        </w:rPr>
+        <w:t xml:space="preserve">· 提交内容为当前填写的需求文本，请注意不要在描述中写入无关的敏感信息。</w:t>
       </w:r>
     </w:p>
     <w:p>

--- a/SRS/测试管理平台软件用户手册.docx
+++ b/SRS/测试管理平台软件用户手册.docx
@@ -84,7 +84,7 @@
           <w:rFonts w:ascii="Times New Roman" w:hAnsi="Times New Roman" w:eastAsia="宋体"/>
           <w:sz w:val="32"/>
         </w:rPr>
-        <w:t xml:space="preserve">总页数：31</w:t>
+        <w:t xml:space="preserve">总页数：33</w:t>
       </w:r>
     </w:p>
     <w:p>
@@ -1624,7 +1624,7 @@
                     <pic:cNvPicPr/>
                   </pic:nvPicPr>
                   <pic:blipFill>
-                    <a:blip r:embed="Rff77975e9b624f4a" cstate="print"/>
+                    <a:blip r:embed="R6130993f70bf4e07" cstate="print"/>
                     <a:stretch>
                       <a:fillRect/>
                     </a:stretch>
@@ -2004,7 +2004,7 @@
           <w:rFonts w:ascii="Times New Roman" w:hAnsi="Times New Roman" w:eastAsia="黑体"/>
           <w:sz w:val="21"/>
         </w:rPr>
-        <w:t xml:space="preserve">表 4-12　界面区域与功能</w:t>
+        <w:t xml:space="preserve">表 4-23　界面区域与功能</w:t>
       </w:r>
     </w:p>
     <w:tbl>
@@ -2323,6 +2323,318 @@
       </w:pPr>
       <w:r>
         <w:rPr/>
+        <w:t xml:space="preserve">列表页与表单页通用操作</w:t>
+      </w:r>
+    </w:p>
+    <w:p>
+      <w:pPr>
+        <w:spacing w:line="360" w:lineRule="auto"/>
+        <w:ind w:left="480"/>
+        <w:jc w:val="both"/>
+      </w:pPr>
+      <w:r>
+        <w:rPr>
+          <w:rFonts w:ascii="Times New Roman" w:hAnsi="Times New Roman" w:eastAsia="宋体"/>
+          <w:sz w:val="24"/>
+        </w:rPr>
+        <w:t xml:space="preserve">平台的工作区、项目管理、用户管理等页面使用同一套表格与表单组件，操作方式一致。</w:t>
+      </w:r>
+    </w:p>
+    <w:p>
+      <w:pPr>
+        <w:spacing w:before="120" w:after="60"/>
+        <w:jc w:val="center"/>
+      </w:pPr>
+      <w:r>
+        <w:rPr>
+          <w:rFonts w:ascii="Times New Roman" w:hAnsi="Times New Roman" w:eastAsia="黑体"/>
+          <w:sz w:val="21"/>
+        </w:rPr>
+        <w:t xml:space="preserve">表 4-15 列表页通用操作</w:t>
+      </w:r>
+    </w:p>
+    <w:tbl>
+      <w:tblPr>
+        <w:tblStyle w:val="afffffffff8"/>
+        <w:tblW w:w="9599" w:type="dxa"/>
+        <w:jc w:val="center"/>
+        <w:tblBorders>
+          <w:top w:val="single" w:color="000000" w:sz="12"/>
+          <w:left w:val="single" w:color="000000" w:sz="12"/>
+          <w:bottom w:val="single" w:color="000000" w:sz="12"/>
+          <w:right w:val="single" w:color="000000" w:sz="12"/>
+          <w:insideH w:val="single" w:color="000000" w:sz="6"/>
+          <w:insideV w:val="single" w:color="000000" w:sz="6"/>
+        </w:tblBorders>
+        <w:tblLayout w:type="fixed"/>
+        <w:tblLook w:val="04A0"/>
+      </w:tblPr>
+      <w:tblGrid>
+        <w:gridCol w:w="1794"/>
+        <w:gridCol w:w="7805"/>
+      </w:tblGrid>
+      <w:tr>
+        <w:trPr>
+          <w:cantSplit/>
+          <w:tblHeader/>
+        </w:trPr>
+        <w:tc>
+          <w:p>
+            <w:pPr>
+              <w:jc w:val="center"/>
+            </w:pPr>
+            <w:r>
+              <w:rPr>
+                <w:rFonts w:ascii="Times New Roman" w:hAnsi="Times New Roman" w:eastAsia="黑体"/>
+                <w:b/>
+                <w:sz w:val="21"/>
+              </w:rPr>
+              <w:t xml:space="preserve">元素</w:t>
+            </w:r>
+          </w:p>
+        </w:tc>
+        <w:tc>
+          <w:p>
+            <w:pPr>
+              <w:jc w:val="center"/>
+            </w:pPr>
+            <w:r>
+              <w:rPr>
+                <w:rFonts w:ascii="Times New Roman" w:hAnsi="Times New Roman" w:eastAsia="黑体"/>
+                <w:b/>
+                <w:sz w:val="21"/>
+              </w:rPr>
+              <w:t xml:space="preserve">说明</w:t>
+            </w:r>
+          </w:p>
+        </w:tc>
+      </w:tr>
+      <w:tr>
+        <w:trPr>
+          <w:cantSplit/>
+        </w:trPr>
+        <w:tc>
+          <w:p>
+            <w:pPr>
+              <w:jc w:val="center"/>
+            </w:pPr>
+            <w:r>
+              <w:rPr>
+                <w:rFonts w:ascii="Times New Roman" w:hAnsi="Times New Roman" w:eastAsia="宋体"/>
+                <w:sz w:val="21"/>
+              </w:rPr>
+              <w:t xml:space="preserve">检索区</w:t>
+            </w:r>
+          </w:p>
+        </w:tc>
+        <w:tc>
+          <w:p>
+            <w:pPr>
+              <w:jc w:val="left"/>
+            </w:pPr>
+            <w:r>
+              <w:rPr>
+                <w:rFonts w:ascii="Times New Roman" w:hAnsi="Times New Roman" w:eastAsia="宋体"/>
+                <w:sz w:val="21"/>
+              </w:rPr>
+              <w:t xml:space="preserve">按页面提供的条件组合检索，点击“搜索”生效，“重置”清空条件</w:t>
+            </w:r>
+          </w:p>
+        </w:tc>
+      </w:tr>
+      <w:tr>
+        <w:trPr>
+          <w:cantSplit/>
+        </w:trPr>
+        <w:tc>
+          <w:p>
+            <w:pPr>
+              <w:jc w:val="center"/>
+            </w:pPr>
+            <w:r>
+              <w:rPr>
+                <w:rFonts w:ascii="Times New Roman" w:hAnsi="Times New Roman" w:eastAsia="宋体"/>
+                <w:sz w:val="21"/>
+              </w:rPr>
+              <w:t xml:space="preserve">工具栏</w:t>
+            </w:r>
+          </w:p>
+        </w:tc>
+        <w:tc>
+          <w:p>
+            <w:pPr>
+              <w:jc w:val="left"/>
+            </w:pPr>
+            <w:r>
+              <w:rPr>
+                <w:rFonts w:ascii="Times New Roman" w:hAnsi="Times New Roman" w:eastAsia="宋体"/>
+                <w:sz w:val="21"/>
+              </w:rPr>
+              <w:t xml:space="preserve">新增、删除、批量操作等按钮，随页面不同</w:t>
+            </w:r>
+          </w:p>
+        </w:tc>
+      </w:tr>
+      <w:tr>
+        <w:trPr>
+          <w:cantSplit/>
+        </w:trPr>
+        <w:tc>
+          <w:p>
+            <w:pPr>
+              <w:jc w:val="center"/>
+            </w:pPr>
+            <w:r>
+              <w:rPr>
+                <w:rFonts w:ascii="Times New Roman" w:hAnsi="Times New Roman" w:eastAsia="宋体"/>
+                <w:sz w:val="21"/>
+              </w:rPr>
+              <w:t xml:space="preserve">列设置</w:t>
+            </w:r>
+          </w:p>
+        </w:tc>
+        <w:tc>
+          <w:p>
+            <w:pPr>
+              <w:jc w:val="left"/>
+            </w:pPr>
+            <w:r>
+              <w:rPr>
+                <w:rFonts w:ascii="Times New Roman" w:hAnsi="Times New Roman" w:eastAsia="宋体"/>
+                <w:sz w:val="21"/>
+              </w:rPr>
+              <w:t xml:space="preserve">右上角齿轮图标可勾选要显示的列</w:t>
+            </w:r>
+          </w:p>
+        </w:tc>
+      </w:tr>
+      <w:tr>
+        <w:trPr>
+          <w:cantSplit/>
+        </w:trPr>
+        <w:tc>
+          <w:p>
+            <w:pPr>
+              <w:jc w:val="center"/>
+            </w:pPr>
+            <w:r>
+              <w:rPr>
+                <w:rFonts w:ascii="Times New Roman" w:hAnsi="Times New Roman" w:eastAsia="宋体"/>
+                <w:sz w:val="21"/>
+              </w:rPr>
+              <w:t xml:space="preserve">刷新</w:t>
+            </w:r>
+          </w:p>
+        </w:tc>
+        <w:tc>
+          <w:p>
+            <w:pPr>
+              <w:jc w:val="left"/>
+            </w:pPr>
+            <w:r>
+              <w:rPr>
+                <w:rFonts w:ascii="Times New Roman" w:hAnsi="Times New Roman" w:eastAsia="宋体"/>
+                <w:sz w:val="21"/>
+              </w:rPr>
+              <w:t xml:space="preserve">右上角刷新图标重新加载当前页数据</w:t>
+            </w:r>
+          </w:p>
+        </w:tc>
+      </w:tr>
+      <w:tr>
+        <w:trPr>
+          <w:cantSplit/>
+        </w:trPr>
+        <w:tc>
+          <w:p>
+            <w:pPr>
+              <w:jc w:val="center"/>
+            </w:pPr>
+            <w:r>
+              <w:rPr>
+                <w:rFonts w:ascii="Times New Roman" w:hAnsi="Times New Roman" w:eastAsia="宋体"/>
+                <w:sz w:val="21"/>
+              </w:rPr>
+              <w:t xml:space="preserve">表格行</w:t>
+            </w:r>
+          </w:p>
+        </w:tc>
+        <w:tc>
+          <w:p>
+            <w:pPr>
+              <w:jc w:val="left"/>
+            </w:pPr>
+            <w:r>
+              <w:rPr>
+                <w:rFonts w:ascii="Times New Roman" w:hAnsi="Times New Roman" w:eastAsia="宋体"/>
+                <w:sz w:val="21"/>
+              </w:rPr>
+              <w:t xml:space="preserve">单击选中；双击一行直接打开编辑弹窗</w:t>
+            </w:r>
+          </w:p>
+        </w:tc>
+      </w:tr>
+      <w:tr>
+        <w:trPr>
+          <w:cantSplit/>
+        </w:trPr>
+        <w:tc>
+          <w:p>
+            <w:pPr>
+              <w:jc w:val="center"/>
+            </w:pPr>
+            <w:r>
+              <w:rPr>
+                <w:rFonts w:ascii="Times New Roman" w:hAnsi="Times New Roman" w:eastAsia="宋体"/>
+                <w:sz w:val="21"/>
+              </w:rPr>
+              <w:t xml:space="preserve">分页栏</w:t>
+            </w:r>
+          </w:p>
+        </w:tc>
+        <w:tc>
+          <w:p>
+            <w:pPr>
+              <w:jc w:val="left"/>
+            </w:pPr>
+            <w:r>
+              <w:rPr>
+                <w:rFonts w:ascii="Times New Roman" w:hAnsi="Times New Roman" w:eastAsia="宋体"/>
+                <w:sz w:val="21"/>
+              </w:rPr>
+              <w:t xml:space="preserve">显示总条数、当前页，可切换每页条数（10/20/50）与跳转页码</w:t>
+            </w:r>
+          </w:p>
+        </w:tc>
+      </w:tr>
+    </w:tbl>
+    <w:p>
+      <w:pPr/>
+      <w:r>
+        <w:rPr/>
+        <w:t xml:space="preserve"/>
+      </w:r>
+    </w:p>
+    <w:p>
+      <w:pPr>
+        <w:spacing w:line="360" w:lineRule="auto"/>
+        <w:ind w:left="480"/>
+        <w:jc w:val="both"/>
+      </w:pPr>
+      <w:r>
+        <w:rPr>
+          <w:rFonts w:ascii="Times New Roman" w:hAnsi="Times New Roman" w:eastAsia="宋体"/>
+          <w:sz w:val="24"/>
+        </w:rPr>
+        <w:t xml:space="preserve">表单页必填项以红色星号标注；保存前会做必填与格式校验，不通过时在字段下方提示原因。</w:t>
+      </w:r>
+    </w:p>
+    <w:p>
+      <w:pPr>
+        <w:pStyle w:val="30"/>
+      </w:pPr>
+      <w:r>
+        <w:rPr/>
         <w:t xml:space="preserve">登录与注销</w:t>
       </w:r>
     </w:p>
@@ -2365,7 +2677,7 @@
                     <pic:cNvPicPr/>
                   </pic:nvPicPr>
                   <pic:blipFill>
-                    <a:blip r:embed="Rfa5c8228dd8f4bdd" cstate="print"/>
+                    <a:blip r:embed="Raa811d350a6f42b2" cstate="print"/>
                     <a:stretch>
                       <a:fillRect/>
                     </a:stretch>
@@ -2408,7 +2720,7 @@
           <w:rFonts w:ascii="Times New Roman" w:hAnsi="Times New Roman" w:eastAsia="黑体"/>
           <w:sz w:val="21"/>
         </w:rPr>
-        <w:t xml:space="preserve">表 4-12 登录操作步骤</w:t>
+        <w:t xml:space="preserve">表 4-23 登录操作步骤</w:t>
       </w:r>
     </w:p>
     <w:tbl>
@@ -2759,7 +3071,7 @@
           <w:rFonts w:ascii="Times New Roman" w:hAnsi="Times New Roman" w:eastAsia="黑体"/>
           <w:sz w:val="21"/>
         </w:rPr>
-        <w:t xml:space="preserve">表 4-19　登录页元素</w:t>
+        <w:t xml:space="preserve">表 4-23　登录页元素</w:t>
       </w:r>
     </w:p>
     <w:tbl>
@@ -3167,6 +3479,20 @@
     </w:p>
     <w:p>
       <w:pPr>
+        <w:spacing w:line="360" w:lineRule="auto"/>
+        <w:ind w:left="480"/>
+        <w:jc w:val="both"/>
+      </w:pPr>
+      <w:r>
+        <w:rPr>
+          <w:rFonts w:ascii="Times New Roman" w:hAnsi="Times New Roman" w:eastAsia="宋体"/>
+          <w:sz w:val="24"/>
+        </w:rPr>
+        <w:t xml:space="preserve">用户中心还展示本人最近 5 条操作日志与登录日志，便于自查账户使用情况；修改口令需校验旧口令。</w:t>
+      </w:r>
+    </w:p>
+    <w:p>
+      <w:pPr>
         <w:spacing w:before="120" w:after="60"/>
         <w:jc w:val="center"/>
       </w:pPr>
@@ -3175,7 +3501,7 @@
           <w:rFonts w:ascii="Times New Roman" w:hAnsi="Times New Roman" w:eastAsia="黑体"/>
           <w:sz w:val="21"/>
         </w:rPr>
-        <w:t xml:space="preserve">表 4-12 个人资料维护步骤</w:t>
+        <w:t xml:space="preserve">表 4-15 个人资料维护步骤</w:t>
       </w:r>
     </w:p>
     <w:tbl>
@@ -3465,7 +3791,7 @@
           <w:rFonts w:ascii="Times New Roman" w:hAnsi="Times New Roman" w:eastAsia="黑体"/>
           <w:sz w:val="21"/>
         </w:rPr>
-        <w:t xml:space="preserve">表 4-12　工作台与用户中心元素</w:t>
+        <w:t xml:space="preserve">表 4-13　工作台与用户中心元素</w:t>
       </w:r>
     </w:p>
     <w:tbl>
@@ -3787,7 +4113,7 @@
                     <pic:cNvPicPr/>
                   </pic:nvPicPr>
                   <pic:blipFill>
-                    <a:blip r:embed="R7fd0e360457040ee" cstate="print"/>
+                    <a:blip r:embed="Rd260a873e118455e" cstate="print"/>
                     <a:stretch>
                       <a:fillRect/>
                     </a:stretch>
@@ -3830,7 +4156,7 @@
           <w:rFonts w:ascii="Times New Roman" w:hAnsi="Times New Roman" w:eastAsia="黑体"/>
           <w:sz w:val="21"/>
         </w:rPr>
-        <w:t xml:space="preserve">表 4-16 用户管理字段与操作</w:t>
+        <w:t xml:space="preserve">表 4-20 用户管理字段与操作</w:t>
       </w:r>
     </w:p>
     <w:tbl>
@@ -4176,7 +4502,7 @@
                     <pic:cNvPicPr/>
                   </pic:nvPicPr>
                   <pic:blipFill>
-                    <a:blip r:embed="Rdf6de97bee7e4f6f" cstate="print"/>
+                    <a:blip r:embed="Rc1e22045b8ca46e4" cstate="print"/>
                     <a:stretch>
                       <a:fillRect/>
                     </a:stretch>
@@ -4219,7 +4545,7 @@
           <w:rFonts w:ascii="Times New Roman" w:hAnsi="Times New Roman" w:eastAsia="黑体"/>
           <w:sz w:val="21"/>
         </w:rPr>
-        <w:t xml:space="preserve">表 4-19 新建项目步骤</w:t>
+        <w:t xml:space="preserve">表 4-23 新建项目步骤</w:t>
       </w:r>
     </w:p>
     <w:tbl>
@@ -4553,6 +4879,20 @@
     </w:p>
     <w:p>
       <w:pPr>
+        <w:spacing w:line="360" w:lineRule="auto"/>
+        <w:ind w:left="480"/>
+        <w:jc w:val="both"/>
+      </w:pPr>
+      <w:r>
+        <w:rPr>
+          <w:rFonts w:ascii="Times New Roman" w:hAnsi="Times New Roman" w:eastAsia="宋体"/>
+          <w:sz w:val="24"/>
+        </w:rPr>
+        <w:t xml:space="preserve">新项目保存后系统会自动创建第一轮测试（轮次标识为“项目标识-R1”），可直接进入工作区补录数据。</w:t>
+      </w:r>
+    </w:p>
+    <w:p>
+      <w:pPr>
         <w:pStyle w:val="4"/>
       </w:pPr>
       <w:r>
@@ -4570,7 +4910,7 @@
           <w:rFonts w:ascii="Times New Roman" w:hAnsi="Times New Roman" w:eastAsia="黑体"/>
           <w:sz w:val="21"/>
         </w:rPr>
-        <w:t xml:space="preserve">表 4-14　项目检索条件</w:t>
+        <w:t xml:space="preserve">表 4-15　项目检索条件</w:t>
       </w:r>
     </w:p>
     <w:tbl>
@@ -4788,7 +5128,7 @@
           <w:rFonts w:ascii="Times New Roman" w:hAnsi="Times New Roman" w:eastAsia="黑体"/>
           <w:sz w:val="21"/>
         </w:rPr>
-        <w:t xml:space="preserve">表 4-16　项目表单字段分组</w:t>
+        <w:t xml:space="preserve">表 4-17　项目表单字段分组</w:t>
       </w:r>
     </w:p>
     <w:tbl>
@@ -5143,7 +5483,7 @@
                     <pic:cNvPicPr/>
                   </pic:nvPicPr>
                   <pic:blipFill>
-                    <a:blip r:embed="Radfc8a4c2f7a402f" cstate="print"/>
+                    <a:blip r:embed="Rd600a8e69e2f44d2" cstate="print"/>
                     <a:stretch>
                       <a:fillRect/>
                     </a:stretch>
@@ -5186,7 +5526,7 @@
           <w:rFonts w:ascii="Times New Roman" w:hAnsi="Times New Roman" w:eastAsia="黑体"/>
           <w:sz w:val="21"/>
         </w:rPr>
-        <w:t xml:space="preserve">表 4-120 新建项目字段填写指引</w:t>
+        <w:t xml:space="preserve">表 4-234 新建项目字段填写指引</w:t>
       </w:r>
     </w:p>
     <w:tbl>
@@ -5664,7 +6004,7 @@
                     <pic:cNvPicPr/>
                   </pic:nvPicPr>
                   <pic:blipFill>
-                    <a:blip r:embed="R0a96160c81ca455a" cstate="print"/>
+                    <a:blip r:embed="Rb6d2b9db4b12485d" cstate="print"/>
                     <a:stretch>
                       <a:fillRect/>
                     </a:stretch>
@@ -5707,7 +6047,7 @@
           <w:rFonts w:ascii="Times New Roman" w:hAnsi="Times New Roman" w:eastAsia="黑体"/>
           <w:sz w:val="21"/>
         </w:rPr>
-        <w:t xml:space="preserve">表 4-12 工作区常用操作</w:t>
+        <w:t xml:space="preserve">表 4-13 工作区常用操作</w:t>
       </w:r>
     </w:p>
     <w:tbl>
@@ -6185,7 +6525,7 @@
           <w:rFonts w:ascii="Times New Roman" w:hAnsi="Times New Roman" w:eastAsia="黑体"/>
           <w:sz w:val="21"/>
         </w:rPr>
-        <w:t xml:space="preserve">表 4-19　树节点与主要字段</w:t>
+        <w:t xml:space="preserve">表 4-20　树节点与主要字段</w:t>
       </w:r>
     </w:p>
     <w:tbl>
@@ -6512,6 +6852,76 @@
           <w:rFonts w:ascii="Times New Roman" w:hAnsi="Times New Roman" w:eastAsia="宋体"/>
           <w:sz w:val="24"/>
         </w:rPr>
+        <w:t xml:space="preserve">· 树上单击节点查看其下级管理界面，双击节点直接打开编辑弹窗；</w:t>
+      </w:r>
+    </w:p>
+    <w:p>
+      <w:pPr>
+        <w:spacing w:line="360" w:lineRule="auto"/>
+        <w:ind w:left="480"/>
+        <w:jc w:val="both"/>
+      </w:pPr>
+      <w:r>
+        <w:rPr>
+          <w:rFonts w:ascii="Times New Roman" w:hAnsi="Times New Roman" w:eastAsia="宋体"/>
+          <w:sz w:val="24"/>
+        </w:rPr>
+        <w:t xml:space="preserve">· 每个轮次必须有源代码被测件：进入工作区时系统自动检测，缺失会引导创建，并自动生成静态分析与代码审查的测试项和用例；</w:t>
+      </w:r>
+    </w:p>
+    <w:p>
+      <w:pPr>
+        <w:spacing w:line="360" w:lineRule="auto"/>
+        <w:ind w:left="480"/>
+        <w:jc w:val="both"/>
+      </w:pPr>
+      <w:r>
+        <w:rPr>
+          <w:rFonts w:ascii="Times New Roman" w:hAnsi="Times New Roman" w:eastAsia="宋体"/>
+          <w:sz w:val="24"/>
+        </w:rPr>
+        <w:t xml:space="preserve">· 设计需求支持批量导入，导入前可在预览界面调整；测试项与用例支持批量新增；</w:t>
+      </w:r>
+    </w:p>
+    <w:p>
+      <w:pPr>
+        <w:spacing w:line="360" w:lineRule="auto"/>
+        <w:ind w:left="480"/>
+        <w:jc w:val="both"/>
+      </w:pPr>
+      <w:r>
+        <w:rPr>
+          <w:rFonts w:ascii="Times New Roman" w:hAnsi="Times New Roman" w:eastAsia="宋体"/>
+          <w:sz w:val="24"/>
+        </w:rPr>
+        <w:t xml:space="preserve">· 同一测试项可通过“关联测试项”挂接多个设计需求，生成文档时体现需求追踪关系；</w:t>
+      </w:r>
+    </w:p>
+    <w:p>
+      <w:pPr>
+        <w:spacing w:line="360" w:lineRule="auto"/>
+        <w:ind w:left="480"/>
+        <w:jc w:val="both"/>
+      </w:pPr>
+      <w:r>
+        <w:rPr>
+          <w:rFonts w:ascii="Times New Roman" w:hAnsi="Times New Roman" w:eastAsia="宋体"/>
+          <w:sz w:val="24"/>
+        </w:rPr>
+        <w:t xml:space="preserve">· 用例可由测试子项一键生成；问题单可在轮次节点右键新建（不关联用例）、在用例节点新增，或关联已有问题单。</w:t>
+      </w:r>
+    </w:p>
+    <w:p>
+      <w:pPr>
+        <w:spacing w:line="360" w:lineRule="auto"/>
+        <w:ind w:left="480"/>
+        <w:jc w:val="both"/>
+      </w:pPr>
+      <w:r>
+        <w:rPr>
+          <w:rFonts w:ascii="Times New Roman" w:hAnsi="Times New Roman" w:eastAsia="宋体"/>
+          <w:sz w:val="24"/>
+        </w:rPr>
         <w:t xml:space="preserve">· 用例步骤的“是否通过”决定看板中的已执行/未执行统计。</w:t>
       </w:r>
     </w:p>
@@ -6562,7 +6972,7 @@
           <w:rFonts w:ascii="Times New Roman" w:hAnsi="Times New Roman" w:eastAsia="黑体"/>
           <w:sz w:val="21"/>
         </w:rPr>
-        <w:t xml:space="preserve">表 4-14 文档生成步骤</w:t>
+        <w:t xml:space="preserve">表 4-15 文档生成步骤</w:t>
       </w:r>
     </w:p>
     <w:tbl>
@@ -6913,7 +7323,7 @@
           <w:rFonts w:ascii="Times New Roman" w:hAnsi="Times New Roman" w:eastAsia="黑体"/>
           <w:sz w:val="21"/>
         </w:rPr>
-        <w:t xml:space="preserve">表 4-22　七类文档与模板要求</w:t>
+        <w:t xml:space="preserve">表 4-23　七类文档与模板要求</w:t>
       </w:r>
     </w:p>
     <w:tbl>
@@ -7387,6 +7797,34 @@
           <w:rFonts w:ascii="Times New Roman" w:hAnsi="Times New Roman" w:eastAsia="宋体"/>
           <w:sz w:val="24"/>
         </w:rPr>
+        <w:t xml:space="preserve">· 文档分两段生成：先点“二级文档”生成章节片段，修改片段内容后再点“最终文档”组装成完整交付文档；</w:t>
+      </w:r>
+    </w:p>
+    <w:p>
+      <w:pPr>
+        <w:spacing w:line="360" w:lineRule="auto"/>
+        <w:ind w:left="480"/>
+        <w:jc w:val="both"/>
+      </w:pPr>
+      <w:r>
+        <w:rPr>
+          <w:rFonts w:ascii="Times New Roman" w:hAnsi="Times New Roman" w:eastAsia="宋体"/>
+          <w:sz w:val="24"/>
+        </w:rPr>
+        <w:t xml:space="preserve">· 文档中的时间（封面时间、拟制/校对/审核时间）由项目与轮次的起止时间自动推算，可通过修改轮次时间调整。</w:t>
+      </w:r>
+    </w:p>
+    <w:p>
+      <w:pPr>
+        <w:spacing w:line="360" w:lineRule="auto"/>
+        <w:ind w:left="480"/>
+        <w:jc w:val="both"/>
+      </w:pPr>
+      <w:r>
+        <w:rPr>
+          <w:rFonts w:ascii="Times New Roman" w:hAnsi="Times New Roman" w:eastAsia="宋体"/>
+          <w:sz w:val="24"/>
+        </w:rPr>
         <w:t xml:space="preserve">· 提示“模版文件已打开，请关闭后再试”时，关闭 Word 中打开的模板重试。</w:t>
       </w:r>
     </w:p>
@@ -7452,7 +7890,7 @@
                     <pic:cNvPicPr/>
                   </pic:nvPicPr>
                   <pic:blipFill>
-                    <a:blip r:embed="Rdb7c71bcd29345c7" cstate="print"/>
+                    <a:blip r:embed="Ra4a96de0d5f84226" cstate="print"/>
                     <a:stretch>
                       <a:fillRect/>
                     </a:stretch>
@@ -7495,7 +7933,7 @@
           <w:rFonts w:ascii="Times New Roman" w:hAnsi="Times New Roman" w:eastAsia="黑体"/>
           <w:sz w:val="21"/>
         </w:rPr>
-        <w:t xml:space="preserve">表 4-16 备份与恢复操作</w:t>
+        <w:t xml:space="preserve">表 4-17 备份与恢复操作</w:t>
       </w:r>
     </w:p>
     <w:tbl>
@@ -7832,7 +8270,7 @@
           <w:rFonts w:ascii="Times New Roman" w:hAnsi="Times New Roman" w:eastAsia="黑体"/>
           <w:sz w:val="21"/>
         </w:rPr>
-        <w:t xml:space="preserve">表 4-127　数据管理字段</w:t>
+        <w:t xml:space="preserve">表 4-18　数据管理字段</w:t>
       </w:r>
     </w:p>
     <w:tbl>
@@ -8168,7 +8606,7 @@
                     <pic:cNvPicPr/>
                   </pic:nvPicPr>
                   <pic:blipFill>
-                    <a:blip r:embed="Rcbc6143f144d413a" cstate="print"/>
+                    <a:blip r:embed="R744b8a0e2711414c" cstate="print"/>
                     <a:stretch>
                       <a:fillRect/>
                     </a:stretch>
@@ -8226,7 +8664,7 @@
                     <pic:cNvPicPr/>
                   </pic:nvPicPr>
                   <pic:blipFill>
-                    <a:blip r:embed="Rea298a06c9f14b02" cstate="print"/>
+                    <a:blip r:embed="R2898caff035c44a5" cstate="print"/>
                     <a:stretch>
                       <a:fillRect/>
                     </a:stretch>
@@ -8269,7 +8707,7 @@
           <w:rFonts w:ascii="Times New Roman" w:hAnsi="Times New Roman" w:eastAsia="黑体"/>
           <w:sz w:val="21"/>
         </w:rPr>
-        <w:t xml:space="preserve">表 4-18 字典维护步骤</w:t>
+        <w:t xml:space="preserve">表 4-19 字典维护步骤</w:t>
       </w:r>
     </w:p>
     <w:tbl>
@@ -8635,7 +9073,7 @@
                     <pic:cNvPicPr/>
                   </pic:nvPicPr>
                   <pic:blipFill>
-                    <a:blip r:embed="Ra7a717985e6d4e85" cstate="print"/>
+                    <a:blip r:embed="Rfe4e4c5f819e435b" cstate="print"/>
                     <a:stretch>
                       <a:fillRect/>
                     </a:stretch>
@@ -8678,7 +9116,7 @@
           <w:rFonts w:ascii="Times New Roman" w:hAnsi="Times New Roman" w:eastAsia="黑体"/>
           <w:sz w:val="21"/>
         </w:rPr>
-        <w:t xml:space="preserve">表 4-19 审计检索步骤</w:t>
+        <w:t xml:space="preserve">表 4-20 审计检索步骤</w:t>
       </w:r>
     </w:p>
     <w:tbl>
@@ -9021,7 +9459,7 @@
                     <pic:cNvPicPr/>
                   </pic:nvPicPr>
                   <pic:blipFill>
-                    <a:blip r:embed="Rfa3f6fe513164153" cstate="print"/>
+                    <a:blip r:embed="R08f009d8fc7a45b1" cstate="print"/>
                     <a:stretch>
                       <a:fillRect/>
                     </a:stretch>
@@ -9073,7 +9511,7 @@
           <w:rFonts w:ascii="Times New Roman" w:hAnsi="Times New Roman" w:eastAsia="黑体"/>
           <w:sz w:val="21"/>
         </w:rPr>
-        <w:t xml:space="preserve">表 4-120　审计检索条件与记录字段</w:t>
+        <w:t xml:space="preserve">表 4-232　审计检索条件与记录字段</w:t>
       </w:r>
     </w:p>
     <w:tbl>
@@ -9442,7 +9880,7 @@
                     <pic:cNvPicPr/>
                   </pic:nvPicPr>
                   <pic:blipFill>
-                    <a:blip r:embed="R867d0ea666614337" cstate="print"/>
+                    <a:blip r:embed="R878ab08e69f74037" cstate="print"/>
                     <a:stretch>
                       <a:fillRect/>
                     </a:stretch>
@@ -9500,7 +9938,7 @@
                     <pic:cNvPicPr/>
                   </pic:nvPicPr>
                   <pic:blipFill>
-                    <a:blip r:embed="R9a5c5b6a107c48ac" cstate="print"/>
+                    <a:blip r:embed="Rc81c7ab672504994" cstate="print"/>
                     <a:stretch>
                       <a:fillRect/>
                     </a:stretch>
@@ -9558,7 +9996,7 @@
                     <pic:cNvPicPr/>
                   </pic:nvPicPr>
                   <pic:blipFill>
-                    <a:blip r:embed="R496e859deb024c3c" cstate="print"/>
+                    <a:blip r:embed="R5d90135c575b4d4e" cstate="print"/>
                     <a:stretch>
                       <a:fillRect/>
                     </a:stretch>
@@ -9601,7 +10039,7 @@
           <w:rFonts w:ascii="Times New Roman" w:hAnsi="Times New Roman" w:eastAsia="黑体"/>
           <w:sz w:val="21"/>
         </w:rPr>
-        <w:t xml:space="preserve">表 4-121 三类日志的检索方式</w:t>
+        <w:t xml:space="preserve">表 4-232 三类日志的检索方式</w:t>
       </w:r>
     </w:p>
     <w:tbl>
@@ -9873,7 +10311,7 @@
                     <pic:cNvPicPr/>
                   </pic:nvPicPr>
                   <pic:blipFill>
-                    <a:blip r:embed="R57c40908479a4646" cstate="print"/>
+                    <a:blip r:embed="R82d6e645d4f54c8e" cstate="print"/>
                     <a:stretch>
                       <a:fillRect/>
                     </a:stretch>
@@ -9916,7 +10354,7 @@
           <w:rFonts w:ascii="Times New Roman" w:hAnsi="Times New Roman" w:eastAsia="黑体"/>
           <w:sz w:val="21"/>
         </w:rPr>
-        <w:t xml:space="preserve">表 4-22 安全策略操作</w:t>
+        <w:t xml:space="preserve">表 4-23 安全策略操作</w:t>
       </w:r>
     </w:p>
     <w:tbl>
@@ -10259,7 +10697,7 @@
                     <pic:cNvPicPr/>
                   </pic:nvPicPr>
                   <pic:blipFill>
-                    <a:blip r:embed="R3904e0a25b6649f1" cstate="print"/>
+                    <a:blip r:embed="R8ca66c2a49e0425c" cstate="print"/>
                     <a:stretch>
                       <a:fillRect/>
                     </a:stretch>
@@ -10311,7 +10749,7 @@
           <w:rFonts w:ascii="Times New Roman" w:hAnsi="Times New Roman" w:eastAsia="黑体"/>
           <w:sz w:val="21"/>
         </w:rPr>
-        <w:t xml:space="preserve">表 4-123　安全策略参数</w:t>
+        <w:t xml:space="preserve">表 4-234　安全策略参数</w:t>
       </w:r>
     </w:p>
     <w:tbl>
@@ -10545,7 +10983,7 @@
           <w:rFonts w:ascii="Times New Roman" w:hAnsi="Times New Roman" w:eastAsia="黑体"/>
           <w:sz w:val="21"/>
         </w:rPr>
-        <w:t xml:space="preserve">表 4-124　密级档位</w:t>
+        <w:t xml:space="preserve">表 4-235　密级档位</w:t>
       </w:r>
     </w:p>
     <w:tbl>
@@ -10953,7 +11391,7 @@
                     <pic:cNvPicPr/>
                   </pic:nvPicPr>
                   <pic:blipFill>
-                    <a:blip r:embed="Rd6c31fc8405843a7" cstate="print"/>
+                    <a:blip r:embed="R65ff29a4f29d4221" cstate="print"/>
                     <a:stretch>
                       <a:fillRect/>
                     </a:stretch>
@@ -11051,7 +11489,7 @@
           <w:rFonts w:ascii="Times New Roman" w:hAnsi="Times New Roman" w:eastAsia="黑体"/>
           <w:sz w:val="21"/>
         </w:rPr>
-        <w:t xml:space="preserve">表 4-125 场景一操作序列</w:t>
+        <w:t xml:space="preserve">表 4-236 场景一操作序列</w:t>
       </w:r>
     </w:p>
     <w:tbl>
@@ -11623,7 +12061,7 @@
           <w:rFonts w:ascii="Times New Roman" w:hAnsi="Times New Roman" w:eastAsia="黑体"/>
           <w:sz w:val="21"/>
         </w:rPr>
-        <w:t xml:space="preserve">表 4-126 场景二操作序列</w:t>
+        <w:t xml:space="preserve">表 4-237 场景二操作序列</w:t>
       </w:r>
     </w:p>
     <w:tbl>
@@ -12007,7 +12445,7 @@
           <w:rFonts w:ascii="Times New Roman" w:hAnsi="Times New Roman" w:eastAsia="黑体"/>
           <w:sz w:val="21"/>
         </w:rPr>
-        <w:t xml:space="preserve">表 4-127 场景三操作序列</w:t>
+        <w:t xml:space="preserve">表 4-238 场景三操作序列</w:t>
       </w:r>
     </w:p>
     <w:tbl>
@@ -13000,7 +13438,7 @@
           <w:rFonts w:ascii="Times New Roman" w:hAnsi="Times New Roman" w:eastAsia="黑体"/>
           <w:sz w:val="21"/>
         </w:rPr>
-        <w:t xml:space="preserve">表 4-128　AI 生成测试项的输入</w:t>
+        <w:t xml:space="preserve">表 4-239　AI 生成测试项的输入</w:t>
       </w:r>
     </w:p>
     <w:tbl>
@@ -14010,6 +14448,1287 @@
                 <w:sz w:val="21"/>
               </w:rPr>
               <w:t xml:space="preserve">用户的敏感标记，与项目密级比较决定能否访问</w:t>
+            </w:r>
+          </w:p>
+        </w:tc>
+      </w:tr>
+    </w:tbl>
+    <w:p>
+      <w:pPr/>
+      <w:r>
+        <w:rPr/>
+        <w:t xml:space="preserve"/>
+      </w:r>
+    </w:p>
+    <w:p>
+      <w:pPr>
+        <w:pStyle w:val="1"/>
+        <w:numPr>
+          <w:numId w:val="0"/>
+        </w:numPr>
+      </w:pPr>
+      <w:r>
+        <w:rPr/>
+        <w:t xml:space="preserve">附录A　常见问题</w:t>
+      </w:r>
+    </w:p>
+    <w:p>
+      <w:pPr>
+        <w:spacing w:before="120" w:after="60"/>
+        <w:jc w:val="center"/>
+      </w:pPr>
+      <w:r>
+        <w:rPr>
+          <w:rFonts w:ascii="Times New Roman" w:hAnsi="Times New Roman" w:eastAsia="黑体"/>
+          <w:sz w:val="21"/>
+        </w:rPr>
+        <w:t xml:space="preserve">表 A-1 常见问题与解答</w:t>
+      </w:r>
+    </w:p>
+    <w:tbl>
+      <w:tblPr>
+        <w:tblStyle w:val="afffffffff8"/>
+        <w:tblW w:w="9600" w:type="dxa"/>
+        <w:jc w:val="center"/>
+        <w:tblBorders>
+          <w:top w:val="single" w:color="000000" w:sz="12"/>
+          <w:left w:val="single" w:color="000000" w:sz="12"/>
+          <w:bottom w:val="single" w:color="000000" w:sz="12"/>
+          <w:right w:val="single" w:color="000000" w:sz="12"/>
+          <w:insideH w:val="single" w:color="000000" w:sz="6"/>
+          <w:insideV w:val="single" w:color="000000" w:sz="6"/>
+        </w:tblBorders>
+        <w:tblLayout w:type="fixed"/>
+        <w:tblLook w:val="04A0"/>
+      </w:tblPr>
+      <w:tblGrid>
+        <w:gridCol w:w="3600"/>
+        <w:gridCol w:w="6000"/>
+      </w:tblGrid>
+      <w:tr>
+        <w:trPr>
+          <w:cantSplit/>
+          <w:tblHeader/>
+        </w:trPr>
+        <w:tc>
+          <w:p>
+            <w:pPr>
+              <w:jc w:val="center"/>
+            </w:pPr>
+            <w:r>
+              <w:rPr>
+                <w:rFonts w:ascii="Times New Roman" w:hAnsi="Times New Roman" w:eastAsia="黑体"/>
+                <w:b/>
+                <w:sz w:val="21"/>
+              </w:rPr>
+              <w:t xml:space="preserve">问题</w:t>
+            </w:r>
+          </w:p>
+        </w:tc>
+        <w:tc>
+          <w:p>
+            <w:pPr>
+              <w:jc w:val="center"/>
+            </w:pPr>
+            <w:r>
+              <w:rPr>
+                <w:rFonts w:ascii="Times New Roman" w:hAnsi="Times New Roman" w:eastAsia="黑体"/>
+                <w:b/>
+                <w:sz w:val="21"/>
+              </w:rPr>
+              <w:t xml:space="preserve">解答</w:t>
+            </w:r>
+          </w:p>
+        </w:tc>
+      </w:tr>
+      <w:tr>
+        <w:trPr>
+          <w:cantSplit/>
+        </w:trPr>
+        <w:tc>
+          <w:p>
+            <w:pPr>
+              <w:jc w:val="center"/>
+            </w:pPr>
+            <w:r>
+              <w:rPr>
+                <w:rFonts w:ascii="Times New Roman" w:hAnsi="Times New Roman" w:eastAsia="宋体"/>
+                <w:sz w:val="21"/>
+              </w:rPr>
+              <w:t xml:space="preserve">登录后看不到某个菜单</w:t>
+            </w:r>
+          </w:p>
+        </w:tc>
+        <w:tc>
+          <w:p>
+            <w:pPr>
+              <w:jc w:val="left"/>
+            </w:pPr>
+            <w:r>
+              <w:rPr>
+                <w:rFonts w:ascii="Times New Roman" w:hAnsi="Times New Roman" w:eastAsia="宋体"/>
+                <w:sz w:val="21"/>
+              </w:rPr>
+              <w:t xml:space="preserve">菜单按角色渲染：日志监控仅审计员、安全策略仅安全员、用户管理与字典仅系统管理员</w:t>
+            </w:r>
+          </w:p>
+        </w:tc>
+      </w:tr>
+      <w:tr>
+        <w:trPr>
+          <w:cantSplit/>
+        </w:trPr>
+        <w:tc>
+          <w:p>
+            <w:pPr>
+              <w:jc w:val="center"/>
+            </w:pPr>
+            <w:r>
+              <w:rPr>
+                <w:rFonts w:ascii="Times New Roman" w:hAnsi="Times New Roman" w:eastAsia="宋体"/>
+                <w:sz w:val="21"/>
+              </w:rPr>
+              <w:t xml:space="preserve">登录后项目列表是空的</w:t>
+            </w:r>
+          </w:p>
+        </w:tc>
+        <w:tc>
+          <w:p>
+            <w:pPr>
+              <w:jc w:val="left"/>
+            </w:pPr>
+            <w:r>
+              <w:rPr>
+                <w:rFonts w:ascii="Times New Roman" w:hAnsi="Times New Roman" w:eastAsia="宋体"/>
+                <w:sz w:val="21"/>
+              </w:rPr>
+              <w:t xml:space="preserve">项目访问受授权与密级双重控制：需要被加为项目成员，且本人密级许可不低于项目密级</w:t>
+            </w:r>
+          </w:p>
+        </w:tc>
+      </w:tr>
+      <w:tr>
+        <w:trPr>
+          <w:cantSplit/>
+        </w:trPr>
+        <w:tc>
+          <w:p>
+            <w:pPr>
+              <w:jc w:val="center"/>
+            </w:pPr>
+            <w:r>
+              <w:rPr>
+                <w:rFonts w:ascii="Times New Roman" w:hAnsi="Times New Roman" w:eastAsia="宋体"/>
+                <w:sz w:val="21"/>
+              </w:rPr>
+              <w:t xml:space="preserve">双击表格行没有反应</w:t>
+            </w:r>
+          </w:p>
+        </w:tc>
+        <w:tc>
+          <w:p>
+            <w:pPr>
+              <w:jc w:val="left"/>
+            </w:pPr>
+            <w:r>
+              <w:rPr>
+                <w:rFonts w:ascii="Times New Roman" w:hAnsi="Times New Roman" w:eastAsia="宋体"/>
+                <w:sz w:val="21"/>
+              </w:rPr>
+              <w:t xml:space="preserve">部分页面未开放双击编辑，请点击行内“编辑”按钮</w:t>
+            </w:r>
+          </w:p>
+        </w:tc>
+      </w:tr>
+      <w:tr>
+        <w:trPr>
+          <w:cantSplit/>
+        </w:trPr>
+        <w:tc>
+          <w:p>
+            <w:pPr>
+              <w:jc w:val="center"/>
+            </w:pPr>
+            <w:r>
+              <w:rPr>
+                <w:rFonts w:ascii="Times New Roman" w:hAnsi="Times New Roman" w:eastAsia="宋体"/>
+                <w:sz w:val="21"/>
+              </w:rPr>
+              <w:t xml:space="preserve">新增数据时上级下拉是空的</w:t>
+            </w:r>
+          </w:p>
+        </w:tc>
+        <w:tc>
+          <w:p>
+            <w:pPr>
+              <w:jc w:val="left"/>
+            </w:pPr>
+            <w:r>
+              <w:rPr>
+                <w:rFonts w:ascii="Times New Roman" w:hAnsi="Times New Roman" w:eastAsia="宋体"/>
+                <w:sz w:val="21"/>
+              </w:rPr>
+              <w:t xml:space="preserve">必须先建立上级数据（如先建轮次再建被测件）；下拉项来自数据字典，字典被禁用时也不会出现</w:t>
+            </w:r>
+          </w:p>
+        </w:tc>
+      </w:tr>
+      <w:tr>
+        <w:trPr>
+          <w:cantSplit/>
+        </w:trPr>
+        <w:tc>
+          <w:p>
+            <w:pPr>
+              <w:jc w:val="center"/>
+            </w:pPr>
+            <w:r>
+              <w:rPr>
+                <w:rFonts w:ascii="Times New Roman" w:hAnsi="Times New Roman" w:eastAsia="宋体"/>
+                <w:sz w:val="21"/>
+              </w:rPr>
+              <w:t xml:space="preserve">设计需求描述框是空的/没有工具栏</w:t>
+            </w:r>
+          </w:p>
+        </w:tc>
+        <w:tc>
+          <w:p>
+            <w:pPr>
+              <w:jc w:val="left"/>
+            </w:pPr>
+            <w:r>
+              <w:rPr>
+                <w:rFonts w:ascii="Times New Roman" w:hAnsi="Times New Roman" w:eastAsia="宋体"/>
+                <w:sz w:val="21"/>
+              </w:rPr>
+              <w:t xml:space="preserve">编辑器资源加载失败，请刷新页面；仍异常时联系运维检查前端版本</w:t>
+            </w:r>
+          </w:p>
+        </w:tc>
+      </w:tr>
+      <w:tr>
+        <w:trPr>
+          <w:cantSplit/>
+        </w:trPr>
+        <w:tc>
+          <w:p>
+            <w:pPr>
+              <w:jc w:val="center"/>
+            </w:pPr>
+            <w:r>
+              <w:rPr>
+                <w:rFonts w:ascii="Times New Roman" w:hAnsi="Times New Roman" w:eastAsia="宋体"/>
+                <w:sz w:val="21"/>
+              </w:rPr>
+              <w:t xml:space="preserve">生成文档提示模板缺失</w:t>
+            </w:r>
+          </w:p>
+        </w:tc>
+        <w:tc>
+          <w:p>
+            <w:pPr>
+              <w:jc w:val="left"/>
+            </w:pPr>
+            <w:r>
+              <w:rPr>
+                <w:rFonts w:ascii="Times New Roman" w:hAnsi="Times New Roman" w:eastAsia="宋体"/>
+                <w:sz w:val="21"/>
+              </w:rPr>
+              <w:t xml:space="preserve">该文档类型尚未上传模板，请先在生成弹窗上传对应 docx 模板</w:t>
+            </w:r>
+          </w:p>
+        </w:tc>
+      </w:tr>
+      <w:tr>
+        <w:trPr>
+          <w:cantSplit/>
+        </w:trPr>
+        <w:tc>
+          <w:p>
+            <w:pPr>
+              <w:jc w:val="center"/>
+            </w:pPr>
+            <w:r>
+              <w:rPr>
+                <w:rFonts w:ascii="Times New Roman" w:hAnsi="Times New Roman" w:eastAsia="宋体"/>
+                <w:sz w:val="21"/>
+              </w:rPr>
+              <w:t xml:space="preserve">生成文档提示文件被占用</w:t>
+            </w:r>
+          </w:p>
+        </w:tc>
+        <w:tc>
+          <w:p>
+            <w:pPr>
+              <w:jc w:val="left"/>
+            </w:pPr>
+            <w:r>
+              <w:rPr>
+                <w:rFonts w:ascii="Times New Roman" w:hAnsi="Times New Roman" w:eastAsia="宋体"/>
+                <w:sz w:val="21"/>
+              </w:rPr>
+              <w:t xml:space="preserve">模板正在 Word 中打开，关闭后重试</w:t>
+            </w:r>
+          </w:p>
+        </w:tc>
+      </w:tr>
+      <w:tr>
+        <w:trPr>
+          <w:cantSplit/>
+        </w:trPr>
+        <w:tc>
+          <w:p>
+            <w:pPr>
+              <w:jc w:val="center"/>
+            </w:pPr>
+            <w:r>
+              <w:rPr>
+                <w:rFonts w:ascii="Times New Roman" w:hAnsi="Times New Roman" w:eastAsia="宋体"/>
+                <w:sz w:val="21"/>
+              </w:rPr>
+              <w:t xml:space="preserve">文档里的时间是错的</w:t>
+            </w:r>
+          </w:p>
+        </w:tc>
+        <w:tc>
+          <w:p>
+            <w:pPr>
+              <w:jc w:val="left"/>
+            </w:pPr>
+            <w:r>
+              <w:rPr>
+                <w:rFonts w:ascii="Times New Roman" w:hAnsi="Times New Roman" w:eastAsia="宋体"/>
+                <w:sz w:val="21"/>
+              </w:rPr>
+              <w:t xml:space="preserve">文档时间由项目与轮次的起止时间自动推算，先核对轮次时间是否填写正确</w:t>
+            </w:r>
+          </w:p>
+        </w:tc>
+      </w:tr>
+      <w:tr>
+        <w:trPr>
+          <w:cantSplit/>
+        </w:trPr>
+        <w:tc>
+          <w:p>
+            <w:pPr>
+              <w:jc w:val="center"/>
+            </w:pPr>
+            <w:r>
+              <w:rPr>
+                <w:rFonts w:ascii="Times New Roman" w:hAnsi="Times New Roman" w:eastAsia="宋体"/>
+                <w:sz w:val="21"/>
+              </w:rPr>
+              <w:t xml:space="preserve">恢复备份时提示摘要不符</w:t>
+            </w:r>
+          </w:p>
+        </w:tc>
+        <w:tc>
+          <w:p>
+            <w:pPr>
+              <w:jc w:val="left"/>
+            </w:pPr>
+            <w:r>
+              <w:rPr>
+                <w:rFonts w:ascii="Times New Roman" w:hAnsi="Times New Roman" w:eastAsia="宋体"/>
+                <w:sz w:val="21"/>
+              </w:rPr>
+              <w:t xml:space="preserve">备份文件被改动或损坏，系统拒绝恢复；请改用其他备份点</w:t>
+            </w:r>
+          </w:p>
+        </w:tc>
+      </w:tr>
+      <w:tr>
+        <w:trPr>
+          <w:cantSplit/>
+        </w:trPr>
+        <w:tc>
+          <w:p>
+            <w:pPr>
+              <w:jc w:val="center"/>
+            </w:pPr>
+            <w:r>
+              <w:rPr>
+                <w:rFonts w:ascii="Times New Roman" w:hAnsi="Times New Roman" w:eastAsia="宋体"/>
+                <w:sz w:val="21"/>
+              </w:rPr>
+              <w:t xml:space="preserve">清理日志提示受保护</w:t>
+            </w:r>
+          </w:p>
+        </w:tc>
+        <w:tc>
+          <w:p>
+            <w:pPr>
+              <w:jc w:val="left"/>
+            </w:pPr>
+            <w:r>
+              <w:rPr>
+                <w:rFonts w:ascii="Times New Roman" w:hAnsi="Times New Roman" w:eastAsia="宋体"/>
+                <w:sz w:val="21"/>
+              </w:rPr>
+              <w:t xml:space="preserve">审计日志仅能清理 30 天前的数据，全清请求一律被拒绝</w:t>
+            </w:r>
+          </w:p>
+        </w:tc>
+      </w:tr>
+      <w:tr>
+        <w:trPr>
+          <w:cantSplit/>
+        </w:trPr>
+        <w:tc>
+          <w:p>
+            <w:pPr>
+              <w:jc w:val="center"/>
+            </w:pPr>
+            <w:r>
+              <w:rPr>
+                <w:rFonts w:ascii="Times New Roman" w:hAnsi="Times New Roman" w:eastAsia="宋体"/>
+                <w:sz w:val="21"/>
+              </w:rPr>
+              <w:t xml:space="preserve">安全性检测分析显示风险项</w:t>
+            </w:r>
+          </w:p>
+        </w:tc>
+        <w:tc>
+          <w:p>
+            <w:pPr>
+              <w:jc w:val="left"/>
+            </w:pPr>
+            <w:r>
+              <w:rPr>
+                <w:rFonts w:ascii="Times New Roman" w:hAnsi="Times New Roman" w:eastAsia="宋体"/>
+                <w:sz w:val="21"/>
+              </w:rPr>
+              <w:t xml:space="preserve">按“整改建议”列处理，例如配置 .env、收敛主机头白名单、关闭 DEBUG</w:t>
+            </w:r>
+          </w:p>
+        </w:tc>
+      </w:tr>
+      <w:tr>
+        <w:trPr>
+          <w:cantSplit/>
+        </w:trPr>
+        <w:tc>
+          <w:p>
+            <w:pPr>
+              <w:jc w:val="center"/>
+            </w:pPr>
+            <w:r>
+              <w:rPr>
+                <w:rFonts w:ascii="Times New Roman" w:hAnsi="Times New Roman" w:eastAsia="宋体"/>
+                <w:sz w:val="21"/>
+              </w:rPr>
+              <w:t xml:space="preserve">AI 生成测试项报错</w:t>
+            </w:r>
+          </w:p>
+        </w:tc>
+        <w:tc>
+          <w:p>
+            <w:pPr>
+              <w:jc w:val="left"/>
+            </w:pPr>
+            <w:r>
+              <w:rPr>
+                <w:rFonts w:ascii="Times New Roman" w:hAnsi="Times New Roman" w:eastAsia="宋体"/>
+                <w:sz w:val="21"/>
+              </w:rPr>
+              <w:t xml:space="preserve">该功能依赖内网模型服务，公网或隔离环境不可用，属预期行为</w:t>
+            </w:r>
+          </w:p>
+        </w:tc>
+      </w:tr>
+      <w:tr>
+        <w:trPr>
+          <w:cantSplit/>
+        </w:trPr>
+        <w:tc>
+          <w:p>
+            <w:pPr>
+              <w:jc w:val="center"/>
+            </w:pPr>
+            <w:r>
+              <w:rPr>
+                <w:rFonts w:ascii="Times New Roman" w:hAnsi="Times New Roman" w:eastAsia="宋体"/>
+                <w:sz w:val="21"/>
+              </w:rPr>
+              <w:t xml:space="preserve">浏览器兼容性</w:t>
+            </w:r>
+          </w:p>
+        </w:tc>
+        <w:tc>
+          <w:p>
+            <w:pPr>
+              <w:jc w:val="left"/>
+            </w:pPr>
+            <w:r>
+              <w:rPr>
+                <w:rFonts w:ascii="Times New Roman" w:hAnsi="Times New Roman" w:eastAsia="宋体"/>
+                <w:sz w:val="21"/>
+              </w:rPr>
+              <w:t xml:space="preserve">仅支持 Chrome / Edge 110 及以上，不支持 IE</w:t>
+            </w:r>
+          </w:p>
+        </w:tc>
+      </w:tr>
+    </w:tbl>
+    <w:p>
+      <w:pPr/>
+      <w:r>
+        <w:rPr/>
+        <w:t xml:space="preserve"/>
+      </w:r>
+    </w:p>
+    <w:p>
+      <w:pPr>
+        <w:pStyle w:val="1"/>
+        <w:numPr>
+          <w:numId w:val="0"/>
+        </w:numPr>
+      </w:pPr>
+      <w:r>
+        <w:rPr/>
+        <w:t xml:space="preserve">附录B　页面与权限速查</w:t>
+      </w:r>
+    </w:p>
+    <w:p>
+      <w:pPr>
+        <w:spacing w:before="120" w:after="60"/>
+        <w:jc w:val="center"/>
+      </w:pPr>
+      <w:r>
+        <w:rPr>
+          <w:rFonts w:ascii="Times New Roman" w:hAnsi="Times New Roman" w:eastAsia="黑体"/>
+          <w:sz w:val="21"/>
+        </w:rPr>
+        <w:t xml:space="preserve">表 B-1 页面路径与可见角色</w:t>
+      </w:r>
+    </w:p>
+    <w:tbl>
+      <w:tblPr>
+        <w:tblStyle w:val="afffffffff8"/>
+        <w:tblW w:w="9600" w:type="dxa"/>
+        <w:jc w:val="center"/>
+        <w:tblBorders>
+          <w:top w:val="single" w:color="000000" w:sz="12"/>
+          <w:left w:val="single" w:color="000000" w:sz="12"/>
+          <w:bottom w:val="single" w:color="000000" w:sz="12"/>
+          <w:right w:val="single" w:color="000000" w:sz="12"/>
+          <w:insideH w:val="single" w:color="000000" w:sz="6"/>
+          <w:insideV w:val="single" w:color="000000" w:sz="6"/>
+        </w:tblBorders>
+        <w:tblLayout w:type="fixed"/>
+        <w:tblLook w:val="04A0"/>
+      </w:tblPr>
+      <w:tblGrid>
+        <w:gridCol w:w="2600"/>
+        <w:gridCol w:w="4200"/>
+        <w:gridCol w:w="2800"/>
+      </w:tblGrid>
+      <w:tr>
+        <w:trPr>
+          <w:cantSplit/>
+          <w:tblHeader/>
+        </w:trPr>
+        <w:tc>
+          <w:p>
+            <w:pPr>
+              <w:jc w:val="center"/>
+            </w:pPr>
+            <w:r>
+              <w:rPr>
+                <w:rFonts w:ascii="Times New Roman" w:hAnsi="Times New Roman" w:eastAsia="黑体"/>
+                <w:b/>
+                <w:sz w:val="21"/>
+              </w:rPr>
+              <w:t xml:space="preserve">页面</w:t>
+            </w:r>
+          </w:p>
+        </w:tc>
+        <w:tc>
+          <w:p>
+            <w:pPr>
+              <w:jc w:val="center"/>
+            </w:pPr>
+            <w:r>
+              <w:rPr>
+                <w:rFonts w:ascii="Times New Roman" w:hAnsi="Times New Roman" w:eastAsia="黑体"/>
+                <w:b/>
+                <w:sz w:val="21"/>
+              </w:rPr>
+              <w:t xml:space="preserve">路径</w:t>
+            </w:r>
+          </w:p>
+        </w:tc>
+        <w:tc>
+          <w:p>
+            <w:pPr>
+              <w:jc w:val="center"/>
+            </w:pPr>
+            <w:r>
+              <w:rPr>
+                <w:rFonts w:ascii="Times New Roman" w:hAnsi="Times New Roman" w:eastAsia="黑体"/>
+                <w:b/>
+                <w:sz w:val="21"/>
+              </w:rPr>
+              <w:t xml:space="preserve">可见角色</w:t>
+            </w:r>
+          </w:p>
+        </w:tc>
+      </w:tr>
+      <w:tr>
+        <w:trPr>
+          <w:cantSplit/>
+        </w:trPr>
+        <w:tc>
+          <w:p>
+            <w:pPr>
+              <w:jc w:val="center"/>
+            </w:pPr>
+            <w:r>
+              <w:rPr>
+                <w:rFonts w:ascii="Times New Roman" w:hAnsi="Times New Roman" w:eastAsia="宋体"/>
+                <w:sz w:val="21"/>
+              </w:rPr>
+              <w:t xml:space="preserve">工作台</w:t>
+            </w:r>
+          </w:p>
+        </w:tc>
+        <w:tc>
+          <w:p>
+            <w:pPr>
+              <w:jc w:val="center"/>
+            </w:pPr>
+            <w:r>
+              <w:rPr>
+                <w:rFonts w:ascii="Times New Roman" w:hAnsi="Times New Roman" w:eastAsia="宋体"/>
+                <w:sz w:val="21"/>
+              </w:rPr>
+              <w:t xml:space="preserve">/dashboard/workplace</w:t>
+            </w:r>
+          </w:p>
+        </w:tc>
+        <w:tc>
+          <w:p>
+            <w:pPr>
+              <w:jc w:val="left"/>
+            </w:pPr>
+            <w:r>
+              <w:rPr>
+                <w:rFonts w:ascii="Times New Roman" w:hAnsi="Times New Roman" w:eastAsia="宋体"/>
+                <w:sz w:val="21"/>
+              </w:rPr>
+              <w:t xml:space="preserve">全部</w:t>
+            </w:r>
+          </w:p>
+        </w:tc>
+      </w:tr>
+      <w:tr>
+        <w:trPr>
+          <w:cantSplit/>
+        </w:trPr>
+        <w:tc>
+          <w:p>
+            <w:pPr>
+              <w:jc w:val="center"/>
+            </w:pPr>
+            <w:r>
+              <w:rPr>
+                <w:rFonts w:ascii="Times New Roman" w:hAnsi="Times New Roman" w:eastAsia="宋体"/>
+                <w:sz w:val="21"/>
+              </w:rPr>
+              <w:t xml:space="preserve">用户中心</w:t>
+            </w:r>
+          </w:p>
+        </w:tc>
+        <w:tc>
+          <w:p>
+            <w:pPr>
+              <w:jc w:val="center"/>
+            </w:pPr>
+            <w:r>
+              <w:rPr>
+                <w:rFonts w:ascii="Times New Roman" w:hAnsi="Times New Roman" w:eastAsia="宋体"/>
+                <w:sz w:val="21"/>
+              </w:rPr>
+              <w:t xml:space="preserve">/dashboard/usercenter</w:t>
+            </w:r>
+          </w:p>
+        </w:tc>
+        <w:tc>
+          <w:p>
+            <w:pPr>
+              <w:jc w:val="left"/>
+            </w:pPr>
+            <w:r>
+              <w:rPr>
+                <w:rFonts w:ascii="Times New Roman" w:hAnsi="Times New Roman" w:eastAsia="宋体"/>
+                <w:sz w:val="21"/>
+              </w:rPr>
+              <w:t xml:space="preserve">全部</w:t>
+            </w:r>
+          </w:p>
+        </w:tc>
+      </w:tr>
+      <w:tr>
+        <w:trPr>
+          <w:cantSplit/>
+        </w:trPr>
+        <w:tc>
+          <w:p>
+            <w:pPr>
+              <w:jc w:val="center"/>
+            </w:pPr>
+            <w:r>
+              <w:rPr>
+                <w:rFonts w:ascii="Times New Roman" w:hAnsi="Times New Roman" w:eastAsia="宋体"/>
+                <w:sz w:val="21"/>
+              </w:rPr>
+              <w:t xml:space="preserve">用户管理</w:t>
+            </w:r>
+          </w:p>
+        </w:tc>
+        <w:tc>
+          <w:p>
+            <w:pPr>
+              <w:jc w:val="center"/>
+            </w:pPr>
+            <w:r>
+              <w:rPr>
+                <w:rFonts w:ascii="Times New Roman" w:hAnsi="Times New Roman" w:eastAsia="宋体"/>
+                <w:sz w:val="21"/>
+              </w:rPr>
+              <w:t xml:space="preserve">/dashboard/usermanage</w:t>
+            </w:r>
+          </w:p>
+        </w:tc>
+        <w:tc>
+          <w:p>
+            <w:pPr>
+              <w:jc w:val="left"/>
+            </w:pPr>
+            <w:r>
+              <w:rPr>
+                <w:rFonts w:ascii="Times New Roman" w:hAnsi="Times New Roman" w:eastAsia="宋体"/>
+                <w:sz w:val="21"/>
+              </w:rPr>
+              <w:t xml:space="preserve">系统管理员</w:t>
+            </w:r>
+          </w:p>
+        </w:tc>
+      </w:tr>
+      <w:tr>
+        <w:trPr>
+          <w:cantSplit/>
+        </w:trPr>
+        <w:tc>
+          <w:p>
+            <w:pPr>
+              <w:jc w:val="center"/>
+            </w:pPr>
+            <w:r>
+              <w:rPr>
+                <w:rFonts w:ascii="Times New Roman" w:hAnsi="Times New Roman" w:eastAsia="宋体"/>
+                <w:sz w:val="21"/>
+              </w:rPr>
+              <w:t xml:space="preserve">项目列表</w:t>
+            </w:r>
+          </w:p>
+        </w:tc>
+        <w:tc>
+          <w:p>
+            <w:pPr>
+              <w:jc w:val="center"/>
+            </w:pPr>
+            <w:r>
+              <w:rPr>
+                <w:rFonts w:ascii="Times New Roman" w:hAnsi="Times New Roman" w:eastAsia="宋体"/>
+                <w:sz w:val="21"/>
+              </w:rPr>
+              <w:t xml:space="preserve">/testmanage/projmanage</w:t>
+            </w:r>
+          </w:p>
+        </w:tc>
+        <w:tc>
+          <w:p>
+            <w:pPr>
+              <w:jc w:val="left"/>
+            </w:pPr>
+            <w:r>
+              <w:rPr>
+                <w:rFonts w:ascii="Times New Roman" w:hAnsi="Times New Roman" w:eastAsia="宋体"/>
+                <w:sz w:val="21"/>
+              </w:rPr>
+              <w:t xml:space="preserve">全部（按项目授权）</w:t>
+            </w:r>
+          </w:p>
+        </w:tc>
+      </w:tr>
+      <w:tr>
+        <w:trPr>
+          <w:cantSplit/>
+        </w:trPr>
+        <w:tc>
+          <w:p>
+            <w:pPr>
+              <w:jc w:val="center"/>
+            </w:pPr>
+            <w:r>
+              <w:rPr>
+                <w:rFonts w:ascii="Times New Roman" w:hAnsi="Times New Roman" w:eastAsia="宋体"/>
+                <w:sz w:val="21"/>
+              </w:rPr>
+              <w:t xml:space="preserve">项目看板</w:t>
+            </w:r>
+          </w:p>
+        </w:tc>
+        <w:tc>
+          <w:p>
+            <w:pPr>
+              <w:jc w:val="center"/>
+            </w:pPr>
+            <w:r>
+              <w:rPr>
+                <w:rFonts w:ascii="Times New Roman" w:hAnsi="Times New Roman" w:eastAsia="宋体"/>
+                <w:sz w:val="21"/>
+              </w:rPr>
+              <w:t xml:space="preserve">/testmanage/projBoard/:id</w:t>
+            </w:r>
+          </w:p>
+        </w:tc>
+        <w:tc>
+          <w:p>
+            <w:pPr>
+              <w:jc w:val="left"/>
+            </w:pPr>
+            <w:r>
+              <w:rPr>
+                <w:rFonts w:ascii="Times New Roman" w:hAnsi="Times New Roman" w:eastAsia="宋体"/>
+                <w:sz w:val="21"/>
+              </w:rPr>
+              <w:t xml:space="preserve">项目负责人/成员</w:t>
+            </w:r>
+          </w:p>
+        </w:tc>
+      </w:tr>
+      <w:tr>
+        <w:trPr>
+          <w:cantSplit/>
+        </w:trPr>
+        <w:tc>
+          <w:p>
+            <w:pPr>
+              <w:jc w:val="center"/>
+            </w:pPr>
+            <w:r>
+              <w:rPr>
+                <w:rFonts w:ascii="Times New Roman" w:hAnsi="Times New Roman" w:eastAsia="宋体"/>
+                <w:sz w:val="21"/>
+              </w:rPr>
+              <w:t xml:space="preserve">项目工作区</w:t>
+            </w:r>
+          </w:p>
+        </w:tc>
+        <w:tc>
+          <w:p>
+            <w:pPr>
+              <w:jc w:val="center"/>
+            </w:pPr>
+            <w:r>
+              <w:rPr>
+                <w:rFonts w:ascii="Times New Roman" w:hAnsi="Times New Roman" w:eastAsia="宋体"/>
+                <w:sz w:val="21"/>
+              </w:rPr>
+              <w:t xml:space="preserve">/project</w:t>
+            </w:r>
+          </w:p>
+        </w:tc>
+        <w:tc>
+          <w:p>
+            <w:pPr>
+              <w:jc w:val="left"/>
+            </w:pPr>
+            <w:r>
+              <w:rPr>
+                <w:rFonts w:ascii="Times New Roman" w:hAnsi="Times New Roman" w:eastAsia="宋体"/>
+                <w:sz w:val="21"/>
+              </w:rPr>
+              <w:t xml:space="preserve">项目负责人/成员</w:t>
+            </w:r>
+          </w:p>
+        </w:tc>
+      </w:tr>
+      <w:tr>
+        <w:trPr>
+          <w:cantSplit/>
+        </w:trPr>
+        <w:tc>
+          <w:p>
+            <w:pPr>
+              <w:jc w:val="center"/>
+            </w:pPr>
+            <w:r>
+              <w:rPr>
+                <w:rFonts w:ascii="Times New Roman" w:hAnsi="Times New Roman" w:eastAsia="宋体"/>
+                <w:sz w:val="21"/>
+              </w:rPr>
+              <w:t xml:space="preserve">项目文档片段</w:t>
+            </w:r>
+          </w:p>
+        </w:tc>
+        <w:tc>
+          <w:p>
+            <w:pPr>
+              <w:jc w:val="center"/>
+            </w:pPr>
+            <w:r>
+              <w:rPr>
+                <w:rFonts w:ascii="Times New Roman" w:hAnsi="Times New Roman" w:eastAsia="宋体"/>
+                <w:sz w:val="21"/>
+              </w:rPr>
+              <w:t xml:space="preserve">/projFragment/:id</w:t>
+            </w:r>
+          </w:p>
+        </w:tc>
+        <w:tc>
+          <w:p>
+            <w:pPr>
+              <w:jc w:val="left"/>
+            </w:pPr>
+            <w:r>
+              <w:rPr>
+                <w:rFonts w:ascii="Times New Roman" w:hAnsi="Times New Roman" w:eastAsia="宋体"/>
+                <w:sz w:val="21"/>
+              </w:rPr>
+              <w:t xml:space="preserve">项目负责人/成员</w:t>
+            </w:r>
+          </w:p>
+        </w:tc>
+      </w:tr>
+      <w:tr>
+        <w:trPr>
+          <w:cantSplit/>
+        </w:trPr>
+        <w:tc>
+          <w:p>
+            <w:pPr>
+              <w:jc w:val="center"/>
+            </w:pPr>
+            <w:r>
+              <w:rPr>
+                <w:rFonts w:ascii="Times New Roman" w:hAnsi="Times New Roman" w:eastAsia="宋体"/>
+                <w:sz w:val="21"/>
+              </w:rPr>
+              <w:t xml:space="preserve">字典管理</w:t>
+            </w:r>
+          </w:p>
+        </w:tc>
+        <w:tc>
+          <w:p>
+            <w:pPr>
+              <w:jc w:val="center"/>
+            </w:pPr>
+            <w:r>
+              <w:rPr>
+                <w:rFonts w:ascii="Times New Roman" w:hAnsi="Times New Roman" w:eastAsia="宋体"/>
+                <w:sz w:val="21"/>
+              </w:rPr>
+              <w:t xml:space="preserve">/datamanage/dictmanage</w:t>
+            </w:r>
+          </w:p>
+        </w:tc>
+        <w:tc>
+          <w:p>
+            <w:pPr>
+              <w:jc w:val="left"/>
+            </w:pPr>
+            <w:r>
+              <w:rPr>
+                <w:rFonts w:ascii="Times New Roman" w:hAnsi="Times New Roman" w:eastAsia="宋体"/>
+                <w:sz w:val="21"/>
+              </w:rPr>
+              <w:t xml:space="preserve">系统管理员</w:t>
+            </w:r>
+          </w:p>
+        </w:tc>
+      </w:tr>
+      <w:tr>
+        <w:trPr>
+          <w:cantSplit/>
+        </w:trPr>
+        <w:tc>
+          <w:p>
+            <w:pPr>
+              <w:jc w:val="center"/>
+            </w:pPr>
+            <w:r>
+              <w:rPr>
+                <w:rFonts w:ascii="Times New Roman" w:hAnsi="Times New Roman" w:eastAsia="宋体"/>
+                <w:sz w:val="21"/>
+              </w:rPr>
+              <w:t xml:space="preserve">项目联系信息</w:t>
+            </w:r>
+          </w:p>
+        </w:tc>
+        <w:tc>
+          <w:p>
+            <w:pPr>
+              <w:jc w:val="center"/>
+            </w:pPr>
+            <w:r>
+              <w:rPr>
+                <w:rFonts w:ascii="Times New Roman" w:hAnsi="Times New Roman" w:eastAsia="宋体"/>
+                <w:sz w:val="21"/>
+              </w:rPr>
+              <w:t xml:space="preserve">/datamanage/projContact</w:t>
+            </w:r>
+          </w:p>
+        </w:tc>
+        <w:tc>
+          <w:p>
+            <w:pPr>
+              <w:jc w:val="left"/>
+            </w:pPr>
+            <w:r>
+              <w:rPr>
+                <w:rFonts w:ascii="Times New Roman" w:hAnsi="Times New Roman" w:eastAsia="宋体"/>
+                <w:sz w:val="21"/>
+              </w:rPr>
+              <w:t xml:space="preserve">全部</w:t>
+            </w:r>
+          </w:p>
+        </w:tc>
+      </w:tr>
+      <w:tr>
+        <w:trPr>
+          <w:cantSplit/>
+        </w:trPr>
+        <w:tc>
+          <w:p>
+            <w:pPr>
+              <w:jc w:val="center"/>
+            </w:pPr>
+            <w:r>
+              <w:rPr>
+                <w:rFonts w:ascii="Times New Roman" w:hAnsi="Times New Roman" w:eastAsia="宋体"/>
+                <w:sz w:val="21"/>
+              </w:rPr>
+              <w:t xml:space="preserve">缩略语</w:t>
+            </w:r>
+          </w:p>
+        </w:tc>
+        <w:tc>
+          <w:p>
+            <w:pPr>
+              <w:jc w:val="center"/>
+            </w:pPr>
+            <w:r>
+              <w:rPr>
+                <w:rFonts w:ascii="Times New Roman" w:hAnsi="Times New Roman" w:eastAsia="宋体"/>
+                <w:sz w:val="21"/>
+              </w:rPr>
+              <w:t xml:space="preserve">/datamanage/abbreviation</w:t>
+            </w:r>
+          </w:p>
+        </w:tc>
+        <w:tc>
+          <w:p>
+            <w:pPr>
+              <w:jc w:val="left"/>
+            </w:pPr>
+            <w:r>
+              <w:rPr>
+                <w:rFonts w:ascii="Times New Roman" w:hAnsi="Times New Roman" w:eastAsia="宋体"/>
+                <w:sz w:val="21"/>
+              </w:rPr>
+              <w:t xml:space="preserve">全部</w:t>
+            </w:r>
+          </w:p>
+        </w:tc>
+      </w:tr>
+      <w:tr>
+        <w:trPr>
+          <w:cantSplit/>
+        </w:trPr>
+        <w:tc>
+          <w:p>
+            <w:pPr>
+              <w:jc w:val="center"/>
+            </w:pPr>
+            <w:r>
+              <w:rPr>
+                <w:rFonts w:ascii="Times New Roman" w:hAnsi="Times New Roman" w:eastAsia="宋体"/>
+                <w:sz w:val="21"/>
+              </w:rPr>
+              <w:t xml:space="preserve">数据备份与恢复</w:t>
+            </w:r>
+          </w:p>
+        </w:tc>
+        <w:tc>
+          <w:p>
+            <w:pPr>
+              <w:jc w:val="center"/>
+            </w:pPr>
+            <w:r>
+              <w:rPr>
+                <w:rFonts w:ascii="Times New Roman" w:hAnsi="Times New Roman" w:eastAsia="宋体"/>
+                <w:sz w:val="21"/>
+              </w:rPr>
+              <w:t xml:space="preserve">/datamanage/backup</w:t>
+            </w:r>
+          </w:p>
+        </w:tc>
+        <w:tc>
+          <w:p>
+            <w:pPr>
+              <w:jc w:val="left"/>
+            </w:pPr>
+            <w:r>
+              <w:rPr>
+                <w:rFonts w:ascii="Times New Roman" w:hAnsi="Times New Roman" w:eastAsia="宋体"/>
+                <w:sz w:val="21"/>
+              </w:rPr>
+              <w:t xml:space="preserve">系统管理员 / 登录用户</w:t>
+            </w:r>
+          </w:p>
+        </w:tc>
+      </w:tr>
+      <w:tr>
+        <w:trPr>
+          <w:cantSplit/>
+        </w:trPr>
+        <w:tc>
+          <w:p>
+            <w:pPr>
+              <w:jc w:val="center"/>
+            </w:pPr>
+            <w:r>
+              <w:rPr>
+                <w:rFonts w:ascii="Times New Roman" w:hAnsi="Times New Roman" w:eastAsia="宋体"/>
+                <w:sz w:val="21"/>
+              </w:rPr>
+              <w:t xml:space="preserve">数据操作日志 / 接口操作日志 / 登录日志</w:t>
+            </w:r>
+          </w:p>
+        </w:tc>
+        <w:tc>
+          <w:p>
+            <w:pPr>
+              <w:jc w:val="center"/>
+            </w:pPr>
+            <w:r>
+              <w:rPr>
+                <w:rFonts w:ascii="Times New Roman" w:hAnsi="Times New Roman" w:eastAsia="宋体"/>
+                <w:sz w:val="21"/>
+              </w:rPr>
+              <w:t xml:space="preserve">/monitor/operationLog 等</w:t>
+            </w:r>
+          </w:p>
+        </w:tc>
+        <w:tc>
+          <w:p>
+            <w:pPr>
+              <w:jc w:val="left"/>
+            </w:pPr>
+            <w:r>
+              <w:rPr>
+                <w:rFonts w:ascii="Times New Roman" w:hAnsi="Times New Roman" w:eastAsia="宋体"/>
+                <w:sz w:val="21"/>
+              </w:rPr>
+              <w:t xml:space="preserve">审计员</w:t>
+            </w:r>
+          </w:p>
+        </w:tc>
+      </w:tr>
+      <w:tr>
+        <w:trPr>
+          <w:cantSplit/>
+        </w:trPr>
+        <w:tc>
+          <w:p>
+            <w:pPr>
+              <w:jc w:val="center"/>
+            </w:pPr>
+            <w:r>
+              <w:rPr>
+                <w:rFonts w:ascii="Times New Roman" w:hAnsi="Times New Roman" w:eastAsia="宋体"/>
+                <w:sz w:val="21"/>
+              </w:rPr>
+              <w:t xml:space="preserve">抗抵赖证据 / 统一安全审计</w:t>
+            </w:r>
+          </w:p>
+        </w:tc>
+        <w:tc>
+          <w:p>
+            <w:pPr>
+              <w:jc w:val="center"/>
+            </w:pPr>
+            <w:r>
+              <w:rPr>
+                <w:rFonts w:ascii="Times New Roman" w:hAnsi="Times New Roman" w:eastAsia="宋体"/>
+                <w:sz w:val="21"/>
+              </w:rPr>
+              <w:t xml:space="preserve">/monitor/nonrepudiation、/auditLog</w:t>
+            </w:r>
+          </w:p>
+        </w:tc>
+        <w:tc>
+          <w:p>
+            <w:pPr>
+              <w:jc w:val="left"/>
+            </w:pPr>
+            <w:r>
+              <w:rPr>
+                <w:rFonts w:ascii="Times New Roman" w:hAnsi="Times New Roman" w:eastAsia="宋体"/>
+                <w:sz w:val="21"/>
+              </w:rPr>
+              <w:t xml:space="preserve">审计员</w:t>
+            </w:r>
+          </w:p>
+        </w:tc>
+      </w:tr>
+      <w:tr>
+        <w:trPr>
+          <w:cantSplit/>
+        </w:trPr>
+        <w:tc>
+          <w:p>
+            <w:pPr>
+              <w:jc w:val="center"/>
+            </w:pPr>
+            <w:r>
+              <w:rPr>
+                <w:rFonts w:ascii="Times New Roman" w:hAnsi="Times New Roman" w:eastAsia="宋体"/>
+                <w:sz w:val="21"/>
+              </w:rPr>
+              <w:t xml:space="preserve">登录失败锁定策略 / 安全性检测分析</w:t>
+            </w:r>
+          </w:p>
+        </w:tc>
+        <w:tc>
+          <w:p>
+            <w:pPr>
+              <w:jc w:val="center"/>
+            </w:pPr>
+            <w:r>
+              <w:rPr>
+                <w:rFonts w:ascii="Times New Roman" w:hAnsi="Times New Roman" w:eastAsia="宋体"/>
+                <w:sz w:val="21"/>
+              </w:rPr>
+              <w:t xml:space="preserve">/security/policy、/selfcheck</w:t>
+            </w:r>
+          </w:p>
+        </w:tc>
+        <w:tc>
+          <w:p>
+            <w:pPr>
+              <w:jc w:val="left"/>
+            </w:pPr>
+            <w:r>
+              <w:rPr>
+                <w:rFonts w:ascii="Times New Roman" w:hAnsi="Times New Roman" w:eastAsia="宋体"/>
+                <w:sz w:val="21"/>
+              </w:rPr>
+              <w:t xml:space="preserve">安全员</w:t>
             </w:r>
           </w:p>
         </w:tc>

--- a/SRS/测试管理平台软件用户手册.docx
+++ b/SRS/测试管理平台软件用户手册.docx
@@ -1486,7 +1486,7 @@
           <w:rFonts w:ascii="Times New Roman" w:hAnsi="Times New Roman" w:eastAsia="宋体"/>
           <w:sz w:val="24"/>
         </w:rPr>
-        <w:t xml:space="preserve">如需停止服务，执行 systemctl stop cdtestplant 与 systemctl stop nginx。卸载前必须先备份数据库与 media 目录，备份方式见 4.3.7 节。</w:t>
+        <w:t xml:space="preserve">如需停止服务，执行 systemctl stop cdtestplant 与 systemctl stop nginx。卸载前必须先备份数据库与 media 目录，备份方式见 4.3.8 节。</w:t>
       </w:r>
     </w:p>
     <w:p>
@@ -1624,7 +1624,7 @@
                     <pic:cNvPicPr/>
                   </pic:nvPicPr>
                   <pic:blipFill>
-                    <a:blip r:embed="R6130993f70bf4e07" cstate="print"/>
+                    <a:blip r:embed="R90f2576aa1b943bc" cstate="print"/>
                     <a:stretch>
                       <a:fillRect/>
                     </a:stretch>
@@ -2004,7 +2004,7 @@
           <w:rFonts w:ascii="Times New Roman" w:hAnsi="Times New Roman" w:eastAsia="黑体"/>
           <w:sz w:val="21"/>
         </w:rPr>
-        <w:t xml:space="preserve">表 4-23　界面区域与功能</w:t>
+        <w:t xml:space="preserve">表 4-2　界面区域与功能</w:t>
       </w:r>
     </w:p>
     <w:tbl>
@@ -2350,7 +2350,7 @@
           <w:rFonts w:ascii="Times New Roman" w:hAnsi="Times New Roman" w:eastAsia="黑体"/>
           <w:sz w:val="21"/>
         </w:rPr>
-        <w:t xml:space="preserve">表 4-15 列表页通用操作</w:t>
+        <w:t xml:space="preserve">表 4-3 列表页通用操作</w:t>
       </w:r>
     </w:p>
     <w:tbl>
@@ -2677,7 +2677,7 @@
                     <pic:cNvPicPr/>
                   </pic:nvPicPr>
                   <pic:blipFill>
-                    <a:blip r:embed="Raa811d350a6f42b2" cstate="print"/>
+                    <a:blip r:embed="Ra95ec765c7f44bf2" cstate="print"/>
                     <a:stretch>
                       <a:fillRect/>
                     </a:stretch>
@@ -2720,7 +2720,7 @@
           <w:rFonts w:ascii="Times New Roman" w:hAnsi="Times New Roman" w:eastAsia="黑体"/>
           <w:sz w:val="21"/>
         </w:rPr>
-        <w:t xml:space="preserve">表 4-23 登录操作步骤</w:t>
+        <w:t xml:space="preserve">表 4-4 登录操作步骤</w:t>
       </w:r>
     </w:p>
     <w:tbl>
@@ -3071,7 +3071,7 @@
           <w:rFonts w:ascii="Times New Roman" w:hAnsi="Times New Roman" w:eastAsia="黑体"/>
           <w:sz w:val="21"/>
         </w:rPr>
-        <w:t xml:space="preserve">表 4-23　登录页元素</w:t>
+        <w:t xml:space="preserve">表 4-5　登录页元素</w:t>
       </w:r>
     </w:p>
     <w:tbl>
@@ -3501,7 +3501,7 @@
           <w:rFonts w:ascii="Times New Roman" w:hAnsi="Times New Roman" w:eastAsia="黑体"/>
           <w:sz w:val="21"/>
         </w:rPr>
-        <w:t xml:space="preserve">表 4-15 个人资料维护步骤</w:t>
+        <w:t xml:space="preserve">表 4-6 个人资料维护步骤</w:t>
       </w:r>
     </w:p>
     <w:tbl>
@@ -3791,7 +3791,7 @@
           <w:rFonts w:ascii="Times New Roman" w:hAnsi="Times New Roman" w:eastAsia="黑体"/>
           <w:sz w:val="21"/>
         </w:rPr>
-        <w:t xml:space="preserve">表 4-13　工作台与用户中心元素</w:t>
+        <w:t xml:space="preserve">表 4-7　工作台与用户中心元素</w:t>
       </w:r>
     </w:p>
     <w:tbl>
@@ -4113,7 +4113,7 @@
                     <pic:cNvPicPr/>
                   </pic:nvPicPr>
                   <pic:blipFill>
-                    <a:blip r:embed="Rd260a873e118455e" cstate="print"/>
+                    <a:blip r:embed="R85898472f6fd4ee7" cstate="print"/>
                     <a:stretch>
                       <a:fillRect/>
                     </a:stretch>
@@ -4156,7 +4156,7 @@
           <w:rFonts w:ascii="Times New Roman" w:hAnsi="Times New Roman" w:eastAsia="黑体"/>
           <w:sz w:val="21"/>
         </w:rPr>
-        <w:t xml:space="preserve">表 4-20 用户管理字段与操作</w:t>
+        <w:t xml:space="preserve">表 4-8 用户管理字段与操作</w:t>
       </w:r>
     </w:p>
     <w:tbl>
@@ -4502,7 +4502,7 @@
                     <pic:cNvPicPr/>
                   </pic:nvPicPr>
                   <pic:blipFill>
-                    <a:blip r:embed="Rc1e22045b8ca46e4" cstate="print"/>
+                    <a:blip r:embed="R4843442fd7654fd8" cstate="print"/>
                     <a:stretch>
                       <a:fillRect/>
                     </a:stretch>
@@ -4545,7 +4545,7 @@
           <w:rFonts w:ascii="Times New Roman" w:hAnsi="Times New Roman" w:eastAsia="黑体"/>
           <w:sz w:val="21"/>
         </w:rPr>
-        <w:t xml:space="preserve">表 4-23 新建项目步骤</w:t>
+        <w:t xml:space="preserve">表 4-9 新建项目步骤</w:t>
       </w:r>
     </w:p>
     <w:tbl>
@@ -4874,7 +4874,7 @@
           <w:rFonts w:ascii="Times New Roman" w:hAnsi="Times New Roman" w:eastAsia="宋体"/>
           <w:sz w:val="24"/>
         </w:rPr>
-        <w:t xml:space="preserve">删除项目为级联删除，会一并删除该项目下的轮次、被测件、需求、用例与问题单，操作前须二次确认，建议先做一次项目范围备份（见 4.3.7）。</w:t>
+        <w:t xml:space="preserve">删除项目为级联删除，会一并删除该项目下的轮次、被测件、需求、用例与问题单，操作前须二次确认，建议先做一次项目范围备份（见 4.3.8）。</w:t>
       </w:r>
     </w:p>
     <w:p>
@@ -4910,7 +4910,7 @@
           <w:rFonts w:ascii="Times New Roman" w:hAnsi="Times New Roman" w:eastAsia="黑体"/>
           <w:sz w:val="21"/>
         </w:rPr>
-        <w:t xml:space="preserve">表 4-15　项目检索条件</w:t>
+        <w:t xml:space="preserve">表 4-10　项目检索条件</w:t>
       </w:r>
     </w:p>
     <w:tbl>
@@ -5128,7 +5128,7 @@
           <w:rFonts w:ascii="Times New Roman" w:hAnsi="Times New Roman" w:eastAsia="黑体"/>
           <w:sz w:val="21"/>
         </w:rPr>
-        <w:t xml:space="preserve">表 4-17　项目表单字段分组</w:t>
+        <w:t xml:space="preserve">表 4-11　项目表单字段分组</w:t>
       </w:r>
     </w:p>
     <w:tbl>
@@ -5455,7 +5455,7 @@
           <w:rFonts w:ascii="Times New Roman" w:hAnsi="Times New Roman" w:eastAsia="宋体"/>
           <w:sz w:val="24"/>
         </w:rPr>
-        <w:t xml:space="preserve">· “文档生成”入口在项目行右侧，详见 4.3.6。</w:t>
+        <w:t xml:space="preserve">· “文档生成”入口在项目行右侧，详见 4.3.7。</w:t>
       </w:r>
     </w:p>
     <w:p>
@@ -5483,7 +5483,7 @@
                     <pic:cNvPicPr/>
                   </pic:nvPicPr>
                   <pic:blipFill>
-                    <a:blip r:embed="Rd600a8e69e2f44d2" cstate="print"/>
+                    <a:blip r:embed="R49c19aef435d4fd1" cstate="print"/>
                     <a:stretch>
                       <a:fillRect/>
                     </a:stretch>
@@ -5526,7 +5526,7 @@
           <w:rFonts w:ascii="Times New Roman" w:hAnsi="Times New Roman" w:eastAsia="黑体"/>
           <w:sz w:val="21"/>
         </w:rPr>
-        <w:t xml:space="preserve">表 4-234 新建项目字段填写指引</w:t>
+        <w:t xml:space="preserve">表 4-12 新建项目字段填写指引</w:t>
       </w:r>
     </w:p>
     <w:tbl>
@@ -6004,7 +6004,7 @@
                     <pic:cNvPicPr/>
                   </pic:nvPicPr>
                   <pic:blipFill>
-                    <a:blip r:embed="Rb6d2b9db4b12485d" cstate="print"/>
+                    <a:blip r:embed="Ra85680ca92ed4cff" cstate="print"/>
                     <a:stretch>
                       <a:fillRect/>
                     </a:stretch>
@@ -6525,7 +6525,7 @@
           <w:rFonts w:ascii="Times New Roman" w:hAnsi="Times New Roman" w:eastAsia="黑体"/>
           <w:sz w:val="21"/>
         </w:rPr>
-        <w:t xml:space="preserve">表 4-20　树节点与主要字段</w:t>
+        <w:t xml:space="preserve">表 4-14　树节点与主要字段</w:t>
       </w:r>
     </w:p>
     <w:tbl>
@@ -7323,7 +7323,7 @@
           <w:rFonts w:ascii="Times New Roman" w:hAnsi="Times New Roman" w:eastAsia="黑体"/>
           <w:sz w:val="21"/>
         </w:rPr>
-        <w:t xml:space="preserve">表 4-23　七类文档与模板要求</w:t>
+        <w:t xml:space="preserve">表 4-16　七类文档与模板要求</w:t>
       </w:r>
     </w:p>
     <w:tbl>
@@ -7890,7 +7890,7 @@
                     <pic:cNvPicPr/>
                   </pic:nvPicPr>
                   <pic:blipFill>
-                    <a:blip r:embed="Ra4a96de0d5f84226" cstate="print"/>
+                    <a:blip r:embed="R89ad8f8cee9d4567" cstate="print"/>
                     <a:stretch>
                       <a:fillRect/>
                     </a:stretch>
@@ -8606,7 +8606,7 @@
                     <pic:cNvPicPr/>
                   </pic:nvPicPr>
                   <pic:blipFill>
-                    <a:blip r:embed="R744b8a0e2711414c" cstate="print"/>
+                    <a:blip r:embed="R60e5c09abbc04004" cstate="print"/>
                     <a:stretch>
                       <a:fillRect/>
                     </a:stretch>
@@ -8664,7 +8664,7 @@
                     <pic:cNvPicPr/>
                   </pic:nvPicPr>
                   <pic:blipFill>
-                    <a:blip r:embed="R2898caff035c44a5" cstate="print"/>
+                    <a:blip r:embed="R55d3e86feb804d4d" cstate="print"/>
                     <a:stretch>
                       <a:fillRect/>
                     </a:stretch>
@@ -9073,7 +9073,7 @@
                     <pic:cNvPicPr/>
                   </pic:nvPicPr>
                   <pic:blipFill>
-                    <a:blip r:embed="Rfe4e4c5f819e435b" cstate="print"/>
+                    <a:blip r:embed="Rbcc721232bb14742" cstate="print"/>
                     <a:stretch>
                       <a:fillRect/>
                     </a:stretch>
@@ -9459,7 +9459,7 @@
                     <pic:cNvPicPr/>
                   </pic:nvPicPr>
                   <pic:blipFill>
-                    <a:blip r:embed="R08f009d8fc7a45b1" cstate="print"/>
+                    <a:blip r:embed="R66919db7a9174ac2" cstate="print"/>
                     <a:stretch>
                       <a:fillRect/>
                     </a:stretch>
@@ -9511,7 +9511,7 @@
           <w:rFonts w:ascii="Times New Roman" w:hAnsi="Times New Roman" w:eastAsia="黑体"/>
           <w:sz w:val="21"/>
         </w:rPr>
-        <w:t xml:space="preserve">表 4-232　审计检索条件与记录字段</w:t>
+        <w:t xml:space="preserve">表 4-21　审计检索条件与记录字段</w:t>
       </w:r>
     </w:p>
     <w:tbl>
@@ -9880,7 +9880,7 @@
                     <pic:cNvPicPr/>
                   </pic:nvPicPr>
                   <pic:blipFill>
-                    <a:blip r:embed="R878ab08e69f74037" cstate="print"/>
+                    <a:blip r:embed="Rf261f205a1244f4a" cstate="print"/>
                     <a:stretch>
                       <a:fillRect/>
                     </a:stretch>
@@ -9938,7 +9938,7 @@
                     <pic:cNvPicPr/>
                   </pic:nvPicPr>
                   <pic:blipFill>
-                    <a:blip r:embed="Rc81c7ab672504994" cstate="print"/>
+                    <a:blip r:embed="R45b9068202054c41" cstate="print"/>
                     <a:stretch>
                       <a:fillRect/>
                     </a:stretch>
@@ -9996,7 +9996,7 @@
                     <pic:cNvPicPr/>
                   </pic:nvPicPr>
                   <pic:blipFill>
-                    <a:blip r:embed="R5d90135c575b4d4e" cstate="print"/>
+                    <a:blip r:embed="R406157de54f84909" cstate="print"/>
                     <a:stretch>
                       <a:fillRect/>
                     </a:stretch>
@@ -10039,7 +10039,7 @@
           <w:rFonts w:ascii="Times New Roman" w:hAnsi="Times New Roman" w:eastAsia="黑体"/>
           <w:sz w:val="21"/>
         </w:rPr>
-        <w:t xml:space="preserve">表 4-232 三类日志的检索方式</w:t>
+        <w:t xml:space="preserve">表 4-22 三类日志的检索方式</w:t>
       </w:r>
     </w:p>
     <w:tbl>
@@ -10311,7 +10311,7 @@
                     <pic:cNvPicPr/>
                   </pic:nvPicPr>
                   <pic:blipFill>
-                    <a:blip r:embed="R82d6e645d4f54c8e" cstate="print"/>
+                    <a:blip r:embed="Reb1da166f79a4513" cstate="print"/>
                     <a:stretch>
                       <a:fillRect/>
                     </a:stretch>
@@ -10697,7 +10697,7 @@
                     <pic:cNvPicPr/>
                   </pic:nvPicPr>
                   <pic:blipFill>
-                    <a:blip r:embed="R8ca66c2a49e0425c" cstate="print"/>
+                    <a:blip r:embed="Rcf509477e0644252" cstate="print"/>
                     <a:stretch>
                       <a:fillRect/>
                     </a:stretch>
@@ -10749,7 +10749,7 @@
           <w:rFonts w:ascii="Times New Roman" w:hAnsi="Times New Roman" w:eastAsia="黑体"/>
           <w:sz w:val="21"/>
         </w:rPr>
-        <w:t xml:space="preserve">表 4-234　安全策略参数</w:t>
+        <w:t xml:space="preserve">表 4-24　安全策略参数</w:t>
       </w:r>
     </w:p>
     <w:tbl>
@@ -10983,7 +10983,7 @@
           <w:rFonts w:ascii="Times New Roman" w:hAnsi="Times New Roman" w:eastAsia="黑体"/>
           <w:sz w:val="21"/>
         </w:rPr>
-        <w:t xml:space="preserve">表 4-235　密级档位</w:t>
+        <w:t xml:space="preserve">表 4-25　密级档位</w:t>
       </w:r>
     </w:p>
     <w:tbl>
@@ -11391,7 +11391,7 @@
                     <pic:cNvPicPr/>
                   </pic:nvPicPr>
                   <pic:blipFill>
-                    <a:blip r:embed="R65ff29a4f29d4221" cstate="print"/>
+                    <a:blip r:embed="R7c6accd474274522" cstate="print"/>
                     <a:stretch>
                       <a:fillRect/>
                     </a:stretch>
@@ -11449,6 +11449,200 @@
     </w:p>
     <w:p>
       <w:pPr>
+        <w:pStyle w:val="4"/>
+      </w:pPr>
+      <w:r>
+        <w:rPr/>
+        <w:t xml:space="preserve">输入项</w:t>
+      </w:r>
+    </w:p>
+    <w:p>
+      <w:pPr>
+        <w:spacing w:before="120" w:after="60"/>
+        <w:jc w:val="center"/>
+      </w:pPr>
+      <w:r>
+        <w:rPr>
+          <w:rFonts w:ascii="Times New Roman" w:hAnsi="Times New Roman" w:eastAsia="黑体"/>
+          <w:sz w:val="21"/>
+        </w:rPr>
+        <w:t xml:space="preserve">表 4-26　AI 生成测试项的输入</w:t>
+      </w:r>
+    </w:p>
+    <w:tbl>
+      <w:tblPr>
+        <w:tblStyle w:val="afffffffff8"/>
+        <w:tblW w:w="9600" w:type="dxa"/>
+        <w:jc w:val="center"/>
+        <w:tblBorders>
+          <w:top w:val="single" w:color="000000" w:sz="12"/>
+          <w:left w:val="single" w:color="000000" w:sz="12"/>
+          <w:bottom w:val="single" w:color="000000" w:sz="12"/>
+          <w:right w:val="single" w:color="000000" w:sz="12"/>
+          <w:insideH w:val="single" w:color="000000" w:sz="6"/>
+          <w:insideV w:val="single" w:color="000000" w:sz="6"/>
+        </w:tblBorders>
+        <w:tblLayout w:type="fixed"/>
+        <w:tblLook w:val="04A0"/>
+      </w:tblPr>
+      <w:tblGrid>
+        <w:gridCol w:w="2600"/>
+        <w:gridCol w:w="7000"/>
+      </w:tblGrid>
+      <w:tr>
+        <w:trPr>
+          <w:cantSplit/>
+          <w:tblHeader/>
+        </w:trPr>
+        <w:tc>
+          <w:p>
+            <w:pPr>
+              <w:jc w:val="center"/>
+            </w:pPr>
+            <w:r>
+              <w:rPr>
+                <w:rFonts w:ascii="Times New Roman" w:hAnsi="Times New Roman" w:eastAsia="黑体"/>
+                <w:b/>
+                <w:sz w:val="21"/>
+              </w:rPr>
+              <w:t xml:space="preserve">输入项</w:t>
+            </w:r>
+          </w:p>
+        </w:tc>
+        <w:tc>
+          <w:p>
+            <w:pPr>
+              <w:jc w:val="center"/>
+            </w:pPr>
+            <w:r>
+              <w:rPr>
+                <w:rFonts w:ascii="Times New Roman" w:hAnsi="Times New Roman" w:eastAsia="黑体"/>
+                <w:b/>
+                <w:sz w:val="21"/>
+              </w:rPr>
+              <w:t xml:space="preserve">说明</w:t>
+            </w:r>
+          </w:p>
+        </w:tc>
+      </w:tr>
+      <w:tr>
+        <w:trPr>
+          <w:cantSplit/>
+        </w:trPr>
+        <w:tc>
+          <w:p>
+            <w:pPr>
+              <w:jc w:val="center"/>
+            </w:pPr>
+            <w:r>
+              <w:rPr>
+                <w:rFonts w:ascii="Times New Roman" w:hAnsi="Times New Roman" w:eastAsia="宋体"/>
+                <w:sz w:val="21"/>
+              </w:rPr>
+              <w:t xml:space="preserve">需求描述</w:t>
+            </w:r>
+          </w:p>
+        </w:tc>
+        <w:tc>
+          <w:p>
+            <w:pPr>
+              <w:jc w:val="left"/>
+            </w:pPr>
+            <w:r>
+              <w:rPr>
+                <w:rFonts w:ascii="Times New Roman" w:hAnsi="Times New Roman" w:eastAsia="宋体"/>
+                <w:sz w:val="21"/>
+              </w:rPr>
+              <w:t xml:space="preserve">要生成测试项的设计需求原文或要点</w:t>
+            </w:r>
+          </w:p>
+        </w:tc>
+      </w:tr>
+      <w:tr>
+        <w:trPr>
+          <w:cantSplit/>
+        </w:trPr>
+        <w:tc>
+          <w:p>
+            <w:pPr>
+              <w:jc w:val="center"/>
+            </w:pPr>
+            <w:r>
+              <w:rPr>
+                <w:rFonts w:ascii="Times New Roman" w:hAnsi="Times New Roman" w:eastAsia="宋体"/>
+                <w:sz w:val="21"/>
+              </w:rPr>
+              <w:t xml:space="preserve">项目类型</w:t>
+            </w:r>
+          </w:p>
+        </w:tc>
+        <w:tc>
+          <w:p>
+            <w:pPr>
+              <w:jc w:val="left"/>
+            </w:pPr>
+            <w:r>
+              <w:rPr>
+                <w:rFonts w:ascii="Times New Roman" w:hAnsi="Times New Roman" w:eastAsia="宋体"/>
+                <w:sz w:val="21"/>
+              </w:rPr>
+              <w:t xml:space="preserve">CPU 或 FPGA，影响提示词与生成结构</w:t>
+            </w:r>
+          </w:p>
+        </w:tc>
+      </w:tr>
+    </w:tbl>
+    <w:p>
+      <w:pPr/>
+      <w:r>
+        <w:rPr/>
+        <w:t xml:space="preserve"/>
+      </w:r>
+    </w:p>
+    <w:p>
+      <w:pPr>
+        <w:spacing w:line="360" w:lineRule="auto"/>
+        <w:ind w:left="480"/>
+        <w:jc w:val="both"/>
+      </w:pPr>
+      <w:r>
+        <w:rPr>
+          <w:rFonts w:ascii="Times New Roman" w:hAnsi="Times New Roman" w:eastAsia="宋体"/>
+          <w:sz w:val="24"/>
+        </w:rPr>
+        <w:t xml:space="preserve">· 生成结果为草稿，需人工审核后通过测试项表单保存，不会自动入库。</w:t>
+      </w:r>
+    </w:p>
+    <w:p>
+      <w:pPr>
+        <w:spacing w:line="360" w:lineRule="auto"/>
+        <w:ind w:left="480"/>
+        <w:jc w:val="both"/>
+      </w:pPr>
+      <w:r>
+        <w:rPr>
+          <w:rFonts w:ascii="Times New Roman" w:hAnsi="Times New Roman" w:eastAsia="宋体"/>
+          <w:sz w:val="24"/>
+        </w:rPr>
+        <w:t xml:space="preserve">· 该功能依赖内网大模型服务，公网或隔离环境不可用，调用失败时提示“调用大模型接口失败，请联系管理员”。</w:t>
+      </w:r>
+    </w:p>
+    <w:p>
+      <w:pPr>
+        <w:spacing w:line="360" w:lineRule="auto"/>
+        <w:ind w:left="480"/>
+        <w:jc w:val="both"/>
+      </w:pPr>
+      <w:r>
+        <w:rPr>
+          <w:rFonts w:ascii="Times New Roman" w:hAnsi="Times New Roman" w:eastAsia="宋体"/>
+          <w:sz w:val="24"/>
+        </w:rPr>
+        <w:t xml:space="preserve">· 提交内容为当前填写的需求文本，请注意不要在描述中写入无关的敏感信息。</w:t>
+      </w:r>
+    </w:p>
+    <w:p>
+      <w:pPr>
         <w:pStyle w:val="2"/>
       </w:pPr>
       <w:r>
@@ -11489,7 +11683,7 @@
           <w:rFonts w:ascii="Times New Roman" w:hAnsi="Times New Roman" w:eastAsia="黑体"/>
           <w:sz w:val="21"/>
         </w:rPr>
-        <w:t xml:space="preserve">表 4-236 场景一操作序列</w:t>
+        <w:t xml:space="preserve">表 4-27 场景一操作序列</w:t>
       </w:r>
     </w:p>
     <w:tbl>
@@ -12061,7 +12255,7 @@
           <w:rFonts w:ascii="Times New Roman" w:hAnsi="Times New Roman" w:eastAsia="黑体"/>
           <w:sz w:val="21"/>
         </w:rPr>
-        <w:t xml:space="preserve">表 4-237 场景二操作序列</w:t>
+        <w:t xml:space="preserve">表 4-28 场景二操作序列</w:t>
       </w:r>
     </w:p>
     <w:tbl>
@@ -12445,7 +12639,7 @@
           <w:rFonts w:ascii="Times New Roman" w:hAnsi="Times New Roman" w:eastAsia="黑体"/>
           <w:sz w:val="21"/>
         </w:rPr>
-        <w:t xml:space="preserve">表 4-238 场景三操作序列</w:t>
+        <w:t xml:space="preserve">表 4-29 场景三操作序列</w:t>
       </w:r>
     </w:p>
     <w:tbl>
@@ -13417,200 +13611,6 @@
       <w:r>
         <w:rPr/>
         <w:t xml:space="preserve">注解</w:t>
-      </w:r>
-    </w:p>
-    <w:p>
-      <w:pPr>
-        <w:pStyle w:val="4"/>
-      </w:pPr>
-      <w:r>
-        <w:rPr/>
-        <w:t xml:space="preserve">输入项</w:t>
-      </w:r>
-    </w:p>
-    <w:p>
-      <w:pPr>
-        <w:spacing w:before="120" w:after="60"/>
-        <w:jc w:val="center"/>
-      </w:pPr>
-      <w:r>
-        <w:rPr>
-          <w:rFonts w:ascii="Times New Roman" w:hAnsi="Times New Roman" w:eastAsia="黑体"/>
-          <w:sz w:val="21"/>
-        </w:rPr>
-        <w:t xml:space="preserve">表 4-239　AI 生成测试项的输入</w:t>
-      </w:r>
-    </w:p>
-    <w:tbl>
-      <w:tblPr>
-        <w:tblStyle w:val="afffffffff8"/>
-        <w:tblW w:w="9600" w:type="dxa"/>
-        <w:jc w:val="center"/>
-        <w:tblBorders>
-          <w:top w:val="single" w:color="000000" w:sz="12"/>
-          <w:left w:val="single" w:color="000000" w:sz="12"/>
-          <w:bottom w:val="single" w:color="000000" w:sz="12"/>
-          <w:right w:val="single" w:color="000000" w:sz="12"/>
-          <w:insideH w:val="single" w:color="000000" w:sz="6"/>
-          <w:insideV w:val="single" w:color="000000" w:sz="6"/>
-        </w:tblBorders>
-        <w:tblLayout w:type="fixed"/>
-        <w:tblLook w:val="04A0"/>
-      </w:tblPr>
-      <w:tblGrid>
-        <w:gridCol w:w="2600"/>
-        <w:gridCol w:w="7000"/>
-      </w:tblGrid>
-      <w:tr>
-        <w:trPr>
-          <w:cantSplit/>
-          <w:tblHeader/>
-        </w:trPr>
-        <w:tc>
-          <w:p>
-            <w:pPr>
-              <w:jc w:val="center"/>
-            </w:pPr>
-            <w:r>
-              <w:rPr>
-                <w:rFonts w:ascii="Times New Roman" w:hAnsi="Times New Roman" w:eastAsia="黑体"/>
-                <w:b/>
-                <w:sz w:val="21"/>
-              </w:rPr>
-              <w:t xml:space="preserve">输入项</w:t>
-            </w:r>
-          </w:p>
-        </w:tc>
-        <w:tc>
-          <w:p>
-            <w:pPr>
-              <w:jc w:val="center"/>
-            </w:pPr>
-            <w:r>
-              <w:rPr>
-                <w:rFonts w:ascii="Times New Roman" w:hAnsi="Times New Roman" w:eastAsia="黑体"/>
-                <w:b/>
-                <w:sz w:val="21"/>
-              </w:rPr>
-              <w:t xml:space="preserve">说明</w:t>
-            </w:r>
-          </w:p>
-        </w:tc>
-      </w:tr>
-      <w:tr>
-        <w:trPr>
-          <w:cantSplit/>
-        </w:trPr>
-        <w:tc>
-          <w:p>
-            <w:pPr>
-              <w:jc w:val="center"/>
-            </w:pPr>
-            <w:r>
-              <w:rPr>
-                <w:rFonts w:ascii="Times New Roman" w:hAnsi="Times New Roman" w:eastAsia="宋体"/>
-                <w:sz w:val="21"/>
-              </w:rPr>
-              <w:t xml:space="preserve">需求描述</w:t>
-            </w:r>
-          </w:p>
-        </w:tc>
-        <w:tc>
-          <w:p>
-            <w:pPr>
-              <w:jc w:val="left"/>
-            </w:pPr>
-            <w:r>
-              <w:rPr>
-                <w:rFonts w:ascii="Times New Roman" w:hAnsi="Times New Roman" w:eastAsia="宋体"/>
-                <w:sz w:val="21"/>
-              </w:rPr>
-              <w:t xml:space="preserve">要生成测试项的设计需求原文或要点</w:t>
-            </w:r>
-          </w:p>
-        </w:tc>
-      </w:tr>
-      <w:tr>
-        <w:trPr>
-          <w:cantSplit/>
-        </w:trPr>
-        <w:tc>
-          <w:p>
-            <w:pPr>
-              <w:jc w:val="center"/>
-            </w:pPr>
-            <w:r>
-              <w:rPr>
-                <w:rFonts w:ascii="Times New Roman" w:hAnsi="Times New Roman" w:eastAsia="宋体"/>
-                <w:sz w:val="21"/>
-              </w:rPr>
-              <w:t xml:space="preserve">项目类型</w:t>
-            </w:r>
-          </w:p>
-        </w:tc>
-        <w:tc>
-          <w:p>
-            <w:pPr>
-              <w:jc w:val="left"/>
-            </w:pPr>
-            <w:r>
-              <w:rPr>
-                <w:rFonts w:ascii="Times New Roman" w:hAnsi="Times New Roman" w:eastAsia="宋体"/>
-                <w:sz w:val="21"/>
-              </w:rPr>
-              <w:t xml:space="preserve">CPU 或 FPGA，影响提示词与生成结构</w:t>
-            </w:r>
-          </w:p>
-        </w:tc>
-      </w:tr>
-    </w:tbl>
-    <w:p>
-      <w:pPr/>
-      <w:r>
-        <w:rPr/>
-        <w:t xml:space="preserve"/>
-      </w:r>
-    </w:p>
-    <w:p>
-      <w:pPr>
-        <w:spacing w:line="360" w:lineRule="auto"/>
-        <w:ind w:left="480"/>
-        <w:jc w:val="both"/>
-      </w:pPr>
-      <w:r>
-        <w:rPr>
-          <w:rFonts w:ascii="Times New Roman" w:hAnsi="Times New Roman" w:eastAsia="宋体"/>
-          <w:sz w:val="24"/>
-        </w:rPr>
-        <w:t xml:space="preserve">· 生成结果为草稿，需人工审核后通过测试项表单保存，不会自动入库。</w:t>
-      </w:r>
-    </w:p>
-    <w:p>
-      <w:pPr>
-        <w:spacing w:line="360" w:lineRule="auto"/>
-        <w:ind w:left="480"/>
-        <w:jc w:val="both"/>
-      </w:pPr>
-      <w:r>
-        <w:rPr>
-          <w:rFonts w:ascii="Times New Roman" w:hAnsi="Times New Roman" w:eastAsia="宋体"/>
-          <w:sz w:val="24"/>
-        </w:rPr>
-        <w:t xml:space="preserve">· 该功能依赖内网大模型服务，公网或隔离环境不可用，调用失败时提示“调用大模型接口失败，请联系管理员”。</w:t>
-      </w:r>
-    </w:p>
-    <w:p>
-      <w:pPr>
-        <w:spacing w:line="360" w:lineRule="auto"/>
-        <w:ind w:left="480"/>
-        <w:jc w:val="both"/>
-      </w:pPr>
-      <w:r>
-        <w:rPr>
-          <w:rFonts w:ascii="Times New Roman" w:hAnsi="Times New Roman" w:eastAsia="宋体"/>
-          <w:sz w:val="24"/>
-        </w:rPr>
-        <w:t xml:space="preserve">· 提交内容为当前填写的需求文本，请注意不要在描述中写入无关的敏感信息。</w:t>
       </w:r>
     </w:p>
     <w:p>

--- a/SRS/测试管理平台软件用户手册.docx
+++ b/SRS/测试管理平台软件用户手册.docx
@@ -1624,7 +1624,7 @@
                     <pic:cNvPicPr/>
                   </pic:nvPicPr>
                   <pic:blipFill>
-                    <a:blip r:embed="R90f2576aa1b943bc" cstate="print"/>
+                    <a:blip r:embed="R9489fefc4300409c" cstate="print"/>
                     <a:stretch>
                       <a:fillRect/>
                     </a:stretch>
@@ -2677,7 +2677,7 @@
                     <pic:cNvPicPr/>
                   </pic:nvPicPr>
                   <pic:blipFill>
-                    <a:blip r:embed="Ra95ec765c7f44bf2" cstate="print"/>
+                    <a:blip r:embed="Rd99938bcec714c99" cstate="print"/>
                     <a:stretch>
                       <a:fillRect/>
                     </a:stretch>
@@ -4113,7 +4113,7 @@
                     <pic:cNvPicPr/>
                   </pic:nvPicPr>
                   <pic:blipFill>
-                    <a:blip r:embed="R85898472f6fd4ee7" cstate="print"/>
+                    <a:blip r:embed="Rb09e327c06984a1d" cstate="print"/>
                     <a:stretch>
                       <a:fillRect/>
                     </a:stretch>
@@ -4502,7 +4502,7 @@
                     <pic:cNvPicPr/>
                   </pic:nvPicPr>
                   <pic:blipFill>
-                    <a:blip r:embed="R4843442fd7654fd8" cstate="print"/>
+                    <a:blip r:embed="R524a57b7bed4496f" cstate="print"/>
                     <a:stretch>
                       <a:fillRect/>
                     </a:stretch>
@@ -5483,7 +5483,7 @@
                     <pic:cNvPicPr/>
                   </pic:nvPicPr>
                   <pic:blipFill>
-                    <a:blip r:embed="R49c19aef435d4fd1" cstate="print"/>
+                    <a:blip r:embed="R5f3193e742f144a5" cstate="print"/>
                     <a:stretch>
                       <a:fillRect/>
                     </a:stretch>
@@ -6004,7 +6004,7 @@
                     <pic:cNvPicPr/>
                   </pic:nvPicPr>
                   <pic:blipFill>
-                    <a:blip r:embed="Ra85680ca92ed4cff" cstate="print"/>
+                    <a:blip r:embed="R2223ef0588eb482d" cstate="print"/>
                     <a:stretch>
                       <a:fillRect/>
                     </a:stretch>
@@ -7890,7 +7890,7 @@
                     <pic:cNvPicPr/>
                   </pic:nvPicPr>
                   <pic:blipFill>
-                    <a:blip r:embed="R89ad8f8cee9d4567" cstate="print"/>
+                    <a:blip r:embed="R7dc2589ece9e4fa4" cstate="print"/>
                     <a:stretch>
                       <a:fillRect/>
                     </a:stretch>
@@ -8606,7 +8606,7 @@
                     <pic:cNvPicPr/>
                   </pic:nvPicPr>
                   <pic:blipFill>
-                    <a:blip r:embed="R60e5c09abbc04004" cstate="print"/>
+                    <a:blip r:embed="R4e186c35c82a465d" cstate="print"/>
                     <a:stretch>
                       <a:fillRect/>
                     </a:stretch>
@@ -8664,7 +8664,7 @@
                     <pic:cNvPicPr/>
                   </pic:nvPicPr>
                   <pic:blipFill>
-                    <a:blip r:embed="R55d3e86feb804d4d" cstate="print"/>
+                    <a:blip r:embed="R4c6b927020654393" cstate="print"/>
                     <a:stretch>
                       <a:fillRect/>
                     </a:stretch>
@@ -9073,7 +9073,7 @@
                     <pic:cNvPicPr/>
                   </pic:nvPicPr>
                   <pic:blipFill>
-                    <a:blip r:embed="Rbcc721232bb14742" cstate="print"/>
+                    <a:blip r:embed="R2aa6354b874f41b7" cstate="print"/>
                     <a:stretch>
                       <a:fillRect/>
                     </a:stretch>
@@ -9459,7 +9459,7 @@
                     <pic:cNvPicPr/>
                   </pic:nvPicPr>
                   <pic:blipFill>
-                    <a:blip r:embed="R66919db7a9174ac2" cstate="print"/>
+                    <a:blip r:embed="Rf177f62eb94446f6" cstate="print"/>
                     <a:stretch>
                       <a:fillRect/>
                     </a:stretch>
@@ -9880,7 +9880,7 @@
                     <pic:cNvPicPr/>
                   </pic:nvPicPr>
                   <pic:blipFill>
-                    <a:blip r:embed="Rf261f205a1244f4a" cstate="print"/>
+                    <a:blip r:embed="R882f0c2139b14b9f" cstate="print"/>
                     <a:stretch>
                       <a:fillRect/>
                     </a:stretch>
@@ -9938,7 +9938,7 @@
                     <pic:cNvPicPr/>
                   </pic:nvPicPr>
                   <pic:blipFill>
-                    <a:blip r:embed="R45b9068202054c41" cstate="print"/>
+                    <a:blip r:embed="R4165a4302ae740e7" cstate="print"/>
                     <a:stretch>
                       <a:fillRect/>
                     </a:stretch>
@@ -9996,7 +9996,7 @@
                     <pic:cNvPicPr/>
                   </pic:nvPicPr>
                   <pic:blipFill>
-                    <a:blip r:embed="R406157de54f84909" cstate="print"/>
+                    <a:blip r:embed="R26a0943a1b23442b" cstate="print"/>
                     <a:stretch>
                       <a:fillRect/>
                     </a:stretch>
@@ -10311,7 +10311,7 @@
                     <pic:cNvPicPr/>
                   </pic:nvPicPr>
                   <pic:blipFill>
-                    <a:blip r:embed="Reb1da166f79a4513" cstate="print"/>
+                    <a:blip r:embed="Rce15456ce59b49e4" cstate="print"/>
                     <a:stretch>
                       <a:fillRect/>
                     </a:stretch>
@@ -10697,7 +10697,7 @@
                     <pic:cNvPicPr/>
                   </pic:nvPicPr>
                   <pic:blipFill>
-                    <a:blip r:embed="Rcf509477e0644252" cstate="print"/>
+                    <a:blip r:embed="Rd4f3fe58d5174a1b" cstate="print"/>
                     <a:stretch>
                       <a:fillRect/>
                     </a:stretch>
@@ -11391,7 +11391,7 @@
                     <pic:cNvPicPr/>
                   </pic:nvPicPr>
                   <pic:blipFill>
-                    <a:blip r:embed="R7c6accd474274522" cstate="print"/>
+                    <a:blip r:embed="Rb3494a502e084f7f" cstate="print"/>
                     <a:stretch>
                       <a:fillRect/>
                     </a:stretch>

--- a/SRS/测试管理平台软件用户手册.docx
+++ b/SRS/测试管理平台软件用户手册.docx
@@ -205,7 +205,7 @@
     </w:p>
     <w:p>
       <w:r>
-        <w:fldChar w:fldCharType="begin"/>
+        <w:fldChar w:fldCharType="begin" w:dirty="true"/>
       </w:r>
       <w:r>
         <w:instrText xml:space="preserve"> TOC \o "1-3" \h \u </w:instrText>
@@ -214,7 +214,8 @@
         <w:fldChar w:fldCharType="separate"/>
       </w:r>
       <w:r>
-        <w:t xml:space="preserve">Update field to see table of contents</w:t>
+        <w:rPr/>
+        <w:t xml:space="preserve">（目录由域自动生成：打开文档时更新；如未显示，请按 Ctrl+A 后 F9 刷新）</w:t>
       </w:r>
       <w:r>
         <w:fldChar w:fldCharType="end"/>
@@ -1486,7 +1487,7 @@
           <w:rFonts w:ascii="Times New Roman" w:hAnsi="Times New Roman" w:eastAsia="宋体"/>
           <w:sz w:val="24"/>
         </w:rPr>
-        <w:t xml:space="preserve">如需停止服务，执行 systemctl stop cdtestplant 与 systemctl stop nginx。卸载前必须先备份数据库与 media 目录，备份方式见 4.3.8 节。</w:t>
+        <w:t xml:space="preserve">如需停止服务，执行 systemctl stop cdtestplant 与 systemctl stop nginx。卸载前必须先备份数据库与 media 目录，备份方式见 4.3.9 节。</w:t>
       </w:r>
     </w:p>
     <w:p>
@@ -1624,7 +1625,7 @@
                     <pic:cNvPicPr/>
                   </pic:nvPicPr>
                   <pic:blipFill>
-                    <a:blip r:embed="R9489fefc4300409c" cstate="print"/>
+                    <a:blip r:embed="Rbc65abf2413f4519" cstate="print"/>
                     <a:stretch>
                       <a:fillRect/>
                     </a:stretch>
@@ -2004,7 +2005,7 @@
           <w:rFonts w:ascii="Times New Roman" w:hAnsi="Times New Roman" w:eastAsia="黑体"/>
           <w:sz w:val="21"/>
         </w:rPr>
-        <w:t xml:space="preserve">表 4-2　界面区域与功能</w:t>
+        <w:t xml:space="preserve">表 4-2 界面区域与功能</w:t>
       </w:r>
     </w:p>
     <w:tbl>
@@ -2677,7 +2678,7 @@
                     <pic:cNvPicPr/>
                   </pic:nvPicPr>
                   <pic:blipFill>
-                    <a:blip r:embed="Rd99938bcec714c99" cstate="print"/>
+                    <a:blip r:embed="Rd12d7a0eacf64baa" cstate="print"/>
                     <a:stretch>
                       <a:fillRect/>
                     </a:stretch>
@@ -3071,7 +3072,7 @@
           <w:rFonts w:ascii="Times New Roman" w:hAnsi="Times New Roman" w:eastAsia="黑体"/>
           <w:sz w:val="21"/>
         </w:rPr>
-        <w:t xml:space="preserve">表 4-5　登录页元素</w:t>
+        <w:t xml:space="preserve">表 4-5 登录页元素</w:t>
       </w:r>
     </w:p>
     <w:tbl>
@@ -3791,7 +3792,7 @@
           <w:rFonts w:ascii="Times New Roman" w:hAnsi="Times New Roman" w:eastAsia="黑体"/>
           <w:sz w:val="21"/>
         </w:rPr>
-        <w:t xml:space="preserve">表 4-7　工作台与用户中心元素</w:t>
+        <w:t xml:space="preserve">表 4-7 工作台与用户中心元素</w:t>
       </w:r>
     </w:p>
     <w:tbl>
@@ -4113,7 +4114,7 @@
                     <pic:cNvPicPr/>
                   </pic:nvPicPr>
                   <pic:blipFill>
-                    <a:blip r:embed="Rb09e327c06984a1d" cstate="print"/>
+                    <a:blip r:embed="Rd7f9219fed2f4aea" cstate="print"/>
                     <a:stretch>
                       <a:fillRect/>
                     </a:stretch>
@@ -4143,7 +4144,7 @@
           <w:rFonts w:ascii="Times New Roman" w:hAnsi="Times New Roman" w:eastAsia="黑体"/>
           <w:sz w:val="21"/>
         </w:rPr>
-        <w:t xml:space="preserve">图 4-10 用户管理页：账号、角色、密级许可、电话与状态一览</w:t>
+        <w:t xml:space="preserve">图 4-3 用户管理页：账号、角色、密级许可、电话与状态一览</w:t>
       </w:r>
     </w:p>
     <w:p>
@@ -4502,7 +4503,7 @@
                     <pic:cNvPicPr/>
                   </pic:nvPicPr>
                   <pic:blipFill>
-                    <a:blip r:embed="R524a57b7bed4496f" cstate="print"/>
+                    <a:blip r:embed="R88fcee3dc4f44f29" cstate="print"/>
                     <a:stretch>
                       <a:fillRect/>
                     </a:stretch>
@@ -4532,7 +4533,7 @@
           <w:rFonts w:ascii="Times New Roman" w:hAnsi="Times New Roman" w:eastAsia="黑体"/>
           <w:sz w:val="21"/>
         </w:rPr>
-        <w:t xml:space="preserve">图 4-3 项目管理列表：仅显示当前用户有权访问的项目</w:t>
+        <w:t xml:space="preserve">图 4-4 项目管理列表：仅显示当前用户有权访问的项目</w:t>
       </w:r>
     </w:p>
     <w:p>
@@ -4874,7 +4875,7 @@
           <w:rFonts w:ascii="Times New Roman" w:hAnsi="Times New Roman" w:eastAsia="宋体"/>
           <w:sz w:val="24"/>
         </w:rPr>
-        <w:t xml:space="preserve">删除项目为级联删除，会一并删除该项目下的轮次、被测件、需求、用例与问题单，操作前须二次确认，建议先做一次项目范围备份（见 4.3.8）。</w:t>
+        <w:t xml:space="preserve">删除项目为级联删除，会一并删除该项目下的轮次、被测件、需求、用例与问题单，操作前须二次确认，建议先做一次项目范围备份（见 4.3.9）。</w:t>
       </w:r>
     </w:p>
     <w:p>
@@ -4910,7 +4911,7 @@
           <w:rFonts w:ascii="Times New Roman" w:hAnsi="Times New Roman" w:eastAsia="黑体"/>
           <w:sz w:val="21"/>
         </w:rPr>
-        <w:t xml:space="preserve">表 4-10　项目检索条件</w:t>
+        <w:t xml:space="preserve">表 4-10 项目检索条件</w:t>
       </w:r>
     </w:p>
     <w:tbl>
@@ -5128,7 +5129,7 @@
           <w:rFonts w:ascii="Times New Roman" w:hAnsi="Times New Roman" w:eastAsia="黑体"/>
           <w:sz w:val="21"/>
         </w:rPr>
-        <w:t xml:space="preserve">表 4-11　项目表单字段分组</w:t>
+        <w:t xml:space="preserve">表 4-11 项目表单字段分组</w:t>
       </w:r>
     </w:p>
     <w:tbl>
@@ -5455,7 +5456,7 @@
           <w:rFonts w:ascii="Times New Roman" w:hAnsi="Times New Roman" w:eastAsia="宋体"/>
           <w:sz w:val="24"/>
         </w:rPr>
-        <w:t xml:space="preserve">· “文档生成”入口在项目行右侧，详见 4.3.7。</w:t>
+        <w:t xml:space="preserve">· “文档生成”入口在项目行右侧，详见 4.3.8。</w:t>
       </w:r>
     </w:p>
     <w:p>
@@ -5483,7 +5484,7 @@
                     <pic:cNvPicPr/>
                   </pic:nvPicPr>
                   <pic:blipFill>
-                    <a:blip r:embed="R5f3193e742f144a5" cstate="print"/>
+                    <a:blip r:embed="R8e141e3603e24b36" cstate="print"/>
                     <a:stretch>
                       <a:fillRect/>
                     </a:stretch>
@@ -5513,7 +5514,7 @@
           <w:rFonts w:ascii="Times New Roman" w:hAnsi="Times New Roman" w:eastAsia="黑体"/>
           <w:sz w:val="21"/>
         </w:rPr>
-        <w:t xml:space="preserve">图 4-11 项目看板：用例执行与问题闭环统计、项目时间轴、各轮次汇总</w:t>
+        <w:t xml:space="preserve">图 4-5 项目看板：用例执行与问题闭环统计、项目时间轴、各轮次汇总</w:t>
       </w:r>
     </w:p>
     <w:p>
@@ -6004,7 +6005,7 @@
                     <pic:cNvPicPr/>
                   </pic:nvPicPr>
                   <pic:blipFill>
-                    <a:blip r:embed="R2223ef0588eb482d" cstate="print"/>
+                    <a:blip r:embed="Rb5967f4ac394414b" cstate="print"/>
                     <a:stretch>
                       <a:fillRect/>
                     </a:stretch>
@@ -6034,7 +6035,7 @@
           <w:rFonts w:ascii="Times New Roman" w:hAnsi="Times New Roman" w:eastAsia="黑体"/>
           <w:sz w:val="21"/>
         </w:rPr>
-        <w:t xml:space="preserve">图 4-4 项目工作区：左侧轮次树，右侧为选中节点的表单或表格</w:t>
+        <w:t xml:space="preserve">图 4-6 项目工作区：左侧轮次树，右侧为选中节点的表单或表格</w:t>
       </w:r>
     </w:p>
     <w:p>
@@ -6525,7 +6526,7 @@
           <w:rFonts w:ascii="Times New Roman" w:hAnsi="Times New Roman" w:eastAsia="黑体"/>
           <w:sz w:val="21"/>
         </w:rPr>
-        <w:t xml:space="preserve">表 4-14　树节点与主要字段</w:t>
+        <w:t xml:space="preserve">表 4-14 树节点与主要字段</w:t>
       </w:r>
     </w:p>
     <w:tbl>
@@ -7323,7 +7324,7 @@
           <w:rFonts w:ascii="Times New Roman" w:hAnsi="Times New Roman" w:eastAsia="黑体"/>
           <w:sz w:val="21"/>
         </w:rPr>
-        <w:t xml:space="preserve">表 4-16　七类文档与模板要求</w:t>
+        <w:t xml:space="preserve">表 4-16 七类文档与模板要求</w:t>
       </w:r>
     </w:p>
     <w:tbl>
@@ -7890,7 +7891,7 @@
                     <pic:cNvPicPr/>
                   </pic:nvPicPr>
                   <pic:blipFill>
-                    <a:blip r:embed="R7dc2589ece9e4fa4" cstate="print"/>
+                    <a:blip r:embed="Rd4fd1f9125a843cc" cstate="print"/>
                     <a:stretch>
                       <a:fillRect/>
                     </a:stretch>
@@ -7920,7 +7921,7 @@
           <w:rFonts w:ascii="Times New Roman" w:hAnsi="Times New Roman" w:eastAsia="黑体"/>
           <w:sz w:val="21"/>
         </w:rPr>
-        <w:t xml:space="preserve">图 4-5 数据备份与恢复页：备份记录含条数、大小与 SHA-256 摘要</w:t>
+        <w:t xml:space="preserve">图 4-7 数据备份与恢复页：备份记录含条数、大小与 SHA-256 摘要</w:t>
       </w:r>
     </w:p>
     <w:p>
@@ -8270,7 +8271,7 @@
           <w:rFonts w:ascii="Times New Roman" w:hAnsi="Times New Roman" w:eastAsia="黑体"/>
           <w:sz w:val="21"/>
         </w:rPr>
-        <w:t xml:space="preserve">表 4-18　数据管理字段</w:t>
+        <w:t xml:space="preserve">表 4-18 数据管理字段</w:t>
       </w:r>
     </w:p>
     <w:tbl>
@@ -8606,7 +8607,7 @@
                     <pic:cNvPicPr/>
                   </pic:nvPicPr>
                   <pic:blipFill>
-                    <a:blip r:embed="R4e186c35c82a465d" cstate="print"/>
+                    <a:blip r:embed="Rd8cc2309282f4f59" cstate="print"/>
                     <a:stretch>
                       <a:fillRect/>
                     </a:stretch>
@@ -8636,7 +8637,7 @@
           <w:rFonts w:ascii="Times New Roman" w:hAnsi="Times New Roman" w:eastAsia="黑体"/>
           <w:sz w:val="21"/>
         </w:rPr>
-        <w:t xml:space="preserve">图 4-12 数据字典：左侧字典类，右侧字典项维护</w:t>
+        <w:t xml:space="preserve">图 4-8 数据字典：左侧字典类，右侧字典项维护</w:t>
       </w:r>
     </w:p>
     <w:p>
@@ -8664,7 +8665,7 @@
                     <pic:cNvPicPr/>
                   </pic:nvPicPr>
                   <pic:blipFill>
-                    <a:blip r:embed="R4c6b927020654393" cstate="print"/>
+                    <a:blip r:embed="R31824c3b405e4511" cstate="print"/>
                     <a:stretch>
                       <a:fillRect/>
                     </a:stretch>
@@ -8694,7 +8695,7 @@
           <w:rFonts w:ascii="Times New Roman" w:hAnsi="Times New Roman" w:eastAsia="黑体"/>
           <w:sz w:val="21"/>
         </w:rPr>
-        <w:t xml:space="preserve">图 4-13 项目联系信息：单位信息库，供建项目时快速选择</w:t>
+        <w:t xml:space="preserve">图 4-9 项目联系信息：单位信息库，供建项目时快速选择</w:t>
       </w:r>
     </w:p>
     <w:p>
@@ -9073,7 +9074,7 @@
                     <pic:cNvPicPr/>
                   </pic:nvPicPr>
                   <pic:blipFill>
-                    <a:blip r:embed="R2aa6354b874f41b7" cstate="print"/>
+                    <a:blip r:embed="R4acd5be206f244aa" cstate="print"/>
                     <a:stretch>
                       <a:fillRect/>
                     </a:stretch>
@@ -9103,7 +9104,7 @@
           <w:rFonts w:ascii="Times New Roman" w:hAnsi="Times New Roman" w:eastAsia="黑体"/>
           <w:sz w:val="21"/>
         </w:rPr>
-        <w:t xml:space="preserve">图 4-6 统一安全审计：可按账号、事件类型、IP 与时间检索，告警红标</w:t>
+        <w:t xml:space="preserve">图 4-10 统一安全审计：可按账号、事件类型、IP 与时间检索，告警红标</w:t>
       </w:r>
     </w:p>
     <w:p>
@@ -9459,7 +9460,7 @@
                     <pic:cNvPicPr/>
                   </pic:nvPicPr>
                   <pic:blipFill>
-                    <a:blip r:embed="Rf177f62eb94446f6" cstate="print"/>
+                    <a:blip r:embed="R179edc8dfbeb4db4" cstate="print"/>
                     <a:stretch>
                       <a:fillRect/>
                     </a:stretch>
@@ -9489,7 +9490,7 @@
           <w:rFonts w:ascii="Times New Roman" w:hAnsi="Times New Roman" w:eastAsia="黑体"/>
           <w:sz w:val="21"/>
         </w:rPr>
-        <w:t xml:space="preserve">图 4-7 完整性核查：全库受保护数据逐条比对，结果实时显示</w:t>
+        <w:t xml:space="preserve">图 4-11 完整性核查：全库受保护数据逐条比对，结果实时显示</w:t>
       </w:r>
     </w:p>
     <w:p>
@@ -9511,7 +9512,7 @@
           <w:rFonts w:ascii="Times New Roman" w:hAnsi="Times New Roman" w:eastAsia="黑体"/>
           <w:sz w:val="21"/>
         </w:rPr>
-        <w:t xml:space="preserve">表 4-21　审计检索条件与记录字段</w:t>
+        <w:t xml:space="preserve">表 4-21 审计检索条件与记录字段</w:t>
       </w:r>
     </w:p>
     <w:tbl>
@@ -9880,7 +9881,7 @@
                     <pic:cNvPicPr/>
                   </pic:nvPicPr>
                   <pic:blipFill>
-                    <a:blip r:embed="R882f0c2139b14b9f" cstate="print"/>
+                    <a:blip r:embed="R959c1e12c0e54aeb" cstate="print"/>
                     <a:stretch>
                       <a:fillRect/>
                     </a:stretch>
@@ -9910,7 +9911,7 @@
           <w:rFonts w:ascii="Times New Roman" w:hAnsi="Times New Roman" w:eastAsia="黑体"/>
           <w:sz w:val="21"/>
         </w:rPr>
-        <w:t xml:space="preserve">图 4-14 接口操作日志：方法、路径、参数、来源与响应码</w:t>
+        <w:t xml:space="preserve">图 4-12 接口操作日志：方法、路径、参数、来源与响应码</w:t>
       </w:r>
     </w:p>
     <w:p>
@@ -9938,7 +9939,7 @@
                     <pic:cNvPicPr/>
                   </pic:nvPicPr>
                   <pic:blipFill>
-                    <a:blip r:embed="R4165a4302ae740e7" cstate="print"/>
+                    <a:blip r:embed="R56d17916ca6d4c93" cstate="print"/>
                     <a:stretch>
                       <a:fillRect/>
                     </a:stretch>
@@ -9968,7 +9969,7 @@
           <w:rFonts w:ascii="Times New Roman" w:hAnsi="Times New Roman" w:eastAsia="黑体"/>
           <w:sz w:val="21"/>
         </w:rPr>
-        <w:t xml:space="preserve">图 4-15 登录日志：账号、IP、浏览器、操作系统与登录结果</w:t>
+        <w:t xml:space="preserve">图 4-13 登录日志：账号、IP、浏览器、操作系统与登录结果</w:t>
       </w:r>
     </w:p>
     <w:p>
@@ -9996,7 +9997,7 @@
                     <pic:cNvPicPr/>
                   </pic:nvPicPr>
                   <pic:blipFill>
-                    <a:blip r:embed="R26a0943a1b23442b" cstate="print"/>
+                    <a:blip r:embed="R9edcfdb784a6456c" cstate="print"/>
                     <a:stretch>
                       <a:fillRect/>
                     </a:stretch>
@@ -10026,7 +10027,7 @@
           <w:rFonts w:ascii="Times New Roman" w:hAnsi="Times New Roman" w:eastAsia="黑体"/>
           <w:sz w:val="21"/>
         </w:rPr>
-        <w:t xml:space="preserve">图 4-16 抗抵赖证据：按业务标识还原原发/接收证据链</w:t>
+        <w:t xml:space="preserve">图 4-14 抗抵赖证据：按业务标识还原原发/接收证据链</w:t>
       </w:r>
     </w:p>
     <w:p>
@@ -10311,7 +10312,7 @@
                     <pic:cNvPicPr/>
                   </pic:nvPicPr>
                   <pic:blipFill>
-                    <a:blip r:embed="Rce15456ce59b49e4" cstate="print"/>
+                    <a:blip r:embed="Rd154487602684633" cstate="print"/>
                     <a:stretch>
                       <a:fillRect/>
                     </a:stretch>
@@ -10341,7 +10342,7 @@
           <w:rFonts w:ascii="Times New Roman" w:hAnsi="Times New Roman" w:eastAsia="黑体"/>
           <w:sz w:val="21"/>
         </w:rPr>
-        <w:t xml:space="preserve">图 4-8 数据保密性保护：已加密字段、传输加密、剩余信息措施与临时文件清理</w:t>
+        <w:t xml:space="preserve">图 4-15 数据保密性保护：已加密字段、传输加密、剩余信息措施与临时文件清理</w:t>
       </w:r>
     </w:p>
     <w:p>
@@ -10697,7 +10698,7 @@
                     <pic:cNvPicPr/>
                   </pic:nvPicPr>
                   <pic:blipFill>
-                    <a:blip r:embed="Rd4f3fe58d5174a1b" cstate="print"/>
+                    <a:blip r:embed="Rc4f85adb38d64105" cstate="print"/>
                     <a:stretch>
                       <a:fillRect/>
                     </a:stretch>
@@ -10727,7 +10728,7 @@
           <w:rFonts w:ascii="Times New Roman" w:hAnsi="Times New Roman" w:eastAsia="黑体"/>
           <w:sz w:val="21"/>
         </w:rPr>
-        <w:t xml:space="preserve">图 4-9 安全性检测分析：五类被测对象逐项结论与整改建议</w:t>
+        <w:t xml:space="preserve">图 4-16 安全性检测分析：五类被测对象逐项结论与整改建议</w:t>
       </w:r>
     </w:p>
     <w:p>
@@ -10749,7 +10750,7 @@
           <w:rFonts w:ascii="Times New Roman" w:hAnsi="Times New Roman" w:eastAsia="黑体"/>
           <w:sz w:val="21"/>
         </w:rPr>
-        <w:t xml:space="preserve">表 4-24　安全策略参数</w:t>
+        <w:t xml:space="preserve">表 4-24 安全策略参数</w:t>
       </w:r>
     </w:p>
     <w:tbl>
@@ -10983,7 +10984,7 @@
           <w:rFonts w:ascii="Times New Roman" w:hAnsi="Times New Roman" w:eastAsia="黑体"/>
           <w:sz w:val="21"/>
         </w:rPr>
-        <w:t xml:space="preserve">表 4-25　密级档位</w:t>
+        <w:t xml:space="preserve">表 4-25 密级档位</w:t>
       </w:r>
     </w:p>
     <w:tbl>
@@ -11391,7 +11392,7 @@
                     <pic:cNvPicPr/>
                   </pic:nvPicPr>
                   <pic:blipFill>
-                    <a:blip r:embed="Rb3494a502e084f7f" cstate="print"/>
+                    <a:blip r:embed="Rf0e51099271f4bcb" cstate="print"/>
                     <a:stretch>
                       <a:fillRect/>
                     </a:stretch>
@@ -11466,7 +11467,7 @@
           <w:rFonts w:ascii="Times New Roman" w:hAnsi="Times New Roman" w:eastAsia="黑体"/>
           <w:sz w:val="21"/>
         </w:rPr>
-        <w:t xml:space="preserve">表 4-26　AI 生成测试项的输入</w:t>
+        <w:t xml:space="preserve">表 4-26 AI 生成测试项的输入</w:t>
       </w:r>
     </w:p>
     <w:tbl>
@@ -14469,7 +14470,7 @@
       </w:pPr>
       <w:r>
         <w:rPr/>
-        <w:t xml:space="preserve">附录A　常见问题</w:t>
+        <w:t xml:space="preserve">附录A 常见问题</w:t>
       </w:r>
     </w:p>
     <w:p>
@@ -14987,7 +14988,7 @@
       </w:pPr>
       <w:r>
         <w:rPr/>
-        <w:t xml:space="preserve">附录B　页面与权限速查</w:t>
+        <w:t xml:space="preserve">附录B 页面与权限速查</w:t>
       </w:r>
     </w:p>
     <w:p>

--- a/SRS/测试管理平台软件用户手册.docx
+++ b/SRS/测试管理平台软件用户手册.docx
@@ -1625,7 +1625,7 @@
                     <pic:cNvPicPr/>
                   </pic:nvPicPr>
                   <pic:blipFill>
-                    <a:blip r:embed="Rbc65abf2413f4519" cstate="print"/>
+                    <a:blip r:embed="R18733631a425404c" cstate="print"/>
                     <a:stretch>
                       <a:fillRect/>
                     </a:stretch>
@@ -2678,7 +2678,7 @@
                     <pic:cNvPicPr/>
                   </pic:nvPicPr>
                   <pic:blipFill>
-                    <a:blip r:embed="Rd12d7a0eacf64baa" cstate="print"/>
+                    <a:blip r:embed="R42a62b94e8f14b61" cstate="print"/>
                     <a:stretch>
                       <a:fillRect/>
                     </a:stretch>
@@ -4114,7 +4114,7 @@
                     <pic:cNvPicPr/>
                   </pic:nvPicPr>
                   <pic:blipFill>
-                    <a:blip r:embed="Rd7f9219fed2f4aea" cstate="print"/>
+                    <a:blip r:embed="Rf224d734587f4512" cstate="print"/>
                     <a:stretch>
                       <a:fillRect/>
                     </a:stretch>
@@ -4503,7 +4503,7 @@
                     <pic:cNvPicPr/>
                   </pic:nvPicPr>
                   <pic:blipFill>
-                    <a:blip r:embed="R88fcee3dc4f44f29" cstate="print"/>
+                    <a:blip r:embed="R4b3a7e6ff3eb4c34" cstate="print"/>
                     <a:stretch>
                       <a:fillRect/>
                     </a:stretch>
@@ -5484,7 +5484,7 @@
                     <pic:cNvPicPr/>
                   </pic:nvPicPr>
                   <pic:blipFill>
-                    <a:blip r:embed="R8e141e3603e24b36" cstate="print"/>
+                    <a:blip r:embed="Rda79137233404dc4" cstate="print"/>
                     <a:stretch>
                       <a:fillRect/>
                     </a:stretch>
@@ -6005,7 +6005,7 @@
                     <pic:cNvPicPr/>
                   </pic:nvPicPr>
                   <pic:blipFill>
-                    <a:blip r:embed="Rb5967f4ac394414b" cstate="print"/>
+                    <a:blip r:embed="Rba48af61b7424107" cstate="print"/>
                     <a:stretch>
                       <a:fillRect/>
                     </a:stretch>
@@ -7891,7 +7891,7 @@
                     <pic:cNvPicPr/>
                   </pic:nvPicPr>
                   <pic:blipFill>
-                    <a:blip r:embed="Rd4fd1f9125a843cc" cstate="print"/>
+                    <a:blip r:embed="R2685b8407bcb4f2e" cstate="print"/>
                     <a:stretch>
                       <a:fillRect/>
                     </a:stretch>
@@ -8607,7 +8607,7 @@
                     <pic:cNvPicPr/>
                   </pic:nvPicPr>
                   <pic:blipFill>
-                    <a:blip r:embed="Rd8cc2309282f4f59" cstate="print"/>
+                    <a:blip r:embed="Rbcbd4321d2b84b06" cstate="print"/>
                     <a:stretch>
                       <a:fillRect/>
                     </a:stretch>
@@ -8665,7 +8665,7 @@
                     <pic:cNvPicPr/>
                   </pic:nvPicPr>
                   <pic:blipFill>
-                    <a:blip r:embed="R31824c3b405e4511" cstate="print"/>
+                    <a:blip r:embed="Re254ba7222c54c5e" cstate="print"/>
                     <a:stretch>
                       <a:fillRect/>
                     </a:stretch>
@@ -9074,7 +9074,7 @@
                     <pic:cNvPicPr/>
                   </pic:nvPicPr>
                   <pic:blipFill>
-                    <a:blip r:embed="R4acd5be206f244aa" cstate="print"/>
+                    <a:blip r:embed="R8427c4a5b4984cc6" cstate="print"/>
                     <a:stretch>
                       <a:fillRect/>
                     </a:stretch>
@@ -9460,7 +9460,7 @@
                     <pic:cNvPicPr/>
                   </pic:nvPicPr>
                   <pic:blipFill>
-                    <a:blip r:embed="R179edc8dfbeb4db4" cstate="print"/>
+                    <a:blip r:embed="R774217f1955444c5" cstate="print"/>
                     <a:stretch>
                       <a:fillRect/>
                     </a:stretch>
@@ -9881,7 +9881,7 @@
                     <pic:cNvPicPr/>
                   </pic:nvPicPr>
                   <pic:blipFill>
-                    <a:blip r:embed="R959c1e12c0e54aeb" cstate="print"/>
+                    <a:blip r:embed="R2cedbee74f594a42" cstate="print"/>
                     <a:stretch>
                       <a:fillRect/>
                     </a:stretch>
@@ -9939,7 +9939,7 @@
                     <pic:cNvPicPr/>
                   </pic:nvPicPr>
                   <pic:blipFill>
-                    <a:blip r:embed="R56d17916ca6d4c93" cstate="print"/>
+                    <a:blip r:embed="R9506e78eb0474765" cstate="print"/>
                     <a:stretch>
                       <a:fillRect/>
                     </a:stretch>
@@ -9997,7 +9997,7 @@
                     <pic:cNvPicPr/>
                   </pic:nvPicPr>
                   <pic:blipFill>
-                    <a:blip r:embed="R9edcfdb784a6456c" cstate="print"/>
+                    <a:blip r:embed="R2baa6daac42e45c0" cstate="print"/>
                     <a:stretch>
                       <a:fillRect/>
                     </a:stretch>
@@ -10312,7 +10312,7 @@
                     <pic:cNvPicPr/>
                   </pic:nvPicPr>
                   <pic:blipFill>
-                    <a:blip r:embed="Rd154487602684633" cstate="print"/>
+                    <a:blip r:embed="R5f8ee4a3bba7453b" cstate="print"/>
                     <a:stretch>
                       <a:fillRect/>
                     </a:stretch>
@@ -10698,7 +10698,7 @@
                     <pic:cNvPicPr/>
                   </pic:nvPicPr>
                   <pic:blipFill>
-                    <a:blip r:embed="Rc4f85adb38d64105" cstate="print"/>
+                    <a:blip r:embed="Ra73d6e45d59d4c36" cstate="print"/>
                     <a:stretch>
                       <a:fillRect/>
                     </a:stretch>
@@ -11392,7 +11392,7 @@
                     <pic:cNvPicPr/>
                   </pic:nvPicPr>
                   <pic:blipFill>
-                    <a:blip r:embed="Rf0e51099271f4bcb" cstate="print"/>
+                    <a:blip r:embed="R11afb8e8c37b4b7a" cstate="print"/>
                     <a:stretch>
                       <a:fillRect/>
                     </a:stretch>

--- a/SRS/测试管理平台软件用户手册.docx
+++ b/SRS/测试管理平台软件用户手册.docx
@@ -1625,7 +1625,7 @@
                     <pic:cNvPicPr/>
                   </pic:nvPicPr>
                   <pic:blipFill>
-                    <a:blip r:embed="R18733631a425404c" cstate="print"/>
+                    <a:blip r:embed="Raef8fb4ba1ce439c" cstate="print"/>
                     <a:stretch>
                       <a:fillRect/>
                     </a:stretch>
@@ -2678,7 +2678,7 @@
                     <pic:cNvPicPr/>
                   </pic:nvPicPr>
                   <pic:blipFill>
-                    <a:blip r:embed="R42a62b94e8f14b61" cstate="print"/>
+                    <a:blip r:embed="R64469eefeb674fe0" cstate="print"/>
                     <a:stretch>
                       <a:fillRect/>
                     </a:stretch>
@@ -4114,7 +4114,7 @@
                     <pic:cNvPicPr/>
                   </pic:nvPicPr>
                   <pic:blipFill>
-                    <a:blip r:embed="Rf224d734587f4512" cstate="print"/>
+                    <a:blip r:embed="Rbb1dc35a4eb54667" cstate="print"/>
                     <a:stretch>
                       <a:fillRect/>
                     </a:stretch>
@@ -4503,7 +4503,7 @@
                     <pic:cNvPicPr/>
                   </pic:nvPicPr>
                   <pic:blipFill>
-                    <a:blip r:embed="R4b3a7e6ff3eb4c34" cstate="print"/>
+                    <a:blip r:embed="Rb83c9a21cf0a409d" cstate="print"/>
                     <a:stretch>
                       <a:fillRect/>
                     </a:stretch>
@@ -5484,7 +5484,7 @@
                     <pic:cNvPicPr/>
                   </pic:nvPicPr>
                   <pic:blipFill>
-                    <a:blip r:embed="Rda79137233404dc4" cstate="print"/>
+                    <a:blip r:embed="Rf26d4f15d6da44c6" cstate="print"/>
                     <a:stretch>
                       <a:fillRect/>
                     </a:stretch>
@@ -6005,7 +6005,7 @@
                     <pic:cNvPicPr/>
                   </pic:nvPicPr>
                   <pic:blipFill>
-                    <a:blip r:embed="Rba48af61b7424107" cstate="print"/>
+                    <a:blip r:embed="R0abd907b59164663" cstate="print"/>
                     <a:stretch>
                       <a:fillRect/>
                     </a:stretch>
@@ -7891,7 +7891,7 @@
                     <pic:cNvPicPr/>
                   </pic:nvPicPr>
                   <pic:blipFill>
-                    <a:blip r:embed="R2685b8407bcb4f2e" cstate="print"/>
+                    <a:blip r:embed="Rd509a7a9d1e64b2e" cstate="print"/>
                     <a:stretch>
                       <a:fillRect/>
                     </a:stretch>
@@ -8607,7 +8607,7 @@
                     <pic:cNvPicPr/>
                   </pic:nvPicPr>
                   <pic:blipFill>
-                    <a:blip r:embed="Rbcbd4321d2b84b06" cstate="print"/>
+                    <a:blip r:embed="Rb75af09fec2f4344" cstate="print"/>
                     <a:stretch>
                       <a:fillRect/>
                     </a:stretch>
@@ -8665,7 +8665,7 @@
                     <pic:cNvPicPr/>
                   </pic:nvPicPr>
                   <pic:blipFill>
-                    <a:blip r:embed="Re254ba7222c54c5e" cstate="print"/>
+                    <a:blip r:embed="Rb64678cb9f6440fc" cstate="print"/>
                     <a:stretch>
                       <a:fillRect/>
                     </a:stretch>
@@ -9074,7 +9074,7 @@
                     <pic:cNvPicPr/>
                   </pic:nvPicPr>
                   <pic:blipFill>
-                    <a:blip r:embed="R8427c4a5b4984cc6" cstate="print"/>
+                    <a:blip r:embed="R7445225e9a6745fa" cstate="print"/>
                     <a:stretch>
                       <a:fillRect/>
                     </a:stretch>
@@ -9460,7 +9460,7 @@
                     <pic:cNvPicPr/>
                   </pic:nvPicPr>
                   <pic:blipFill>
-                    <a:blip r:embed="R774217f1955444c5" cstate="print"/>
+                    <a:blip r:embed="R97001e9ab7ec42a2" cstate="print"/>
                     <a:stretch>
                       <a:fillRect/>
                     </a:stretch>
@@ -9881,7 +9881,7 @@
                     <pic:cNvPicPr/>
                   </pic:nvPicPr>
                   <pic:blipFill>
-                    <a:blip r:embed="R2cedbee74f594a42" cstate="print"/>
+                    <a:blip r:embed="R3deaa636713340e6" cstate="print"/>
                     <a:stretch>
                       <a:fillRect/>
                     </a:stretch>
@@ -9939,7 +9939,7 @@
                     <pic:cNvPicPr/>
                   </pic:nvPicPr>
                   <pic:blipFill>
-                    <a:blip r:embed="R9506e78eb0474765" cstate="print"/>
+                    <a:blip r:embed="Rc5b04eb58a08443b" cstate="print"/>
                     <a:stretch>
                       <a:fillRect/>
                     </a:stretch>
@@ -9997,7 +9997,7 @@
                     <pic:cNvPicPr/>
                   </pic:nvPicPr>
                   <pic:blipFill>
-                    <a:blip r:embed="R2baa6daac42e45c0" cstate="print"/>
+                    <a:blip r:embed="Rc621a2c868e64965" cstate="print"/>
                     <a:stretch>
                       <a:fillRect/>
                     </a:stretch>
@@ -10312,7 +10312,7 @@
                     <pic:cNvPicPr/>
                   </pic:nvPicPr>
                   <pic:blipFill>
-                    <a:blip r:embed="R5f8ee4a3bba7453b" cstate="print"/>
+                    <a:blip r:embed="R24fec80661a54fe0" cstate="print"/>
                     <a:stretch>
                       <a:fillRect/>
                     </a:stretch>
@@ -10698,7 +10698,7 @@
                     <pic:cNvPicPr/>
                   </pic:nvPicPr>
                   <pic:blipFill>
-                    <a:blip r:embed="Ra73d6e45d59d4c36" cstate="print"/>
+                    <a:blip r:embed="R00a556fe8c184f00" cstate="print"/>
                     <a:stretch>
                       <a:fillRect/>
                     </a:stretch>
@@ -11392,7 +11392,7 @@
                     <pic:cNvPicPr/>
                   </pic:nvPicPr>
                   <pic:blipFill>
-                    <a:blip r:embed="R11afb8e8c37b4b7a" cstate="print"/>
+                    <a:blip r:embed="Raa80058aed394f2b" cstate="print"/>
                     <a:stretch>
                       <a:fillRect/>
                     </a:stretch>
